--- a/Keepalived/keepalived.docx
+++ b/Keepalived/keepalived.docx
@@ -1,6 +1,6 @@
 
 <file path=word/document.xml><?xml version="1.0" encoding="utf-8"?>
-<w:document xmlns:wpc="http://schemas.microsoft.com/office/word/2010/wordprocessingCanvas" xmlns:cx="http://schemas.microsoft.com/office/drawing/2014/chartex" xmlns:cx1="http://schemas.microsoft.com/office/drawing/2015/9/8/chartex" xmlns:cx2="http://schemas.microsoft.com/office/drawing/2015/10/21/chartex" xmlns:cx3="http://schemas.microsoft.com/office/drawing/2016/5/9/chartex" xmlns:cx4="http://schemas.microsoft.com/office/drawing/2016/5/10/chartex" xmlns:cx5="http://schemas.microsoft.com/office/drawing/2016/5/11/chartex" xmlns:cx6="http://schemas.microsoft.com/office/drawing/2016/5/12/chartex" xmlns:cx7="http://schemas.microsoft.com/office/drawing/2016/5/13/chartex" xmlns:cx8="http://schemas.microsoft.com/office/drawing/2016/5/14/chartex" xmlns:mc="http://schemas.openxmlformats.org/markup-compatibility/2006" xmlns:aink="http://schemas.microsoft.com/office/drawing/2016/ink" xmlns:am3d="http://schemas.microsoft.com/office/drawing/2017/model3d" xmlns:o="urn:schemas-microsoft-com:office:office" xmlns:oel="http://schemas.microsoft.com/office/2019/extlst" xmlns:r="http://schemas.openxmlformats.org/officeDocument/2006/relationships" xmlns:m="http://schemas.openxmlformats.org/officeDocument/2006/math" xmlns:v="urn:schemas-microsoft-com:vml" xmlns:wp14="http://schemas.microsoft.com/office/word/2010/wordprocessingDrawing" xmlns:wp="http://schemas.openxmlformats.org/drawingml/2006/wordprocessingDrawing" xmlns:w10="urn:schemas-microsoft-com:office:word" xmlns:w="http://schemas.openxmlformats.org/wordprocessingml/2006/main" xmlns:w14="http://schemas.microsoft.com/office/word/2010/wordml" xmlns:w15="http://schemas.microsoft.com/office/word/2012/wordml" xmlns:w16cex="http://schemas.microsoft.com/office/word/2018/wordml/cex" xmlns:w16cid="http://schemas.microsoft.com/office/word/2016/wordml/cid" xmlns:w16="http://schemas.microsoft.com/office/word/2018/wordml" xmlns:w16sdtdh="http://schemas.microsoft.com/office/word/2020/wordml/sdtdatahash" xmlns:w16se="http://schemas.microsoft.com/office/word/2015/wordml/symex" xmlns:wpg="http://schemas.microsoft.com/office/word/2010/wordprocessingGroup" xmlns:wpi="http://schemas.microsoft.com/office/word/2010/wordprocessingInk" xmlns:wne="http://schemas.microsoft.com/office/word/2006/wordml" xmlns:wps="http://schemas.microsoft.com/office/word/2010/wordprocessingShape" mc:Ignorable="w14 w15 w16se w16cid w16 w16cex w16sdtdh wp14">
+<w:document xmlns:wpc="http://schemas.microsoft.com/office/word/2010/wordprocessingCanvas" xmlns:cx="http://schemas.microsoft.com/office/drawing/2014/chartex" xmlns:cx1="http://schemas.microsoft.com/office/drawing/2015/9/8/chartex" xmlns:cx2="http://schemas.microsoft.com/office/drawing/2015/10/21/chartex" xmlns:cx3="http://schemas.microsoft.com/office/drawing/2016/5/9/chartex" xmlns:cx4="http://schemas.microsoft.com/office/drawing/2016/5/10/chartex" xmlns:cx5="http://schemas.microsoft.com/office/drawing/2016/5/11/chartex" xmlns:cx6="http://schemas.microsoft.com/office/drawing/2016/5/12/chartex" xmlns:cx7="http://schemas.microsoft.com/office/drawing/2016/5/13/chartex" xmlns:cx8="http://schemas.microsoft.com/office/drawing/2016/5/14/chartex" xmlns:mc="http://schemas.openxmlformats.org/markup-compatibility/2006" xmlns:aink="http://schemas.microsoft.com/office/drawing/2016/ink" xmlns:am3d="http://schemas.microsoft.com/office/drawing/2017/model3d" xmlns:o="urn:schemas-microsoft-com:office:office" xmlns:oel="http://schemas.microsoft.com/office/2019/extlst" xmlns:r="http://schemas.openxmlformats.org/officeDocument/2006/relationships" xmlns:m="http://schemas.openxmlformats.org/officeDocument/2006/math" xmlns:v="urn:schemas-microsoft-com:vml" xmlns:wp14="http://schemas.microsoft.com/office/word/2010/wordprocessingDrawing" xmlns:wp="http://schemas.openxmlformats.org/drawingml/2006/wordprocessingDrawing" xmlns:w10="urn:schemas-microsoft-com:office:word" xmlns:w="http://schemas.openxmlformats.org/wordprocessingml/2006/main" xmlns:w14="http://schemas.microsoft.com/office/word/2010/wordml" xmlns:w15="http://schemas.microsoft.com/office/word/2012/wordml" xmlns:w16cex="http://schemas.microsoft.com/office/word/2018/wordml/cex" xmlns:w16cid="http://schemas.microsoft.com/office/word/2016/wordml/cid" xmlns:w16="http://schemas.microsoft.com/office/word/2018/wordml" xmlns:w16du="http://schemas.microsoft.com/office/word/2023/wordml/word16du" xmlns:w16sdtdh="http://schemas.microsoft.com/office/word/2020/wordml/sdtdatahash" xmlns:w16sdtfl="http://schemas.microsoft.com/office/word/2024/wordml/sdtformatlock" xmlns:w16se="http://schemas.microsoft.com/office/word/2015/wordml/symex" xmlns:wpg="http://schemas.microsoft.com/office/word/2010/wordprocessingGroup" xmlns:wpi="http://schemas.microsoft.com/office/word/2010/wordprocessingInk" xmlns:wne="http://schemas.microsoft.com/office/word/2006/wordml" xmlns:wps="http://schemas.microsoft.com/office/word/2010/wordprocessingShape" mc:Ignorable="w14 w15 w16se w16cid w16 w16cex w16sdtdh w16sdtfl w16du wp14">
   <w:body>
     <w:p>
       <w:pPr>
@@ -698,17 +698,7 @@
           <w:sz w:val="28"/>
           <w:szCs w:val="28"/>
         </w:rPr>
-        <w:t>Virtual Router</w:t>
-      </w:r>
-      <w:r>
-        <w:rPr>
-          <w:rFonts w:asciiTheme="majorBidi" w:hAnsiTheme="majorBidi" w:cstheme="majorBidi"/>
-          <w:b/>
-          <w:bCs/>
-          <w:sz w:val="28"/>
-          <w:szCs w:val="28"/>
-        </w:rPr>
-        <w:t>:</w:t>
+        <w:t>Virtual Router:</w:t>
       </w:r>
     </w:p>
     <w:p>
@@ -2252,25 +2242,7 @@
           <w:sz w:val="28"/>
           <w:szCs w:val="28"/>
         </w:rPr>
-        <w:t xml:space="preserve"> </w:t>
-      </w:r>
-      <w:proofErr w:type="gramStart"/>
-      <w:r>
-        <w:rPr>
-          <w:rFonts w:asciiTheme="majorBidi" w:hAnsiTheme="majorBidi" w:cstheme="majorBidi"/>
-          <w:sz w:val="28"/>
-          <w:szCs w:val="28"/>
-        </w:rPr>
-        <w:t>It’s</w:t>
-      </w:r>
-      <w:proofErr w:type="gramEnd"/>
-      <w:r>
-        <w:rPr>
-          <w:rFonts w:asciiTheme="majorBidi" w:hAnsiTheme="majorBidi" w:cstheme="majorBidi"/>
-          <w:sz w:val="28"/>
-          <w:szCs w:val="28"/>
-        </w:rPr>
-        <w:t xml:space="preserve"> </w:t>
+        <w:t xml:space="preserve"> It’s </w:t>
       </w:r>
       <w:r>
         <w:rPr>
@@ -2310,15 +2282,7 @@
           <w:sz w:val="28"/>
           <w:szCs w:val="28"/>
         </w:rPr>
-        <w:t>D</w:t>
-      </w:r>
-      <w:r>
-        <w:rPr>
-          <w:rFonts w:asciiTheme="majorBidi" w:hAnsiTheme="majorBidi" w:cstheme="majorBidi"/>
-          <w:sz w:val="28"/>
-          <w:szCs w:val="28"/>
-        </w:rPr>
-        <w:t>efault</w:t>
+        <w:t>Default</w:t>
       </w:r>
       <w:r>
         <w:rPr>
@@ -2555,25 +2519,7 @@
           <w:sz w:val="28"/>
           <w:szCs w:val="28"/>
         </w:rPr>
-        <w:t>00:00:5</w:t>
-      </w:r>
-      <w:proofErr w:type="gramStart"/>
-      <w:r>
-        <w:rPr>
-          <w:rFonts w:asciiTheme="majorBidi" w:hAnsiTheme="majorBidi" w:cstheme="majorBidi"/>
-          <w:sz w:val="28"/>
-          <w:szCs w:val="28"/>
-        </w:rPr>
-        <w:t>E:00:01</w:t>
-      </w:r>
-      <w:proofErr w:type="gramEnd"/>
-      <w:r>
-        <w:rPr>
-          <w:rFonts w:asciiTheme="majorBidi" w:hAnsiTheme="majorBidi" w:cstheme="majorBidi"/>
-          <w:sz w:val="28"/>
-          <w:szCs w:val="28"/>
-        </w:rPr>
-        <w:t>:VRID</w:t>
+        <w:t>00:00:5E:00:01:VRID</w:t>
       </w:r>
     </w:p>
     <w:p>
@@ -2631,18 +2577,8 @@
           <w:sz w:val="28"/>
           <w:szCs w:val="28"/>
         </w:rPr>
-        <w:t>MAC = 00:00:5</w:t>
-      </w:r>
-      <w:proofErr w:type="gramStart"/>
-      <w:r>
-        <w:rPr>
-          <w:rFonts w:asciiTheme="majorBidi" w:hAnsiTheme="majorBidi" w:cstheme="majorBidi"/>
-          <w:sz w:val="28"/>
-          <w:szCs w:val="28"/>
-        </w:rPr>
-        <w:t>E:00:01:33</w:t>
-      </w:r>
-      <w:proofErr w:type="gramEnd"/>
+        <w:t>MAC = 00:00:5E:00:01:33</w:t>
+      </w:r>
     </w:p>
     <w:p>
       <w:pPr>
@@ -2661,25 +2597,7 @@
           <w:szCs w:val="28"/>
         </w:rPr>
         <w:lastRenderedPageBreak/>
-        <w:t xml:space="preserve">Why </w:t>
-      </w:r>
-      <w:proofErr w:type="gramStart"/>
-      <w:r>
-        <w:rPr>
-          <w:rFonts w:asciiTheme="majorBidi" w:hAnsiTheme="majorBidi" w:cstheme="majorBidi"/>
-          <w:sz w:val="28"/>
-          <w:szCs w:val="28"/>
-        </w:rPr>
-        <w:t>this matters</w:t>
-      </w:r>
-      <w:proofErr w:type="gramEnd"/>
-      <w:r>
-        <w:rPr>
-          <w:rFonts w:asciiTheme="majorBidi" w:hAnsiTheme="majorBidi" w:cstheme="majorBidi"/>
-          <w:sz w:val="28"/>
-          <w:szCs w:val="28"/>
-        </w:rPr>
-        <w:t>:</w:t>
+        <w:t>Why this matters:</w:t>
       </w:r>
     </w:p>
     <w:p>
@@ -2947,22 +2865,8 @@
                                 <w:sz w:val="28"/>
                                 <w:szCs w:val="28"/>
                               </w:rPr>
-                              <w:t>Virtual MAC: 00:00:5</w:t>
+                              <w:t>Virtual MAC: 00:00:5E:00:01:33</w:t>
                             </w:r>
-                            <w:proofErr w:type="gramStart"/>
-                            <w:r>
-                              <w:rPr>
-                                <w:rFonts w:asciiTheme="majorBidi" w:hAnsiTheme="majorBidi" w:cstheme="majorBidi"/>
-                                <w:b/>
-                                <w:bCs/>
-                                <w:i/>
-                                <w:iCs/>
-                                <w:sz w:val="28"/>
-                                <w:szCs w:val="28"/>
-                              </w:rPr>
-                              <w:t>E:00:01:33</w:t>
-                            </w:r>
-                            <w:proofErr w:type="gramEnd"/>
                           </w:p>
                           <w:p>
                             <w:pPr>
@@ -3076,22 +2980,8 @@
                           <w:sz w:val="28"/>
                           <w:szCs w:val="28"/>
                         </w:rPr>
-                        <w:t>Virtual MAC: 00:00:5</w:t>
+                        <w:t>Virtual MAC: 00:00:5E:00:01:33</w:t>
                       </w:r>
-                      <w:proofErr w:type="gramStart"/>
-                      <w:r>
-                        <w:rPr>
-                          <w:rFonts w:asciiTheme="majorBidi" w:hAnsiTheme="majorBidi" w:cstheme="majorBidi"/>
-                          <w:b/>
-                          <w:bCs/>
-                          <w:i/>
-                          <w:iCs/>
-                          <w:sz w:val="28"/>
-                          <w:szCs w:val="28"/>
-                        </w:rPr>
-                        <w:t>E:00:01:33</w:t>
-                      </w:r>
-                      <w:proofErr w:type="gramEnd"/>
                     </w:p>
                     <w:p>
                       <w:pPr>
@@ -3668,23 +3558,7 @@
           <w:sz w:val="28"/>
           <w:szCs w:val="28"/>
         </w:rPr>
-        <w:t>Hosts do not need to relearn</w:t>
-      </w:r>
-      <w:r>
-        <w:rPr>
-          <w:rFonts w:asciiTheme="majorBidi" w:hAnsiTheme="majorBidi" w:cstheme="majorBidi"/>
-          <w:sz w:val="28"/>
-          <w:szCs w:val="28"/>
-        </w:rPr>
-        <w:t xml:space="preserve">: </w:t>
-      </w:r>
-      <w:r>
-        <w:rPr>
-          <w:rFonts w:asciiTheme="majorBidi" w:hAnsiTheme="majorBidi" w:cstheme="majorBidi"/>
-          <w:sz w:val="28"/>
-          <w:szCs w:val="28"/>
-        </w:rPr>
-        <w:t>192.168.1.1 → some *new* MAC</w:t>
+        <w:t>Hosts do not need to relearn: 192.168.1.1 → some *new* MAC</w:t>
       </w:r>
     </w:p>
     <w:p>
@@ -3709,23 +3583,7 @@
           <w:sz w:val="28"/>
           <w:szCs w:val="28"/>
         </w:rPr>
-        <w:t>In theory, no ARP update should be needed because:</w:t>
-      </w:r>
-      <w:r>
-        <w:rPr>
-          <w:rFonts w:asciiTheme="majorBidi" w:hAnsiTheme="majorBidi" w:cstheme="majorBidi"/>
-          <w:sz w:val="28"/>
-          <w:szCs w:val="28"/>
-        </w:rPr>
-        <w:t xml:space="preserve"> </w:t>
-      </w:r>
-      <w:r>
-        <w:rPr>
-          <w:rFonts w:asciiTheme="majorBidi" w:hAnsiTheme="majorBidi" w:cstheme="majorBidi"/>
-          <w:sz w:val="28"/>
-          <w:szCs w:val="28"/>
-        </w:rPr>
-        <w:t>VIP → same MAC</w:t>
+        <w:t>In theory, no ARP update should be needed because: VIP → same MAC</w:t>
       </w:r>
     </w:p>
     <w:p>
@@ -4630,10 +4488,13 @@
           <w:sz w:val="28"/>
           <w:szCs w:val="28"/>
         </w:rPr>
-        <w:t>VIP → 00:00:5</w:t>
-      </w:r>
-      <w:proofErr w:type="gramStart"/>
-      <w:r>
+        <w:t>VIP → 00:00:5E:00:01:33</w:t>
+      </w:r>
+    </w:p>
+    <w:p>
+      <w:pPr>
+        <w:spacing w:after="120"/>
+        <w:jc w:val="both"/>
         <w:rPr>
           <w:rFonts w:asciiTheme="majorBidi" w:hAnsiTheme="majorBidi" w:cstheme="majorBidi"/>
           <w:b/>
@@ -4643,14 +4504,8 @@
           <w:sz w:val="28"/>
           <w:szCs w:val="28"/>
         </w:rPr>
-        <w:t>E:00:01:33</w:t>
-      </w:r>
-      <w:proofErr w:type="gramEnd"/>
-    </w:p>
-    <w:p>
-      <w:pPr>
-        <w:spacing w:after="120"/>
-        <w:jc w:val="both"/>
+      </w:pPr>
+      <w:r>
         <w:rPr>
           <w:rFonts w:asciiTheme="majorBidi" w:hAnsiTheme="majorBidi" w:cstheme="majorBidi"/>
           <w:b/>
@@ -4660,8 +4515,34 @@
           <w:sz w:val="28"/>
           <w:szCs w:val="28"/>
         </w:rPr>
-      </w:pPr>
-      <w:r>
+        <w:t>MAC 00:00:5E:00:01:33 → Switch port 1 (Old MASTER)</w:t>
+      </w:r>
+    </w:p>
+    <w:p>
+      <w:pPr>
+        <w:spacing w:after="60"/>
+        <w:jc w:val="both"/>
+        <w:rPr>
+          <w:rFonts w:asciiTheme="majorBidi" w:hAnsiTheme="majorBidi" w:cstheme="majorBidi"/>
+          <w:sz w:val="28"/>
+          <w:szCs w:val="28"/>
+          <w:u w:val="single"/>
+        </w:rPr>
+      </w:pPr>
+      <w:r>
+        <w:rPr>
+          <w:rFonts w:asciiTheme="majorBidi" w:hAnsiTheme="majorBidi" w:cstheme="majorBidi"/>
+          <w:sz w:val="28"/>
+          <w:szCs w:val="28"/>
+          <w:u w:val="single"/>
+        </w:rPr>
+        <w:t>After failover</w:t>
+      </w:r>
+    </w:p>
+    <w:p>
+      <w:pPr>
+        <w:spacing w:after="0"/>
+        <w:jc w:val="both"/>
         <w:rPr>
           <w:rFonts w:asciiTheme="majorBidi" w:hAnsiTheme="majorBidi" w:cstheme="majorBidi"/>
           <w:b/>
@@ -4671,9 +4552,7 @@
           <w:sz w:val="28"/>
           <w:szCs w:val="28"/>
         </w:rPr>
-        <w:t>MAC 00:00:5</w:t>
-      </w:r>
-      <w:proofErr w:type="gramStart"/>
+      </w:pPr>
       <w:r>
         <w:rPr>
           <w:rFonts w:asciiTheme="majorBidi" w:hAnsiTheme="majorBidi" w:cstheme="majorBidi"/>
@@ -4684,94 +4563,7 @@
           <w:sz w:val="28"/>
           <w:szCs w:val="28"/>
         </w:rPr>
-        <w:t>E:00:01:33</w:t>
-      </w:r>
-      <w:proofErr w:type="gramEnd"/>
-      <w:r>
-        <w:rPr>
-          <w:rFonts w:asciiTheme="majorBidi" w:hAnsiTheme="majorBidi" w:cstheme="majorBidi"/>
-          <w:b/>
-          <w:bCs/>
-          <w:i/>
-          <w:iCs/>
-          <w:sz w:val="28"/>
-          <w:szCs w:val="28"/>
-        </w:rPr>
-        <w:t xml:space="preserve"> → Switch port 1 (Old MASTER)</w:t>
-      </w:r>
-    </w:p>
-    <w:p>
-      <w:pPr>
-        <w:spacing w:after="60"/>
-        <w:jc w:val="both"/>
-        <w:rPr>
-          <w:rFonts w:asciiTheme="majorBidi" w:hAnsiTheme="majorBidi" w:cstheme="majorBidi"/>
-          <w:sz w:val="28"/>
-          <w:szCs w:val="28"/>
-          <w:u w:val="single"/>
-        </w:rPr>
-      </w:pPr>
-      <w:r>
-        <w:rPr>
-          <w:rFonts w:asciiTheme="majorBidi" w:hAnsiTheme="majorBidi" w:cstheme="majorBidi"/>
-          <w:sz w:val="28"/>
-          <w:szCs w:val="28"/>
-          <w:u w:val="single"/>
-        </w:rPr>
-        <w:t>After failover</w:t>
-      </w:r>
-    </w:p>
-    <w:p>
-      <w:pPr>
-        <w:spacing w:after="0"/>
-        <w:jc w:val="both"/>
-        <w:rPr>
-          <w:rFonts w:asciiTheme="majorBidi" w:hAnsiTheme="majorBidi" w:cstheme="majorBidi"/>
-          <w:b/>
-          <w:bCs/>
-          <w:i/>
-          <w:iCs/>
-          <w:sz w:val="28"/>
-          <w:szCs w:val="28"/>
-        </w:rPr>
-      </w:pPr>
-      <w:r>
-        <w:rPr>
-          <w:rFonts w:asciiTheme="majorBidi" w:hAnsiTheme="majorBidi" w:cstheme="majorBidi"/>
-          <w:b/>
-          <w:bCs/>
-          <w:i/>
-          <w:iCs/>
-          <w:sz w:val="28"/>
-          <w:szCs w:val="28"/>
-        </w:rPr>
-        <w:t>VIP → 00:00:5</w:t>
-      </w:r>
-      <w:proofErr w:type="gramStart"/>
-      <w:r>
-        <w:rPr>
-          <w:rFonts w:asciiTheme="majorBidi" w:hAnsiTheme="majorBidi" w:cstheme="majorBidi"/>
-          <w:b/>
-          <w:bCs/>
-          <w:i/>
-          <w:iCs/>
-          <w:sz w:val="28"/>
-          <w:szCs w:val="28"/>
-        </w:rPr>
-        <w:t>E:00:01:33</w:t>
-      </w:r>
-      <w:proofErr w:type="gramEnd"/>
-      <w:r>
-        <w:rPr>
-          <w:rFonts w:asciiTheme="majorBidi" w:hAnsiTheme="majorBidi" w:cstheme="majorBidi"/>
-          <w:b/>
-          <w:bCs/>
-          <w:i/>
-          <w:iCs/>
-          <w:sz w:val="28"/>
-          <w:szCs w:val="28"/>
-        </w:rPr>
-        <w:t xml:space="preserve">   (same)</w:t>
+        <w:t>VIP → 00:00:5E:00:01:33   (same)</w:t>
       </w:r>
     </w:p>
     <w:p>
@@ -5481,33 +5273,7 @@
           <w:sz w:val="28"/>
           <w:szCs w:val="28"/>
         </w:rPr>
-        <w:t>MAC 00:00:5</w:t>
-      </w:r>
-      <w:proofErr w:type="gramStart"/>
-      <w:r>
-        <w:rPr>
-          <w:rFonts w:asciiTheme="majorBidi" w:hAnsiTheme="majorBidi" w:cstheme="majorBidi"/>
-          <w:b/>
-          <w:bCs/>
-          <w:i/>
-          <w:iCs/>
-          <w:sz w:val="28"/>
-          <w:szCs w:val="28"/>
-        </w:rPr>
-        <w:t>E:00:01:33</w:t>
-      </w:r>
-      <w:proofErr w:type="gramEnd"/>
-      <w:r>
-        <w:rPr>
-          <w:rFonts w:asciiTheme="majorBidi" w:hAnsiTheme="majorBidi" w:cstheme="majorBidi"/>
-          <w:b/>
-          <w:bCs/>
-          <w:i/>
-          <w:iCs/>
-          <w:sz w:val="28"/>
-          <w:szCs w:val="28"/>
-        </w:rPr>
-        <w:t xml:space="preserve"> → Switch port 7 (New MASTER)</w:t>
+        <w:t>MAC 00:00:5E:00:01:33 → Switch port 7 (New MASTER)</w:t>
       </w:r>
       <w:r>
         <w:rPr>
@@ -5761,22 +5527,8 @@
                                 <w:sz w:val="28"/>
                                 <w:szCs w:val="28"/>
                               </w:rPr>
-                              <w:t>Sender MAC: 00:00:5</w:t>
+                              <w:t>Sender MAC: 00:00:5E:00:01:33</w:t>
                             </w:r>
-                            <w:proofErr w:type="gramStart"/>
-                            <w:r>
-                              <w:rPr>
-                                <w:rFonts w:asciiTheme="majorBidi" w:hAnsiTheme="majorBidi" w:cstheme="majorBidi"/>
-                                <w:b/>
-                                <w:bCs/>
-                                <w:i/>
-                                <w:iCs/>
-                                <w:sz w:val="28"/>
-                                <w:szCs w:val="28"/>
-                              </w:rPr>
-                              <w:t>E:00:01:33</w:t>
-                            </w:r>
-                            <w:proofErr w:type="gramEnd"/>
                           </w:p>
                           <w:p>
                             <w:pPr>
@@ -5832,7 +5584,6 @@
                               <w:t xml:space="preserve">Target MAC: </w:t>
                             </w:r>
                             <w:proofErr w:type="spellStart"/>
-                            <w:proofErr w:type="gramStart"/>
                             <w:r>
                               <w:rPr>
                                 <w:rFonts w:asciiTheme="majorBidi" w:hAnsiTheme="majorBidi" w:cstheme="majorBidi"/>
@@ -5843,20 +5594,7 @@
                                 <w:sz w:val="28"/>
                                 <w:szCs w:val="28"/>
                               </w:rPr>
-                              <w:t>ff:ff</w:t>
-                            </w:r>
-                            <w:proofErr w:type="gramEnd"/>
-                            <w:r>
-                              <w:rPr>
-                                <w:rFonts w:asciiTheme="majorBidi" w:hAnsiTheme="majorBidi" w:cstheme="majorBidi"/>
-                                <w:b/>
-                                <w:bCs/>
-                                <w:i/>
-                                <w:iCs/>
-                                <w:sz w:val="28"/>
-                                <w:szCs w:val="28"/>
-                              </w:rPr>
-                              <w:t>:ff:ff:ff:ff</w:t>
+                              <w:t>ff:ff:ff:ff:ff:ff</w:t>
                             </w:r>
                             <w:proofErr w:type="spellEnd"/>
                           </w:p>
@@ -6087,25 +5825,7 @@
                                 <w:sz w:val="28"/>
                                 <w:szCs w:val="28"/>
                               </w:rPr>
-                              <w:t>00:00:5</w:t>
-                            </w:r>
-                            <w:proofErr w:type="gramStart"/>
-                            <w:r>
-                              <w:rPr>
-                                <w:rFonts w:asciiTheme="majorBidi" w:hAnsiTheme="majorBidi" w:cstheme="majorBidi"/>
-                                <w:sz w:val="28"/>
-                                <w:szCs w:val="28"/>
-                              </w:rPr>
-                              <w:t>E:00:01:33</w:t>
-                            </w:r>
-                            <w:proofErr w:type="gramEnd"/>
-                            <w:r>
-                              <w:rPr>
-                                <w:rFonts w:asciiTheme="majorBidi" w:hAnsiTheme="majorBidi" w:cstheme="majorBidi"/>
-                                <w:sz w:val="28"/>
-                                <w:szCs w:val="28"/>
-                              </w:rPr>
-                              <w:t xml:space="preserve"> is now on port 7</w:t>
+                              <w:t>00:00:5E:00:01:33 is now on port 7</w:t>
                             </w:r>
                             <w:r>
                               <w:rPr>
@@ -6446,25 +6166,7 @@
                                 <w:sz w:val="28"/>
                                 <w:szCs w:val="28"/>
                               </w:rPr>
-                              <w:t xml:space="preserve">Hypervisors and virtual switches are often </w:t>
-                            </w:r>
-                            <w:proofErr w:type="gramStart"/>
-                            <w:r>
-                              <w:rPr>
-                                <w:rFonts w:asciiTheme="majorBidi" w:hAnsiTheme="majorBidi" w:cstheme="majorBidi"/>
-                                <w:sz w:val="28"/>
-                                <w:szCs w:val="28"/>
-                              </w:rPr>
-                              <w:t>more strict</w:t>
-                            </w:r>
-                            <w:proofErr w:type="gramEnd"/>
-                            <w:r>
-                              <w:rPr>
-                                <w:rFonts w:asciiTheme="majorBidi" w:hAnsiTheme="majorBidi" w:cstheme="majorBidi"/>
-                                <w:sz w:val="28"/>
-                                <w:szCs w:val="28"/>
-                              </w:rPr>
-                              <w:t xml:space="preserve"> and may:</w:t>
+                              <w:t>Hypervisors and virtual switches are often more strict and may:</w:t>
                             </w:r>
                           </w:p>
                           <w:p>
@@ -6662,22 +6364,8 @@
                           <w:sz w:val="28"/>
                           <w:szCs w:val="28"/>
                         </w:rPr>
-                        <w:t>Sender MAC: 00:00:5</w:t>
+                        <w:t>Sender MAC: 00:00:5E:00:01:33</w:t>
                       </w:r>
-                      <w:proofErr w:type="gramStart"/>
-                      <w:r>
-                        <w:rPr>
-                          <w:rFonts w:asciiTheme="majorBidi" w:hAnsiTheme="majorBidi" w:cstheme="majorBidi"/>
-                          <w:b/>
-                          <w:bCs/>
-                          <w:i/>
-                          <w:iCs/>
-                          <w:sz w:val="28"/>
-                          <w:szCs w:val="28"/>
-                        </w:rPr>
-                        <w:t>E:00:01:33</w:t>
-                      </w:r>
-                      <w:proofErr w:type="gramEnd"/>
                     </w:p>
                     <w:p>
                       <w:pPr>
@@ -6733,7 +6421,6 @@
                         <w:t xml:space="preserve">Target MAC: </w:t>
                       </w:r>
                       <w:proofErr w:type="spellStart"/>
-                      <w:proofErr w:type="gramStart"/>
                       <w:r>
                         <w:rPr>
                           <w:rFonts w:asciiTheme="majorBidi" w:hAnsiTheme="majorBidi" w:cstheme="majorBidi"/>
@@ -6744,20 +6431,7 @@
                           <w:sz w:val="28"/>
                           <w:szCs w:val="28"/>
                         </w:rPr>
-                        <w:t>ff:ff</w:t>
-                      </w:r>
-                      <w:proofErr w:type="gramEnd"/>
-                      <w:r>
-                        <w:rPr>
-                          <w:rFonts w:asciiTheme="majorBidi" w:hAnsiTheme="majorBidi" w:cstheme="majorBidi"/>
-                          <w:b/>
-                          <w:bCs/>
-                          <w:i/>
-                          <w:iCs/>
-                          <w:sz w:val="28"/>
-                          <w:szCs w:val="28"/>
-                        </w:rPr>
-                        <w:t>:ff:ff:ff:ff</w:t>
+                        <w:t>ff:ff:ff:ff:ff:ff</w:t>
                       </w:r>
                       <w:proofErr w:type="spellEnd"/>
                     </w:p>
@@ -6988,25 +6662,7 @@
                           <w:sz w:val="28"/>
                           <w:szCs w:val="28"/>
                         </w:rPr>
-                        <w:t>00:00:5</w:t>
-                      </w:r>
-                      <w:proofErr w:type="gramStart"/>
-                      <w:r>
-                        <w:rPr>
-                          <w:rFonts w:asciiTheme="majorBidi" w:hAnsiTheme="majorBidi" w:cstheme="majorBidi"/>
-                          <w:sz w:val="28"/>
-                          <w:szCs w:val="28"/>
-                        </w:rPr>
-                        <w:t>E:00:01:33</w:t>
-                      </w:r>
-                      <w:proofErr w:type="gramEnd"/>
-                      <w:r>
-                        <w:rPr>
-                          <w:rFonts w:asciiTheme="majorBidi" w:hAnsiTheme="majorBidi" w:cstheme="majorBidi"/>
-                          <w:sz w:val="28"/>
-                          <w:szCs w:val="28"/>
-                        </w:rPr>
-                        <w:t xml:space="preserve"> is now on port 7</w:t>
+                        <w:t>00:00:5E:00:01:33 is now on port 7</w:t>
                       </w:r>
                       <w:r>
                         <w:rPr>
@@ -7347,25 +7003,7 @@
                           <w:sz w:val="28"/>
                           <w:szCs w:val="28"/>
                         </w:rPr>
-                        <w:t xml:space="preserve">Hypervisors and virtual switches are often </w:t>
-                      </w:r>
-                      <w:proofErr w:type="gramStart"/>
-                      <w:r>
-                        <w:rPr>
-                          <w:rFonts w:asciiTheme="majorBidi" w:hAnsiTheme="majorBidi" w:cstheme="majorBidi"/>
-                          <w:sz w:val="28"/>
-                          <w:szCs w:val="28"/>
-                        </w:rPr>
-                        <w:t>more strict</w:t>
-                      </w:r>
-                      <w:proofErr w:type="gramEnd"/>
-                      <w:r>
-                        <w:rPr>
-                          <w:rFonts w:asciiTheme="majorBidi" w:hAnsiTheme="majorBidi" w:cstheme="majorBidi"/>
-                          <w:sz w:val="28"/>
-                          <w:szCs w:val="28"/>
-                        </w:rPr>
-                        <w:t xml:space="preserve"> and may:</w:t>
+                        <w:t>Hypervisors and virtual switches are often more strict and may:</w:t>
                       </w:r>
                     </w:p>
                     <w:p>
@@ -8751,7 +8389,6 @@
         </w:rPr>
         <w:t xml:space="preserve">Routers drop packets with </w:t>
       </w:r>
-      <w:proofErr w:type="gramStart"/>
       <w:r>
         <w:rPr>
           <w:rFonts w:asciiTheme="majorBidi" w:hAnsiTheme="majorBidi" w:cstheme="majorBidi"/>
@@ -8762,20 +8399,7 @@
           <w:sz w:val="28"/>
           <w:szCs w:val="28"/>
         </w:rPr>
-        <w:t>TTL !</w:t>
-      </w:r>
-      <w:proofErr w:type="gramEnd"/>
-      <w:r>
-        <w:rPr>
-          <w:rFonts w:asciiTheme="majorBidi" w:hAnsiTheme="majorBidi" w:cstheme="majorBidi"/>
-          <w:b/>
-          <w:bCs/>
-          <w:i/>
-          <w:iCs/>
-          <w:sz w:val="28"/>
-          <w:szCs w:val="28"/>
-        </w:rPr>
-        <w:t>= 255</w:t>
+        <w:t>TTL != 255</w:t>
       </w:r>
       <w:r>
         <w:rPr>
@@ -9231,18 +8855,8 @@
                                 <w:sz w:val="28"/>
                                 <w:szCs w:val="28"/>
                               </w:rPr>
-                              <w:t>LB1 (</w:t>
+                              <w:t xml:space="preserve">LB1 (MASTER)   </w:t>
                             </w:r>
-                            <w:proofErr w:type="gramStart"/>
-                            <w:r>
-                              <w:rPr>
-                                <w:rFonts w:asciiTheme="majorBidi" w:hAnsiTheme="majorBidi" w:cstheme="majorBidi"/>
-                                <w:sz w:val="28"/>
-                                <w:szCs w:val="28"/>
-                              </w:rPr>
-                              <w:t xml:space="preserve">MASTER)   </w:t>
-                            </w:r>
-                            <w:proofErr w:type="gramEnd"/>
                             <w:r>
                               <w:rPr>
                                 <w:rFonts w:asciiTheme="majorBidi" w:hAnsiTheme="majorBidi" w:cstheme="majorBidi"/>
@@ -9582,18 +9196,8 @@
                           <w:sz w:val="28"/>
                           <w:szCs w:val="28"/>
                         </w:rPr>
-                        <w:t>LB1 (</w:t>
+                        <w:t xml:space="preserve">LB1 (MASTER)   </w:t>
                       </w:r>
-                      <w:proofErr w:type="gramStart"/>
-                      <w:r>
-                        <w:rPr>
-                          <w:rFonts w:asciiTheme="majorBidi" w:hAnsiTheme="majorBidi" w:cstheme="majorBidi"/>
-                          <w:sz w:val="28"/>
-                          <w:szCs w:val="28"/>
-                        </w:rPr>
-                        <w:t xml:space="preserve">MASTER)   </w:t>
-                      </w:r>
-                      <w:proofErr w:type="gramEnd"/>
                       <w:r>
                         <w:rPr>
                           <w:rFonts w:asciiTheme="majorBidi" w:hAnsiTheme="majorBidi" w:cstheme="majorBidi"/>
@@ -9989,6 +9593,7 @@
     <w:p>
       <w:pPr>
         <w:spacing w:after="60"/>
+        <w:jc w:val="both"/>
         <w:rPr>
           <w:rFonts w:asciiTheme="majorBidi" w:hAnsiTheme="majorBidi" w:cstheme="majorBidi"/>
           <w:b/>
@@ -10021,6 +9626,7 @@
     <w:p>
       <w:pPr>
         <w:spacing w:after="60"/>
+        <w:jc w:val="both"/>
         <w:rPr>
           <w:rFonts w:asciiTheme="majorBidi" w:hAnsiTheme="majorBidi" w:cstheme="majorBidi"/>
           <w:sz w:val="28"/>
@@ -10060,6 +9666,7 @@
           <w:numId w:val="36"/>
         </w:numPr>
         <w:ind w:left="360"/>
+        <w:jc w:val="both"/>
         <w:rPr>
           <w:rFonts w:asciiTheme="majorBidi" w:hAnsiTheme="majorBidi" w:cstheme="majorBidi"/>
           <w:sz w:val="28"/>
@@ -10083,6 +9690,7 @@
           <w:numId w:val="36"/>
         </w:numPr>
         <w:ind w:left="360"/>
+        <w:jc w:val="both"/>
         <w:rPr>
           <w:rFonts w:asciiTheme="majorBidi" w:hAnsiTheme="majorBidi" w:cstheme="majorBidi"/>
           <w:sz w:val="28"/>
@@ -10101,6 +9709,7 @@
     <w:p>
       <w:pPr>
         <w:spacing w:after="60"/>
+        <w:jc w:val="both"/>
         <w:rPr>
           <w:rFonts w:asciiTheme="majorBidi" w:hAnsiTheme="majorBidi" w:cstheme="majorBidi"/>
           <w:b/>
@@ -10139,6 +9748,7 @@
         </w:numPr>
         <w:spacing w:after="60"/>
         <w:ind w:left="360"/>
+        <w:jc w:val="both"/>
         <w:rPr>
           <w:rFonts w:asciiTheme="majorBidi" w:hAnsiTheme="majorBidi" w:cstheme="majorBidi"/>
           <w:b/>
@@ -10155,17 +9765,7 @@
           <w:sz w:val="28"/>
           <w:szCs w:val="28"/>
         </w:rPr>
-        <w:t>VRRPv2</w:t>
-      </w:r>
-      <w:r>
-        <w:rPr>
-          <w:rFonts w:asciiTheme="majorBidi" w:hAnsiTheme="majorBidi" w:cstheme="majorBidi"/>
-          <w:b/>
-          <w:bCs/>
-          <w:sz w:val="28"/>
-          <w:szCs w:val="28"/>
-        </w:rPr>
-        <w:t xml:space="preserve"> </w:t>
+        <w:t xml:space="preserve">VRRPv2 </w:t>
       </w:r>
       <w:r>
         <w:rPr>
@@ -10185,6 +9785,7 @@
         </w:numPr>
         <w:spacing w:after="60"/>
         <w:ind w:left="360"/>
+        <w:jc w:val="both"/>
         <w:rPr>
           <w:rFonts w:asciiTheme="majorBidi" w:hAnsiTheme="majorBidi" w:cstheme="majorBidi"/>
           <w:b/>
@@ -10201,17 +9802,7 @@
           <w:sz w:val="28"/>
           <w:szCs w:val="28"/>
         </w:rPr>
-        <w:t>VRRPv3</w:t>
-      </w:r>
-      <w:r>
-        <w:rPr>
-          <w:rFonts w:asciiTheme="majorBidi" w:hAnsiTheme="majorBidi" w:cstheme="majorBidi"/>
-          <w:b/>
-          <w:bCs/>
-          <w:sz w:val="28"/>
-          <w:szCs w:val="28"/>
-        </w:rPr>
-        <w:t xml:space="preserve"> </w:t>
+        <w:t xml:space="preserve">VRRPv3 </w:t>
       </w:r>
       <w:r>
         <w:rPr>
@@ -10224,6 +9815,7 @@
     </w:p>
     <w:p>
       <w:pPr>
+        <w:jc w:val="both"/>
         <w:rPr>
           <w:rFonts w:asciiTheme="majorBidi" w:hAnsiTheme="majorBidi" w:cstheme="majorBidi"/>
           <w:sz w:val="28"/>
@@ -10251,6 +9843,7 @@
     </w:p>
     <w:p>
       <w:pPr>
+        <w:jc w:val="both"/>
         <w:rPr>
           <w:rFonts w:asciiTheme="majorBidi" w:hAnsiTheme="majorBidi" w:cstheme="majorBidi"/>
           <w:b/>
@@ -10272,6 +9865,7 @@
     </w:p>
     <w:p>
       <w:pPr>
+        <w:jc w:val="both"/>
         <w:rPr>
           <w:rFonts w:asciiTheme="majorBidi" w:hAnsiTheme="majorBidi" w:cstheme="majorBidi"/>
           <w:sz w:val="28"/>
@@ -10289,6 +9883,7 @@
     </w:p>
     <w:p>
       <w:pPr>
+        <w:jc w:val="both"/>
         <w:rPr>
           <w:rFonts w:asciiTheme="majorBidi" w:hAnsiTheme="majorBidi" w:cstheme="majorBidi"/>
           <w:sz w:val="28"/>
@@ -10529,7 +10124,7 @@
           </mc:Choice>
           <mc:Fallback>
             <w:pict>
-              <v:rect w14:anchorId="158B99FA" id="Rectangle 10" o:spid="_x0000_s1033" style="position:absolute;margin-left:0;margin-top:23.95pt;width:177pt;height:94.5pt;z-index:251666432;visibility:visible;mso-wrap-style:square;mso-width-percent:0;mso-height-percent:0;mso-wrap-distance-left:9pt;mso-wrap-distance-top:0;mso-wrap-distance-right:9pt;mso-wrap-distance-bottom:0;mso-position-horizontal:left;mso-position-horizontal-relative:margin;mso-position-vertical:absolute;mso-position-vertical-relative:text;mso-width-percent:0;mso-height-percent:0;mso-width-relative:margin;mso-height-relative:margin;v-text-anchor:middle" o:gfxdata="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" fillcolor="black [3200]" strokecolor="black [480]" strokeweight="1pt">
+              <v:rect w14:anchorId="158B99FA" id="Rectangle 10" o:spid="_x0000_s1033" style="position:absolute;left:0;text-align:left;margin-left:0;margin-top:23.95pt;width:177pt;height:94.5pt;z-index:251666432;visibility:visible;mso-wrap-style:square;mso-width-percent:0;mso-height-percent:0;mso-wrap-distance-left:9pt;mso-wrap-distance-top:0;mso-wrap-distance-right:9pt;mso-wrap-distance-bottom:0;mso-position-horizontal:left;mso-position-horizontal-relative:margin;mso-position-vertical:absolute;mso-position-vertical-relative:text;mso-width-percent:0;mso-height-percent:0;mso-width-relative:margin;mso-height-relative:margin;v-text-anchor:middle" o:gfxdata="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" fillcolor="black [3200]" strokecolor="black [480]" strokeweight="1pt">
                 <v:textbox>
                   <w:txbxContent>
                     <w:p>
@@ -10708,40 +10303,45 @@
     </w:p>
     <w:p>
       <w:pPr>
-        <w:rPr>
-          <w:rFonts w:asciiTheme="majorBidi" w:hAnsiTheme="majorBidi" w:cstheme="majorBidi"/>
-          <w:sz w:val="28"/>
-          <w:szCs w:val="28"/>
-        </w:rPr>
-      </w:pPr>
-    </w:p>
-    <w:p>
-      <w:pPr>
-        <w:rPr>
-          <w:rFonts w:asciiTheme="majorBidi" w:hAnsiTheme="majorBidi" w:cstheme="majorBidi"/>
-          <w:sz w:val="28"/>
-          <w:szCs w:val="28"/>
-        </w:rPr>
-      </w:pPr>
-    </w:p>
-    <w:p>
-      <w:pPr>
-        <w:rPr>
-          <w:rFonts w:asciiTheme="majorBidi" w:hAnsiTheme="majorBidi" w:cstheme="majorBidi"/>
-          <w:sz w:val="28"/>
-          <w:szCs w:val="28"/>
-        </w:rPr>
-      </w:pPr>
-    </w:p>
-    <w:p>
-      <w:pPr>
-        <w:rPr>
-          <w:rFonts w:asciiTheme="majorBidi" w:hAnsiTheme="majorBidi" w:cstheme="majorBidi"/>
-        </w:rPr>
-      </w:pPr>
-    </w:p>
-    <w:p>
-      <w:pPr>
+        <w:jc w:val="both"/>
+        <w:rPr>
+          <w:rFonts w:asciiTheme="majorBidi" w:hAnsiTheme="majorBidi" w:cstheme="majorBidi"/>
+          <w:sz w:val="28"/>
+          <w:szCs w:val="28"/>
+        </w:rPr>
+      </w:pPr>
+    </w:p>
+    <w:p>
+      <w:pPr>
+        <w:jc w:val="both"/>
+        <w:rPr>
+          <w:rFonts w:asciiTheme="majorBidi" w:hAnsiTheme="majorBidi" w:cstheme="majorBidi"/>
+          <w:sz w:val="28"/>
+          <w:szCs w:val="28"/>
+        </w:rPr>
+      </w:pPr>
+    </w:p>
+    <w:p>
+      <w:pPr>
+        <w:jc w:val="both"/>
+        <w:rPr>
+          <w:rFonts w:asciiTheme="majorBidi" w:hAnsiTheme="majorBidi" w:cstheme="majorBidi"/>
+          <w:sz w:val="28"/>
+          <w:szCs w:val="28"/>
+        </w:rPr>
+      </w:pPr>
+    </w:p>
+    <w:p>
+      <w:pPr>
+        <w:jc w:val="both"/>
+        <w:rPr>
+          <w:rFonts w:asciiTheme="majorBidi" w:hAnsiTheme="majorBidi" w:cstheme="majorBidi"/>
+        </w:rPr>
+      </w:pPr>
+    </w:p>
+    <w:p>
+      <w:pPr>
+        <w:jc w:val="both"/>
         <w:rPr>
           <w:rFonts w:asciiTheme="majorBidi" w:hAnsiTheme="majorBidi" w:cstheme="majorBidi"/>
           <w:b/>
@@ -10764,6 +10364,7 @@
     <w:p>
       <w:pPr>
         <w:spacing w:after="60"/>
+        <w:jc w:val="both"/>
         <w:rPr>
           <w:rFonts w:asciiTheme="majorBidi" w:hAnsiTheme="majorBidi" w:cstheme="majorBidi"/>
           <w:sz w:val="28"/>
@@ -10799,6 +10400,7 @@
     <w:p>
       <w:pPr>
         <w:spacing w:after="0"/>
+        <w:jc w:val="both"/>
         <w:rPr>
           <w:rFonts w:asciiTheme="majorBidi" w:hAnsiTheme="majorBidi" w:cstheme="majorBidi"/>
           <w:b/>
@@ -10825,6 +10427,7 @@
     <w:p>
       <w:pPr>
         <w:spacing w:after="60"/>
+        <w:jc w:val="both"/>
         <w:rPr>
           <w:rFonts w:asciiTheme="majorBidi" w:hAnsiTheme="majorBidi" w:cstheme="majorBidi"/>
           <w:b/>
@@ -10850,6 +10453,7 @@
     </w:p>
     <w:p>
       <w:pPr>
+        <w:jc w:val="both"/>
         <w:rPr>
           <w:rFonts w:asciiTheme="majorBidi" w:hAnsiTheme="majorBidi" w:cstheme="majorBidi"/>
           <w:sz w:val="28"/>
@@ -10867,6 +10471,7 @@
     </w:p>
     <w:p>
       <w:pPr>
+        <w:jc w:val="both"/>
         <w:rPr>
           <w:rFonts w:asciiTheme="majorBidi" w:hAnsiTheme="majorBidi" w:cstheme="majorBidi"/>
           <w:b/>
@@ -10888,6 +10493,8 @@
     </w:p>
     <w:p>
       <w:pPr>
+        <w:spacing w:after="120"/>
+        <w:jc w:val="both"/>
         <w:rPr>
           <w:rFonts w:asciiTheme="majorBidi" w:hAnsiTheme="majorBidi" w:cstheme="majorBidi"/>
           <w:sz w:val="28"/>
@@ -10905,6 +10512,13 @@
     </w:p>
     <w:p>
       <w:pPr>
+        <w:pStyle w:val="ListParagraph"/>
+        <w:numPr>
+          <w:ilvl w:val="0"/>
+          <w:numId w:val="38"/>
+        </w:numPr>
+        <w:ind w:left="360"/>
+        <w:jc w:val="both"/>
         <w:rPr>
           <w:rFonts w:asciiTheme="majorBidi" w:hAnsiTheme="majorBidi" w:cstheme="majorBidi"/>
           <w:b/>
@@ -10921,17 +10535,7 @@
           <w:sz w:val="28"/>
           <w:szCs w:val="28"/>
         </w:rPr>
-        <w:t>Not Load Balancing</w:t>
-      </w:r>
-      <w:r>
-        <w:rPr>
-          <w:rFonts w:asciiTheme="majorBidi" w:hAnsiTheme="majorBidi" w:cstheme="majorBidi"/>
-          <w:b/>
-          <w:bCs/>
-          <w:sz w:val="28"/>
-          <w:szCs w:val="28"/>
-        </w:rPr>
-        <w:t xml:space="preserve"> </w:t>
+        <w:t xml:space="preserve">Not Load Balancing </w:t>
       </w:r>
       <w:r>
         <w:rPr>
@@ -10956,6 +10560,13 @@
     </w:p>
     <w:p>
       <w:pPr>
+        <w:pStyle w:val="ListParagraph"/>
+        <w:numPr>
+          <w:ilvl w:val="0"/>
+          <w:numId w:val="38"/>
+        </w:numPr>
+        <w:ind w:left="360"/>
+        <w:jc w:val="both"/>
         <w:rPr>
           <w:rFonts w:asciiTheme="majorBidi" w:hAnsiTheme="majorBidi" w:cstheme="majorBidi"/>
           <w:b/>
@@ -10972,17 +10583,7 @@
           <w:sz w:val="28"/>
           <w:szCs w:val="28"/>
         </w:rPr>
-        <w:t>Layer 2 Requirement</w:t>
-      </w:r>
-      <w:r>
-        <w:rPr>
-          <w:rFonts w:asciiTheme="majorBidi" w:hAnsiTheme="majorBidi" w:cstheme="majorBidi"/>
-          <w:b/>
-          <w:bCs/>
-          <w:sz w:val="28"/>
-          <w:szCs w:val="28"/>
-        </w:rPr>
-        <w:t xml:space="preserve"> </w:t>
+        <w:t xml:space="preserve">Layer 2 Requirement </w:t>
       </w:r>
       <w:r>
         <w:rPr>
@@ -11025,6 +10626,13 @@
     </w:p>
     <w:p>
       <w:pPr>
+        <w:pStyle w:val="ListParagraph"/>
+        <w:numPr>
+          <w:ilvl w:val="0"/>
+          <w:numId w:val="38"/>
+        </w:numPr>
+        <w:ind w:left="360"/>
+        <w:jc w:val="both"/>
         <w:rPr>
           <w:rFonts w:asciiTheme="majorBidi" w:hAnsiTheme="majorBidi" w:cstheme="majorBidi"/>
           <w:b/>
@@ -11041,17 +10649,7 @@
           <w:sz w:val="28"/>
           <w:szCs w:val="28"/>
         </w:rPr>
-        <w:t>Failover Delay</w:t>
-      </w:r>
-      <w:r>
-        <w:rPr>
-          <w:rFonts w:asciiTheme="majorBidi" w:hAnsiTheme="majorBidi" w:cstheme="majorBidi"/>
-          <w:b/>
-          <w:bCs/>
-          <w:sz w:val="28"/>
-          <w:szCs w:val="28"/>
-        </w:rPr>
-        <w:t xml:space="preserve"> </w:t>
+        <w:t xml:space="preserve">Failover Delay </w:t>
       </w:r>
       <w:r>
         <w:rPr>
@@ -11076,179 +10674,3864 @@
     </w:p>
     <w:p>
       <w:pPr>
-        <w:rPr>
-          <w:rFonts w:asciiTheme="majorBidi" w:hAnsiTheme="majorBidi" w:cstheme="majorBidi"/>
-          <w:sz w:val="28"/>
-          <w:szCs w:val="28"/>
-        </w:rPr>
-      </w:pPr>
-    </w:p>
-    <w:p>
-      <w:pPr>
-        <w:rPr>
-          <w:rFonts w:asciiTheme="majorBidi" w:hAnsiTheme="majorBidi" w:cstheme="majorBidi"/>
-          <w:sz w:val="28"/>
-          <w:szCs w:val="28"/>
-        </w:rPr>
-      </w:pPr>
-      <w:r>
-        <w:rPr>
-          <w:rFonts w:asciiTheme="majorBidi" w:hAnsiTheme="majorBidi" w:cstheme="majorBidi"/>
-          <w:sz w:val="28"/>
-          <w:szCs w:val="28"/>
-        </w:rPr>
-        <w:t>text</w:t>
-      </w:r>
-    </w:p>
-    <w:p>
-      <w:pPr>
-        <w:rPr>
-          <w:rFonts w:asciiTheme="majorBidi" w:hAnsiTheme="majorBidi" w:cstheme="majorBidi"/>
-          <w:sz w:val="28"/>
-          <w:szCs w:val="28"/>
-        </w:rPr>
-      </w:pPr>
-      <w:r>
-        <w:rPr>
-          <w:rFonts w:asciiTheme="majorBidi" w:hAnsiTheme="majorBidi" w:cstheme="majorBidi"/>
-          <w:sz w:val="28"/>
-          <w:szCs w:val="28"/>
+        <w:pStyle w:val="ListParagraph"/>
+        <w:numPr>
+          <w:ilvl w:val="0"/>
+          <w:numId w:val="39"/>
+        </w:numPr>
+        <w:jc w:val="both"/>
+        <w:rPr>
+          <w:rFonts w:asciiTheme="majorBidi" w:hAnsiTheme="majorBidi" w:cstheme="majorBidi"/>
+          <w:sz w:val="28"/>
+          <w:szCs w:val="28"/>
+        </w:rPr>
+      </w:pPr>
+      <w:r>
+        <w:rPr>
+          <w:rFonts w:asciiTheme="majorBidi" w:hAnsiTheme="majorBidi" w:cstheme="majorBidi"/>
+          <w:sz w:val="28"/>
+          <w:szCs w:val="28"/>
+        </w:rPr>
+        <w:t>advertisement interval</w:t>
+      </w:r>
+    </w:p>
+    <w:p>
+      <w:pPr>
+        <w:pStyle w:val="ListParagraph"/>
+        <w:numPr>
+          <w:ilvl w:val="0"/>
+          <w:numId w:val="39"/>
+        </w:numPr>
+        <w:jc w:val="both"/>
+        <w:rPr>
+          <w:rFonts w:asciiTheme="majorBidi" w:hAnsiTheme="majorBidi" w:cstheme="majorBidi"/>
+          <w:sz w:val="28"/>
+          <w:szCs w:val="28"/>
+        </w:rPr>
+      </w:pPr>
+      <w:r>
+        <w:rPr>
+          <w:rFonts w:asciiTheme="majorBidi" w:hAnsiTheme="majorBidi" w:cstheme="majorBidi"/>
+          <w:sz w:val="28"/>
+          <w:szCs w:val="28"/>
+        </w:rPr>
+        <w:t>priority</w:t>
+      </w:r>
+    </w:p>
+    <w:p>
+      <w:pPr>
+        <w:pStyle w:val="ListParagraph"/>
+        <w:numPr>
+          <w:ilvl w:val="0"/>
+          <w:numId w:val="39"/>
+        </w:numPr>
+        <w:spacing w:after="60"/>
+        <w:jc w:val="both"/>
+        <w:rPr>
+          <w:rFonts w:asciiTheme="majorBidi" w:hAnsiTheme="majorBidi" w:cstheme="majorBidi"/>
+          <w:sz w:val="28"/>
+          <w:szCs w:val="28"/>
+        </w:rPr>
+      </w:pPr>
+      <w:r>
+        <w:rPr>
+          <w:rFonts w:asciiTheme="majorBidi" w:hAnsiTheme="majorBidi" w:cstheme="majorBidi"/>
+          <w:sz w:val="28"/>
+          <w:szCs w:val="28"/>
+        </w:rPr>
+        <w:t>skew time</w:t>
+      </w:r>
+    </w:p>
+    <w:p>
+      <w:pPr>
+        <w:ind w:left="360"/>
+        <w:jc w:val="both"/>
+        <w:rPr>
+          <w:rFonts w:asciiTheme="majorBidi" w:hAnsiTheme="majorBidi" w:cstheme="majorBidi"/>
+          <w:sz w:val="28"/>
+          <w:szCs w:val="28"/>
+        </w:rPr>
+      </w:pPr>
+      <w:r>
+        <w:rPr>
+          <w:rFonts w:asciiTheme="majorBidi" w:hAnsiTheme="majorBidi" w:cstheme="majorBidi"/>
+          <w:sz w:val="28"/>
+          <w:szCs w:val="28"/>
+        </w:rPr>
+        <w:t>Typical failover</w:t>
+      </w:r>
+      <w:r>
+        <w:rPr>
+          <w:rFonts w:asciiTheme="majorBidi" w:hAnsiTheme="majorBidi" w:cstheme="majorBidi"/>
+          <w:sz w:val="28"/>
+          <w:szCs w:val="28"/>
+        </w:rPr>
+        <w:t xml:space="preserve"> is </w:t>
+      </w:r>
+      <w:r>
+        <w:rPr>
+          <w:rFonts w:asciiTheme="majorBidi" w:hAnsiTheme="majorBidi" w:cstheme="majorBidi"/>
+          <w:sz w:val="28"/>
+          <w:szCs w:val="28"/>
+        </w:rPr>
+        <w:t>~3 seconds</w:t>
+      </w:r>
+      <w:r>
+        <w:rPr>
+          <w:rFonts w:asciiTheme="majorBidi" w:hAnsiTheme="majorBidi" w:cstheme="majorBidi"/>
+          <w:sz w:val="28"/>
+          <w:szCs w:val="28"/>
+        </w:rPr>
+        <w:t xml:space="preserve">. </w:t>
+      </w:r>
+      <w:r>
+        <w:rPr>
+          <w:rFonts w:asciiTheme="majorBidi" w:hAnsiTheme="majorBidi" w:cstheme="majorBidi"/>
+          <w:sz w:val="28"/>
+          <w:szCs w:val="28"/>
+        </w:rPr>
+        <w:t>But with tuning it can be &lt;1 second.</w:t>
+      </w:r>
+    </w:p>
+    <w:p>
+      <w:pPr>
+        <w:spacing w:after="120"/>
+        <w:jc w:val="both"/>
+        <w:rPr>
+          <w:rFonts w:asciiTheme="majorBidi" w:hAnsiTheme="majorBidi" w:cstheme="majorBidi"/>
+          <w:b/>
+          <w:bCs/>
+          <w:sz w:val="32"/>
+          <w:szCs w:val="32"/>
+        </w:rPr>
+      </w:pPr>
+      <w:r>
+        <w:rPr>
+          <w:rFonts w:asciiTheme="majorBidi" w:hAnsiTheme="majorBidi" w:cstheme="majorBidi"/>
+          <w:b/>
+          <w:bCs/>
+          <w:sz w:val="32"/>
+          <w:szCs w:val="32"/>
         </w:rPr>
         <w:lastRenderedPageBreak/>
-        <w:t>advertisement interval</w:t>
-      </w:r>
-    </w:p>
-    <w:p>
-      <w:pPr>
-        <w:rPr>
-          <w:rFonts w:asciiTheme="majorBidi" w:hAnsiTheme="majorBidi" w:cstheme="majorBidi"/>
-          <w:sz w:val="28"/>
-          <w:szCs w:val="28"/>
-        </w:rPr>
-      </w:pPr>
-      <w:r>
-        <w:rPr>
-          <w:rFonts w:asciiTheme="majorBidi" w:hAnsiTheme="majorBidi" w:cstheme="majorBidi"/>
-          <w:sz w:val="28"/>
-          <w:szCs w:val="28"/>
-        </w:rPr>
-        <w:t>priority</w:t>
-      </w:r>
-    </w:p>
-    <w:p>
-      <w:pPr>
-        <w:rPr>
-          <w:rFonts w:asciiTheme="majorBidi" w:hAnsiTheme="majorBidi" w:cstheme="majorBidi"/>
-          <w:sz w:val="28"/>
-          <w:szCs w:val="28"/>
-        </w:rPr>
-      </w:pPr>
-      <w:r>
-        <w:rPr>
-          <w:rFonts w:asciiTheme="majorBidi" w:hAnsiTheme="majorBidi" w:cstheme="majorBidi"/>
-          <w:sz w:val="28"/>
-          <w:szCs w:val="28"/>
-        </w:rPr>
-        <w:t>skew time</w:t>
-      </w:r>
-    </w:p>
-    <w:p>
-      <w:pPr>
-        <w:rPr>
-          <w:rFonts w:asciiTheme="majorBidi" w:hAnsiTheme="majorBidi" w:cstheme="majorBidi"/>
-          <w:sz w:val="28"/>
-          <w:szCs w:val="28"/>
-        </w:rPr>
-      </w:pPr>
-      <w:r>
-        <w:rPr>
-          <w:rFonts w:asciiTheme="majorBidi" w:hAnsiTheme="majorBidi" w:cstheme="majorBidi"/>
-          <w:sz w:val="28"/>
-          <w:szCs w:val="28"/>
-        </w:rPr>
-        <w:t>Typical failover:</w:t>
-      </w:r>
-    </w:p>
-    <w:p>
-      <w:pPr>
-        <w:rPr>
-          <w:rFonts w:asciiTheme="majorBidi" w:hAnsiTheme="majorBidi" w:cstheme="majorBidi"/>
-          <w:sz w:val="28"/>
-          <w:szCs w:val="28"/>
-        </w:rPr>
-      </w:pPr>
-    </w:p>
-    <w:p>
-      <w:pPr>
-        <w:rPr>
-          <w:rFonts w:asciiTheme="majorBidi" w:hAnsiTheme="majorBidi" w:cstheme="majorBidi"/>
-          <w:sz w:val="28"/>
-          <w:szCs w:val="28"/>
-        </w:rPr>
-      </w:pPr>
-      <w:r>
-        <w:rPr>
-          <w:rFonts w:asciiTheme="majorBidi" w:hAnsiTheme="majorBidi" w:cstheme="majorBidi"/>
-          <w:sz w:val="28"/>
-          <w:szCs w:val="28"/>
-        </w:rPr>
-        <w:t>text</w:t>
-      </w:r>
-    </w:p>
-    <w:p>
-      <w:pPr>
-        <w:rPr>
-          <w:rFonts w:asciiTheme="majorBidi" w:hAnsiTheme="majorBidi" w:cstheme="majorBidi"/>
-          <w:sz w:val="28"/>
-          <w:szCs w:val="28"/>
-        </w:rPr>
-      </w:pPr>
-      <w:r>
-        <w:rPr>
-          <w:rFonts w:asciiTheme="majorBidi" w:hAnsiTheme="majorBidi" w:cstheme="majorBidi"/>
-          <w:sz w:val="28"/>
-          <w:szCs w:val="28"/>
-        </w:rPr>
-        <w:t>~3 seconds</w:t>
-      </w:r>
-    </w:p>
-    <w:p>
-      <w:pPr>
-        <w:jc w:val="both"/>
-        <w:rPr>
-          <w:rFonts w:asciiTheme="majorBidi" w:hAnsiTheme="majorBidi" w:cstheme="majorBidi"/>
-          <w:sz w:val="28"/>
-          <w:szCs w:val="28"/>
-        </w:rPr>
-      </w:pPr>
-      <w:r>
-        <w:rPr>
-          <w:rFonts w:asciiTheme="majorBidi" w:hAnsiTheme="majorBidi" w:cstheme="majorBidi"/>
-          <w:sz w:val="28"/>
-          <w:szCs w:val="28"/>
-        </w:rPr>
-        <w:t>But with tuning it can be &lt;1 second.</w:t>
-      </w:r>
-    </w:p>
-    <w:p>
-      <w:pPr>
-        <w:jc w:val="both"/>
-        <w:rPr>
-          <w:rFonts w:asciiTheme="majorBidi" w:hAnsiTheme="majorBidi" w:cstheme="majorBidi"/>
-          <w:sz w:val="28"/>
-          <w:szCs w:val="28"/>
-        </w:rPr>
-      </w:pPr>
-    </w:p>
-    <w:p>
-      <w:pPr>
-        <w:jc w:val="both"/>
-        <w:rPr>
-          <w:rFonts w:asciiTheme="majorBidi" w:hAnsiTheme="majorBidi" w:cstheme="majorBidi"/>
-          <w:sz w:val="28"/>
-          <w:szCs w:val="28"/>
-        </w:rPr>
-      </w:pPr>
+        <w:t>Why VRRP Requires the Same Layer‑2 Network</w:t>
+      </w:r>
+    </w:p>
+    <w:p>
+      <w:pPr>
+        <w:spacing w:after="120"/>
+        <w:jc w:val="both"/>
+        <w:rPr>
+          <w:rFonts w:asciiTheme="majorBidi" w:hAnsiTheme="majorBidi" w:cstheme="majorBidi"/>
+          <w:sz w:val="28"/>
+          <w:szCs w:val="28"/>
+        </w:rPr>
+      </w:pPr>
+      <w:r>
+        <w:rPr>
+          <w:rFonts w:asciiTheme="majorBidi" w:hAnsiTheme="majorBidi" w:cstheme="majorBidi"/>
+          <w:sz w:val="28"/>
+          <w:szCs w:val="28"/>
+        </w:rPr>
+        <w:t>VRRP works using mechanisms that only exist inside a single broadcast domain (same LAN or VLAN).</w:t>
+      </w:r>
+    </w:p>
+    <w:p>
+      <w:pPr>
+        <w:spacing w:after="120"/>
+        <w:jc w:val="both"/>
+        <w:rPr>
+          <w:rFonts w:asciiTheme="majorBidi" w:hAnsiTheme="majorBidi" w:cstheme="majorBidi"/>
+          <w:sz w:val="28"/>
+          <w:szCs w:val="28"/>
+        </w:rPr>
+      </w:pPr>
+      <w:r>
+        <w:rPr>
+          <w:rFonts w:asciiTheme="majorBidi" w:hAnsiTheme="majorBidi" w:cstheme="majorBidi"/>
+          <w:sz w:val="28"/>
+          <w:szCs w:val="28"/>
+        </w:rPr>
+        <w:t>Two key requirements:</w:t>
+      </w:r>
+    </w:p>
+    <w:p>
+      <w:pPr>
+        <w:pStyle w:val="ListParagraph"/>
+        <w:numPr>
+          <w:ilvl w:val="0"/>
+          <w:numId w:val="41"/>
+        </w:numPr>
+        <w:spacing w:after="60"/>
+        <w:ind w:left="360"/>
+        <w:jc w:val="both"/>
+        <w:rPr>
+          <w:rFonts w:asciiTheme="majorBidi" w:hAnsiTheme="majorBidi" w:cstheme="majorBidi"/>
+          <w:b/>
+          <w:bCs/>
+          <w:sz w:val="28"/>
+          <w:szCs w:val="28"/>
+        </w:rPr>
+      </w:pPr>
+      <w:r>
+        <w:rPr>
+          <w:rFonts w:asciiTheme="majorBidi" w:hAnsiTheme="majorBidi" w:cstheme="majorBidi"/>
+          <w:b/>
+          <w:bCs/>
+          <w:sz w:val="28"/>
+          <w:szCs w:val="28"/>
+        </w:rPr>
+        <w:t>Shared Virtual MAC</w:t>
+      </w:r>
+    </w:p>
+    <w:p>
+      <w:pPr>
+        <w:spacing w:after="60"/>
+        <w:ind w:left="360"/>
+        <w:jc w:val="both"/>
+        <w:rPr>
+          <w:rFonts w:asciiTheme="majorBidi" w:hAnsiTheme="majorBidi" w:cstheme="majorBidi"/>
+          <w:sz w:val="28"/>
+          <w:szCs w:val="28"/>
+        </w:rPr>
+      </w:pPr>
+      <w:r>
+        <w:rPr>
+          <w:rFonts w:asciiTheme="majorBidi" w:hAnsiTheme="majorBidi" w:cstheme="majorBidi"/>
+          <w:sz w:val="28"/>
+          <w:szCs w:val="28"/>
+        </w:rPr>
+        <w:t>VRRP uses a virtual MAC address like</w:t>
+      </w:r>
+      <w:r>
+        <w:rPr>
+          <w:rFonts w:asciiTheme="majorBidi" w:hAnsiTheme="majorBidi" w:cstheme="majorBidi"/>
+          <w:sz w:val="28"/>
+          <w:szCs w:val="28"/>
+        </w:rPr>
+        <w:t xml:space="preserve"> </w:t>
+      </w:r>
+      <w:r>
+        <w:rPr>
+          <w:rFonts w:asciiTheme="majorBidi" w:hAnsiTheme="majorBidi" w:cstheme="majorBidi"/>
+          <w:b/>
+          <w:bCs/>
+          <w:i/>
+          <w:iCs/>
+          <w:sz w:val="28"/>
+          <w:szCs w:val="28"/>
+        </w:rPr>
+        <w:t>00:00:5E:00:01:VRID</w:t>
+      </w:r>
+      <w:r>
+        <w:rPr>
+          <w:rFonts w:asciiTheme="majorBidi" w:hAnsiTheme="majorBidi" w:cstheme="majorBidi"/>
+          <w:sz w:val="28"/>
+          <w:szCs w:val="28"/>
+        </w:rPr>
+        <w:t>.</w:t>
+      </w:r>
+      <w:r>
+        <w:rPr>
+          <w:rFonts w:asciiTheme="majorBidi" w:hAnsiTheme="majorBidi" w:cstheme="majorBidi"/>
+          <w:sz w:val="28"/>
+          <w:szCs w:val="28"/>
+        </w:rPr>
+        <w:t xml:space="preserve"> </w:t>
+      </w:r>
+      <w:r>
+        <w:rPr>
+          <w:rFonts w:asciiTheme="majorBidi" w:hAnsiTheme="majorBidi" w:cstheme="majorBidi"/>
+          <w:sz w:val="28"/>
+          <w:szCs w:val="28"/>
+        </w:rPr>
+        <w:t>Only the MASTER answers using that MAC.</w:t>
+      </w:r>
+      <w:r>
+        <w:rPr>
+          <w:rFonts w:asciiTheme="majorBidi" w:hAnsiTheme="majorBidi" w:cstheme="majorBidi"/>
+          <w:sz w:val="28"/>
+          <w:szCs w:val="28"/>
+        </w:rPr>
+        <w:t xml:space="preserve"> </w:t>
+      </w:r>
+      <w:r>
+        <w:rPr>
+          <w:rFonts w:asciiTheme="majorBidi" w:hAnsiTheme="majorBidi" w:cstheme="majorBidi"/>
+          <w:sz w:val="28"/>
+          <w:szCs w:val="28"/>
+        </w:rPr>
+        <w:t>For this to work:</w:t>
+      </w:r>
+    </w:p>
+    <w:p>
+      <w:pPr>
+        <w:pStyle w:val="ListParagraph"/>
+        <w:numPr>
+          <w:ilvl w:val="0"/>
+          <w:numId w:val="42"/>
+        </w:numPr>
+        <w:jc w:val="both"/>
+        <w:rPr>
+          <w:rFonts w:asciiTheme="majorBidi" w:hAnsiTheme="majorBidi" w:cstheme="majorBidi"/>
+          <w:sz w:val="28"/>
+          <w:szCs w:val="28"/>
+        </w:rPr>
+      </w:pPr>
+      <w:r>
+        <w:rPr>
+          <w:rFonts w:asciiTheme="majorBidi" w:hAnsiTheme="majorBidi" w:cstheme="majorBidi"/>
+          <w:sz w:val="28"/>
+          <w:szCs w:val="28"/>
+        </w:rPr>
+        <w:t>Ethernet frames must reach all routers directly</w:t>
+      </w:r>
+    </w:p>
+    <w:p>
+      <w:pPr>
+        <w:pStyle w:val="ListParagraph"/>
+        <w:numPr>
+          <w:ilvl w:val="0"/>
+          <w:numId w:val="42"/>
+        </w:numPr>
+        <w:jc w:val="both"/>
+        <w:rPr>
+          <w:rFonts w:asciiTheme="majorBidi" w:hAnsiTheme="majorBidi" w:cstheme="majorBidi"/>
+          <w:sz w:val="28"/>
+          <w:szCs w:val="28"/>
+        </w:rPr>
+      </w:pPr>
+      <w:r>
+        <w:rPr>
+          <w:rFonts w:asciiTheme="majorBidi" w:hAnsiTheme="majorBidi" w:cstheme="majorBidi"/>
+          <w:sz w:val="28"/>
+          <w:szCs w:val="28"/>
+        </w:rPr>
+        <w:t>Switches must learn the MAC location</w:t>
+      </w:r>
+    </w:p>
+    <w:p>
+      <w:pPr>
+        <w:pStyle w:val="ListParagraph"/>
+        <w:numPr>
+          <w:ilvl w:val="0"/>
+          <w:numId w:val="42"/>
+        </w:numPr>
+        <w:spacing w:after="120"/>
+        <w:jc w:val="both"/>
+        <w:rPr>
+          <w:rFonts w:asciiTheme="majorBidi" w:hAnsiTheme="majorBidi" w:cstheme="majorBidi"/>
+          <w:sz w:val="28"/>
+          <w:szCs w:val="28"/>
+        </w:rPr>
+      </w:pPr>
+      <w:r>
+        <w:rPr>
+          <w:rFonts w:asciiTheme="majorBidi" w:hAnsiTheme="majorBidi" w:cstheme="majorBidi"/>
+          <w:sz w:val="28"/>
+          <w:szCs w:val="28"/>
+        </w:rPr>
+        <w:t>This only works inside one Layer‑2 network.</w:t>
+      </w:r>
+    </w:p>
+    <w:p>
+      <w:pPr>
+        <w:spacing w:after="60"/>
+        <w:ind w:left="360"/>
+        <w:jc w:val="both"/>
+        <w:rPr>
+          <w:rFonts w:asciiTheme="majorBidi" w:hAnsiTheme="majorBidi" w:cstheme="majorBidi"/>
+          <w:sz w:val="28"/>
+          <w:szCs w:val="28"/>
+        </w:rPr>
+      </w:pPr>
+      <w:r>
+        <w:rPr>
+          <w:rFonts w:asciiTheme="majorBidi" w:hAnsiTheme="majorBidi" w:cstheme="majorBidi"/>
+          <w:sz w:val="28"/>
+          <w:szCs w:val="28"/>
+        </w:rPr>
+        <w:t>Across the internet:</w:t>
+      </w:r>
+    </w:p>
+    <w:p>
+      <w:pPr>
+        <w:pStyle w:val="ListParagraph"/>
+        <w:numPr>
+          <w:ilvl w:val="0"/>
+          <w:numId w:val="43"/>
+        </w:numPr>
+        <w:spacing w:after="60"/>
+        <w:jc w:val="both"/>
+        <w:rPr>
+          <w:rFonts w:asciiTheme="majorBidi" w:hAnsiTheme="majorBidi" w:cstheme="majorBidi"/>
+          <w:sz w:val="28"/>
+          <w:szCs w:val="28"/>
+        </w:rPr>
+      </w:pPr>
+      <w:r>
+        <w:rPr>
+          <w:rFonts w:asciiTheme="majorBidi" w:hAnsiTheme="majorBidi" w:cstheme="majorBidi"/>
+          <w:sz w:val="28"/>
+          <w:szCs w:val="28"/>
+        </w:rPr>
+        <w:t>Routers do not forward Ethernet frames</w:t>
+      </w:r>
+    </w:p>
+    <w:p>
+      <w:pPr>
+        <w:pStyle w:val="ListParagraph"/>
+        <w:numPr>
+          <w:ilvl w:val="0"/>
+          <w:numId w:val="43"/>
+        </w:numPr>
+        <w:spacing w:after="60"/>
+        <w:jc w:val="both"/>
+        <w:rPr>
+          <w:rFonts w:asciiTheme="majorBidi" w:hAnsiTheme="majorBidi" w:cstheme="majorBidi"/>
+          <w:sz w:val="28"/>
+          <w:szCs w:val="28"/>
+        </w:rPr>
+      </w:pPr>
+      <w:r>
+        <w:rPr>
+          <w:rFonts w:asciiTheme="majorBidi" w:hAnsiTheme="majorBidi" w:cstheme="majorBidi"/>
+          <w:sz w:val="28"/>
+          <w:szCs w:val="28"/>
+        </w:rPr>
+        <w:t>MAC addresses are stripped at every hop</w:t>
+      </w:r>
+    </w:p>
+    <w:p>
+      <w:pPr>
+        <w:ind w:left="360"/>
+        <w:jc w:val="both"/>
+        <w:rPr>
+          <w:rFonts w:asciiTheme="majorBidi" w:hAnsiTheme="majorBidi" w:cstheme="majorBidi"/>
+          <w:sz w:val="28"/>
+          <w:szCs w:val="28"/>
+        </w:rPr>
+      </w:pPr>
+      <w:r>
+        <w:rPr>
+          <w:rFonts w:asciiTheme="majorBidi" w:hAnsiTheme="majorBidi" w:cstheme="majorBidi"/>
+          <w:sz w:val="28"/>
+          <w:szCs w:val="28"/>
+        </w:rPr>
+        <w:t>So the virtual MAC concept completely breaks.</w:t>
+      </w:r>
+    </w:p>
+    <w:p>
+      <w:pPr>
+        <w:pStyle w:val="ListParagraph"/>
+        <w:numPr>
+          <w:ilvl w:val="0"/>
+          <w:numId w:val="44"/>
+        </w:numPr>
+        <w:spacing w:after="60"/>
+        <w:ind w:left="360"/>
+        <w:jc w:val="both"/>
+        <w:rPr>
+          <w:rFonts w:asciiTheme="majorBidi" w:hAnsiTheme="majorBidi" w:cstheme="majorBidi"/>
+          <w:b/>
+          <w:bCs/>
+          <w:sz w:val="28"/>
+          <w:szCs w:val="28"/>
+        </w:rPr>
+      </w:pPr>
+      <w:r>
+        <w:rPr>
+          <w:rFonts w:asciiTheme="majorBidi" w:hAnsiTheme="majorBidi" w:cstheme="majorBidi"/>
+          <w:b/>
+          <w:bCs/>
+          <w:sz w:val="28"/>
+          <w:szCs w:val="28"/>
+        </w:rPr>
+        <w:t>VRRP Multicast Advertisements</w:t>
+      </w:r>
+    </w:p>
+    <w:p>
+      <w:pPr>
+        <w:ind w:left="360"/>
+        <w:jc w:val="both"/>
+        <w:rPr>
+          <w:rFonts w:asciiTheme="majorBidi" w:hAnsiTheme="majorBidi" w:cstheme="majorBidi"/>
+          <w:sz w:val="28"/>
+          <w:szCs w:val="28"/>
+        </w:rPr>
+      </w:pPr>
+      <w:r>
+        <w:rPr>
+          <w:rFonts w:asciiTheme="majorBidi" w:hAnsiTheme="majorBidi" w:cstheme="majorBidi"/>
+          <w:noProof/>
+          <w:sz w:val="28"/>
+          <w:szCs w:val="28"/>
+        </w:rPr>
+        <mc:AlternateContent>
+          <mc:Choice Requires="wps">
+            <w:drawing>
+              <wp:anchor distT="0" distB="0" distL="114300" distR="114300" simplePos="0" relativeHeight="251667456" behindDoc="0" locked="0" layoutInCell="1" allowOverlap="1" wp14:anchorId="79A43441" wp14:editId="1D500E94">
+                <wp:simplePos x="0" y="0"/>
+                <wp:positionH relativeFrom="column">
+                  <wp:posOffset>259080</wp:posOffset>
+                </wp:positionH>
+                <wp:positionV relativeFrom="paragraph">
+                  <wp:posOffset>257810</wp:posOffset>
+                </wp:positionV>
+                <wp:extent cx="1379220" cy="746760"/>
+                <wp:effectExtent l="0" t="0" r="11430" b="15240"/>
+                <wp:wrapNone/>
+                <wp:docPr id="1346016776" name="Rectangle 9"/>
+                <wp:cNvGraphicFramePr/>
+                <a:graphic xmlns:a="http://schemas.openxmlformats.org/drawingml/2006/main">
+                  <a:graphicData uri="http://schemas.microsoft.com/office/word/2010/wordprocessingShape">
+                    <wps:wsp>
+                      <wps:cNvSpPr/>
+                      <wps:spPr>
+                        <a:xfrm>
+                          <a:off x="0" y="0"/>
+                          <a:ext cx="1379220" cy="746760"/>
+                        </a:xfrm>
+                        <a:prstGeom prst="rect">
+                          <a:avLst/>
+                        </a:prstGeom>
+                      </wps:spPr>
+                      <wps:style>
+                        <a:lnRef idx="2">
+                          <a:schemeClr val="dk1">
+                            <a:shade val="15000"/>
+                          </a:schemeClr>
+                        </a:lnRef>
+                        <a:fillRef idx="1">
+                          <a:schemeClr val="dk1"/>
+                        </a:fillRef>
+                        <a:effectRef idx="0">
+                          <a:schemeClr val="dk1"/>
+                        </a:effectRef>
+                        <a:fontRef idx="minor">
+                          <a:schemeClr val="lt1"/>
+                        </a:fontRef>
+                      </wps:style>
+                      <wps:txbx>
+                        <w:txbxContent>
+                          <w:p>
+                            <w:pPr>
+                              <w:spacing w:after="0"/>
+                              <w:rPr>
+                                <w:rFonts w:asciiTheme="majorBidi" w:hAnsiTheme="majorBidi" w:cstheme="majorBidi"/>
+                                <w:b/>
+                                <w:bCs/>
+                                <w:i/>
+                                <w:iCs/>
+                                <w:sz w:val="28"/>
+                                <w:szCs w:val="28"/>
+                              </w:rPr>
+                            </w:pPr>
+                            <w:r>
+                              <w:rPr>
+                                <w:rFonts w:asciiTheme="majorBidi" w:hAnsiTheme="majorBidi" w:cstheme="majorBidi"/>
+                                <w:b/>
+                                <w:bCs/>
+                                <w:i/>
+                                <w:iCs/>
+                                <w:sz w:val="28"/>
+                                <w:szCs w:val="28"/>
+                              </w:rPr>
+                              <w:t>224.0.0.18</w:t>
+                            </w:r>
+                          </w:p>
+                          <w:p>
+                            <w:pPr>
+                              <w:spacing w:after="0"/>
+                              <w:rPr>
+                                <w:rFonts w:asciiTheme="majorBidi" w:hAnsiTheme="majorBidi" w:cstheme="majorBidi"/>
+                                <w:b/>
+                                <w:bCs/>
+                                <w:i/>
+                                <w:iCs/>
+                                <w:sz w:val="28"/>
+                                <w:szCs w:val="28"/>
+                              </w:rPr>
+                            </w:pPr>
+                            <w:r>
+                              <w:rPr>
+                                <w:rFonts w:asciiTheme="majorBidi" w:hAnsiTheme="majorBidi" w:cstheme="majorBidi"/>
+                                <w:b/>
+                                <w:bCs/>
+                                <w:i/>
+                                <w:iCs/>
+                                <w:sz w:val="28"/>
+                                <w:szCs w:val="28"/>
+                              </w:rPr>
+                              <w:t>IP protocol: 112</w:t>
+                            </w:r>
+                          </w:p>
+                          <w:p>
+                            <w:pPr>
+                              <w:spacing w:after="0"/>
+                              <w:rPr>
+                                <w:rFonts w:asciiTheme="majorBidi" w:hAnsiTheme="majorBidi" w:cstheme="majorBidi"/>
+                                <w:b/>
+                                <w:bCs/>
+                                <w:i/>
+                                <w:iCs/>
+                                <w:sz w:val="28"/>
+                                <w:szCs w:val="28"/>
+                              </w:rPr>
+                            </w:pPr>
+                            <w:r>
+                              <w:rPr>
+                                <w:rFonts w:asciiTheme="majorBidi" w:hAnsiTheme="majorBidi" w:cstheme="majorBidi"/>
+                                <w:b/>
+                                <w:bCs/>
+                                <w:i/>
+                                <w:iCs/>
+                                <w:sz w:val="28"/>
+                                <w:szCs w:val="28"/>
+                              </w:rPr>
+                              <w:t>TTL: 255</w:t>
+                            </w:r>
+                          </w:p>
+                          <w:p>
+                            <w:pPr>
+                              <w:spacing w:after="0"/>
+                              <w:jc w:val="center"/>
+                              <w:rPr>
+                                <w:b/>
+                                <w:bCs/>
+                                <w:i/>
+                                <w:iCs/>
+                              </w:rPr>
+                            </w:pPr>
+                          </w:p>
+                        </w:txbxContent>
+                      </wps:txbx>
+                      <wps:bodyPr rot="0" spcFirstLastPara="0" vertOverflow="overflow" horzOverflow="overflow" vert="horz" wrap="square" lIns="91440" tIns="45720" rIns="91440" bIns="45720" numCol="1" spcCol="0" rtlCol="0" fromWordArt="0" anchor="ctr" anchorCtr="0" forceAA="0" compatLnSpc="1">
+                        <a:prstTxWarp prst="textNoShape">
+                          <a:avLst/>
+                        </a:prstTxWarp>
+                        <a:noAutofit/>
+                      </wps:bodyPr>
+                    </wps:wsp>
+                  </a:graphicData>
+                </a:graphic>
+                <wp14:sizeRelH relativeFrom="margin">
+                  <wp14:pctWidth>0</wp14:pctWidth>
+                </wp14:sizeRelH>
+                <wp14:sizeRelV relativeFrom="margin">
+                  <wp14:pctHeight>0</wp14:pctHeight>
+                </wp14:sizeRelV>
+              </wp:anchor>
+            </w:drawing>
+          </mc:Choice>
+          <mc:Fallback>
+            <w:pict>
+              <v:rect w14:anchorId="79A43441" id="_x0000_s1034" style="position:absolute;left:0;text-align:left;margin-left:20.4pt;margin-top:20.3pt;width:108.6pt;height:58.8pt;z-index:251667456;visibility:visible;mso-wrap-style:square;mso-width-percent:0;mso-height-percent:0;mso-wrap-distance-left:9pt;mso-wrap-distance-top:0;mso-wrap-distance-right:9pt;mso-wrap-distance-bottom:0;mso-position-horizontal:absolute;mso-position-horizontal-relative:text;mso-position-vertical:absolute;mso-position-vertical-relative:text;mso-width-percent:0;mso-height-percent:0;mso-width-relative:margin;mso-height-relative:margin;v-text-anchor:middle" o:gfxdata="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" fillcolor="black [3200]" strokecolor="black [480]" strokeweight="1pt">
+                <v:textbox>
+                  <w:txbxContent>
+                    <w:p>
+                      <w:pPr>
+                        <w:spacing w:after="0"/>
+                        <w:rPr>
+                          <w:rFonts w:asciiTheme="majorBidi" w:hAnsiTheme="majorBidi" w:cstheme="majorBidi"/>
+                          <w:b/>
+                          <w:bCs/>
+                          <w:i/>
+                          <w:iCs/>
+                          <w:sz w:val="28"/>
+                          <w:szCs w:val="28"/>
+                        </w:rPr>
+                      </w:pPr>
+                      <w:r>
+                        <w:rPr>
+                          <w:rFonts w:asciiTheme="majorBidi" w:hAnsiTheme="majorBidi" w:cstheme="majorBidi"/>
+                          <w:b/>
+                          <w:bCs/>
+                          <w:i/>
+                          <w:iCs/>
+                          <w:sz w:val="28"/>
+                          <w:szCs w:val="28"/>
+                        </w:rPr>
+                        <w:t>224.0.0.18</w:t>
+                      </w:r>
+                    </w:p>
+                    <w:p>
+                      <w:pPr>
+                        <w:spacing w:after="0"/>
+                        <w:rPr>
+                          <w:rFonts w:asciiTheme="majorBidi" w:hAnsiTheme="majorBidi" w:cstheme="majorBidi"/>
+                          <w:b/>
+                          <w:bCs/>
+                          <w:i/>
+                          <w:iCs/>
+                          <w:sz w:val="28"/>
+                          <w:szCs w:val="28"/>
+                        </w:rPr>
+                      </w:pPr>
+                      <w:r>
+                        <w:rPr>
+                          <w:rFonts w:asciiTheme="majorBidi" w:hAnsiTheme="majorBidi" w:cstheme="majorBidi"/>
+                          <w:b/>
+                          <w:bCs/>
+                          <w:i/>
+                          <w:iCs/>
+                          <w:sz w:val="28"/>
+                          <w:szCs w:val="28"/>
+                        </w:rPr>
+                        <w:t>IP protocol: 112</w:t>
+                      </w:r>
+                    </w:p>
+                    <w:p>
+                      <w:pPr>
+                        <w:spacing w:after="0"/>
+                        <w:rPr>
+                          <w:rFonts w:asciiTheme="majorBidi" w:hAnsiTheme="majorBidi" w:cstheme="majorBidi"/>
+                          <w:b/>
+                          <w:bCs/>
+                          <w:i/>
+                          <w:iCs/>
+                          <w:sz w:val="28"/>
+                          <w:szCs w:val="28"/>
+                        </w:rPr>
+                      </w:pPr>
+                      <w:r>
+                        <w:rPr>
+                          <w:rFonts w:asciiTheme="majorBidi" w:hAnsiTheme="majorBidi" w:cstheme="majorBidi"/>
+                          <w:b/>
+                          <w:bCs/>
+                          <w:i/>
+                          <w:iCs/>
+                          <w:sz w:val="28"/>
+                          <w:szCs w:val="28"/>
+                        </w:rPr>
+                        <w:t>TTL: 255</w:t>
+                      </w:r>
+                    </w:p>
+                    <w:p>
+                      <w:pPr>
+                        <w:spacing w:after="0"/>
+                        <w:jc w:val="center"/>
+                        <w:rPr>
+                          <w:b/>
+                          <w:bCs/>
+                          <w:i/>
+                          <w:iCs/>
+                        </w:rPr>
+                      </w:pPr>
+                    </w:p>
+                  </w:txbxContent>
+                </v:textbox>
+              </v:rect>
+            </w:pict>
+          </mc:Fallback>
+        </mc:AlternateContent>
+      </w:r>
+      <w:r>
+        <w:rPr>
+          <w:rFonts w:asciiTheme="majorBidi" w:hAnsiTheme="majorBidi" w:cstheme="majorBidi"/>
+          <w:sz w:val="28"/>
+          <w:szCs w:val="28"/>
+        </w:rPr>
+        <w:t>VRRP routers communicate using multicast:</w:t>
+      </w:r>
+    </w:p>
+    <w:p>
+      <w:pPr>
+        <w:jc w:val="both"/>
+        <w:rPr>
+          <w:rFonts w:asciiTheme="majorBidi" w:hAnsiTheme="majorBidi" w:cstheme="majorBidi"/>
+          <w:sz w:val="28"/>
+          <w:szCs w:val="28"/>
+        </w:rPr>
+      </w:pPr>
+    </w:p>
+    <w:p>
+      <w:pPr>
+        <w:jc w:val="both"/>
+        <w:rPr>
+          <w:rFonts w:asciiTheme="majorBidi" w:hAnsiTheme="majorBidi" w:cstheme="majorBidi"/>
+          <w:sz w:val="40"/>
+          <w:szCs w:val="40"/>
+        </w:rPr>
+      </w:pPr>
+    </w:p>
+    <w:p>
+      <w:pPr>
+        <w:spacing w:after="60"/>
+        <w:ind w:left="360"/>
+        <w:jc w:val="both"/>
+        <w:rPr>
+          <w:rFonts w:asciiTheme="majorBidi" w:hAnsiTheme="majorBidi" w:cstheme="majorBidi"/>
+          <w:sz w:val="28"/>
+          <w:szCs w:val="28"/>
+        </w:rPr>
+      </w:pPr>
+      <w:r>
+        <w:rPr>
+          <w:rFonts w:asciiTheme="majorBidi" w:hAnsiTheme="majorBidi" w:cstheme="majorBidi"/>
+          <w:sz w:val="28"/>
+          <w:szCs w:val="28"/>
+        </w:rPr>
+        <w:t>Important detail:</w:t>
+      </w:r>
+    </w:p>
+    <w:p>
+      <w:pPr>
+        <w:spacing w:after="60"/>
+        <w:ind w:left="360"/>
+        <w:jc w:val="both"/>
+        <w:rPr>
+          <w:rFonts w:asciiTheme="majorBidi" w:hAnsiTheme="majorBidi" w:cstheme="majorBidi"/>
+          <w:sz w:val="28"/>
+          <w:szCs w:val="28"/>
+        </w:rPr>
+      </w:pPr>
+      <w:r>
+        <w:rPr>
+          <w:rFonts w:asciiTheme="majorBidi" w:hAnsiTheme="majorBidi" w:cstheme="majorBidi"/>
+          <w:sz w:val="28"/>
+          <w:szCs w:val="28"/>
+        </w:rPr>
+        <w:t>224.0.0.0/24 = link-local multicast</w:t>
+      </w:r>
+    </w:p>
+    <w:p>
+      <w:pPr>
+        <w:spacing w:after="120"/>
+        <w:ind w:left="360"/>
+        <w:jc w:val="both"/>
+        <w:rPr>
+          <w:rFonts w:asciiTheme="majorBidi" w:hAnsiTheme="majorBidi" w:cstheme="majorBidi"/>
+          <w:sz w:val="28"/>
+          <w:szCs w:val="28"/>
+        </w:rPr>
+      </w:pPr>
+      <w:r>
+        <w:rPr>
+          <w:rFonts w:asciiTheme="majorBidi" w:hAnsiTheme="majorBidi" w:cstheme="majorBidi"/>
+          <w:sz w:val="28"/>
+          <w:szCs w:val="28"/>
+        </w:rPr>
+        <w:t>These packets never leave the local subnet.</w:t>
+      </w:r>
+      <w:r>
+        <w:rPr>
+          <w:rFonts w:asciiTheme="majorBidi" w:hAnsiTheme="majorBidi" w:cstheme="majorBidi"/>
+          <w:sz w:val="28"/>
+          <w:szCs w:val="28"/>
+        </w:rPr>
+        <w:t xml:space="preserve"> </w:t>
+      </w:r>
+      <w:r>
+        <w:rPr>
+          <w:rFonts w:asciiTheme="majorBidi" w:hAnsiTheme="majorBidi" w:cstheme="majorBidi"/>
+          <w:sz w:val="28"/>
+          <w:szCs w:val="28"/>
+        </w:rPr>
+        <w:t>Routers intentionally do not forward them.</w:t>
+      </w:r>
+    </w:p>
+    <w:p>
+      <w:pPr>
+        <w:spacing w:after="60"/>
+        <w:ind w:left="360"/>
+        <w:jc w:val="both"/>
+        <w:rPr>
+          <w:rFonts w:asciiTheme="majorBidi" w:hAnsiTheme="majorBidi" w:cstheme="majorBidi"/>
+          <w:b/>
+          <w:bCs/>
+          <w:sz w:val="28"/>
+          <w:szCs w:val="28"/>
+        </w:rPr>
+      </w:pPr>
+      <w:r>
+        <w:rPr>
+          <w:rFonts w:asciiTheme="majorBidi" w:hAnsiTheme="majorBidi" w:cstheme="majorBidi"/>
+          <w:b/>
+          <w:bCs/>
+          <w:sz w:val="28"/>
+          <w:szCs w:val="28"/>
+        </w:rPr>
+        <w:t>So:</w:t>
+      </w:r>
+    </w:p>
+    <w:p>
+      <w:pPr>
+        <w:ind w:left="360"/>
+        <w:jc w:val="both"/>
+        <w:rPr>
+          <w:rFonts w:asciiTheme="majorBidi" w:hAnsiTheme="majorBidi" w:cstheme="majorBidi"/>
+          <w:sz w:val="28"/>
+          <w:szCs w:val="28"/>
+        </w:rPr>
+      </w:pPr>
+      <w:r>
+        <w:rPr>
+          <w:rFonts w:asciiTheme="majorBidi" w:hAnsiTheme="majorBidi" w:cstheme="majorBidi"/>
+          <w:sz w:val="28"/>
+          <w:szCs w:val="28"/>
+        </w:rPr>
+        <w:t xml:space="preserve">Germany server </w:t>
+      </w:r>
+      <w:r>
+        <w:rPr>
+          <w:rFonts w:asciiTheme="majorBidi" w:hAnsiTheme="majorBidi" w:cstheme="majorBidi"/>
+          <w:b/>
+          <w:bCs/>
+          <w:i/>
+          <w:iCs/>
+          <w:sz w:val="28"/>
+          <w:szCs w:val="28"/>
+        </w:rPr>
+        <w:t>→</w:t>
+      </w:r>
+      <w:r>
+        <w:rPr>
+          <w:rFonts w:asciiTheme="majorBidi" w:hAnsiTheme="majorBidi" w:cstheme="majorBidi"/>
+          <w:sz w:val="28"/>
+          <w:szCs w:val="28"/>
+        </w:rPr>
+        <w:t xml:space="preserve"> USA server</w:t>
+      </w:r>
+      <w:r>
+        <w:rPr>
+          <w:rFonts w:asciiTheme="majorBidi" w:hAnsiTheme="majorBidi" w:cstheme="majorBidi"/>
+          <w:sz w:val="28"/>
+          <w:szCs w:val="28"/>
+        </w:rPr>
+        <w:t xml:space="preserve"> does not work. </w:t>
+      </w:r>
+      <w:r>
+        <w:rPr>
+          <w:rFonts w:asciiTheme="majorBidi" w:hAnsiTheme="majorBidi" w:cstheme="majorBidi"/>
+          <w:sz w:val="28"/>
+          <w:szCs w:val="28"/>
+        </w:rPr>
+        <w:t>They will never see each other’s VRRP advertisements.</w:t>
+      </w:r>
+    </w:p>
+    <w:p>
+      <w:pPr>
+        <w:jc w:val="both"/>
+        <w:rPr>
+          <w:rFonts w:asciiTheme="majorBidi" w:hAnsiTheme="majorBidi" w:cstheme="majorBidi"/>
+          <w:sz w:val="28"/>
+          <w:szCs w:val="28"/>
+        </w:rPr>
+      </w:pPr>
+      <w:r>
+        <w:rPr>
+          <w:rFonts w:asciiTheme="majorBidi" w:hAnsiTheme="majorBidi" w:cstheme="majorBidi"/>
+          <w:sz w:val="28"/>
+          <w:szCs w:val="28"/>
+        </w:rPr>
+        <w:t>Another Critical Problem</w:t>
+      </w:r>
+      <w:r>
+        <w:rPr>
+          <w:rFonts w:asciiTheme="majorBidi" w:hAnsiTheme="majorBidi" w:cstheme="majorBidi"/>
+          <w:sz w:val="28"/>
+          <w:szCs w:val="28"/>
+        </w:rPr>
+        <w:t xml:space="preserve"> is</w:t>
+      </w:r>
+      <w:r>
+        <w:rPr>
+          <w:rFonts w:asciiTheme="majorBidi" w:hAnsiTheme="majorBidi" w:cstheme="majorBidi"/>
+          <w:sz w:val="28"/>
+          <w:szCs w:val="28"/>
+        </w:rPr>
+        <w:t xml:space="preserve"> </w:t>
+      </w:r>
+      <w:r>
+        <w:rPr>
+          <w:rFonts w:asciiTheme="majorBidi" w:hAnsiTheme="majorBidi" w:cstheme="majorBidi"/>
+          <w:sz w:val="28"/>
+          <w:szCs w:val="28"/>
+        </w:rPr>
+        <w:t>t</w:t>
+      </w:r>
+      <w:r>
+        <w:rPr>
+          <w:rFonts w:asciiTheme="majorBidi" w:hAnsiTheme="majorBidi" w:cstheme="majorBidi"/>
+          <w:sz w:val="28"/>
+          <w:szCs w:val="28"/>
+        </w:rPr>
+        <w:t>he VIP</w:t>
+      </w:r>
+      <w:r>
+        <w:rPr>
+          <w:rFonts w:asciiTheme="majorBidi" w:hAnsiTheme="majorBidi" w:cstheme="majorBidi"/>
+          <w:sz w:val="28"/>
+          <w:szCs w:val="28"/>
+        </w:rPr>
+        <w:t xml:space="preserve">. </w:t>
+      </w:r>
+      <w:r>
+        <w:rPr>
+          <w:rFonts w:asciiTheme="majorBidi" w:hAnsiTheme="majorBidi" w:cstheme="majorBidi"/>
+          <w:sz w:val="28"/>
+          <w:szCs w:val="28"/>
+        </w:rPr>
+        <w:t>VRRP assumes the Virtual IP exists inside the same subnet.</w:t>
+      </w:r>
+      <w:r>
+        <w:rPr>
+          <w:rFonts w:asciiTheme="majorBidi" w:hAnsiTheme="majorBidi" w:cstheme="majorBidi"/>
+          <w:sz w:val="28"/>
+          <w:szCs w:val="28"/>
+        </w:rPr>
+        <w:t xml:space="preserve"> </w:t>
+      </w:r>
+      <w:r>
+        <w:rPr>
+          <w:rFonts w:asciiTheme="majorBidi" w:hAnsiTheme="majorBidi" w:cstheme="majorBidi"/>
+          <w:sz w:val="28"/>
+          <w:szCs w:val="28"/>
+        </w:rPr>
+        <w:t>Clients ARP for it</w:t>
+      </w:r>
+      <w:r>
+        <w:rPr>
+          <w:rFonts w:asciiTheme="majorBidi" w:hAnsiTheme="majorBidi" w:cstheme="majorBidi"/>
+          <w:sz w:val="28"/>
+          <w:szCs w:val="28"/>
+        </w:rPr>
+        <w:t xml:space="preserve"> (</w:t>
+      </w:r>
+      <w:r>
+        <w:rPr>
+          <w:rFonts w:asciiTheme="majorBidi" w:hAnsiTheme="majorBidi" w:cstheme="majorBidi"/>
+          <w:sz w:val="28"/>
+          <w:szCs w:val="28"/>
+        </w:rPr>
+        <w:t>Who has 192.168.1.1?</w:t>
+      </w:r>
+      <w:r>
+        <w:rPr>
+          <w:rFonts w:asciiTheme="majorBidi" w:hAnsiTheme="majorBidi" w:cstheme="majorBidi"/>
+          <w:sz w:val="28"/>
+          <w:szCs w:val="28"/>
+        </w:rPr>
+        <w:t xml:space="preserve">), </w:t>
+      </w:r>
+      <w:r>
+        <w:rPr>
+          <w:rFonts w:asciiTheme="majorBidi" w:hAnsiTheme="majorBidi" w:cstheme="majorBidi"/>
+          <w:sz w:val="28"/>
+          <w:szCs w:val="28"/>
+        </w:rPr>
+        <w:t>But ARP also does not cross routers.</w:t>
+      </w:r>
+    </w:p>
+    <w:p>
+      <w:pPr>
+        <w:spacing w:after="120"/>
+        <w:jc w:val="both"/>
+        <w:rPr>
+          <w:rFonts w:asciiTheme="majorBidi" w:hAnsiTheme="majorBidi" w:cstheme="majorBidi"/>
+          <w:b/>
+          <w:bCs/>
+          <w:sz w:val="32"/>
+          <w:szCs w:val="32"/>
+        </w:rPr>
+      </w:pPr>
+      <w:r>
+        <w:rPr>
+          <w:rFonts w:asciiTheme="majorBidi" w:hAnsiTheme="majorBidi" w:cstheme="majorBidi"/>
+          <w:b/>
+          <w:bCs/>
+          <w:sz w:val="32"/>
+          <w:szCs w:val="32"/>
+        </w:rPr>
+        <w:t>What Happens If You Tried Anyway</w:t>
+      </w:r>
+      <w:r>
+        <w:rPr>
+          <w:rFonts w:asciiTheme="majorBidi" w:hAnsiTheme="majorBidi" w:cstheme="majorBidi"/>
+          <w:b/>
+          <w:bCs/>
+          <w:sz w:val="32"/>
+          <w:szCs w:val="32"/>
+        </w:rPr>
+        <w:t>:</w:t>
+      </w:r>
+    </w:p>
+    <w:p>
+      <w:pPr>
+        <w:spacing w:after="120"/>
+        <w:rPr>
+          <w:rFonts w:asciiTheme="majorBidi" w:hAnsiTheme="majorBidi" w:cstheme="majorBidi"/>
+          <w:sz w:val="28"/>
+          <w:szCs w:val="28"/>
+          <w:u w:val="single"/>
+        </w:rPr>
+      </w:pPr>
+      <w:r>
+        <w:rPr>
+          <w:rFonts w:asciiTheme="majorBidi" w:hAnsiTheme="majorBidi" w:cstheme="majorBidi"/>
+          <w:sz w:val="28"/>
+          <w:szCs w:val="28"/>
+          <w:u w:val="single"/>
+        </w:rPr>
+        <w:t>Example:</w:t>
+      </w:r>
+    </w:p>
+    <w:p>
+      <w:pPr>
+        <w:spacing w:after="0"/>
+        <w:rPr>
+          <w:rFonts w:asciiTheme="majorBidi" w:hAnsiTheme="majorBidi" w:cstheme="majorBidi"/>
+          <w:b/>
+          <w:bCs/>
+          <w:i/>
+          <w:iCs/>
+          <w:sz w:val="28"/>
+          <w:szCs w:val="28"/>
+        </w:rPr>
+      </w:pPr>
+      <w:r>
+        <w:rPr>
+          <w:rFonts w:asciiTheme="majorBidi" w:hAnsiTheme="majorBidi" w:cstheme="majorBidi"/>
+          <w:b/>
+          <w:bCs/>
+          <w:i/>
+          <w:iCs/>
+          <w:sz w:val="28"/>
+          <w:szCs w:val="28"/>
+        </w:rPr>
+        <w:t>Germany server</w:t>
+      </w:r>
+    </w:p>
+    <w:p>
+      <w:pPr>
+        <w:spacing w:after="0"/>
+        <w:rPr>
+          <w:rFonts w:asciiTheme="majorBidi" w:hAnsiTheme="majorBidi" w:cstheme="majorBidi"/>
+          <w:b/>
+          <w:bCs/>
+          <w:i/>
+          <w:iCs/>
+          <w:sz w:val="28"/>
+          <w:szCs w:val="28"/>
+        </w:rPr>
+      </w:pPr>
+      <w:r>
+        <w:rPr>
+          <w:rFonts w:asciiTheme="majorBidi" w:hAnsiTheme="majorBidi" w:cstheme="majorBidi"/>
+          <w:b/>
+          <w:bCs/>
+          <w:i/>
+          <w:iCs/>
+          <w:sz w:val="28"/>
+          <w:szCs w:val="28"/>
+        </w:rPr>
+        <w:t>USA server</w:t>
+      </w:r>
+    </w:p>
+    <w:p>
+      <w:pPr>
+        <w:spacing w:after="0"/>
+        <w:rPr>
+          <w:rFonts w:asciiTheme="majorBidi" w:hAnsiTheme="majorBidi" w:cstheme="majorBidi"/>
+          <w:b/>
+          <w:bCs/>
+          <w:i/>
+          <w:iCs/>
+          <w:sz w:val="28"/>
+          <w:szCs w:val="28"/>
+        </w:rPr>
+      </w:pPr>
+      <w:r>
+        <w:rPr>
+          <w:rFonts w:asciiTheme="majorBidi" w:hAnsiTheme="majorBidi" w:cstheme="majorBidi"/>
+          <w:b/>
+          <w:bCs/>
+          <w:i/>
+          <w:iCs/>
+          <w:sz w:val="28"/>
+          <w:szCs w:val="28"/>
+        </w:rPr>
+        <w:t>Japan server</w:t>
+      </w:r>
+    </w:p>
+    <w:p>
+      <w:pPr>
+        <w:spacing w:after="120"/>
+        <w:rPr>
+          <w:rFonts w:asciiTheme="majorBidi" w:hAnsiTheme="majorBidi" w:cstheme="majorBidi"/>
+          <w:b/>
+          <w:bCs/>
+          <w:i/>
+          <w:iCs/>
+          <w:sz w:val="28"/>
+          <w:szCs w:val="28"/>
+        </w:rPr>
+      </w:pPr>
+      <w:r>
+        <w:rPr>
+          <w:rFonts w:asciiTheme="majorBidi" w:hAnsiTheme="majorBidi" w:cstheme="majorBidi"/>
+          <w:b/>
+          <w:bCs/>
+          <w:i/>
+          <w:iCs/>
+          <w:sz w:val="28"/>
+          <w:szCs w:val="28"/>
+        </w:rPr>
+        <w:t>VIP = 203.0.113.10</w:t>
+      </w:r>
+    </w:p>
+    <w:p>
+      <w:pPr>
+        <w:rPr>
+          <w:rFonts w:asciiTheme="majorBidi" w:hAnsiTheme="majorBidi" w:cstheme="majorBidi"/>
+          <w:sz w:val="28"/>
+          <w:szCs w:val="28"/>
+          <w:u w:val="single"/>
+        </w:rPr>
+      </w:pPr>
+      <w:r>
+        <w:rPr>
+          <w:rFonts w:asciiTheme="majorBidi" w:hAnsiTheme="majorBidi" w:cstheme="majorBidi"/>
+          <w:sz w:val="28"/>
+          <w:szCs w:val="28"/>
+          <w:u w:val="single"/>
+        </w:rPr>
+        <w:t>Problems:</w:t>
+      </w:r>
+    </w:p>
+    <w:p>
+      <w:pPr>
+        <w:pStyle w:val="ListParagraph"/>
+        <w:numPr>
+          <w:ilvl w:val="0"/>
+          <w:numId w:val="44"/>
+        </w:numPr>
+        <w:ind w:left="360"/>
+        <w:rPr>
+          <w:rFonts w:asciiTheme="majorBidi" w:hAnsiTheme="majorBidi" w:cstheme="majorBidi"/>
+          <w:sz w:val="28"/>
+          <w:szCs w:val="28"/>
+        </w:rPr>
+      </w:pPr>
+      <w:r>
+        <w:rPr>
+          <w:rFonts w:asciiTheme="majorBidi" w:hAnsiTheme="majorBidi" w:cstheme="majorBidi"/>
+          <w:sz w:val="28"/>
+          <w:szCs w:val="28"/>
+        </w:rPr>
+        <w:t>They cannot exchange VRRP advertisements</w:t>
+      </w:r>
+    </w:p>
+    <w:p>
+      <w:pPr>
+        <w:pStyle w:val="ListParagraph"/>
+        <w:numPr>
+          <w:ilvl w:val="0"/>
+          <w:numId w:val="44"/>
+        </w:numPr>
+        <w:ind w:left="360"/>
+        <w:rPr>
+          <w:rFonts w:asciiTheme="majorBidi" w:hAnsiTheme="majorBidi" w:cstheme="majorBidi"/>
+          <w:sz w:val="28"/>
+          <w:szCs w:val="28"/>
+        </w:rPr>
+      </w:pPr>
+      <w:r>
+        <w:rPr>
+          <w:rFonts w:asciiTheme="majorBidi" w:hAnsiTheme="majorBidi" w:cstheme="majorBidi"/>
+          <w:sz w:val="28"/>
+          <w:szCs w:val="28"/>
+        </w:rPr>
+        <w:t>They cannot share the same MAC</w:t>
+      </w:r>
+    </w:p>
+    <w:p>
+      <w:pPr>
+        <w:pStyle w:val="ListParagraph"/>
+        <w:numPr>
+          <w:ilvl w:val="0"/>
+          <w:numId w:val="44"/>
+        </w:numPr>
+        <w:ind w:left="360"/>
+        <w:rPr>
+          <w:rFonts w:asciiTheme="majorBidi" w:hAnsiTheme="majorBidi" w:cstheme="majorBidi"/>
+          <w:sz w:val="28"/>
+          <w:szCs w:val="28"/>
+        </w:rPr>
+      </w:pPr>
+      <w:r>
+        <w:rPr>
+          <w:rFonts w:asciiTheme="majorBidi" w:hAnsiTheme="majorBidi" w:cstheme="majorBidi"/>
+          <w:sz w:val="28"/>
+          <w:szCs w:val="28"/>
+        </w:rPr>
+        <w:t>Clients cannot ARP them globally</w:t>
+      </w:r>
+    </w:p>
+    <w:p>
+      <w:pPr>
+        <w:pStyle w:val="ListParagraph"/>
+        <w:numPr>
+          <w:ilvl w:val="0"/>
+          <w:numId w:val="44"/>
+        </w:numPr>
+        <w:spacing w:after="120"/>
+        <w:ind w:left="360"/>
+        <w:rPr>
+          <w:rFonts w:asciiTheme="majorBidi" w:hAnsiTheme="majorBidi" w:cstheme="majorBidi"/>
+          <w:sz w:val="28"/>
+          <w:szCs w:val="28"/>
+        </w:rPr>
+      </w:pPr>
+      <w:r>
+        <w:rPr>
+          <w:rFonts w:asciiTheme="majorBidi" w:hAnsiTheme="majorBidi" w:cstheme="majorBidi"/>
+          <w:sz w:val="28"/>
+          <w:szCs w:val="28"/>
+        </w:rPr>
+        <w:lastRenderedPageBreak/>
+        <w:t>Routing paths differ globally</w:t>
+      </w:r>
+    </w:p>
+    <w:p>
+      <w:pPr>
+        <w:jc w:val="both"/>
+        <w:rPr>
+          <w:rFonts w:asciiTheme="majorBidi" w:hAnsiTheme="majorBidi" w:cstheme="majorBidi"/>
+          <w:sz w:val="28"/>
+          <w:szCs w:val="28"/>
+        </w:rPr>
+      </w:pPr>
+      <w:r>
+        <w:rPr>
+          <w:rFonts w:asciiTheme="majorBidi" w:hAnsiTheme="majorBidi" w:cstheme="majorBidi"/>
+          <w:sz w:val="28"/>
+          <w:szCs w:val="28"/>
+        </w:rPr>
+        <w:t>So the design fundamentally fails.</w:t>
+      </w:r>
+    </w:p>
+    <w:p>
+      <w:pPr>
+        <w:spacing w:after="120"/>
+        <w:rPr>
+          <w:rFonts w:asciiTheme="majorBidi" w:hAnsiTheme="majorBidi" w:cstheme="majorBidi"/>
+          <w:b/>
+          <w:bCs/>
+          <w:sz w:val="32"/>
+          <w:szCs w:val="32"/>
+        </w:rPr>
+      </w:pPr>
+      <w:r>
+        <w:rPr>
+          <w:rFonts w:asciiTheme="majorBidi" w:hAnsiTheme="majorBidi" w:cstheme="majorBidi"/>
+          <w:b/>
+          <w:bCs/>
+          <w:sz w:val="32"/>
+          <w:szCs w:val="32"/>
+        </w:rPr>
+        <w:t>When VRRP Works</w:t>
+      </w:r>
+    </w:p>
+    <w:p>
+      <w:pPr>
+        <w:spacing w:after="120"/>
+        <w:rPr>
+          <w:rFonts w:asciiTheme="majorBidi" w:hAnsiTheme="majorBidi" w:cstheme="majorBidi"/>
+          <w:sz w:val="28"/>
+          <w:szCs w:val="28"/>
+        </w:rPr>
+      </w:pPr>
+      <w:r>
+        <w:rPr>
+          <w:rFonts w:asciiTheme="majorBidi" w:hAnsiTheme="majorBidi" w:cstheme="majorBidi"/>
+          <w:sz w:val="28"/>
+          <w:szCs w:val="28"/>
+        </w:rPr>
+        <w:t>VRRP works when nodes share the same L2 broadcast domain.</w:t>
+      </w:r>
+    </w:p>
+    <w:p>
+      <w:pPr>
+        <w:spacing w:after="120"/>
+        <w:rPr>
+          <w:rFonts w:asciiTheme="majorBidi" w:hAnsiTheme="majorBidi" w:cstheme="majorBidi"/>
+          <w:sz w:val="28"/>
+          <w:szCs w:val="28"/>
+        </w:rPr>
+      </w:pPr>
+      <w:r>
+        <w:rPr>
+          <w:rFonts w:asciiTheme="majorBidi" w:hAnsiTheme="majorBidi" w:cstheme="majorBidi"/>
+          <w:sz w:val="28"/>
+          <w:szCs w:val="28"/>
+        </w:rPr>
+        <w:t>Typical cases:</w:t>
+      </w:r>
+    </w:p>
+    <w:p>
+      <w:pPr>
+        <w:pStyle w:val="ListParagraph"/>
+        <w:numPr>
+          <w:ilvl w:val="0"/>
+          <w:numId w:val="45"/>
+        </w:numPr>
+        <w:spacing w:after="60"/>
+        <w:ind w:left="360"/>
+        <w:rPr>
+          <w:rFonts w:asciiTheme="majorBidi" w:hAnsiTheme="majorBidi" w:cstheme="majorBidi"/>
+          <w:b/>
+          <w:bCs/>
+          <w:sz w:val="28"/>
+          <w:szCs w:val="28"/>
+        </w:rPr>
+      </w:pPr>
+      <w:r>
+        <w:rPr>
+          <w:rFonts w:asciiTheme="majorBidi" w:hAnsiTheme="majorBidi" w:cstheme="majorBidi"/>
+          <w:b/>
+          <w:bCs/>
+          <w:sz w:val="28"/>
+          <w:szCs w:val="28"/>
+        </w:rPr>
+        <w:t>Same rack</w:t>
+      </w:r>
+    </w:p>
+    <w:p>
+      <w:pPr>
+        <w:spacing w:after="0"/>
+        <w:ind w:left="360"/>
+        <w:rPr>
+          <w:rFonts w:asciiTheme="majorBidi" w:hAnsiTheme="majorBidi" w:cstheme="majorBidi"/>
+          <w:sz w:val="28"/>
+          <w:szCs w:val="28"/>
+        </w:rPr>
+      </w:pPr>
+      <w:r>
+        <w:rPr>
+          <w:rFonts w:asciiTheme="majorBidi" w:hAnsiTheme="majorBidi" w:cstheme="majorBidi"/>
+          <w:sz w:val="28"/>
+          <w:szCs w:val="28"/>
+        </w:rPr>
+        <w:t>server1</w:t>
+      </w:r>
+    </w:p>
+    <w:p>
+      <w:pPr>
+        <w:spacing w:after="0"/>
+        <w:ind w:left="360"/>
+        <w:rPr>
+          <w:rFonts w:asciiTheme="majorBidi" w:hAnsiTheme="majorBidi" w:cstheme="majorBidi"/>
+          <w:sz w:val="28"/>
+          <w:szCs w:val="28"/>
+        </w:rPr>
+      </w:pPr>
+      <w:r>
+        <w:rPr>
+          <w:rFonts w:asciiTheme="majorBidi" w:hAnsiTheme="majorBidi" w:cstheme="majorBidi"/>
+          <w:sz w:val="28"/>
+          <w:szCs w:val="28"/>
+        </w:rPr>
+        <w:t>server2</w:t>
+      </w:r>
+    </w:p>
+    <w:p>
+      <w:pPr>
+        <w:spacing w:after="120"/>
+        <w:ind w:left="360"/>
+        <w:rPr>
+          <w:rFonts w:asciiTheme="majorBidi" w:hAnsiTheme="majorBidi" w:cstheme="majorBidi"/>
+          <w:sz w:val="28"/>
+          <w:szCs w:val="28"/>
+        </w:rPr>
+      </w:pPr>
+      <w:r>
+        <w:rPr>
+          <w:rFonts w:asciiTheme="majorBidi" w:hAnsiTheme="majorBidi" w:cstheme="majorBidi"/>
+          <w:sz w:val="28"/>
+          <w:szCs w:val="28"/>
+        </w:rPr>
+        <w:t>same switch</w:t>
+      </w:r>
+    </w:p>
+    <w:p>
+      <w:pPr>
+        <w:pStyle w:val="ListParagraph"/>
+        <w:numPr>
+          <w:ilvl w:val="0"/>
+          <w:numId w:val="45"/>
+        </w:numPr>
+        <w:ind w:left="360"/>
+        <w:rPr>
+          <w:rFonts w:asciiTheme="majorBidi" w:hAnsiTheme="majorBidi" w:cstheme="majorBidi"/>
+          <w:b/>
+          <w:bCs/>
+          <w:sz w:val="28"/>
+          <w:szCs w:val="28"/>
+        </w:rPr>
+      </w:pPr>
+      <w:r>
+        <w:rPr>
+          <w:rFonts w:asciiTheme="majorBidi" w:hAnsiTheme="majorBidi" w:cstheme="majorBidi"/>
+          <w:b/>
+          <w:bCs/>
+          <w:noProof/>
+          <w:sz w:val="28"/>
+          <w:szCs w:val="28"/>
+        </w:rPr>
+        <mc:AlternateContent>
+          <mc:Choice Requires="wps">
+            <w:drawing>
+              <wp:anchor distT="0" distB="0" distL="114300" distR="114300" simplePos="0" relativeHeight="251668480" behindDoc="0" locked="0" layoutInCell="1" allowOverlap="1" wp14:anchorId="3F04BF3D" wp14:editId="53E82CE2">
+                <wp:simplePos x="0" y="0"/>
+                <wp:positionH relativeFrom="column">
+                  <wp:posOffset>243840</wp:posOffset>
+                </wp:positionH>
+                <wp:positionV relativeFrom="paragraph">
+                  <wp:posOffset>299085</wp:posOffset>
+                </wp:positionV>
+                <wp:extent cx="2240280" cy="579120"/>
+                <wp:effectExtent l="0" t="0" r="26670" b="11430"/>
+                <wp:wrapNone/>
+                <wp:docPr id="138673887" name="Rectangle 10"/>
+                <wp:cNvGraphicFramePr/>
+                <a:graphic xmlns:a="http://schemas.openxmlformats.org/drawingml/2006/main">
+                  <a:graphicData uri="http://schemas.microsoft.com/office/word/2010/wordprocessingShape">
+                    <wps:wsp>
+                      <wps:cNvSpPr/>
+                      <wps:spPr>
+                        <a:xfrm>
+                          <a:off x="0" y="0"/>
+                          <a:ext cx="2240280" cy="579120"/>
+                        </a:xfrm>
+                        <a:prstGeom prst="rect">
+                          <a:avLst/>
+                        </a:prstGeom>
+                      </wps:spPr>
+                      <wps:style>
+                        <a:lnRef idx="2">
+                          <a:schemeClr val="dk1">
+                            <a:shade val="15000"/>
+                          </a:schemeClr>
+                        </a:lnRef>
+                        <a:fillRef idx="1">
+                          <a:schemeClr val="dk1"/>
+                        </a:fillRef>
+                        <a:effectRef idx="0">
+                          <a:schemeClr val="dk1"/>
+                        </a:effectRef>
+                        <a:fontRef idx="minor">
+                          <a:schemeClr val="lt1"/>
+                        </a:fontRef>
+                      </wps:style>
+                      <wps:txbx>
+                        <w:txbxContent>
+                          <w:p>
+                            <w:pPr>
+                              <w:spacing w:after="0"/>
+                              <w:rPr>
+                                <w:rFonts w:asciiTheme="majorBidi" w:hAnsiTheme="majorBidi" w:cstheme="majorBidi"/>
+                                <w:sz w:val="28"/>
+                                <w:szCs w:val="28"/>
+                              </w:rPr>
+                            </w:pPr>
+                            <w:r>
+                              <w:rPr>
+                                <w:rFonts w:asciiTheme="majorBidi" w:hAnsiTheme="majorBidi" w:cstheme="majorBidi"/>
+                                <w:sz w:val="28"/>
+                                <w:szCs w:val="28"/>
+                              </w:rPr>
+                              <w:t>server1 --- switch --- server2</w:t>
+                            </w:r>
+                          </w:p>
+                          <w:p>
+                            <w:pPr>
+                              <w:rPr>
+                                <w:rFonts w:asciiTheme="majorBidi" w:hAnsiTheme="majorBidi" w:cstheme="majorBidi"/>
+                                <w:sz w:val="28"/>
+                                <w:szCs w:val="28"/>
+                              </w:rPr>
+                            </w:pPr>
+                            <w:r>
+                              <w:rPr>
+                                <w:rFonts w:asciiTheme="majorBidi" w:hAnsiTheme="majorBidi" w:cstheme="majorBidi"/>
+                                <w:sz w:val="28"/>
+                                <w:szCs w:val="28"/>
+                              </w:rPr>
+                              <w:t xml:space="preserve">             VLAN 100</w:t>
+                            </w:r>
+                          </w:p>
+                          <w:p>
+                            <w:pPr>
+                              <w:jc w:val="center"/>
+                            </w:pPr>
+                          </w:p>
+                        </w:txbxContent>
+                      </wps:txbx>
+                      <wps:bodyPr rot="0" spcFirstLastPara="0" vertOverflow="overflow" horzOverflow="overflow" vert="horz" wrap="square" lIns="91440" tIns="45720" rIns="91440" bIns="45720" numCol="1" spcCol="0" rtlCol="0" fromWordArt="0" anchor="ctr" anchorCtr="0" forceAA="0" compatLnSpc="1">
+                        <a:prstTxWarp prst="textNoShape">
+                          <a:avLst/>
+                        </a:prstTxWarp>
+                        <a:noAutofit/>
+                      </wps:bodyPr>
+                    </wps:wsp>
+                  </a:graphicData>
+                </a:graphic>
+                <wp14:sizeRelH relativeFrom="margin">
+                  <wp14:pctWidth>0</wp14:pctWidth>
+                </wp14:sizeRelH>
+              </wp:anchor>
+            </w:drawing>
+          </mc:Choice>
+          <mc:Fallback>
+            <w:pict>
+              <v:rect w14:anchorId="3F04BF3D" id="_x0000_s1035" style="position:absolute;left:0;text-align:left;margin-left:19.2pt;margin-top:23.55pt;width:176.4pt;height:45.6pt;z-index:251668480;visibility:visible;mso-wrap-style:square;mso-width-percent:0;mso-wrap-distance-left:9pt;mso-wrap-distance-top:0;mso-wrap-distance-right:9pt;mso-wrap-distance-bottom:0;mso-position-horizontal:absolute;mso-position-horizontal-relative:text;mso-position-vertical:absolute;mso-position-vertical-relative:text;mso-width-percent:0;mso-width-relative:margin;v-text-anchor:middle" o:gfxdata="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" fillcolor="black [3200]" strokecolor="black [480]" strokeweight="1pt">
+                <v:textbox>
+                  <w:txbxContent>
+                    <w:p>
+                      <w:pPr>
+                        <w:spacing w:after="0"/>
+                        <w:rPr>
+                          <w:rFonts w:asciiTheme="majorBidi" w:hAnsiTheme="majorBidi" w:cstheme="majorBidi"/>
+                          <w:sz w:val="28"/>
+                          <w:szCs w:val="28"/>
+                        </w:rPr>
+                      </w:pPr>
+                      <w:r>
+                        <w:rPr>
+                          <w:rFonts w:asciiTheme="majorBidi" w:hAnsiTheme="majorBidi" w:cstheme="majorBidi"/>
+                          <w:sz w:val="28"/>
+                          <w:szCs w:val="28"/>
+                        </w:rPr>
+                        <w:t>server1 --- switch --- server2</w:t>
+                      </w:r>
+                    </w:p>
+                    <w:p>
+                      <w:pPr>
+                        <w:rPr>
+                          <w:rFonts w:asciiTheme="majorBidi" w:hAnsiTheme="majorBidi" w:cstheme="majorBidi"/>
+                          <w:sz w:val="28"/>
+                          <w:szCs w:val="28"/>
+                        </w:rPr>
+                      </w:pPr>
+                      <w:r>
+                        <w:rPr>
+                          <w:rFonts w:asciiTheme="majorBidi" w:hAnsiTheme="majorBidi" w:cstheme="majorBidi"/>
+                          <w:sz w:val="28"/>
+                          <w:szCs w:val="28"/>
+                        </w:rPr>
+                        <w:t xml:space="preserve">             VLAN 100</w:t>
+                      </w:r>
+                    </w:p>
+                    <w:p>
+                      <w:pPr>
+                        <w:jc w:val="center"/>
+                      </w:pPr>
+                    </w:p>
+                  </w:txbxContent>
+                </v:textbox>
+              </v:rect>
+            </w:pict>
+          </mc:Fallback>
+        </mc:AlternateContent>
+      </w:r>
+      <w:r>
+        <w:rPr>
+          <w:rFonts w:asciiTheme="majorBidi" w:hAnsiTheme="majorBidi" w:cstheme="majorBidi"/>
+          <w:b/>
+          <w:bCs/>
+          <w:sz w:val="28"/>
+          <w:szCs w:val="28"/>
+        </w:rPr>
+        <w:t>Same VLAN</w:t>
+      </w:r>
+    </w:p>
+    <w:p>
+      <w:pPr>
+        <w:jc w:val="both"/>
+        <w:rPr>
+          <w:rFonts w:asciiTheme="majorBidi" w:hAnsiTheme="majorBidi" w:cstheme="majorBidi"/>
+          <w:sz w:val="28"/>
+          <w:szCs w:val="28"/>
+        </w:rPr>
+      </w:pPr>
+    </w:p>
+    <w:p>
+      <w:pPr>
+        <w:jc w:val="both"/>
+        <w:rPr>
+          <w:rFonts w:asciiTheme="majorBidi" w:hAnsiTheme="majorBidi" w:cstheme="majorBidi"/>
+          <w:sz w:val="20"/>
+          <w:szCs w:val="20"/>
+        </w:rPr>
+      </w:pPr>
+    </w:p>
+    <w:p>
+      <w:pPr>
+        <w:ind w:left="360"/>
+        <w:jc w:val="both"/>
+        <w:rPr>
+          <w:rFonts w:asciiTheme="majorBidi" w:hAnsiTheme="majorBidi" w:cstheme="majorBidi"/>
+          <w:sz w:val="28"/>
+          <w:szCs w:val="28"/>
+        </w:rPr>
+      </w:pPr>
+      <w:r>
+        <w:rPr>
+          <w:rFonts w:asciiTheme="majorBidi" w:hAnsiTheme="majorBidi" w:cstheme="majorBidi"/>
+          <w:sz w:val="28"/>
+          <w:szCs w:val="28"/>
+        </w:rPr>
+        <w:t>Same datacenter L2 network</w:t>
+      </w:r>
+    </w:p>
+    <w:p>
+      <w:pPr>
+        <w:spacing w:after="120"/>
+        <w:rPr>
+          <w:rFonts w:asciiTheme="majorBidi" w:hAnsiTheme="majorBidi" w:cstheme="majorBidi"/>
+          <w:b/>
+          <w:bCs/>
+          <w:sz w:val="36"/>
+          <w:szCs w:val="36"/>
+        </w:rPr>
+      </w:pPr>
+      <w:r>
+        <w:rPr>
+          <w:rFonts w:asciiTheme="majorBidi" w:hAnsiTheme="majorBidi" w:cstheme="majorBidi"/>
+          <w:b/>
+          <w:bCs/>
+          <w:sz w:val="36"/>
+          <w:szCs w:val="36"/>
+        </w:rPr>
+        <w:t>What if the servers are in different datacenters?</w:t>
+      </w:r>
+    </w:p>
+    <w:p>
+      <w:pPr>
+        <w:spacing w:after="120"/>
+        <w:rPr>
+          <w:rFonts w:asciiTheme="majorBidi" w:hAnsiTheme="majorBidi" w:cstheme="majorBidi"/>
+          <w:sz w:val="28"/>
+          <w:szCs w:val="28"/>
+        </w:rPr>
+      </w:pPr>
+      <w:r>
+        <w:rPr>
+          <w:rFonts w:asciiTheme="majorBidi" w:hAnsiTheme="majorBidi" w:cstheme="majorBidi"/>
+          <w:sz w:val="28"/>
+          <w:szCs w:val="28"/>
+        </w:rPr>
+        <w:t>Then you need Layer‑3 high availability, not VRRP.</w:t>
+      </w:r>
+    </w:p>
+    <w:p>
+      <w:pPr>
+        <w:spacing w:after="120"/>
+        <w:rPr>
+          <w:rFonts w:asciiTheme="majorBidi" w:hAnsiTheme="majorBidi" w:cstheme="majorBidi"/>
+          <w:sz w:val="28"/>
+          <w:szCs w:val="28"/>
+        </w:rPr>
+      </w:pPr>
+      <w:r>
+        <w:rPr>
+          <w:rFonts w:asciiTheme="majorBidi" w:hAnsiTheme="majorBidi" w:cstheme="majorBidi"/>
+          <w:sz w:val="28"/>
+          <w:szCs w:val="28"/>
+        </w:rPr>
+        <w:t>Common solutions:</w:t>
+      </w:r>
+    </w:p>
+    <w:p>
+      <w:pPr>
+        <w:pStyle w:val="ListParagraph"/>
+        <w:numPr>
+          <w:ilvl w:val="0"/>
+          <w:numId w:val="45"/>
+        </w:numPr>
+        <w:spacing w:after="60"/>
+        <w:ind w:left="360"/>
+        <w:rPr>
+          <w:rFonts w:asciiTheme="majorBidi" w:hAnsiTheme="majorBidi" w:cstheme="majorBidi"/>
+          <w:b/>
+          <w:bCs/>
+          <w:sz w:val="32"/>
+          <w:szCs w:val="32"/>
+        </w:rPr>
+      </w:pPr>
+      <w:r>
+        <w:rPr>
+          <w:rFonts w:asciiTheme="majorBidi" w:hAnsiTheme="majorBidi" w:cstheme="majorBidi"/>
+          <w:b/>
+          <w:bCs/>
+          <w:sz w:val="32"/>
+          <w:szCs w:val="32"/>
+        </w:rPr>
+        <w:t>DNS Failover</w:t>
+      </w:r>
+    </w:p>
+    <w:p>
+      <w:pPr>
+        <w:spacing w:after="60"/>
+        <w:ind w:left="360"/>
+        <w:rPr>
+          <w:rFonts w:asciiTheme="majorBidi" w:hAnsiTheme="majorBidi" w:cstheme="majorBidi"/>
+          <w:sz w:val="28"/>
+          <w:szCs w:val="28"/>
+          <w:u w:val="single"/>
+        </w:rPr>
+      </w:pPr>
+      <w:r>
+        <w:rPr>
+          <w:rFonts w:asciiTheme="majorBidi" w:hAnsiTheme="majorBidi" w:cstheme="majorBidi"/>
+          <w:sz w:val="28"/>
+          <w:szCs w:val="28"/>
+          <w:u w:val="single"/>
+        </w:rPr>
+        <w:t>Example:</w:t>
+      </w:r>
+    </w:p>
+    <w:p>
+      <w:pPr>
+        <w:spacing w:after="120"/>
+        <w:ind w:left="360"/>
+        <w:rPr>
+          <w:rFonts w:asciiTheme="majorBidi" w:hAnsiTheme="majorBidi" w:cstheme="majorBidi"/>
+          <w:b/>
+          <w:bCs/>
+          <w:i/>
+          <w:iCs/>
+          <w:sz w:val="28"/>
+          <w:szCs w:val="28"/>
+        </w:rPr>
+      </w:pPr>
+      <w:r>
+        <w:rPr>
+          <w:rFonts w:asciiTheme="majorBidi" w:hAnsiTheme="majorBidi" w:cstheme="majorBidi"/>
+          <w:b/>
+          <w:bCs/>
+          <w:i/>
+          <w:iCs/>
+          <w:sz w:val="28"/>
+          <w:szCs w:val="28"/>
+        </w:rPr>
+        <w:t>service.example.com</w:t>
+      </w:r>
+    </w:p>
+    <w:p>
+      <w:pPr>
+        <w:spacing w:after="60"/>
+        <w:ind w:left="360"/>
+        <w:rPr>
+          <w:rFonts w:asciiTheme="majorBidi" w:hAnsiTheme="majorBidi" w:cstheme="majorBidi"/>
+          <w:sz w:val="28"/>
+          <w:szCs w:val="28"/>
+        </w:rPr>
+      </w:pPr>
+      <w:r>
+        <w:rPr>
+          <w:rFonts w:asciiTheme="majorBidi" w:hAnsiTheme="majorBidi" w:cstheme="majorBidi"/>
+          <w:sz w:val="28"/>
+          <w:szCs w:val="28"/>
+        </w:rPr>
+        <w:t>DNS returns:</w:t>
+      </w:r>
+    </w:p>
+    <w:p>
+      <w:pPr>
+        <w:spacing w:after="0"/>
+        <w:ind w:left="360"/>
+        <w:rPr>
+          <w:rFonts w:asciiTheme="majorBidi" w:hAnsiTheme="majorBidi" w:cstheme="majorBidi"/>
+          <w:b/>
+          <w:bCs/>
+          <w:i/>
+          <w:iCs/>
+          <w:sz w:val="28"/>
+          <w:szCs w:val="28"/>
+        </w:rPr>
+      </w:pPr>
+      <w:r>
+        <w:rPr>
+          <w:rFonts w:asciiTheme="majorBidi" w:hAnsiTheme="majorBidi" w:cstheme="majorBidi"/>
+          <w:b/>
+          <w:bCs/>
+          <w:i/>
+          <w:iCs/>
+          <w:sz w:val="28"/>
+          <w:szCs w:val="28"/>
+        </w:rPr>
+        <w:t>Germany IP</w:t>
+      </w:r>
+    </w:p>
+    <w:p>
+      <w:pPr>
+        <w:spacing w:after="0"/>
+        <w:ind w:left="360"/>
+        <w:rPr>
+          <w:rFonts w:asciiTheme="majorBidi" w:hAnsiTheme="majorBidi" w:cstheme="majorBidi"/>
+          <w:b/>
+          <w:bCs/>
+          <w:i/>
+          <w:iCs/>
+          <w:sz w:val="28"/>
+          <w:szCs w:val="28"/>
+        </w:rPr>
+      </w:pPr>
+      <w:r>
+        <w:rPr>
+          <w:rFonts w:asciiTheme="majorBidi" w:hAnsiTheme="majorBidi" w:cstheme="majorBidi"/>
+          <w:b/>
+          <w:bCs/>
+          <w:i/>
+          <w:iCs/>
+          <w:sz w:val="28"/>
+          <w:szCs w:val="28"/>
+        </w:rPr>
+        <w:t>USA IP</w:t>
+      </w:r>
+    </w:p>
+    <w:p>
+      <w:pPr>
+        <w:spacing w:after="120"/>
+        <w:ind w:left="360"/>
+        <w:rPr>
+          <w:rFonts w:asciiTheme="majorBidi" w:hAnsiTheme="majorBidi" w:cstheme="majorBidi"/>
+          <w:b/>
+          <w:bCs/>
+          <w:i/>
+          <w:iCs/>
+          <w:sz w:val="28"/>
+          <w:szCs w:val="28"/>
+        </w:rPr>
+      </w:pPr>
+      <w:r>
+        <w:rPr>
+          <w:rFonts w:asciiTheme="majorBidi" w:hAnsiTheme="majorBidi" w:cstheme="majorBidi"/>
+          <w:b/>
+          <w:bCs/>
+          <w:i/>
+          <w:iCs/>
+          <w:sz w:val="28"/>
+          <w:szCs w:val="28"/>
+        </w:rPr>
+        <w:t>Japan IP</w:t>
+      </w:r>
+    </w:p>
+    <w:p>
+      <w:pPr>
+        <w:spacing w:after="120"/>
+        <w:ind w:left="360"/>
+        <w:rPr>
+          <w:rFonts w:asciiTheme="majorBidi" w:hAnsiTheme="majorBidi" w:cstheme="majorBidi"/>
+          <w:sz w:val="28"/>
+          <w:szCs w:val="28"/>
+        </w:rPr>
+      </w:pPr>
+      <w:r>
+        <w:rPr>
+          <w:rFonts w:asciiTheme="majorBidi" w:hAnsiTheme="majorBidi" w:cstheme="majorBidi"/>
+          <w:sz w:val="28"/>
+          <w:szCs w:val="28"/>
+        </w:rPr>
+        <w:t>Health checks remove dead servers.</w:t>
+      </w:r>
+    </w:p>
+    <w:p>
+      <w:pPr>
+        <w:ind w:left="360"/>
+        <w:rPr>
+          <w:rFonts w:asciiTheme="majorBidi" w:hAnsiTheme="majorBidi" w:cstheme="majorBidi"/>
+          <w:b/>
+          <w:bCs/>
+          <w:sz w:val="28"/>
+          <w:szCs w:val="28"/>
+        </w:rPr>
+      </w:pPr>
+      <w:r>
+        <w:rPr>
+          <w:rFonts w:asciiTheme="majorBidi" w:hAnsiTheme="majorBidi" w:cstheme="majorBidi"/>
+          <w:b/>
+          <w:bCs/>
+          <w:sz w:val="28"/>
+          <w:szCs w:val="28"/>
+        </w:rPr>
+        <w:t>Tools:</w:t>
+      </w:r>
+    </w:p>
+    <w:p>
+      <w:pPr>
+        <w:pStyle w:val="ListParagraph"/>
+        <w:numPr>
+          <w:ilvl w:val="0"/>
+          <w:numId w:val="46"/>
+        </w:numPr>
+        <w:rPr>
+          <w:rFonts w:asciiTheme="majorBidi" w:hAnsiTheme="majorBidi" w:cstheme="majorBidi"/>
+          <w:sz w:val="28"/>
+          <w:szCs w:val="28"/>
+        </w:rPr>
+      </w:pPr>
+      <w:r>
+        <w:rPr>
+          <w:rFonts w:asciiTheme="majorBidi" w:hAnsiTheme="majorBidi" w:cstheme="majorBidi"/>
+          <w:sz w:val="28"/>
+          <w:szCs w:val="28"/>
+        </w:rPr>
+        <w:t>Route53</w:t>
+      </w:r>
+    </w:p>
+    <w:p>
+      <w:pPr>
+        <w:pStyle w:val="ListParagraph"/>
+        <w:numPr>
+          <w:ilvl w:val="0"/>
+          <w:numId w:val="46"/>
+        </w:numPr>
+        <w:rPr>
+          <w:rFonts w:asciiTheme="majorBidi" w:hAnsiTheme="majorBidi" w:cstheme="majorBidi"/>
+          <w:sz w:val="28"/>
+          <w:szCs w:val="28"/>
+        </w:rPr>
+      </w:pPr>
+      <w:r>
+        <w:rPr>
+          <w:rFonts w:asciiTheme="majorBidi" w:hAnsiTheme="majorBidi" w:cstheme="majorBidi"/>
+          <w:sz w:val="28"/>
+          <w:szCs w:val="28"/>
+        </w:rPr>
+        <w:t>Cloudflare</w:t>
+      </w:r>
+    </w:p>
+    <w:p>
+      <w:pPr>
+        <w:pStyle w:val="ListParagraph"/>
+        <w:numPr>
+          <w:ilvl w:val="0"/>
+          <w:numId w:val="46"/>
+        </w:numPr>
+        <w:spacing w:after="120"/>
+        <w:rPr>
+          <w:rFonts w:asciiTheme="majorBidi" w:hAnsiTheme="majorBidi" w:cstheme="majorBidi"/>
+          <w:sz w:val="28"/>
+          <w:szCs w:val="28"/>
+        </w:rPr>
+      </w:pPr>
+      <w:r>
+        <w:rPr>
+          <w:rFonts w:asciiTheme="majorBidi" w:hAnsiTheme="majorBidi" w:cstheme="majorBidi"/>
+          <w:sz w:val="28"/>
+          <w:szCs w:val="28"/>
+        </w:rPr>
+        <w:t>NS1</w:t>
+      </w:r>
+    </w:p>
+    <w:p>
+      <w:pPr>
+        <w:ind w:left="360"/>
+        <w:rPr>
+          <w:rFonts w:asciiTheme="majorBidi" w:hAnsiTheme="majorBidi" w:cstheme="majorBidi"/>
+          <w:sz w:val="28"/>
+          <w:szCs w:val="28"/>
+        </w:rPr>
+      </w:pPr>
+      <w:r>
+        <w:rPr>
+          <w:rFonts w:asciiTheme="majorBidi" w:hAnsiTheme="majorBidi" w:cstheme="majorBidi"/>
+          <w:sz w:val="28"/>
+          <w:szCs w:val="28"/>
+        </w:rPr>
+        <w:t xml:space="preserve">Limitation: </w:t>
+      </w:r>
+      <w:r>
+        <w:rPr>
+          <w:rFonts w:asciiTheme="majorBidi" w:hAnsiTheme="majorBidi" w:cstheme="majorBidi"/>
+          <w:b/>
+          <w:bCs/>
+          <w:sz w:val="28"/>
+          <w:szCs w:val="28"/>
+        </w:rPr>
+        <w:t>DNS caching delay</w:t>
+      </w:r>
+    </w:p>
+    <w:p>
+      <w:pPr>
+        <w:pStyle w:val="ListParagraph"/>
+        <w:numPr>
+          <w:ilvl w:val="0"/>
+          <w:numId w:val="48"/>
+        </w:numPr>
+        <w:spacing w:after="120"/>
+        <w:ind w:left="360"/>
+        <w:rPr>
+          <w:rFonts w:asciiTheme="majorBidi" w:hAnsiTheme="majorBidi" w:cstheme="majorBidi"/>
+          <w:b/>
+          <w:bCs/>
+          <w:sz w:val="32"/>
+          <w:szCs w:val="32"/>
+        </w:rPr>
+      </w:pPr>
+      <w:r>
+        <w:rPr>
+          <w:rFonts w:asciiTheme="majorBidi" w:hAnsiTheme="majorBidi" w:cstheme="majorBidi"/>
+          <w:b/>
+          <w:bCs/>
+          <w:sz w:val="32"/>
+          <w:szCs w:val="32"/>
+        </w:rPr>
+        <w:t>Anycast (very common for global services)</w:t>
+      </w:r>
+    </w:p>
+    <w:p>
+      <w:pPr>
+        <w:spacing w:after="60"/>
+        <w:ind w:left="360"/>
+        <w:rPr>
+          <w:rFonts w:asciiTheme="majorBidi" w:hAnsiTheme="majorBidi" w:cstheme="majorBidi"/>
+          <w:sz w:val="28"/>
+          <w:szCs w:val="28"/>
+        </w:rPr>
+      </w:pPr>
+      <w:r>
+        <w:rPr>
+          <w:rFonts w:asciiTheme="majorBidi" w:hAnsiTheme="majorBidi" w:cstheme="majorBidi"/>
+          <w:sz w:val="28"/>
+          <w:szCs w:val="28"/>
+        </w:rPr>
+        <w:t>Multiple servers advertise the same IP via BGP.</w:t>
+      </w:r>
+    </w:p>
+    <w:p>
+      <w:pPr>
+        <w:spacing w:after="60"/>
+        <w:ind w:left="360"/>
+        <w:rPr>
+          <w:rFonts w:asciiTheme="majorBidi" w:hAnsiTheme="majorBidi" w:cstheme="majorBidi"/>
+          <w:sz w:val="28"/>
+          <w:szCs w:val="28"/>
+          <w:u w:val="single"/>
+        </w:rPr>
+      </w:pPr>
+      <w:r>
+        <w:rPr>
+          <w:rFonts w:asciiTheme="majorBidi" w:hAnsiTheme="majorBidi" w:cstheme="majorBidi"/>
+          <w:sz w:val="28"/>
+          <w:szCs w:val="28"/>
+          <w:u w:val="single"/>
+        </w:rPr>
+        <w:t>Example:</w:t>
+      </w:r>
+      <w:r>
+        <w:rPr>
+          <w:rFonts w:asciiTheme="majorBidi" w:hAnsiTheme="majorBidi" w:cstheme="majorBidi"/>
+          <w:sz w:val="28"/>
+          <w:szCs w:val="28"/>
+        </w:rPr>
+        <w:t xml:space="preserve"> </w:t>
+      </w:r>
+      <w:r>
+        <w:rPr>
+          <w:rFonts w:asciiTheme="majorBidi" w:hAnsiTheme="majorBidi" w:cstheme="majorBidi"/>
+          <w:sz w:val="28"/>
+          <w:szCs w:val="28"/>
+        </w:rPr>
+        <w:t>1.1.1.1</w:t>
+      </w:r>
+    </w:p>
+    <w:p>
+      <w:pPr>
+        <w:spacing w:after="60"/>
+        <w:ind w:left="360"/>
+        <w:rPr>
+          <w:rFonts w:asciiTheme="majorBidi" w:hAnsiTheme="majorBidi" w:cstheme="majorBidi"/>
+          <w:sz w:val="28"/>
+          <w:szCs w:val="28"/>
+        </w:rPr>
+      </w:pPr>
+      <w:r>
+        <w:rPr>
+          <w:rFonts w:asciiTheme="majorBidi" w:hAnsiTheme="majorBidi" w:cstheme="majorBidi"/>
+          <w:sz w:val="28"/>
+          <w:szCs w:val="28"/>
+        </w:rPr>
+        <w:t>Announced from:</w:t>
+      </w:r>
+    </w:p>
+    <w:p>
+      <w:pPr>
+        <w:spacing w:after="0"/>
+        <w:ind w:left="360"/>
+        <w:rPr>
+          <w:rFonts w:asciiTheme="majorBidi" w:hAnsiTheme="majorBidi" w:cstheme="majorBidi"/>
+          <w:b/>
+          <w:bCs/>
+          <w:i/>
+          <w:iCs/>
+          <w:sz w:val="28"/>
+          <w:szCs w:val="28"/>
+        </w:rPr>
+      </w:pPr>
+      <w:r>
+        <w:rPr>
+          <w:rFonts w:asciiTheme="majorBidi" w:hAnsiTheme="majorBidi" w:cstheme="majorBidi"/>
+          <w:b/>
+          <w:bCs/>
+          <w:i/>
+          <w:iCs/>
+          <w:sz w:val="28"/>
+          <w:szCs w:val="28"/>
+        </w:rPr>
+        <w:t>Germany</w:t>
+      </w:r>
+    </w:p>
+    <w:p>
+      <w:pPr>
+        <w:spacing w:after="0"/>
+        <w:ind w:left="360"/>
+        <w:rPr>
+          <w:rFonts w:asciiTheme="majorBidi" w:hAnsiTheme="majorBidi" w:cstheme="majorBidi"/>
+          <w:b/>
+          <w:bCs/>
+          <w:i/>
+          <w:iCs/>
+          <w:sz w:val="28"/>
+          <w:szCs w:val="28"/>
+        </w:rPr>
+      </w:pPr>
+      <w:r>
+        <w:rPr>
+          <w:rFonts w:asciiTheme="majorBidi" w:hAnsiTheme="majorBidi" w:cstheme="majorBidi"/>
+          <w:b/>
+          <w:bCs/>
+          <w:i/>
+          <w:iCs/>
+          <w:sz w:val="28"/>
+          <w:szCs w:val="28"/>
+        </w:rPr>
+        <w:lastRenderedPageBreak/>
+        <w:t>USA</w:t>
+      </w:r>
+    </w:p>
+    <w:p>
+      <w:pPr>
+        <w:spacing w:after="120"/>
+        <w:ind w:left="360"/>
+        <w:rPr>
+          <w:rFonts w:asciiTheme="majorBidi" w:hAnsiTheme="majorBidi" w:cstheme="majorBidi"/>
+          <w:b/>
+          <w:bCs/>
+          <w:i/>
+          <w:iCs/>
+          <w:sz w:val="28"/>
+          <w:szCs w:val="28"/>
+        </w:rPr>
+      </w:pPr>
+      <w:r>
+        <w:rPr>
+          <w:rFonts w:asciiTheme="majorBidi" w:hAnsiTheme="majorBidi" w:cstheme="majorBidi"/>
+          <w:b/>
+          <w:bCs/>
+          <w:i/>
+          <w:iCs/>
+          <w:sz w:val="28"/>
+          <w:szCs w:val="28"/>
+        </w:rPr>
+        <w:t>Japan</w:t>
+      </w:r>
+    </w:p>
+    <w:p>
+      <w:pPr>
+        <w:spacing w:after="120"/>
+        <w:ind w:left="360"/>
+        <w:rPr>
+          <w:rFonts w:asciiTheme="majorBidi" w:hAnsiTheme="majorBidi" w:cstheme="majorBidi"/>
+          <w:sz w:val="28"/>
+          <w:szCs w:val="28"/>
+        </w:rPr>
+      </w:pPr>
+      <w:r>
+        <w:rPr>
+          <w:rFonts w:asciiTheme="majorBidi" w:hAnsiTheme="majorBidi" w:cstheme="majorBidi"/>
+          <w:sz w:val="28"/>
+          <w:szCs w:val="28"/>
+        </w:rPr>
+        <w:t>Internet routing sends users to the closest healthy node.</w:t>
+      </w:r>
+    </w:p>
+    <w:p>
+      <w:pPr>
+        <w:spacing w:after="60"/>
+        <w:ind w:left="360"/>
+        <w:rPr>
+          <w:rFonts w:asciiTheme="majorBidi" w:hAnsiTheme="majorBidi" w:cstheme="majorBidi"/>
+          <w:b/>
+          <w:bCs/>
+          <w:sz w:val="28"/>
+          <w:szCs w:val="28"/>
+        </w:rPr>
+      </w:pPr>
+      <w:r>
+        <w:rPr>
+          <w:rFonts w:asciiTheme="majorBidi" w:hAnsiTheme="majorBidi" w:cstheme="majorBidi"/>
+          <w:b/>
+          <w:bCs/>
+          <w:sz w:val="28"/>
+          <w:szCs w:val="28"/>
+        </w:rPr>
+        <w:t>Used by:</w:t>
+      </w:r>
+    </w:p>
+    <w:p>
+      <w:pPr>
+        <w:pStyle w:val="ListParagraph"/>
+        <w:numPr>
+          <w:ilvl w:val="0"/>
+          <w:numId w:val="53"/>
+        </w:numPr>
+        <w:ind w:left="720"/>
+        <w:rPr>
+          <w:rFonts w:asciiTheme="majorBidi" w:hAnsiTheme="majorBidi" w:cstheme="majorBidi"/>
+          <w:sz w:val="28"/>
+          <w:szCs w:val="28"/>
+        </w:rPr>
+      </w:pPr>
+      <w:r>
+        <w:rPr>
+          <w:rFonts w:asciiTheme="majorBidi" w:hAnsiTheme="majorBidi" w:cstheme="majorBidi"/>
+          <w:sz w:val="28"/>
+          <w:szCs w:val="28"/>
+        </w:rPr>
+        <w:t>Cloudflare</w:t>
+      </w:r>
+    </w:p>
+    <w:p>
+      <w:pPr>
+        <w:pStyle w:val="ListParagraph"/>
+        <w:numPr>
+          <w:ilvl w:val="0"/>
+          <w:numId w:val="49"/>
+        </w:numPr>
+        <w:rPr>
+          <w:rFonts w:asciiTheme="majorBidi" w:hAnsiTheme="majorBidi" w:cstheme="majorBidi"/>
+          <w:sz w:val="28"/>
+          <w:szCs w:val="28"/>
+        </w:rPr>
+      </w:pPr>
+      <w:r>
+        <w:rPr>
+          <w:rFonts w:asciiTheme="majorBidi" w:hAnsiTheme="majorBidi" w:cstheme="majorBidi"/>
+          <w:sz w:val="28"/>
+          <w:szCs w:val="28"/>
+        </w:rPr>
+        <w:t>Google</w:t>
+      </w:r>
+    </w:p>
+    <w:p>
+      <w:pPr>
+        <w:pStyle w:val="ListParagraph"/>
+        <w:numPr>
+          <w:ilvl w:val="0"/>
+          <w:numId w:val="49"/>
+        </w:numPr>
+        <w:rPr>
+          <w:rFonts w:asciiTheme="majorBidi" w:hAnsiTheme="majorBidi" w:cstheme="majorBidi"/>
+          <w:sz w:val="28"/>
+          <w:szCs w:val="28"/>
+        </w:rPr>
+      </w:pPr>
+      <w:r>
+        <w:rPr>
+          <w:rFonts w:asciiTheme="majorBidi" w:hAnsiTheme="majorBidi" w:cstheme="majorBidi"/>
+          <w:sz w:val="28"/>
+          <w:szCs w:val="28"/>
+        </w:rPr>
+        <w:t>Fastly</w:t>
+      </w:r>
+    </w:p>
+    <w:p>
+      <w:pPr>
+        <w:pStyle w:val="ListParagraph"/>
+        <w:numPr>
+          <w:ilvl w:val="0"/>
+          <w:numId w:val="49"/>
+        </w:numPr>
+        <w:rPr>
+          <w:rFonts w:asciiTheme="majorBidi" w:hAnsiTheme="majorBidi" w:cstheme="majorBidi"/>
+          <w:sz w:val="28"/>
+          <w:szCs w:val="28"/>
+        </w:rPr>
+      </w:pPr>
+      <w:r>
+        <w:rPr>
+          <w:rFonts w:asciiTheme="majorBidi" w:hAnsiTheme="majorBidi" w:cstheme="majorBidi"/>
+          <w:sz w:val="28"/>
+          <w:szCs w:val="28"/>
+        </w:rPr>
+        <w:t>CDNs</w:t>
+      </w:r>
+    </w:p>
+    <w:p>
+      <w:pPr>
+        <w:pStyle w:val="ListParagraph"/>
+        <w:rPr>
+          <w:rFonts w:asciiTheme="majorBidi" w:hAnsiTheme="majorBidi" w:cstheme="majorBidi"/>
+          <w:sz w:val="10"/>
+          <w:szCs w:val="10"/>
+        </w:rPr>
+      </w:pPr>
+    </w:p>
+    <w:p>
+      <w:pPr>
+        <w:pStyle w:val="ListParagraph"/>
+        <w:numPr>
+          <w:ilvl w:val="0"/>
+          <w:numId w:val="50"/>
+        </w:numPr>
+        <w:spacing w:after="60"/>
+        <w:ind w:left="360"/>
+        <w:rPr>
+          <w:rFonts w:asciiTheme="majorBidi" w:hAnsiTheme="majorBidi" w:cstheme="majorBidi"/>
+          <w:b/>
+          <w:bCs/>
+          <w:sz w:val="32"/>
+          <w:szCs w:val="32"/>
+        </w:rPr>
+      </w:pPr>
+      <w:r>
+        <w:rPr>
+          <w:rFonts w:asciiTheme="majorBidi" w:hAnsiTheme="majorBidi" w:cstheme="majorBidi"/>
+          <w:b/>
+          <w:bCs/>
+          <w:sz w:val="32"/>
+          <w:szCs w:val="32"/>
+        </w:rPr>
+        <w:t>Global Load Balancers</w:t>
+      </w:r>
+    </w:p>
+    <w:p>
+      <w:pPr>
+        <w:spacing w:after="60"/>
+        <w:ind w:left="360"/>
+        <w:rPr>
+          <w:rFonts w:asciiTheme="majorBidi" w:hAnsiTheme="majorBidi" w:cstheme="majorBidi"/>
+          <w:sz w:val="28"/>
+          <w:szCs w:val="28"/>
+          <w:u w:val="single"/>
+        </w:rPr>
+      </w:pPr>
+      <w:r>
+        <w:rPr>
+          <w:rFonts w:asciiTheme="majorBidi" w:hAnsiTheme="majorBidi" w:cstheme="majorBidi"/>
+          <w:sz w:val="28"/>
+          <w:szCs w:val="28"/>
+          <w:u w:val="single"/>
+        </w:rPr>
+        <w:t>Examples:</w:t>
+      </w:r>
+    </w:p>
+    <w:p>
+      <w:pPr>
+        <w:pStyle w:val="ListParagraph"/>
+        <w:numPr>
+          <w:ilvl w:val="0"/>
+          <w:numId w:val="51"/>
+        </w:numPr>
+        <w:rPr>
+          <w:rFonts w:asciiTheme="majorBidi" w:hAnsiTheme="majorBidi" w:cstheme="majorBidi"/>
+          <w:sz w:val="28"/>
+          <w:szCs w:val="28"/>
+        </w:rPr>
+      </w:pPr>
+      <w:r>
+        <w:rPr>
+          <w:rFonts w:asciiTheme="majorBidi" w:hAnsiTheme="majorBidi" w:cstheme="majorBidi"/>
+          <w:sz w:val="28"/>
+          <w:szCs w:val="28"/>
+        </w:rPr>
+        <w:t>AWS Global Accelerator</w:t>
+      </w:r>
+    </w:p>
+    <w:p>
+      <w:pPr>
+        <w:pStyle w:val="ListParagraph"/>
+        <w:numPr>
+          <w:ilvl w:val="0"/>
+          <w:numId w:val="51"/>
+        </w:numPr>
+        <w:rPr>
+          <w:rFonts w:asciiTheme="majorBidi" w:hAnsiTheme="majorBidi" w:cstheme="majorBidi"/>
+          <w:sz w:val="28"/>
+          <w:szCs w:val="28"/>
+        </w:rPr>
+      </w:pPr>
+      <w:r>
+        <w:rPr>
+          <w:rFonts w:asciiTheme="majorBidi" w:hAnsiTheme="majorBidi" w:cstheme="majorBidi"/>
+          <w:sz w:val="28"/>
+          <w:szCs w:val="28"/>
+        </w:rPr>
+        <w:t>Cloudflare Load Balancing</w:t>
+      </w:r>
+    </w:p>
+    <w:p>
+      <w:pPr>
+        <w:pStyle w:val="ListParagraph"/>
+        <w:numPr>
+          <w:ilvl w:val="0"/>
+          <w:numId w:val="51"/>
+        </w:numPr>
+        <w:spacing w:after="120"/>
+        <w:rPr>
+          <w:rFonts w:asciiTheme="majorBidi" w:hAnsiTheme="majorBidi" w:cstheme="majorBidi"/>
+          <w:sz w:val="28"/>
+          <w:szCs w:val="28"/>
+        </w:rPr>
+      </w:pPr>
+      <w:r>
+        <w:rPr>
+          <w:rFonts w:asciiTheme="majorBidi" w:hAnsiTheme="majorBidi" w:cstheme="majorBidi"/>
+          <w:sz w:val="28"/>
+          <w:szCs w:val="28"/>
+        </w:rPr>
+        <w:t>F5 DNS / GTM</w:t>
+      </w:r>
+    </w:p>
+    <w:p>
+      <w:pPr>
+        <w:spacing w:after="60"/>
+        <w:ind w:left="360"/>
+        <w:rPr>
+          <w:rFonts w:asciiTheme="majorBidi" w:hAnsiTheme="majorBidi" w:cstheme="majorBidi"/>
+          <w:sz w:val="28"/>
+          <w:szCs w:val="28"/>
+        </w:rPr>
+      </w:pPr>
+      <w:r>
+        <w:rPr>
+          <w:rFonts w:asciiTheme="majorBidi" w:hAnsiTheme="majorBidi" w:cstheme="majorBidi"/>
+          <w:sz w:val="28"/>
+          <w:szCs w:val="28"/>
+        </w:rPr>
+        <w:t>They direct traffic based on:</w:t>
+      </w:r>
+    </w:p>
+    <w:p>
+      <w:pPr>
+        <w:pStyle w:val="ListParagraph"/>
+        <w:numPr>
+          <w:ilvl w:val="0"/>
+          <w:numId w:val="52"/>
+        </w:numPr>
+        <w:rPr>
+          <w:rFonts w:asciiTheme="majorBidi" w:hAnsiTheme="majorBidi" w:cstheme="majorBidi"/>
+          <w:sz w:val="28"/>
+          <w:szCs w:val="28"/>
+        </w:rPr>
+      </w:pPr>
+      <w:r>
+        <w:rPr>
+          <w:rFonts w:asciiTheme="majorBidi" w:hAnsiTheme="majorBidi" w:cstheme="majorBidi"/>
+          <w:sz w:val="28"/>
+          <w:szCs w:val="28"/>
+        </w:rPr>
+        <w:t>geography</w:t>
+      </w:r>
+    </w:p>
+    <w:p>
+      <w:pPr>
+        <w:pStyle w:val="ListParagraph"/>
+        <w:numPr>
+          <w:ilvl w:val="0"/>
+          <w:numId w:val="52"/>
+        </w:numPr>
+        <w:rPr>
+          <w:rFonts w:asciiTheme="majorBidi" w:hAnsiTheme="majorBidi" w:cstheme="majorBidi"/>
+          <w:sz w:val="28"/>
+          <w:szCs w:val="28"/>
+        </w:rPr>
+      </w:pPr>
+      <w:r>
+        <w:rPr>
+          <w:rFonts w:asciiTheme="majorBidi" w:hAnsiTheme="majorBidi" w:cstheme="majorBidi"/>
+          <w:sz w:val="28"/>
+          <w:szCs w:val="28"/>
+        </w:rPr>
+        <w:t>latency</w:t>
+      </w:r>
+    </w:p>
+    <w:p>
+      <w:pPr>
+        <w:pStyle w:val="ListParagraph"/>
+        <w:numPr>
+          <w:ilvl w:val="0"/>
+          <w:numId w:val="52"/>
+        </w:numPr>
+        <w:rPr>
+          <w:rFonts w:asciiTheme="majorBidi" w:hAnsiTheme="majorBidi" w:cstheme="majorBidi"/>
+          <w:sz w:val="28"/>
+          <w:szCs w:val="28"/>
+        </w:rPr>
+      </w:pPr>
+      <w:r>
+        <w:rPr>
+          <w:rFonts w:asciiTheme="majorBidi" w:hAnsiTheme="majorBidi" w:cstheme="majorBidi"/>
+          <w:sz w:val="28"/>
+          <w:szCs w:val="28"/>
+        </w:rPr>
+        <w:t>health</w:t>
+      </w:r>
+    </w:p>
+    <w:p>
+      <w:pPr>
+        <w:pStyle w:val="ListParagraph"/>
+        <w:rPr>
+          <w:rFonts w:asciiTheme="majorBidi" w:hAnsiTheme="majorBidi" w:cstheme="majorBidi"/>
+          <w:sz w:val="8"/>
+          <w:szCs w:val="8"/>
+        </w:rPr>
+      </w:pPr>
+    </w:p>
+    <w:p>
+      <w:pPr>
+        <w:pStyle w:val="ListParagraph"/>
+        <w:numPr>
+          <w:ilvl w:val="0"/>
+          <w:numId w:val="54"/>
+        </w:numPr>
+        <w:spacing w:after="60"/>
+        <w:ind w:left="360"/>
+        <w:rPr>
+          <w:rFonts w:asciiTheme="majorBidi" w:hAnsiTheme="majorBidi" w:cstheme="majorBidi"/>
+          <w:b/>
+          <w:bCs/>
+          <w:sz w:val="32"/>
+          <w:szCs w:val="32"/>
+        </w:rPr>
+      </w:pPr>
+      <w:r>
+        <w:rPr>
+          <w:rFonts w:asciiTheme="majorBidi" w:hAnsiTheme="majorBidi" w:cstheme="majorBidi"/>
+          <w:b/>
+          <w:bCs/>
+          <w:sz w:val="32"/>
+          <w:szCs w:val="32"/>
+        </w:rPr>
+        <w:t>Overlay Networks (rare)</w:t>
+      </w:r>
+    </w:p>
+    <w:p>
+      <w:pPr>
+        <w:spacing w:after="60"/>
+        <w:ind w:left="360"/>
+        <w:rPr>
+          <w:rFonts w:asciiTheme="majorBidi" w:hAnsiTheme="majorBidi" w:cstheme="majorBidi"/>
+          <w:sz w:val="28"/>
+          <w:szCs w:val="28"/>
+        </w:rPr>
+      </w:pPr>
+      <w:r>
+        <w:rPr>
+          <w:rFonts w:asciiTheme="majorBidi" w:hAnsiTheme="majorBidi" w:cstheme="majorBidi"/>
+          <w:sz w:val="28"/>
+          <w:szCs w:val="28"/>
+        </w:rPr>
+        <w:t>You could theoretically extend L2 with:</w:t>
+      </w:r>
+    </w:p>
+    <w:p>
+      <w:pPr>
+        <w:pStyle w:val="ListParagraph"/>
+        <w:numPr>
+          <w:ilvl w:val="0"/>
+          <w:numId w:val="55"/>
+        </w:numPr>
+        <w:rPr>
+          <w:rFonts w:asciiTheme="majorBidi" w:hAnsiTheme="majorBidi" w:cstheme="majorBidi"/>
+          <w:sz w:val="28"/>
+          <w:szCs w:val="28"/>
+        </w:rPr>
+      </w:pPr>
+      <w:r>
+        <w:rPr>
+          <w:rFonts w:asciiTheme="majorBidi" w:hAnsiTheme="majorBidi" w:cstheme="majorBidi"/>
+          <w:sz w:val="28"/>
+          <w:szCs w:val="28"/>
+        </w:rPr>
+        <w:t>VXLAN</w:t>
+      </w:r>
+    </w:p>
+    <w:p>
+      <w:pPr>
+        <w:pStyle w:val="ListParagraph"/>
+        <w:numPr>
+          <w:ilvl w:val="0"/>
+          <w:numId w:val="55"/>
+        </w:numPr>
+        <w:rPr>
+          <w:rFonts w:asciiTheme="majorBidi" w:hAnsiTheme="majorBidi" w:cstheme="majorBidi"/>
+          <w:sz w:val="28"/>
+          <w:szCs w:val="28"/>
+        </w:rPr>
+      </w:pPr>
+      <w:r>
+        <w:rPr>
+          <w:rFonts w:asciiTheme="majorBidi" w:hAnsiTheme="majorBidi" w:cstheme="majorBidi"/>
+          <w:sz w:val="28"/>
+          <w:szCs w:val="28"/>
+        </w:rPr>
+        <w:t>GRE</w:t>
+      </w:r>
+    </w:p>
+    <w:p>
+      <w:pPr>
+        <w:pStyle w:val="ListParagraph"/>
+        <w:numPr>
+          <w:ilvl w:val="0"/>
+          <w:numId w:val="55"/>
+        </w:numPr>
+        <w:spacing w:after="120"/>
+        <w:rPr>
+          <w:rFonts w:asciiTheme="majorBidi" w:hAnsiTheme="majorBidi" w:cstheme="majorBidi"/>
+          <w:sz w:val="28"/>
+          <w:szCs w:val="28"/>
+        </w:rPr>
+      </w:pPr>
+      <w:r>
+        <w:rPr>
+          <w:rFonts w:asciiTheme="majorBidi" w:hAnsiTheme="majorBidi" w:cstheme="majorBidi"/>
+          <w:sz w:val="28"/>
+          <w:szCs w:val="28"/>
+        </w:rPr>
+        <w:t>L2TPv3</w:t>
+      </w:r>
+    </w:p>
+    <w:p>
+      <w:pPr>
+        <w:pStyle w:val="ListParagraph"/>
+        <w:numPr>
+          <w:ilvl w:val="0"/>
+          <w:numId w:val="55"/>
+        </w:numPr>
+        <w:spacing w:after="120"/>
+        <w:rPr>
+          <w:rFonts w:asciiTheme="majorBidi" w:hAnsiTheme="majorBidi" w:cstheme="majorBidi"/>
+          <w:sz w:val="28"/>
+          <w:szCs w:val="28"/>
+        </w:rPr>
+      </w:pPr>
+      <w:r>
+        <w:rPr>
+          <w:rFonts w:asciiTheme="majorBidi" w:hAnsiTheme="majorBidi" w:cstheme="majorBidi"/>
+          <w:sz w:val="28"/>
+          <w:szCs w:val="28"/>
+        </w:rPr>
+        <w:t>EVPN</w:t>
+      </w:r>
+    </w:p>
+    <w:p>
+      <w:pPr>
+        <w:spacing w:after="60"/>
+        <w:ind w:left="360"/>
+        <w:rPr>
+          <w:rFonts w:asciiTheme="majorBidi" w:hAnsiTheme="majorBidi" w:cstheme="majorBidi"/>
+          <w:sz w:val="28"/>
+          <w:szCs w:val="28"/>
+        </w:rPr>
+      </w:pPr>
+      <w:r>
+        <w:rPr>
+          <w:rFonts w:asciiTheme="majorBidi" w:hAnsiTheme="majorBidi" w:cstheme="majorBidi"/>
+          <w:sz w:val="28"/>
+          <w:szCs w:val="28"/>
+        </w:rPr>
+        <w:t>But across continents this is usually a terrible idea:</w:t>
+      </w:r>
+    </w:p>
+    <w:p>
+      <w:pPr>
+        <w:pStyle w:val="ListParagraph"/>
+        <w:numPr>
+          <w:ilvl w:val="0"/>
+          <w:numId w:val="56"/>
+        </w:numPr>
+        <w:rPr>
+          <w:rFonts w:asciiTheme="majorBidi" w:hAnsiTheme="majorBidi" w:cstheme="majorBidi"/>
+          <w:sz w:val="28"/>
+          <w:szCs w:val="28"/>
+        </w:rPr>
+      </w:pPr>
+      <w:r>
+        <w:rPr>
+          <w:rFonts w:asciiTheme="majorBidi" w:hAnsiTheme="majorBidi" w:cstheme="majorBidi"/>
+          <w:sz w:val="28"/>
+          <w:szCs w:val="28"/>
+        </w:rPr>
+        <w:t>huge latency</w:t>
+      </w:r>
+    </w:p>
+    <w:p>
+      <w:pPr>
+        <w:pStyle w:val="ListParagraph"/>
+        <w:numPr>
+          <w:ilvl w:val="0"/>
+          <w:numId w:val="56"/>
+        </w:numPr>
+        <w:rPr>
+          <w:rFonts w:asciiTheme="majorBidi" w:hAnsiTheme="majorBidi" w:cstheme="majorBidi"/>
+          <w:sz w:val="28"/>
+          <w:szCs w:val="28"/>
+        </w:rPr>
+      </w:pPr>
+      <w:r>
+        <w:rPr>
+          <w:rFonts w:asciiTheme="majorBidi" w:hAnsiTheme="majorBidi" w:cstheme="majorBidi"/>
+          <w:sz w:val="28"/>
+          <w:szCs w:val="28"/>
+        </w:rPr>
+        <w:t>instability</w:t>
+      </w:r>
+    </w:p>
+    <w:p>
+      <w:pPr>
+        <w:pStyle w:val="ListParagraph"/>
+        <w:numPr>
+          <w:ilvl w:val="0"/>
+          <w:numId w:val="56"/>
+        </w:numPr>
+        <w:spacing w:after="60"/>
+        <w:rPr>
+          <w:rFonts w:asciiTheme="majorBidi" w:hAnsiTheme="majorBidi" w:cstheme="majorBidi"/>
+          <w:sz w:val="28"/>
+          <w:szCs w:val="28"/>
+        </w:rPr>
+      </w:pPr>
+      <w:r>
+        <w:rPr>
+          <w:rFonts w:asciiTheme="majorBidi" w:hAnsiTheme="majorBidi" w:cstheme="majorBidi"/>
+          <w:sz w:val="28"/>
+          <w:szCs w:val="28"/>
+        </w:rPr>
+        <w:t>broadcast storms</w:t>
+      </w:r>
+    </w:p>
+    <w:p>
+      <w:pPr>
+        <w:ind w:left="360"/>
+        <w:rPr>
+          <w:rFonts w:asciiTheme="majorBidi" w:hAnsiTheme="majorBidi" w:cstheme="majorBidi"/>
+          <w:sz w:val="28"/>
+          <w:szCs w:val="28"/>
+        </w:rPr>
+      </w:pPr>
+      <w:r>
+        <w:rPr>
+          <w:rFonts w:asciiTheme="majorBidi" w:hAnsiTheme="majorBidi" w:cstheme="majorBidi"/>
+          <w:sz w:val="28"/>
+          <w:szCs w:val="28"/>
+        </w:rPr>
+        <w:t>Large providers avoid this.</w:t>
+      </w:r>
+    </w:p>
+    <w:p>
+      <w:pPr>
+        <w:spacing w:after="60"/>
+        <w:rPr>
+          <w:rFonts w:asciiTheme="majorBidi" w:hAnsiTheme="majorBidi" w:cstheme="majorBidi"/>
+          <w:b/>
+          <w:bCs/>
+          <w:sz w:val="32"/>
+          <w:szCs w:val="32"/>
+        </w:rPr>
+      </w:pPr>
+      <w:r>
+        <w:rPr>
+          <w:rFonts w:asciiTheme="majorBidi" w:hAnsiTheme="majorBidi" w:cstheme="majorBidi"/>
+          <w:b/>
+          <w:bCs/>
+          <w:sz w:val="32"/>
+          <w:szCs w:val="32"/>
+        </w:rPr>
+        <w:t xml:space="preserve">Where </w:t>
+      </w:r>
+      <w:proofErr w:type="spellStart"/>
+      <w:r>
+        <w:rPr>
+          <w:rFonts w:asciiTheme="majorBidi" w:hAnsiTheme="majorBidi" w:cstheme="majorBidi"/>
+          <w:b/>
+          <w:bCs/>
+          <w:sz w:val="32"/>
+          <w:szCs w:val="32"/>
+        </w:rPr>
+        <w:t>Keepalived</w:t>
+      </w:r>
+      <w:proofErr w:type="spellEnd"/>
+      <w:r>
+        <w:rPr>
+          <w:rFonts w:asciiTheme="majorBidi" w:hAnsiTheme="majorBidi" w:cstheme="majorBidi"/>
+          <w:b/>
+          <w:bCs/>
+          <w:sz w:val="32"/>
+          <w:szCs w:val="32"/>
+        </w:rPr>
+        <w:t xml:space="preserve"> Is Actually Used</w:t>
+      </w:r>
+    </w:p>
+    <w:p>
+      <w:pPr>
+        <w:rPr>
+          <w:rFonts w:asciiTheme="majorBidi" w:hAnsiTheme="majorBidi" w:cstheme="majorBidi"/>
+          <w:sz w:val="28"/>
+          <w:szCs w:val="28"/>
+        </w:rPr>
+      </w:pPr>
+      <w:r>
+        <w:rPr>
+          <w:rFonts w:asciiTheme="majorBidi" w:hAnsiTheme="majorBidi" w:cstheme="majorBidi"/>
+          <w:noProof/>
+          <w:sz w:val="28"/>
+          <w:szCs w:val="28"/>
+        </w:rPr>
+        <mc:AlternateContent>
+          <mc:Choice Requires="wps">
+            <w:drawing>
+              <wp:anchor distT="0" distB="0" distL="114300" distR="114300" simplePos="0" relativeHeight="251669504" behindDoc="0" locked="0" layoutInCell="1" allowOverlap="1" wp14:anchorId="40E48C34" wp14:editId="0A4217BB">
+                <wp:simplePos x="0" y="0"/>
+                <wp:positionH relativeFrom="margin">
+                  <wp:align>left</wp:align>
+                </wp:positionH>
+                <wp:positionV relativeFrom="paragraph">
+                  <wp:posOffset>282575</wp:posOffset>
+                </wp:positionV>
+                <wp:extent cx="4396740" cy="2065020"/>
+                <wp:effectExtent l="0" t="0" r="22860" b="11430"/>
+                <wp:wrapNone/>
+                <wp:docPr id="1418519727" name="Rectangle 11"/>
+                <wp:cNvGraphicFramePr/>
+                <a:graphic xmlns:a="http://schemas.openxmlformats.org/drawingml/2006/main">
+                  <a:graphicData uri="http://schemas.microsoft.com/office/word/2010/wordprocessingShape">
+                    <wps:wsp>
+                      <wps:cNvSpPr/>
+                      <wps:spPr>
+                        <a:xfrm>
+                          <a:off x="0" y="0"/>
+                          <a:ext cx="4396740" cy="2065020"/>
+                        </a:xfrm>
+                        <a:prstGeom prst="rect">
+                          <a:avLst/>
+                        </a:prstGeom>
+                      </wps:spPr>
+                      <wps:style>
+                        <a:lnRef idx="2">
+                          <a:schemeClr val="dk1">
+                            <a:shade val="15000"/>
+                          </a:schemeClr>
+                        </a:lnRef>
+                        <a:fillRef idx="1">
+                          <a:schemeClr val="dk1"/>
+                        </a:fillRef>
+                        <a:effectRef idx="0">
+                          <a:schemeClr val="dk1"/>
+                        </a:effectRef>
+                        <a:fontRef idx="minor">
+                          <a:schemeClr val="lt1"/>
+                        </a:fontRef>
+                      </wps:style>
+                      <wps:txbx>
+                        <w:txbxContent>
+                          <w:p>
+                            <w:pPr>
+                              <w:spacing w:after="0"/>
+                              <w:rPr>
+                                <w:rFonts w:asciiTheme="majorBidi" w:hAnsiTheme="majorBidi" w:cstheme="majorBidi"/>
+                                <w:sz w:val="28"/>
+                                <w:szCs w:val="28"/>
+                              </w:rPr>
+                            </w:pPr>
+                            <w:r>
+                              <w:rPr>
+                                <w:rFonts w:asciiTheme="majorBidi" w:hAnsiTheme="majorBidi" w:cstheme="majorBidi"/>
+                                <w:sz w:val="28"/>
+                                <w:szCs w:val="28"/>
+                              </w:rPr>
+                              <w:t xml:space="preserve">     </w:t>
+                            </w:r>
+                            <w:r>
+                              <w:rPr>
+                                <w:rFonts w:asciiTheme="majorBidi" w:hAnsiTheme="majorBidi" w:cstheme="majorBidi"/>
+                                <w:sz w:val="28"/>
+                                <w:szCs w:val="28"/>
+                              </w:rPr>
+                              <w:t xml:space="preserve">           </w:t>
+                            </w:r>
+                            <w:r>
+                              <w:rPr>
+                                <w:rFonts w:asciiTheme="majorBidi" w:hAnsiTheme="majorBidi" w:cstheme="majorBidi"/>
+                                <w:sz w:val="28"/>
+                                <w:szCs w:val="28"/>
+                              </w:rPr>
+                              <w:t xml:space="preserve">         Internet</w:t>
+                            </w:r>
+                          </w:p>
+                          <w:p>
+                            <w:pPr>
+                              <w:spacing w:after="0"/>
+                              <w:rPr>
+                                <w:rFonts w:asciiTheme="majorBidi" w:hAnsiTheme="majorBidi" w:cstheme="majorBidi"/>
+                                <w:sz w:val="28"/>
+                                <w:szCs w:val="28"/>
+                              </w:rPr>
+                            </w:pPr>
+                            <w:r>
+                              <w:rPr>
+                                <w:rFonts w:asciiTheme="majorBidi" w:hAnsiTheme="majorBidi" w:cstheme="majorBidi"/>
+                                <w:sz w:val="28"/>
+                                <w:szCs w:val="28"/>
+                              </w:rPr>
+                              <w:t xml:space="preserve">                  </w:t>
+                            </w:r>
+                            <w:r>
+                              <w:rPr>
+                                <w:rFonts w:asciiTheme="majorBidi" w:hAnsiTheme="majorBidi" w:cstheme="majorBidi"/>
+                                <w:sz w:val="28"/>
+                                <w:szCs w:val="28"/>
+                              </w:rPr>
+                              <w:t xml:space="preserve">            </w:t>
+                            </w:r>
+                            <w:r>
+                              <w:rPr>
+                                <w:rFonts w:asciiTheme="majorBidi" w:hAnsiTheme="majorBidi" w:cstheme="majorBidi"/>
+                                <w:sz w:val="28"/>
+                                <w:szCs w:val="28"/>
+                              </w:rPr>
+                              <w:t>|</w:t>
+                            </w:r>
+                          </w:p>
+                          <w:p>
+                            <w:pPr>
+                              <w:spacing w:after="0"/>
+                              <w:rPr>
+                                <w:rFonts w:asciiTheme="majorBidi" w:hAnsiTheme="majorBidi" w:cstheme="majorBidi"/>
+                                <w:sz w:val="28"/>
+                                <w:szCs w:val="28"/>
+                              </w:rPr>
+                            </w:pPr>
+                            <w:r>
+                              <w:rPr>
+                                <w:rFonts w:asciiTheme="majorBidi" w:hAnsiTheme="majorBidi" w:cstheme="majorBidi"/>
+                                <w:sz w:val="28"/>
+                                <w:szCs w:val="28"/>
+                              </w:rPr>
+                              <w:t xml:space="preserve">     Load Balancer VIP</w:t>
+                            </w:r>
+                            <w:r>
+                              <w:rPr>
+                                <w:rFonts w:asciiTheme="majorBidi" w:hAnsiTheme="majorBidi" w:cstheme="majorBidi"/>
+                                <w:sz w:val="28"/>
+                                <w:szCs w:val="28"/>
+                              </w:rPr>
+                              <w:t xml:space="preserve">: </w:t>
+                            </w:r>
+                            <w:r>
+                              <w:rPr>
+                                <w:rFonts w:asciiTheme="majorBidi" w:hAnsiTheme="majorBidi" w:cstheme="majorBidi"/>
+                                <w:sz w:val="28"/>
+                                <w:szCs w:val="28"/>
+                              </w:rPr>
+                              <w:t>203.0.113.10</w:t>
+                            </w:r>
+                          </w:p>
+                          <w:p>
+                            <w:pPr>
+                              <w:spacing w:after="0"/>
+                              <w:rPr>
+                                <w:rFonts w:asciiTheme="majorBidi" w:hAnsiTheme="majorBidi" w:cstheme="majorBidi"/>
+                                <w:sz w:val="28"/>
+                                <w:szCs w:val="28"/>
+                              </w:rPr>
+                            </w:pPr>
+                            <w:r>
+                              <w:rPr>
+                                <w:rFonts w:asciiTheme="majorBidi" w:hAnsiTheme="majorBidi" w:cstheme="majorBidi"/>
+                                <w:sz w:val="28"/>
+                                <w:szCs w:val="28"/>
+                              </w:rPr>
+                              <w:t xml:space="preserve">            </w:t>
+                            </w:r>
+                            <w:r>
+                              <w:rPr>
+                                <w:rFonts w:asciiTheme="majorBidi" w:hAnsiTheme="majorBidi" w:cstheme="majorBidi"/>
+                                <w:sz w:val="28"/>
+                                <w:szCs w:val="28"/>
+                              </w:rPr>
+                              <w:t xml:space="preserve">            </w:t>
+                            </w:r>
+                            <w:r>
+                              <w:rPr>
+                                <w:rFonts w:asciiTheme="majorBidi" w:hAnsiTheme="majorBidi" w:cstheme="majorBidi"/>
+                                <w:sz w:val="28"/>
+                                <w:szCs w:val="28"/>
+                              </w:rPr>
+                              <w:t xml:space="preserve">      |</w:t>
+                            </w:r>
+                          </w:p>
+                          <w:p>
+                            <w:pPr>
+                              <w:spacing w:after="0"/>
+                              <w:rPr>
+                                <w:rFonts w:asciiTheme="majorBidi" w:hAnsiTheme="majorBidi" w:cstheme="majorBidi"/>
+                                <w:sz w:val="28"/>
+                                <w:szCs w:val="28"/>
+                              </w:rPr>
+                            </w:pPr>
+                            <w:r>
+                              <w:rPr>
+                                <w:rFonts w:asciiTheme="majorBidi" w:hAnsiTheme="majorBidi" w:cstheme="majorBidi"/>
+                                <w:sz w:val="28"/>
+                                <w:szCs w:val="28"/>
+                              </w:rPr>
+                              <w:t xml:space="preserve">        ---------------------</w:t>
+                            </w:r>
+                            <w:r>
+                              <w:rPr>
+                                <w:rFonts w:asciiTheme="majorBidi" w:hAnsiTheme="majorBidi" w:cstheme="majorBidi"/>
+                                <w:sz w:val="28"/>
+                                <w:szCs w:val="28"/>
+                              </w:rPr>
+                              <w:t>--------------</w:t>
+                            </w:r>
+                          </w:p>
+                          <w:p>
+                            <w:pPr>
+                              <w:spacing w:after="0"/>
+                              <w:rPr>
+                                <w:rFonts w:asciiTheme="majorBidi" w:hAnsiTheme="majorBidi" w:cstheme="majorBidi"/>
+                                <w:sz w:val="28"/>
+                                <w:szCs w:val="28"/>
+                              </w:rPr>
+                            </w:pPr>
+                            <w:r>
+                              <w:rPr>
+                                <w:rFonts w:asciiTheme="majorBidi" w:hAnsiTheme="majorBidi" w:cstheme="majorBidi"/>
+                                <w:sz w:val="28"/>
+                                <w:szCs w:val="28"/>
+                              </w:rPr>
+                              <w:t xml:space="preserve">        |              </w:t>
+                            </w:r>
+                            <w:r>
+                              <w:rPr>
+                                <w:rFonts w:asciiTheme="majorBidi" w:hAnsiTheme="majorBidi" w:cstheme="majorBidi"/>
+                                <w:sz w:val="28"/>
+                                <w:szCs w:val="28"/>
+                              </w:rPr>
+                              <w:t xml:space="preserve">                          </w:t>
+                            </w:r>
+                            <w:r>
+                              <w:rPr>
+                                <w:rFonts w:asciiTheme="majorBidi" w:hAnsiTheme="majorBidi" w:cstheme="majorBidi"/>
+                                <w:sz w:val="28"/>
+                                <w:szCs w:val="28"/>
+                              </w:rPr>
+                              <w:t xml:space="preserve">     |</w:t>
+                            </w:r>
+                          </w:p>
+                          <w:p>
+                            <w:pPr>
+                              <w:spacing w:after="0"/>
+                              <w:rPr>
+                                <w:rFonts w:asciiTheme="majorBidi" w:hAnsiTheme="majorBidi" w:cstheme="majorBidi"/>
+                                <w:sz w:val="28"/>
+                                <w:szCs w:val="28"/>
+                              </w:rPr>
+                            </w:pPr>
+                            <w:r>
+                              <w:rPr>
+                                <w:rFonts w:asciiTheme="majorBidi" w:hAnsiTheme="majorBidi" w:cstheme="majorBidi"/>
+                                <w:sz w:val="28"/>
+                                <w:szCs w:val="28"/>
+                              </w:rPr>
+                              <w:t xml:space="preserve">LB1 (MASTER)   </w:t>
+                            </w:r>
+                            <w:r>
+                              <w:rPr>
+                                <w:rFonts w:asciiTheme="majorBidi" w:hAnsiTheme="majorBidi" w:cstheme="majorBidi"/>
+                                <w:sz w:val="28"/>
+                                <w:szCs w:val="28"/>
+                              </w:rPr>
+                              <w:t xml:space="preserve">       </w:t>
+                            </w:r>
+                            <w:r>
+                              <w:rPr>
+                                <w:rFonts w:asciiTheme="majorBidi" w:hAnsiTheme="majorBidi" w:cstheme="majorBidi"/>
+                                <w:sz w:val="28"/>
+                                <w:szCs w:val="28"/>
+                              </w:rPr>
+                              <w:t xml:space="preserve">    LB2 (BACKUP)</w:t>
+                            </w:r>
+                          </w:p>
+                          <w:p>
+                            <w:pPr>
+                              <w:spacing w:after="0"/>
+                              <w:rPr>
+                                <w:rFonts w:asciiTheme="majorBidi" w:hAnsiTheme="majorBidi" w:cstheme="majorBidi"/>
+                                <w:sz w:val="28"/>
+                                <w:szCs w:val="28"/>
+                              </w:rPr>
+                            </w:pPr>
+                            <w:r>
+                              <w:rPr>
+                                <w:rFonts w:asciiTheme="majorBidi" w:hAnsiTheme="majorBidi" w:cstheme="majorBidi"/>
+                                <w:sz w:val="28"/>
+                                <w:szCs w:val="28"/>
+                              </w:rPr>
+                              <w:t xml:space="preserve">        |                 </w:t>
+                            </w:r>
+                            <w:r>
+                              <w:rPr>
+                                <w:rFonts w:asciiTheme="majorBidi" w:hAnsiTheme="majorBidi" w:cstheme="majorBidi"/>
+                                <w:sz w:val="28"/>
+                                <w:szCs w:val="28"/>
+                              </w:rPr>
+                              <w:t xml:space="preserve">                          </w:t>
+                            </w:r>
+                            <w:r>
+                              <w:rPr>
+                                <w:rFonts w:asciiTheme="majorBidi" w:hAnsiTheme="majorBidi" w:cstheme="majorBidi"/>
+                                <w:sz w:val="28"/>
+                                <w:szCs w:val="28"/>
+                              </w:rPr>
+                              <w:t xml:space="preserve">  |</w:t>
+                            </w:r>
+                          </w:p>
+                          <w:p>
+                            <w:pPr>
+                              <w:spacing w:after="0"/>
+                              <w:rPr>
+                                <w:rFonts w:asciiTheme="majorBidi" w:hAnsiTheme="majorBidi" w:cstheme="majorBidi"/>
+                                <w:sz w:val="28"/>
+                                <w:szCs w:val="28"/>
+                              </w:rPr>
+                            </w:pPr>
+                            <w:r>
+                              <w:rPr>
+                                <w:rFonts w:asciiTheme="majorBidi" w:hAnsiTheme="majorBidi" w:cstheme="majorBidi"/>
+                                <w:sz w:val="28"/>
+                                <w:szCs w:val="28"/>
+                              </w:rPr>
+                              <w:t xml:space="preserve">        --------</w:t>
+                            </w:r>
+                            <w:r>
+                              <w:rPr>
+                                <w:rFonts w:asciiTheme="majorBidi" w:hAnsiTheme="majorBidi" w:cstheme="majorBidi"/>
+                                <w:sz w:val="28"/>
+                                <w:szCs w:val="28"/>
+                              </w:rPr>
+                              <w:t>----</w:t>
+                            </w:r>
+                            <w:r>
+                              <w:rPr>
+                                <w:rFonts w:asciiTheme="majorBidi" w:hAnsiTheme="majorBidi" w:cstheme="majorBidi"/>
+                                <w:sz w:val="28"/>
+                                <w:szCs w:val="28"/>
+                              </w:rPr>
+                              <w:t>backend ------</w:t>
+                            </w:r>
+                            <w:r>
+                              <w:rPr>
+                                <w:rFonts w:asciiTheme="majorBidi" w:hAnsiTheme="majorBidi" w:cstheme="majorBidi"/>
+                                <w:sz w:val="28"/>
+                                <w:szCs w:val="28"/>
+                              </w:rPr>
+                              <w:t>------</w:t>
+                            </w:r>
+                          </w:p>
+                          <w:p>
+                            <w:pPr>
+                              <w:spacing w:after="0"/>
+                              <w:jc w:val="center"/>
+                            </w:pPr>
+                          </w:p>
+                        </w:txbxContent>
+                      </wps:txbx>
+                      <wps:bodyPr rot="0" spcFirstLastPara="0" vertOverflow="overflow" horzOverflow="overflow" vert="horz" wrap="square" lIns="91440" tIns="45720" rIns="91440" bIns="45720" numCol="1" spcCol="0" rtlCol="0" fromWordArt="0" anchor="ctr" anchorCtr="0" forceAA="0" compatLnSpc="1">
+                        <a:prstTxWarp prst="textNoShape">
+                          <a:avLst/>
+                        </a:prstTxWarp>
+                        <a:noAutofit/>
+                      </wps:bodyPr>
+                    </wps:wsp>
+                  </a:graphicData>
+                </a:graphic>
+                <wp14:sizeRelH relativeFrom="margin">
+                  <wp14:pctWidth>0</wp14:pctWidth>
+                </wp14:sizeRelH>
+                <wp14:sizeRelV relativeFrom="margin">
+                  <wp14:pctHeight>0</wp14:pctHeight>
+                </wp14:sizeRelV>
+              </wp:anchor>
+            </w:drawing>
+          </mc:Choice>
+          <mc:Fallback>
+            <w:pict>
+              <v:rect w14:anchorId="40E48C34" id="Rectangle 11" o:spid="_x0000_s1036" style="position:absolute;margin-left:0;margin-top:22.25pt;width:346.2pt;height:162.6pt;z-index:251669504;visibility:visible;mso-wrap-style:square;mso-width-percent:0;mso-height-percent:0;mso-wrap-distance-left:9pt;mso-wrap-distance-top:0;mso-wrap-distance-right:9pt;mso-wrap-distance-bottom:0;mso-position-horizontal:left;mso-position-horizontal-relative:margin;mso-position-vertical:absolute;mso-position-vertical-relative:text;mso-width-percent:0;mso-height-percent:0;mso-width-relative:margin;mso-height-relative:margin;v-text-anchor:middle" o:gfxdata="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" fillcolor="black [3200]" strokecolor="black [480]" strokeweight="1pt">
+                <v:textbox>
+                  <w:txbxContent>
+                    <w:p>
+                      <w:pPr>
+                        <w:spacing w:after="0"/>
+                        <w:rPr>
+                          <w:rFonts w:asciiTheme="majorBidi" w:hAnsiTheme="majorBidi" w:cstheme="majorBidi"/>
+                          <w:sz w:val="28"/>
+                          <w:szCs w:val="28"/>
+                        </w:rPr>
+                      </w:pPr>
+                      <w:r>
+                        <w:rPr>
+                          <w:rFonts w:asciiTheme="majorBidi" w:hAnsiTheme="majorBidi" w:cstheme="majorBidi"/>
+                          <w:sz w:val="28"/>
+                          <w:szCs w:val="28"/>
+                        </w:rPr>
+                        <w:t xml:space="preserve">     </w:t>
+                      </w:r>
+                      <w:r>
+                        <w:rPr>
+                          <w:rFonts w:asciiTheme="majorBidi" w:hAnsiTheme="majorBidi" w:cstheme="majorBidi"/>
+                          <w:sz w:val="28"/>
+                          <w:szCs w:val="28"/>
+                        </w:rPr>
+                        <w:t xml:space="preserve">           </w:t>
+                      </w:r>
+                      <w:r>
+                        <w:rPr>
+                          <w:rFonts w:asciiTheme="majorBidi" w:hAnsiTheme="majorBidi" w:cstheme="majorBidi"/>
+                          <w:sz w:val="28"/>
+                          <w:szCs w:val="28"/>
+                        </w:rPr>
+                        <w:t xml:space="preserve">         Internet</w:t>
+                      </w:r>
+                    </w:p>
+                    <w:p>
+                      <w:pPr>
+                        <w:spacing w:after="0"/>
+                        <w:rPr>
+                          <w:rFonts w:asciiTheme="majorBidi" w:hAnsiTheme="majorBidi" w:cstheme="majorBidi"/>
+                          <w:sz w:val="28"/>
+                          <w:szCs w:val="28"/>
+                        </w:rPr>
+                      </w:pPr>
+                      <w:r>
+                        <w:rPr>
+                          <w:rFonts w:asciiTheme="majorBidi" w:hAnsiTheme="majorBidi" w:cstheme="majorBidi"/>
+                          <w:sz w:val="28"/>
+                          <w:szCs w:val="28"/>
+                        </w:rPr>
+                        <w:t xml:space="preserve">                  </w:t>
+                      </w:r>
+                      <w:r>
+                        <w:rPr>
+                          <w:rFonts w:asciiTheme="majorBidi" w:hAnsiTheme="majorBidi" w:cstheme="majorBidi"/>
+                          <w:sz w:val="28"/>
+                          <w:szCs w:val="28"/>
+                        </w:rPr>
+                        <w:t xml:space="preserve">            </w:t>
+                      </w:r>
+                      <w:r>
+                        <w:rPr>
+                          <w:rFonts w:asciiTheme="majorBidi" w:hAnsiTheme="majorBidi" w:cstheme="majorBidi"/>
+                          <w:sz w:val="28"/>
+                          <w:szCs w:val="28"/>
+                        </w:rPr>
+                        <w:t>|</w:t>
+                      </w:r>
+                    </w:p>
+                    <w:p>
+                      <w:pPr>
+                        <w:spacing w:after="0"/>
+                        <w:rPr>
+                          <w:rFonts w:asciiTheme="majorBidi" w:hAnsiTheme="majorBidi" w:cstheme="majorBidi"/>
+                          <w:sz w:val="28"/>
+                          <w:szCs w:val="28"/>
+                        </w:rPr>
+                      </w:pPr>
+                      <w:r>
+                        <w:rPr>
+                          <w:rFonts w:asciiTheme="majorBidi" w:hAnsiTheme="majorBidi" w:cstheme="majorBidi"/>
+                          <w:sz w:val="28"/>
+                          <w:szCs w:val="28"/>
+                        </w:rPr>
+                        <w:t xml:space="preserve">     Load Balancer VIP</w:t>
+                      </w:r>
+                      <w:r>
+                        <w:rPr>
+                          <w:rFonts w:asciiTheme="majorBidi" w:hAnsiTheme="majorBidi" w:cstheme="majorBidi"/>
+                          <w:sz w:val="28"/>
+                          <w:szCs w:val="28"/>
+                        </w:rPr>
+                        <w:t xml:space="preserve">: </w:t>
+                      </w:r>
+                      <w:r>
+                        <w:rPr>
+                          <w:rFonts w:asciiTheme="majorBidi" w:hAnsiTheme="majorBidi" w:cstheme="majorBidi"/>
+                          <w:sz w:val="28"/>
+                          <w:szCs w:val="28"/>
+                        </w:rPr>
+                        <w:t>203.0.113.10</w:t>
+                      </w:r>
+                    </w:p>
+                    <w:p>
+                      <w:pPr>
+                        <w:spacing w:after="0"/>
+                        <w:rPr>
+                          <w:rFonts w:asciiTheme="majorBidi" w:hAnsiTheme="majorBidi" w:cstheme="majorBidi"/>
+                          <w:sz w:val="28"/>
+                          <w:szCs w:val="28"/>
+                        </w:rPr>
+                      </w:pPr>
+                      <w:r>
+                        <w:rPr>
+                          <w:rFonts w:asciiTheme="majorBidi" w:hAnsiTheme="majorBidi" w:cstheme="majorBidi"/>
+                          <w:sz w:val="28"/>
+                          <w:szCs w:val="28"/>
+                        </w:rPr>
+                        <w:t xml:space="preserve">            </w:t>
+                      </w:r>
+                      <w:r>
+                        <w:rPr>
+                          <w:rFonts w:asciiTheme="majorBidi" w:hAnsiTheme="majorBidi" w:cstheme="majorBidi"/>
+                          <w:sz w:val="28"/>
+                          <w:szCs w:val="28"/>
+                        </w:rPr>
+                        <w:t xml:space="preserve">            </w:t>
+                      </w:r>
+                      <w:r>
+                        <w:rPr>
+                          <w:rFonts w:asciiTheme="majorBidi" w:hAnsiTheme="majorBidi" w:cstheme="majorBidi"/>
+                          <w:sz w:val="28"/>
+                          <w:szCs w:val="28"/>
+                        </w:rPr>
+                        <w:t xml:space="preserve">      |</w:t>
+                      </w:r>
+                    </w:p>
+                    <w:p>
+                      <w:pPr>
+                        <w:spacing w:after="0"/>
+                        <w:rPr>
+                          <w:rFonts w:asciiTheme="majorBidi" w:hAnsiTheme="majorBidi" w:cstheme="majorBidi"/>
+                          <w:sz w:val="28"/>
+                          <w:szCs w:val="28"/>
+                        </w:rPr>
+                      </w:pPr>
+                      <w:r>
+                        <w:rPr>
+                          <w:rFonts w:asciiTheme="majorBidi" w:hAnsiTheme="majorBidi" w:cstheme="majorBidi"/>
+                          <w:sz w:val="28"/>
+                          <w:szCs w:val="28"/>
+                        </w:rPr>
+                        <w:t xml:space="preserve">        ---------------------</w:t>
+                      </w:r>
+                      <w:r>
+                        <w:rPr>
+                          <w:rFonts w:asciiTheme="majorBidi" w:hAnsiTheme="majorBidi" w:cstheme="majorBidi"/>
+                          <w:sz w:val="28"/>
+                          <w:szCs w:val="28"/>
+                        </w:rPr>
+                        <w:t>--------------</w:t>
+                      </w:r>
+                    </w:p>
+                    <w:p>
+                      <w:pPr>
+                        <w:spacing w:after="0"/>
+                        <w:rPr>
+                          <w:rFonts w:asciiTheme="majorBidi" w:hAnsiTheme="majorBidi" w:cstheme="majorBidi"/>
+                          <w:sz w:val="28"/>
+                          <w:szCs w:val="28"/>
+                        </w:rPr>
+                      </w:pPr>
+                      <w:r>
+                        <w:rPr>
+                          <w:rFonts w:asciiTheme="majorBidi" w:hAnsiTheme="majorBidi" w:cstheme="majorBidi"/>
+                          <w:sz w:val="28"/>
+                          <w:szCs w:val="28"/>
+                        </w:rPr>
+                        <w:t xml:space="preserve">        |              </w:t>
+                      </w:r>
+                      <w:r>
+                        <w:rPr>
+                          <w:rFonts w:asciiTheme="majorBidi" w:hAnsiTheme="majorBidi" w:cstheme="majorBidi"/>
+                          <w:sz w:val="28"/>
+                          <w:szCs w:val="28"/>
+                        </w:rPr>
+                        <w:t xml:space="preserve">                          </w:t>
+                      </w:r>
+                      <w:r>
+                        <w:rPr>
+                          <w:rFonts w:asciiTheme="majorBidi" w:hAnsiTheme="majorBidi" w:cstheme="majorBidi"/>
+                          <w:sz w:val="28"/>
+                          <w:szCs w:val="28"/>
+                        </w:rPr>
+                        <w:t xml:space="preserve">     |</w:t>
+                      </w:r>
+                    </w:p>
+                    <w:p>
+                      <w:pPr>
+                        <w:spacing w:after="0"/>
+                        <w:rPr>
+                          <w:rFonts w:asciiTheme="majorBidi" w:hAnsiTheme="majorBidi" w:cstheme="majorBidi"/>
+                          <w:sz w:val="28"/>
+                          <w:szCs w:val="28"/>
+                        </w:rPr>
+                      </w:pPr>
+                      <w:r>
+                        <w:rPr>
+                          <w:rFonts w:asciiTheme="majorBidi" w:hAnsiTheme="majorBidi" w:cstheme="majorBidi"/>
+                          <w:sz w:val="28"/>
+                          <w:szCs w:val="28"/>
+                        </w:rPr>
+                        <w:t xml:space="preserve">LB1 (MASTER)   </w:t>
+                      </w:r>
+                      <w:r>
+                        <w:rPr>
+                          <w:rFonts w:asciiTheme="majorBidi" w:hAnsiTheme="majorBidi" w:cstheme="majorBidi"/>
+                          <w:sz w:val="28"/>
+                          <w:szCs w:val="28"/>
+                        </w:rPr>
+                        <w:t xml:space="preserve">       </w:t>
+                      </w:r>
+                      <w:r>
+                        <w:rPr>
+                          <w:rFonts w:asciiTheme="majorBidi" w:hAnsiTheme="majorBidi" w:cstheme="majorBidi"/>
+                          <w:sz w:val="28"/>
+                          <w:szCs w:val="28"/>
+                        </w:rPr>
+                        <w:t xml:space="preserve">    LB2 (BACKUP)</w:t>
+                      </w:r>
+                    </w:p>
+                    <w:p>
+                      <w:pPr>
+                        <w:spacing w:after="0"/>
+                        <w:rPr>
+                          <w:rFonts w:asciiTheme="majorBidi" w:hAnsiTheme="majorBidi" w:cstheme="majorBidi"/>
+                          <w:sz w:val="28"/>
+                          <w:szCs w:val="28"/>
+                        </w:rPr>
+                      </w:pPr>
+                      <w:r>
+                        <w:rPr>
+                          <w:rFonts w:asciiTheme="majorBidi" w:hAnsiTheme="majorBidi" w:cstheme="majorBidi"/>
+                          <w:sz w:val="28"/>
+                          <w:szCs w:val="28"/>
+                        </w:rPr>
+                        <w:t xml:space="preserve">        |                 </w:t>
+                      </w:r>
+                      <w:r>
+                        <w:rPr>
+                          <w:rFonts w:asciiTheme="majorBidi" w:hAnsiTheme="majorBidi" w:cstheme="majorBidi"/>
+                          <w:sz w:val="28"/>
+                          <w:szCs w:val="28"/>
+                        </w:rPr>
+                        <w:t xml:space="preserve">                          </w:t>
+                      </w:r>
+                      <w:r>
+                        <w:rPr>
+                          <w:rFonts w:asciiTheme="majorBidi" w:hAnsiTheme="majorBidi" w:cstheme="majorBidi"/>
+                          <w:sz w:val="28"/>
+                          <w:szCs w:val="28"/>
+                        </w:rPr>
+                        <w:t xml:space="preserve">  |</w:t>
+                      </w:r>
+                    </w:p>
+                    <w:p>
+                      <w:pPr>
+                        <w:spacing w:after="0"/>
+                        <w:rPr>
+                          <w:rFonts w:asciiTheme="majorBidi" w:hAnsiTheme="majorBidi" w:cstheme="majorBidi"/>
+                          <w:sz w:val="28"/>
+                          <w:szCs w:val="28"/>
+                        </w:rPr>
+                      </w:pPr>
+                      <w:r>
+                        <w:rPr>
+                          <w:rFonts w:asciiTheme="majorBidi" w:hAnsiTheme="majorBidi" w:cstheme="majorBidi"/>
+                          <w:sz w:val="28"/>
+                          <w:szCs w:val="28"/>
+                        </w:rPr>
+                        <w:t xml:space="preserve">        --------</w:t>
+                      </w:r>
+                      <w:r>
+                        <w:rPr>
+                          <w:rFonts w:asciiTheme="majorBidi" w:hAnsiTheme="majorBidi" w:cstheme="majorBidi"/>
+                          <w:sz w:val="28"/>
+                          <w:szCs w:val="28"/>
+                        </w:rPr>
+                        <w:t>----</w:t>
+                      </w:r>
+                      <w:r>
+                        <w:rPr>
+                          <w:rFonts w:asciiTheme="majorBidi" w:hAnsiTheme="majorBidi" w:cstheme="majorBidi"/>
+                          <w:sz w:val="28"/>
+                          <w:szCs w:val="28"/>
+                        </w:rPr>
+                        <w:t>backend ------</w:t>
+                      </w:r>
+                      <w:r>
+                        <w:rPr>
+                          <w:rFonts w:asciiTheme="majorBidi" w:hAnsiTheme="majorBidi" w:cstheme="majorBidi"/>
+                          <w:sz w:val="28"/>
+                          <w:szCs w:val="28"/>
+                        </w:rPr>
+                        <w:t>------</w:t>
+                      </w:r>
+                    </w:p>
+                    <w:p>
+                      <w:pPr>
+                        <w:spacing w:after="0"/>
+                        <w:jc w:val="center"/>
+                      </w:pPr>
+                    </w:p>
+                  </w:txbxContent>
+                </v:textbox>
+                <w10:wrap anchorx="margin"/>
+              </v:rect>
+            </w:pict>
+          </mc:Fallback>
+        </mc:AlternateContent>
+      </w:r>
+      <w:r>
+        <w:rPr>
+          <w:rFonts w:asciiTheme="majorBidi" w:hAnsiTheme="majorBidi" w:cstheme="majorBidi"/>
+          <w:sz w:val="28"/>
+          <w:szCs w:val="28"/>
+        </w:rPr>
+        <w:t>Typical design:</w:t>
+      </w:r>
+    </w:p>
+    <w:p>
+      <w:pPr>
+        <w:rPr>
+          <w:rFonts w:asciiTheme="majorBidi" w:hAnsiTheme="majorBidi" w:cstheme="majorBidi"/>
+          <w:sz w:val="28"/>
+          <w:szCs w:val="28"/>
+        </w:rPr>
+      </w:pPr>
+    </w:p>
+    <w:p>
+      <w:pPr>
+        <w:rPr>
+          <w:rFonts w:asciiTheme="majorBidi" w:hAnsiTheme="majorBidi" w:cstheme="majorBidi"/>
+          <w:sz w:val="28"/>
+          <w:szCs w:val="28"/>
+        </w:rPr>
+      </w:pPr>
+    </w:p>
+    <w:p>
+      <w:pPr>
+        <w:rPr>
+          <w:rFonts w:asciiTheme="majorBidi" w:hAnsiTheme="majorBidi" w:cstheme="majorBidi"/>
+          <w:sz w:val="28"/>
+          <w:szCs w:val="28"/>
+        </w:rPr>
+      </w:pPr>
+    </w:p>
+    <w:p>
+      <w:pPr>
+        <w:rPr>
+          <w:rFonts w:asciiTheme="majorBidi" w:hAnsiTheme="majorBidi" w:cstheme="majorBidi"/>
+          <w:sz w:val="28"/>
+          <w:szCs w:val="28"/>
+        </w:rPr>
+      </w:pPr>
+    </w:p>
+    <w:p>
+      <w:pPr>
+        <w:rPr>
+          <w:rFonts w:asciiTheme="majorBidi" w:hAnsiTheme="majorBidi" w:cstheme="majorBidi"/>
+          <w:sz w:val="28"/>
+          <w:szCs w:val="28"/>
+        </w:rPr>
+      </w:pPr>
+    </w:p>
+    <w:p>
+      <w:pPr>
+        <w:rPr>
+          <w:rFonts w:asciiTheme="majorBidi" w:hAnsiTheme="majorBidi" w:cstheme="majorBidi"/>
+          <w:sz w:val="28"/>
+          <w:szCs w:val="28"/>
+        </w:rPr>
+      </w:pPr>
+    </w:p>
+    <w:p>
+      <w:pPr>
+        <w:spacing w:after="60"/>
+        <w:rPr>
+          <w:rFonts w:asciiTheme="majorBidi" w:hAnsiTheme="majorBidi" w:cstheme="majorBidi"/>
+          <w:sz w:val="28"/>
+          <w:szCs w:val="28"/>
+        </w:rPr>
+      </w:pPr>
+      <w:r>
+        <w:rPr>
+          <w:rFonts w:asciiTheme="majorBidi" w:hAnsiTheme="majorBidi" w:cstheme="majorBidi"/>
+          <w:sz w:val="28"/>
+          <w:szCs w:val="28"/>
+        </w:rPr>
+        <w:lastRenderedPageBreak/>
+        <w:t>Both load balancers are:</w:t>
+      </w:r>
+    </w:p>
+    <w:p>
+      <w:pPr>
+        <w:pStyle w:val="ListParagraph"/>
+        <w:numPr>
+          <w:ilvl w:val="0"/>
+          <w:numId w:val="57"/>
+        </w:numPr>
+        <w:spacing w:after="60"/>
+        <w:ind w:left="360"/>
+        <w:rPr>
+          <w:rFonts w:asciiTheme="majorBidi" w:hAnsiTheme="majorBidi" w:cstheme="majorBidi"/>
+          <w:sz w:val="28"/>
+          <w:szCs w:val="28"/>
+        </w:rPr>
+      </w:pPr>
+      <w:r>
+        <w:rPr>
+          <w:rFonts w:asciiTheme="majorBidi" w:hAnsiTheme="majorBidi" w:cstheme="majorBidi"/>
+          <w:sz w:val="28"/>
+          <w:szCs w:val="28"/>
+        </w:rPr>
+        <w:t>same VLAN</w:t>
+      </w:r>
+    </w:p>
+    <w:p>
+      <w:pPr>
+        <w:pStyle w:val="ListParagraph"/>
+        <w:numPr>
+          <w:ilvl w:val="0"/>
+          <w:numId w:val="57"/>
+        </w:numPr>
+        <w:spacing w:after="60"/>
+        <w:ind w:left="360"/>
+        <w:rPr>
+          <w:rFonts w:asciiTheme="majorBidi" w:hAnsiTheme="majorBidi" w:cstheme="majorBidi"/>
+          <w:sz w:val="28"/>
+          <w:szCs w:val="28"/>
+        </w:rPr>
+      </w:pPr>
+      <w:r>
+        <w:rPr>
+          <w:rFonts w:asciiTheme="majorBidi" w:hAnsiTheme="majorBidi" w:cstheme="majorBidi"/>
+          <w:sz w:val="28"/>
+          <w:szCs w:val="28"/>
+        </w:rPr>
+        <w:t>same subnet</w:t>
+      </w:r>
+    </w:p>
+    <w:p>
+      <w:pPr>
+        <w:pStyle w:val="ListParagraph"/>
+        <w:numPr>
+          <w:ilvl w:val="0"/>
+          <w:numId w:val="57"/>
+        </w:numPr>
+        <w:spacing w:after="60"/>
+        <w:ind w:left="360"/>
+        <w:rPr>
+          <w:rFonts w:asciiTheme="majorBidi" w:hAnsiTheme="majorBidi" w:cstheme="majorBidi"/>
+          <w:sz w:val="28"/>
+          <w:szCs w:val="28"/>
+        </w:rPr>
+      </w:pPr>
+      <w:r>
+        <w:rPr>
+          <w:rFonts w:asciiTheme="majorBidi" w:hAnsiTheme="majorBidi" w:cstheme="majorBidi"/>
+          <w:sz w:val="28"/>
+          <w:szCs w:val="28"/>
+        </w:rPr>
+        <w:t>same datacenter</w:t>
+      </w:r>
+    </w:p>
+    <w:p>
+      <w:pPr>
+        <w:rPr>
+          <w:rFonts w:asciiTheme="majorBidi" w:hAnsiTheme="majorBidi" w:cstheme="majorBidi"/>
+          <w:sz w:val="28"/>
+          <w:szCs w:val="28"/>
+        </w:rPr>
+      </w:pPr>
+      <w:r>
+        <w:rPr>
+          <w:rFonts w:asciiTheme="majorBidi" w:hAnsiTheme="majorBidi" w:cstheme="majorBidi"/>
+          <w:sz w:val="28"/>
+          <w:szCs w:val="28"/>
+        </w:rPr>
+        <w:t>Then VRRP works perfectly.</w:t>
+      </w:r>
+    </w:p>
+    <w:p>
+      <w:pPr>
+        <w:spacing w:after="60"/>
+        <w:rPr>
+          <w:rFonts w:asciiTheme="majorBidi" w:hAnsiTheme="majorBidi" w:cstheme="majorBidi"/>
+          <w:b/>
+          <w:bCs/>
+          <w:sz w:val="28"/>
+          <w:szCs w:val="28"/>
+        </w:rPr>
+      </w:pPr>
+      <w:r>
+        <w:rPr>
+          <w:rFonts w:asciiTheme="majorBidi" w:hAnsiTheme="majorBidi" w:cstheme="majorBidi"/>
+          <w:b/>
+          <w:bCs/>
+          <w:sz w:val="28"/>
+          <w:szCs w:val="28"/>
+        </w:rPr>
+        <w:t xml:space="preserve">Mental Model </w:t>
+      </w:r>
+      <w:r>
+        <w:rPr>
+          <w:rFonts w:asciiTheme="majorBidi" w:hAnsiTheme="majorBidi" w:cstheme="majorBidi"/>
+          <w:b/>
+          <w:bCs/>
+          <w:sz w:val="28"/>
+          <w:szCs w:val="28"/>
+        </w:rPr>
+        <w:t>:</w:t>
+      </w:r>
+    </w:p>
+    <w:p>
+      <w:pPr>
+        <w:rPr>
+          <w:rFonts w:asciiTheme="majorBidi" w:hAnsiTheme="majorBidi" w:cstheme="majorBidi"/>
+          <w:sz w:val="28"/>
+          <w:szCs w:val="28"/>
+        </w:rPr>
+      </w:pPr>
+      <w:r>
+        <w:rPr>
+          <w:rFonts w:asciiTheme="majorBidi" w:hAnsiTheme="majorBidi" w:cstheme="majorBidi"/>
+          <w:sz w:val="28"/>
+          <w:szCs w:val="28"/>
+        </w:rPr>
+        <w:t>VRRP is for “two machines pretending to be one router inside a LAN.”</w:t>
+      </w:r>
+      <w:r>
+        <w:rPr>
+          <w:rFonts w:asciiTheme="majorBidi" w:hAnsiTheme="majorBidi" w:cstheme="majorBidi"/>
+          <w:sz w:val="28"/>
+          <w:szCs w:val="28"/>
+        </w:rPr>
+        <w:t xml:space="preserve"> </w:t>
+      </w:r>
+      <w:r>
+        <w:rPr>
+          <w:rFonts w:asciiTheme="majorBidi" w:hAnsiTheme="majorBidi" w:cstheme="majorBidi"/>
+          <w:sz w:val="28"/>
+          <w:szCs w:val="28"/>
+        </w:rPr>
+        <w:t>It is not for global redundancy.</w:t>
+      </w:r>
     </w:p>
     <w:sectPr>
       <w:pgSz w:w="11906" w:h="16838" w:code="9"/>
@@ -11261,7 +14544,7 @@
 </file>
 
 <file path=word/numbering.xml><?xml version="1.0" encoding="utf-8"?>
-<w:numbering xmlns:wpc="http://schemas.microsoft.com/office/word/2010/wordprocessingCanvas" xmlns:cx="http://schemas.microsoft.com/office/drawing/2014/chartex" xmlns:cx1="http://schemas.microsoft.com/office/drawing/2015/9/8/chartex" xmlns:cx2="http://schemas.microsoft.com/office/drawing/2015/10/21/chartex" xmlns:cx3="http://schemas.microsoft.com/office/drawing/2016/5/9/chartex" xmlns:cx4="http://schemas.microsoft.com/office/drawing/2016/5/10/chartex" xmlns:cx5="http://schemas.microsoft.com/office/drawing/2016/5/11/chartex" xmlns:cx6="http://schemas.microsoft.com/office/drawing/2016/5/12/chartex" xmlns:cx7="http://schemas.microsoft.com/office/drawing/2016/5/13/chartex" xmlns:cx8="http://schemas.microsoft.com/office/drawing/2016/5/14/chartex" xmlns:mc="http://schemas.openxmlformats.org/markup-compatibility/2006" xmlns:aink="http://schemas.microsoft.com/office/drawing/2016/ink" xmlns:am3d="http://schemas.microsoft.com/office/drawing/2017/model3d" xmlns:o="urn:schemas-microsoft-com:office:office" xmlns:oel="http://schemas.microsoft.com/office/2019/extlst" xmlns:r="http://schemas.openxmlformats.org/officeDocument/2006/relationships" xmlns:m="http://schemas.openxmlformats.org/officeDocument/2006/math" xmlns:v="urn:schemas-microsoft-com:vml" xmlns:wp14="http://schemas.microsoft.com/office/word/2010/wordprocessingDrawing" xmlns:wp="http://schemas.openxmlformats.org/drawingml/2006/wordprocessingDrawing" xmlns:w10="urn:schemas-microsoft-com:office:word" xmlns:w="http://schemas.openxmlformats.org/wordprocessingml/2006/main" xmlns:w14="http://schemas.microsoft.com/office/word/2010/wordml" xmlns:w15="http://schemas.microsoft.com/office/word/2012/wordml" xmlns:w16cex="http://schemas.microsoft.com/office/word/2018/wordml/cex" xmlns:w16cid="http://schemas.microsoft.com/office/word/2016/wordml/cid" xmlns:w16="http://schemas.microsoft.com/office/word/2018/wordml" xmlns:w16sdtdh="http://schemas.microsoft.com/office/word/2020/wordml/sdtdatahash" xmlns:w16se="http://schemas.microsoft.com/office/word/2015/wordml/symex" xmlns:wpg="http://schemas.microsoft.com/office/word/2010/wordprocessingGroup" xmlns:wpi="http://schemas.microsoft.com/office/word/2010/wordprocessingInk" xmlns:wne="http://schemas.microsoft.com/office/word/2006/wordml" xmlns:wps="http://schemas.microsoft.com/office/word/2010/wordprocessingShape" mc:Ignorable="w14 w15 w16se w16cid w16 w16cex w16sdtdh wp14">
+<w:numbering xmlns:wpc="http://schemas.microsoft.com/office/word/2010/wordprocessingCanvas" xmlns:cx="http://schemas.microsoft.com/office/drawing/2014/chartex" xmlns:cx1="http://schemas.microsoft.com/office/drawing/2015/9/8/chartex" xmlns:cx2="http://schemas.microsoft.com/office/drawing/2015/10/21/chartex" xmlns:cx3="http://schemas.microsoft.com/office/drawing/2016/5/9/chartex" xmlns:cx4="http://schemas.microsoft.com/office/drawing/2016/5/10/chartex" xmlns:cx5="http://schemas.microsoft.com/office/drawing/2016/5/11/chartex" xmlns:cx6="http://schemas.microsoft.com/office/drawing/2016/5/12/chartex" xmlns:cx7="http://schemas.microsoft.com/office/drawing/2016/5/13/chartex" xmlns:cx8="http://schemas.microsoft.com/office/drawing/2016/5/14/chartex" xmlns:mc="http://schemas.openxmlformats.org/markup-compatibility/2006" xmlns:aink="http://schemas.microsoft.com/office/drawing/2016/ink" xmlns:am3d="http://schemas.microsoft.com/office/drawing/2017/model3d" xmlns:o="urn:schemas-microsoft-com:office:office" xmlns:oel="http://schemas.microsoft.com/office/2019/extlst" xmlns:r="http://schemas.openxmlformats.org/officeDocument/2006/relationships" xmlns:m="http://schemas.openxmlformats.org/officeDocument/2006/math" xmlns:v="urn:schemas-microsoft-com:vml" xmlns:wp14="http://schemas.microsoft.com/office/word/2010/wordprocessingDrawing" xmlns:wp="http://schemas.openxmlformats.org/drawingml/2006/wordprocessingDrawing" xmlns:w10="urn:schemas-microsoft-com:office:word" xmlns:w="http://schemas.openxmlformats.org/wordprocessingml/2006/main" xmlns:w14="http://schemas.microsoft.com/office/word/2010/wordml" xmlns:w15="http://schemas.microsoft.com/office/word/2012/wordml" xmlns:w16cex="http://schemas.microsoft.com/office/word/2018/wordml/cex" xmlns:w16cid="http://schemas.microsoft.com/office/word/2016/wordml/cid" xmlns:w16="http://schemas.microsoft.com/office/word/2018/wordml" xmlns:w16du="http://schemas.microsoft.com/office/word/2023/wordml/word16du" xmlns:w16sdtdh="http://schemas.microsoft.com/office/word/2020/wordml/sdtdatahash" xmlns:w16sdtfl="http://schemas.microsoft.com/office/word/2024/wordml/sdtformatlock" xmlns:w16se="http://schemas.microsoft.com/office/word/2015/wordml/symex" xmlns:wpg="http://schemas.microsoft.com/office/word/2010/wordprocessingGroup" xmlns:wpi="http://schemas.microsoft.com/office/word/2010/wordprocessingInk" xmlns:wne="http://schemas.microsoft.com/office/word/2006/wordml" xmlns:wps="http://schemas.microsoft.com/office/word/2010/wordprocessingShape" mc:Ignorable="w14 w15 w16se w16cid w16 w16cex w16sdtdh w16sdtfl w16du wp14">
   <w:abstractNum w:abstractNumId="0" w15:restartNumberingAfterBreak="0">
     <w:nsid w:val="025E70FE"/>
     <w:multiLevelType w:val="hybridMultilevel"/>
@@ -11376,6 +14659,119 @@
     </w:lvl>
   </w:abstractNum>
   <w:abstractNum w:abstractNumId="1" w15:restartNumberingAfterBreak="0">
+    <w:nsid w:val="02D26D66"/>
+    <w:multiLevelType w:val="hybridMultilevel"/>
+    <w:tmpl w:val="878A3758"/>
+    <w:lvl w:ilvl="0" w:tplc="04090003">
+      <w:start w:val="1"/>
+      <w:numFmt w:val="bullet"/>
+      <w:lvlText w:val="o"/>
+      <w:lvlJc w:val="left"/>
+      <w:pPr>
+        <w:ind w:left="720" w:hanging="360"/>
+      </w:pPr>
+      <w:rPr>
+        <w:rFonts w:ascii="Courier New" w:hAnsi="Courier New" w:cs="Courier New" w:hint="default"/>
+      </w:rPr>
+    </w:lvl>
+    <w:lvl w:ilvl="1" w:tplc="04090003" w:tentative="1">
+      <w:start w:val="1"/>
+      <w:numFmt w:val="bullet"/>
+      <w:lvlText w:val="o"/>
+      <w:lvlJc w:val="left"/>
+      <w:pPr>
+        <w:ind w:left="1440" w:hanging="360"/>
+      </w:pPr>
+      <w:rPr>
+        <w:rFonts w:ascii="Courier New" w:hAnsi="Courier New" w:cs="Courier New" w:hint="default"/>
+      </w:rPr>
+    </w:lvl>
+    <w:lvl w:ilvl="2" w:tplc="04090005" w:tentative="1">
+      <w:start w:val="1"/>
+      <w:numFmt w:val="bullet"/>
+      <w:lvlText w:val=""/>
+      <w:lvlJc w:val="left"/>
+      <w:pPr>
+        <w:ind w:left="2160" w:hanging="360"/>
+      </w:pPr>
+      <w:rPr>
+        <w:rFonts w:ascii="Wingdings" w:hAnsi="Wingdings" w:hint="default"/>
+      </w:rPr>
+    </w:lvl>
+    <w:lvl w:ilvl="3" w:tplc="04090001" w:tentative="1">
+      <w:start w:val="1"/>
+      <w:numFmt w:val="bullet"/>
+      <w:lvlText w:val=""/>
+      <w:lvlJc w:val="left"/>
+      <w:pPr>
+        <w:ind w:left="2880" w:hanging="360"/>
+      </w:pPr>
+      <w:rPr>
+        <w:rFonts w:ascii="Symbol" w:hAnsi="Symbol" w:hint="default"/>
+      </w:rPr>
+    </w:lvl>
+    <w:lvl w:ilvl="4" w:tplc="04090003" w:tentative="1">
+      <w:start w:val="1"/>
+      <w:numFmt w:val="bullet"/>
+      <w:lvlText w:val="o"/>
+      <w:lvlJc w:val="left"/>
+      <w:pPr>
+        <w:ind w:left="3600" w:hanging="360"/>
+      </w:pPr>
+      <w:rPr>
+        <w:rFonts w:ascii="Courier New" w:hAnsi="Courier New" w:cs="Courier New" w:hint="default"/>
+      </w:rPr>
+    </w:lvl>
+    <w:lvl w:ilvl="5" w:tplc="04090005" w:tentative="1">
+      <w:start w:val="1"/>
+      <w:numFmt w:val="bullet"/>
+      <w:lvlText w:val=""/>
+      <w:lvlJc w:val="left"/>
+      <w:pPr>
+        <w:ind w:left="4320" w:hanging="360"/>
+      </w:pPr>
+      <w:rPr>
+        <w:rFonts w:ascii="Wingdings" w:hAnsi="Wingdings" w:hint="default"/>
+      </w:rPr>
+    </w:lvl>
+    <w:lvl w:ilvl="6" w:tplc="04090001" w:tentative="1">
+      <w:start w:val="1"/>
+      <w:numFmt w:val="bullet"/>
+      <w:lvlText w:val=""/>
+      <w:lvlJc w:val="left"/>
+      <w:pPr>
+        <w:ind w:left="5040" w:hanging="360"/>
+      </w:pPr>
+      <w:rPr>
+        <w:rFonts w:ascii="Symbol" w:hAnsi="Symbol" w:hint="default"/>
+      </w:rPr>
+    </w:lvl>
+    <w:lvl w:ilvl="7" w:tplc="04090003" w:tentative="1">
+      <w:start w:val="1"/>
+      <w:numFmt w:val="bullet"/>
+      <w:lvlText w:val="o"/>
+      <w:lvlJc w:val="left"/>
+      <w:pPr>
+        <w:ind w:left="5760" w:hanging="360"/>
+      </w:pPr>
+      <w:rPr>
+        <w:rFonts w:ascii="Courier New" w:hAnsi="Courier New" w:cs="Courier New" w:hint="default"/>
+      </w:rPr>
+    </w:lvl>
+    <w:lvl w:ilvl="8" w:tplc="04090005" w:tentative="1">
+      <w:start w:val="1"/>
+      <w:numFmt w:val="bullet"/>
+      <w:lvlText w:val=""/>
+      <w:lvlJc w:val="left"/>
+      <w:pPr>
+        <w:ind w:left="6480" w:hanging="360"/>
+      </w:pPr>
+      <w:rPr>
+        <w:rFonts w:ascii="Wingdings" w:hAnsi="Wingdings" w:hint="default"/>
+      </w:rPr>
+    </w:lvl>
+  </w:abstractNum>
+  <w:abstractNum w:abstractNumId="2" w15:restartNumberingAfterBreak="0">
     <w:nsid w:val="03377F4B"/>
     <w:multiLevelType w:val="hybridMultilevel"/>
     <w:tmpl w:val="CE647050"/>
@@ -11488,7 +14884,7 @@
       </w:rPr>
     </w:lvl>
   </w:abstractNum>
-  <w:abstractNum w:abstractNumId="2" w15:restartNumberingAfterBreak="0">
+  <w:abstractNum w:abstractNumId="3" w15:restartNumberingAfterBreak="0">
     <w:nsid w:val="03B0216B"/>
     <w:multiLevelType w:val="hybridMultilevel"/>
     <w:tmpl w:val="43B6EB30"/>
@@ -11601,7 +14997,7 @@
       </w:rPr>
     </w:lvl>
   </w:abstractNum>
-  <w:abstractNum w:abstractNumId="3" w15:restartNumberingAfterBreak="0">
+  <w:abstractNum w:abstractNumId="4" w15:restartNumberingAfterBreak="0">
     <w:nsid w:val="04BE1ED0"/>
     <w:multiLevelType w:val="hybridMultilevel"/>
     <w:tmpl w:val="2152A324"/>
@@ -11714,7 +15110,7 @@
       </w:rPr>
     </w:lvl>
   </w:abstractNum>
-  <w:abstractNum w:abstractNumId="4" w15:restartNumberingAfterBreak="0">
+  <w:abstractNum w:abstractNumId="5" w15:restartNumberingAfterBreak="0">
     <w:nsid w:val="04DB7D01"/>
     <w:multiLevelType w:val="hybridMultilevel"/>
     <w:tmpl w:val="E8EA03D6"/>
@@ -11827,7 +15223,7 @@
       </w:rPr>
     </w:lvl>
   </w:abstractNum>
-  <w:abstractNum w:abstractNumId="5" w15:restartNumberingAfterBreak="0">
+  <w:abstractNum w:abstractNumId="6" w15:restartNumberingAfterBreak="0">
     <w:nsid w:val="054B4E67"/>
     <w:multiLevelType w:val="hybridMultilevel"/>
     <w:tmpl w:val="F9F8299C"/>
@@ -11940,7 +15336,7 @@
       </w:rPr>
     </w:lvl>
   </w:abstractNum>
-  <w:abstractNum w:abstractNumId="6" w15:restartNumberingAfterBreak="0">
+  <w:abstractNum w:abstractNumId="7" w15:restartNumberingAfterBreak="0">
     <w:nsid w:val="05A54428"/>
     <w:multiLevelType w:val="hybridMultilevel"/>
     <w:tmpl w:val="CEC88C3E"/>
@@ -12053,7 +15449,7 @@
       </w:rPr>
     </w:lvl>
   </w:abstractNum>
-  <w:abstractNum w:abstractNumId="7" w15:restartNumberingAfterBreak="0">
+  <w:abstractNum w:abstractNumId="8" w15:restartNumberingAfterBreak="0">
     <w:nsid w:val="07AC76B2"/>
     <w:multiLevelType w:val="hybridMultilevel"/>
     <w:tmpl w:val="C564150E"/>
@@ -12166,7 +15562,7 @@
       </w:rPr>
     </w:lvl>
   </w:abstractNum>
-  <w:abstractNum w:abstractNumId="8" w15:restartNumberingAfterBreak="0">
+  <w:abstractNum w:abstractNumId="9" w15:restartNumberingAfterBreak="0">
     <w:nsid w:val="093604DE"/>
     <w:multiLevelType w:val="hybridMultilevel"/>
     <w:tmpl w:val="D0CCE1C8"/>
@@ -12279,7 +15675,7 @@
       </w:rPr>
     </w:lvl>
   </w:abstractNum>
-  <w:abstractNum w:abstractNumId="9" w15:restartNumberingAfterBreak="0">
+  <w:abstractNum w:abstractNumId="10" w15:restartNumberingAfterBreak="0">
     <w:nsid w:val="0AAA5BBA"/>
     <w:multiLevelType w:val="hybridMultilevel"/>
     <w:tmpl w:val="6F5E0B52"/>
@@ -12392,7 +15788,7 @@
       </w:rPr>
     </w:lvl>
   </w:abstractNum>
-  <w:abstractNum w:abstractNumId="10" w15:restartNumberingAfterBreak="0">
+  <w:abstractNum w:abstractNumId="11" w15:restartNumberingAfterBreak="0">
     <w:nsid w:val="0E463354"/>
     <w:multiLevelType w:val="hybridMultilevel"/>
     <w:tmpl w:val="A3B60AAA"/>
@@ -12505,7 +15901,7 @@
       </w:rPr>
     </w:lvl>
   </w:abstractNum>
-  <w:abstractNum w:abstractNumId="11" w15:restartNumberingAfterBreak="0">
+  <w:abstractNum w:abstractNumId="12" w15:restartNumberingAfterBreak="0">
     <w:nsid w:val="14524035"/>
     <w:multiLevelType w:val="hybridMultilevel"/>
     <w:tmpl w:val="D07C9A94"/>
@@ -12618,7 +16014,120 @@
       </w:rPr>
     </w:lvl>
   </w:abstractNum>
-  <w:abstractNum w:abstractNumId="12" w15:restartNumberingAfterBreak="0">
+  <w:abstractNum w:abstractNumId="13" w15:restartNumberingAfterBreak="0">
+    <w:nsid w:val="15C27118"/>
+    <w:multiLevelType w:val="hybridMultilevel"/>
+    <w:tmpl w:val="FF4A7282"/>
+    <w:lvl w:ilvl="0" w:tplc="04090003">
+      <w:start w:val="1"/>
+      <w:numFmt w:val="bullet"/>
+      <w:lvlText w:val="o"/>
+      <w:lvlJc w:val="left"/>
+      <w:pPr>
+        <w:ind w:left="720" w:hanging="360"/>
+      </w:pPr>
+      <w:rPr>
+        <w:rFonts w:ascii="Courier New" w:hAnsi="Courier New" w:cs="Courier New" w:hint="default"/>
+      </w:rPr>
+    </w:lvl>
+    <w:lvl w:ilvl="1" w:tplc="04090003" w:tentative="1">
+      <w:start w:val="1"/>
+      <w:numFmt w:val="bullet"/>
+      <w:lvlText w:val="o"/>
+      <w:lvlJc w:val="left"/>
+      <w:pPr>
+        <w:ind w:left="1440" w:hanging="360"/>
+      </w:pPr>
+      <w:rPr>
+        <w:rFonts w:ascii="Courier New" w:hAnsi="Courier New" w:cs="Courier New" w:hint="default"/>
+      </w:rPr>
+    </w:lvl>
+    <w:lvl w:ilvl="2" w:tplc="04090005" w:tentative="1">
+      <w:start w:val="1"/>
+      <w:numFmt w:val="bullet"/>
+      <w:lvlText w:val=""/>
+      <w:lvlJc w:val="left"/>
+      <w:pPr>
+        <w:ind w:left="2160" w:hanging="360"/>
+      </w:pPr>
+      <w:rPr>
+        <w:rFonts w:ascii="Wingdings" w:hAnsi="Wingdings" w:hint="default"/>
+      </w:rPr>
+    </w:lvl>
+    <w:lvl w:ilvl="3" w:tplc="04090001" w:tentative="1">
+      <w:start w:val="1"/>
+      <w:numFmt w:val="bullet"/>
+      <w:lvlText w:val=""/>
+      <w:lvlJc w:val="left"/>
+      <w:pPr>
+        <w:ind w:left="2880" w:hanging="360"/>
+      </w:pPr>
+      <w:rPr>
+        <w:rFonts w:ascii="Symbol" w:hAnsi="Symbol" w:hint="default"/>
+      </w:rPr>
+    </w:lvl>
+    <w:lvl w:ilvl="4" w:tplc="04090003" w:tentative="1">
+      <w:start w:val="1"/>
+      <w:numFmt w:val="bullet"/>
+      <w:lvlText w:val="o"/>
+      <w:lvlJc w:val="left"/>
+      <w:pPr>
+        <w:ind w:left="3600" w:hanging="360"/>
+      </w:pPr>
+      <w:rPr>
+        <w:rFonts w:ascii="Courier New" w:hAnsi="Courier New" w:cs="Courier New" w:hint="default"/>
+      </w:rPr>
+    </w:lvl>
+    <w:lvl w:ilvl="5" w:tplc="04090005" w:tentative="1">
+      <w:start w:val="1"/>
+      <w:numFmt w:val="bullet"/>
+      <w:lvlText w:val=""/>
+      <w:lvlJc w:val="left"/>
+      <w:pPr>
+        <w:ind w:left="4320" w:hanging="360"/>
+      </w:pPr>
+      <w:rPr>
+        <w:rFonts w:ascii="Wingdings" w:hAnsi="Wingdings" w:hint="default"/>
+      </w:rPr>
+    </w:lvl>
+    <w:lvl w:ilvl="6" w:tplc="04090001" w:tentative="1">
+      <w:start w:val="1"/>
+      <w:numFmt w:val="bullet"/>
+      <w:lvlText w:val=""/>
+      <w:lvlJc w:val="left"/>
+      <w:pPr>
+        <w:ind w:left="5040" w:hanging="360"/>
+      </w:pPr>
+      <w:rPr>
+        <w:rFonts w:ascii="Symbol" w:hAnsi="Symbol" w:hint="default"/>
+      </w:rPr>
+    </w:lvl>
+    <w:lvl w:ilvl="7" w:tplc="04090003" w:tentative="1">
+      <w:start w:val="1"/>
+      <w:numFmt w:val="bullet"/>
+      <w:lvlText w:val="o"/>
+      <w:lvlJc w:val="left"/>
+      <w:pPr>
+        <w:ind w:left="5760" w:hanging="360"/>
+      </w:pPr>
+      <w:rPr>
+        <w:rFonts w:ascii="Courier New" w:hAnsi="Courier New" w:cs="Courier New" w:hint="default"/>
+      </w:rPr>
+    </w:lvl>
+    <w:lvl w:ilvl="8" w:tplc="04090005" w:tentative="1">
+      <w:start w:val="1"/>
+      <w:numFmt w:val="bullet"/>
+      <w:lvlText w:val=""/>
+      <w:lvlJc w:val="left"/>
+      <w:pPr>
+        <w:ind w:left="6480" w:hanging="360"/>
+      </w:pPr>
+      <w:rPr>
+        <w:rFonts w:ascii="Wingdings" w:hAnsi="Wingdings" w:hint="default"/>
+      </w:rPr>
+    </w:lvl>
+  </w:abstractNum>
+  <w:abstractNum w:abstractNumId="14" w15:restartNumberingAfterBreak="0">
     <w:nsid w:val="15CE3371"/>
     <w:multiLevelType w:val="hybridMultilevel"/>
     <w:tmpl w:val="5B92703A"/>
@@ -12731,7 +16240,120 @@
       </w:rPr>
     </w:lvl>
   </w:abstractNum>
-  <w:abstractNum w:abstractNumId="13" w15:restartNumberingAfterBreak="0">
+  <w:abstractNum w:abstractNumId="15" w15:restartNumberingAfterBreak="0">
+    <w:nsid w:val="165E474D"/>
+    <w:multiLevelType w:val="hybridMultilevel"/>
+    <w:tmpl w:val="29C258D0"/>
+    <w:lvl w:ilvl="0" w:tplc="04090001">
+      <w:start w:val="1"/>
+      <w:numFmt w:val="bullet"/>
+      <w:lvlText w:val=""/>
+      <w:lvlJc w:val="left"/>
+      <w:pPr>
+        <w:ind w:left="720" w:hanging="360"/>
+      </w:pPr>
+      <w:rPr>
+        <w:rFonts w:ascii="Symbol" w:hAnsi="Symbol" w:hint="default"/>
+      </w:rPr>
+    </w:lvl>
+    <w:lvl w:ilvl="1" w:tplc="04090003" w:tentative="1">
+      <w:start w:val="1"/>
+      <w:numFmt w:val="bullet"/>
+      <w:lvlText w:val="o"/>
+      <w:lvlJc w:val="left"/>
+      <w:pPr>
+        <w:ind w:left="1440" w:hanging="360"/>
+      </w:pPr>
+      <w:rPr>
+        <w:rFonts w:ascii="Courier New" w:hAnsi="Courier New" w:cs="Courier New" w:hint="default"/>
+      </w:rPr>
+    </w:lvl>
+    <w:lvl w:ilvl="2" w:tplc="04090005" w:tentative="1">
+      <w:start w:val="1"/>
+      <w:numFmt w:val="bullet"/>
+      <w:lvlText w:val=""/>
+      <w:lvlJc w:val="left"/>
+      <w:pPr>
+        <w:ind w:left="2160" w:hanging="360"/>
+      </w:pPr>
+      <w:rPr>
+        <w:rFonts w:ascii="Wingdings" w:hAnsi="Wingdings" w:hint="default"/>
+      </w:rPr>
+    </w:lvl>
+    <w:lvl w:ilvl="3" w:tplc="04090001" w:tentative="1">
+      <w:start w:val="1"/>
+      <w:numFmt w:val="bullet"/>
+      <w:lvlText w:val=""/>
+      <w:lvlJc w:val="left"/>
+      <w:pPr>
+        <w:ind w:left="2880" w:hanging="360"/>
+      </w:pPr>
+      <w:rPr>
+        <w:rFonts w:ascii="Symbol" w:hAnsi="Symbol" w:hint="default"/>
+      </w:rPr>
+    </w:lvl>
+    <w:lvl w:ilvl="4" w:tplc="04090003" w:tentative="1">
+      <w:start w:val="1"/>
+      <w:numFmt w:val="bullet"/>
+      <w:lvlText w:val="o"/>
+      <w:lvlJc w:val="left"/>
+      <w:pPr>
+        <w:ind w:left="3600" w:hanging="360"/>
+      </w:pPr>
+      <w:rPr>
+        <w:rFonts w:ascii="Courier New" w:hAnsi="Courier New" w:cs="Courier New" w:hint="default"/>
+      </w:rPr>
+    </w:lvl>
+    <w:lvl w:ilvl="5" w:tplc="04090005" w:tentative="1">
+      <w:start w:val="1"/>
+      <w:numFmt w:val="bullet"/>
+      <w:lvlText w:val=""/>
+      <w:lvlJc w:val="left"/>
+      <w:pPr>
+        <w:ind w:left="4320" w:hanging="360"/>
+      </w:pPr>
+      <w:rPr>
+        <w:rFonts w:ascii="Wingdings" w:hAnsi="Wingdings" w:hint="default"/>
+      </w:rPr>
+    </w:lvl>
+    <w:lvl w:ilvl="6" w:tplc="04090001" w:tentative="1">
+      <w:start w:val="1"/>
+      <w:numFmt w:val="bullet"/>
+      <w:lvlText w:val=""/>
+      <w:lvlJc w:val="left"/>
+      <w:pPr>
+        <w:ind w:left="5040" w:hanging="360"/>
+      </w:pPr>
+      <w:rPr>
+        <w:rFonts w:ascii="Symbol" w:hAnsi="Symbol" w:hint="default"/>
+      </w:rPr>
+    </w:lvl>
+    <w:lvl w:ilvl="7" w:tplc="04090003" w:tentative="1">
+      <w:start w:val="1"/>
+      <w:numFmt w:val="bullet"/>
+      <w:lvlText w:val="o"/>
+      <w:lvlJc w:val="left"/>
+      <w:pPr>
+        <w:ind w:left="5760" w:hanging="360"/>
+      </w:pPr>
+      <w:rPr>
+        <w:rFonts w:ascii="Courier New" w:hAnsi="Courier New" w:cs="Courier New" w:hint="default"/>
+      </w:rPr>
+    </w:lvl>
+    <w:lvl w:ilvl="8" w:tplc="04090005" w:tentative="1">
+      <w:start w:val="1"/>
+      <w:numFmt w:val="bullet"/>
+      <w:lvlText w:val=""/>
+      <w:lvlJc w:val="left"/>
+      <w:pPr>
+        <w:ind w:left="6480" w:hanging="360"/>
+      </w:pPr>
+      <w:rPr>
+        <w:rFonts w:ascii="Wingdings" w:hAnsi="Wingdings" w:hint="default"/>
+      </w:rPr>
+    </w:lvl>
+  </w:abstractNum>
+  <w:abstractNum w:abstractNumId="16" w15:restartNumberingAfterBreak="0">
     <w:nsid w:val="17890B01"/>
     <w:multiLevelType w:val="hybridMultilevel"/>
     <w:tmpl w:val="9E222EC4"/>
@@ -12844,7 +16466,7 @@
       </w:rPr>
     </w:lvl>
   </w:abstractNum>
-  <w:abstractNum w:abstractNumId="14" w15:restartNumberingAfterBreak="0">
+  <w:abstractNum w:abstractNumId="17" w15:restartNumberingAfterBreak="0">
     <w:nsid w:val="182E4154"/>
     <w:multiLevelType w:val="hybridMultilevel"/>
     <w:tmpl w:val="959E7408"/>
@@ -12956,7 +16578,120 @@
       </w:rPr>
     </w:lvl>
   </w:abstractNum>
-  <w:abstractNum w:abstractNumId="15" w15:restartNumberingAfterBreak="0">
+  <w:abstractNum w:abstractNumId="18" w15:restartNumberingAfterBreak="0">
+    <w:nsid w:val="194763F3"/>
+    <w:multiLevelType w:val="hybridMultilevel"/>
+    <w:tmpl w:val="BEDC7CC6"/>
+    <w:lvl w:ilvl="0" w:tplc="04090001">
+      <w:start w:val="1"/>
+      <w:numFmt w:val="bullet"/>
+      <w:lvlText w:val=""/>
+      <w:lvlJc w:val="left"/>
+      <w:pPr>
+        <w:ind w:left="720" w:hanging="360"/>
+      </w:pPr>
+      <w:rPr>
+        <w:rFonts w:ascii="Symbol" w:hAnsi="Symbol" w:hint="default"/>
+      </w:rPr>
+    </w:lvl>
+    <w:lvl w:ilvl="1" w:tplc="FFFFFFFF" w:tentative="1">
+      <w:start w:val="1"/>
+      <w:numFmt w:val="bullet"/>
+      <w:lvlText w:val="o"/>
+      <w:lvlJc w:val="left"/>
+      <w:pPr>
+        <w:ind w:left="1440" w:hanging="360"/>
+      </w:pPr>
+      <w:rPr>
+        <w:rFonts w:ascii="Courier New" w:hAnsi="Courier New" w:cs="Courier New" w:hint="default"/>
+      </w:rPr>
+    </w:lvl>
+    <w:lvl w:ilvl="2" w:tplc="FFFFFFFF" w:tentative="1">
+      <w:start w:val="1"/>
+      <w:numFmt w:val="bullet"/>
+      <w:lvlText w:val=""/>
+      <w:lvlJc w:val="left"/>
+      <w:pPr>
+        <w:ind w:left="2160" w:hanging="360"/>
+      </w:pPr>
+      <w:rPr>
+        <w:rFonts w:ascii="Wingdings" w:hAnsi="Wingdings" w:hint="default"/>
+      </w:rPr>
+    </w:lvl>
+    <w:lvl w:ilvl="3" w:tplc="FFFFFFFF" w:tentative="1">
+      <w:start w:val="1"/>
+      <w:numFmt w:val="bullet"/>
+      <w:lvlText w:val=""/>
+      <w:lvlJc w:val="left"/>
+      <w:pPr>
+        <w:ind w:left="2880" w:hanging="360"/>
+      </w:pPr>
+      <w:rPr>
+        <w:rFonts w:ascii="Symbol" w:hAnsi="Symbol" w:hint="default"/>
+      </w:rPr>
+    </w:lvl>
+    <w:lvl w:ilvl="4" w:tplc="FFFFFFFF" w:tentative="1">
+      <w:start w:val="1"/>
+      <w:numFmt w:val="bullet"/>
+      <w:lvlText w:val="o"/>
+      <w:lvlJc w:val="left"/>
+      <w:pPr>
+        <w:ind w:left="3600" w:hanging="360"/>
+      </w:pPr>
+      <w:rPr>
+        <w:rFonts w:ascii="Courier New" w:hAnsi="Courier New" w:cs="Courier New" w:hint="default"/>
+      </w:rPr>
+    </w:lvl>
+    <w:lvl w:ilvl="5" w:tplc="FFFFFFFF" w:tentative="1">
+      <w:start w:val="1"/>
+      <w:numFmt w:val="bullet"/>
+      <w:lvlText w:val=""/>
+      <w:lvlJc w:val="left"/>
+      <w:pPr>
+        <w:ind w:left="4320" w:hanging="360"/>
+      </w:pPr>
+      <w:rPr>
+        <w:rFonts w:ascii="Wingdings" w:hAnsi="Wingdings" w:hint="default"/>
+      </w:rPr>
+    </w:lvl>
+    <w:lvl w:ilvl="6" w:tplc="FFFFFFFF" w:tentative="1">
+      <w:start w:val="1"/>
+      <w:numFmt w:val="bullet"/>
+      <w:lvlText w:val=""/>
+      <w:lvlJc w:val="left"/>
+      <w:pPr>
+        <w:ind w:left="5040" w:hanging="360"/>
+      </w:pPr>
+      <w:rPr>
+        <w:rFonts w:ascii="Symbol" w:hAnsi="Symbol" w:hint="default"/>
+      </w:rPr>
+    </w:lvl>
+    <w:lvl w:ilvl="7" w:tplc="FFFFFFFF" w:tentative="1">
+      <w:start w:val="1"/>
+      <w:numFmt w:val="bullet"/>
+      <w:lvlText w:val="o"/>
+      <w:lvlJc w:val="left"/>
+      <w:pPr>
+        <w:ind w:left="5760" w:hanging="360"/>
+      </w:pPr>
+      <w:rPr>
+        <w:rFonts w:ascii="Courier New" w:hAnsi="Courier New" w:cs="Courier New" w:hint="default"/>
+      </w:rPr>
+    </w:lvl>
+    <w:lvl w:ilvl="8" w:tplc="FFFFFFFF" w:tentative="1">
+      <w:start w:val="1"/>
+      <w:numFmt w:val="bullet"/>
+      <w:lvlText w:val=""/>
+      <w:lvlJc w:val="left"/>
+      <w:pPr>
+        <w:ind w:left="6480" w:hanging="360"/>
+      </w:pPr>
+      <w:rPr>
+        <w:rFonts w:ascii="Wingdings" w:hAnsi="Wingdings" w:hint="default"/>
+      </w:rPr>
+    </w:lvl>
+  </w:abstractNum>
+  <w:abstractNum w:abstractNumId="19" w15:restartNumberingAfterBreak="0">
     <w:nsid w:val="212F4018"/>
     <w:multiLevelType w:val="hybridMultilevel"/>
     <w:tmpl w:val="1E6EC9AC"/>
@@ -13069,7 +16804,120 @@
       </w:rPr>
     </w:lvl>
   </w:abstractNum>
-  <w:abstractNum w:abstractNumId="16" w15:restartNumberingAfterBreak="0">
+  <w:abstractNum w:abstractNumId="20" w15:restartNumberingAfterBreak="0">
+    <w:nsid w:val="265003D8"/>
+    <w:multiLevelType w:val="hybridMultilevel"/>
+    <w:tmpl w:val="490A6D92"/>
+    <w:lvl w:ilvl="0" w:tplc="04090003">
+      <w:start w:val="1"/>
+      <w:numFmt w:val="bullet"/>
+      <w:lvlText w:val="o"/>
+      <w:lvlJc w:val="left"/>
+      <w:pPr>
+        <w:ind w:left="1080" w:hanging="360"/>
+      </w:pPr>
+      <w:rPr>
+        <w:rFonts w:ascii="Courier New" w:hAnsi="Courier New" w:cs="Courier New" w:hint="default"/>
+      </w:rPr>
+    </w:lvl>
+    <w:lvl w:ilvl="1" w:tplc="04090003" w:tentative="1">
+      <w:start w:val="1"/>
+      <w:numFmt w:val="bullet"/>
+      <w:lvlText w:val="o"/>
+      <w:lvlJc w:val="left"/>
+      <w:pPr>
+        <w:ind w:left="1800" w:hanging="360"/>
+      </w:pPr>
+      <w:rPr>
+        <w:rFonts w:ascii="Courier New" w:hAnsi="Courier New" w:cs="Courier New" w:hint="default"/>
+      </w:rPr>
+    </w:lvl>
+    <w:lvl w:ilvl="2" w:tplc="04090005" w:tentative="1">
+      <w:start w:val="1"/>
+      <w:numFmt w:val="bullet"/>
+      <w:lvlText w:val=""/>
+      <w:lvlJc w:val="left"/>
+      <w:pPr>
+        <w:ind w:left="2520" w:hanging="360"/>
+      </w:pPr>
+      <w:rPr>
+        <w:rFonts w:ascii="Wingdings" w:hAnsi="Wingdings" w:hint="default"/>
+      </w:rPr>
+    </w:lvl>
+    <w:lvl w:ilvl="3" w:tplc="04090001" w:tentative="1">
+      <w:start w:val="1"/>
+      <w:numFmt w:val="bullet"/>
+      <w:lvlText w:val=""/>
+      <w:lvlJc w:val="left"/>
+      <w:pPr>
+        <w:ind w:left="3240" w:hanging="360"/>
+      </w:pPr>
+      <w:rPr>
+        <w:rFonts w:ascii="Symbol" w:hAnsi="Symbol" w:hint="default"/>
+      </w:rPr>
+    </w:lvl>
+    <w:lvl w:ilvl="4" w:tplc="04090003" w:tentative="1">
+      <w:start w:val="1"/>
+      <w:numFmt w:val="bullet"/>
+      <w:lvlText w:val="o"/>
+      <w:lvlJc w:val="left"/>
+      <w:pPr>
+        <w:ind w:left="3960" w:hanging="360"/>
+      </w:pPr>
+      <w:rPr>
+        <w:rFonts w:ascii="Courier New" w:hAnsi="Courier New" w:cs="Courier New" w:hint="default"/>
+      </w:rPr>
+    </w:lvl>
+    <w:lvl w:ilvl="5" w:tplc="04090005" w:tentative="1">
+      <w:start w:val="1"/>
+      <w:numFmt w:val="bullet"/>
+      <w:lvlText w:val=""/>
+      <w:lvlJc w:val="left"/>
+      <w:pPr>
+        <w:ind w:left="4680" w:hanging="360"/>
+      </w:pPr>
+      <w:rPr>
+        <w:rFonts w:ascii="Wingdings" w:hAnsi="Wingdings" w:hint="default"/>
+      </w:rPr>
+    </w:lvl>
+    <w:lvl w:ilvl="6" w:tplc="04090001" w:tentative="1">
+      <w:start w:val="1"/>
+      <w:numFmt w:val="bullet"/>
+      <w:lvlText w:val=""/>
+      <w:lvlJc w:val="left"/>
+      <w:pPr>
+        <w:ind w:left="5400" w:hanging="360"/>
+      </w:pPr>
+      <w:rPr>
+        <w:rFonts w:ascii="Symbol" w:hAnsi="Symbol" w:hint="default"/>
+      </w:rPr>
+    </w:lvl>
+    <w:lvl w:ilvl="7" w:tplc="04090003" w:tentative="1">
+      <w:start w:val="1"/>
+      <w:numFmt w:val="bullet"/>
+      <w:lvlText w:val="o"/>
+      <w:lvlJc w:val="left"/>
+      <w:pPr>
+        <w:ind w:left="6120" w:hanging="360"/>
+      </w:pPr>
+      <w:rPr>
+        <w:rFonts w:ascii="Courier New" w:hAnsi="Courier New" w:cs="Courier New" w:hint="default"/>
+      </w:rPr>
+    </w:lvl>
+    <w:lvl w:ilvl="8" w:tplc="04090005" w:tentative="1">
+      <w:start w:val="1"/>
+      <w:numFmt w:val="bullet"/>
+      <w:lvlText w:val=""/>
+      <w:lvlJc w:val="left"/>
+      <w:pPr>
+        <w:ind w:left="6840" w:hanging="360"/>
+      </w:pPr>
+      <w:rPr>
+        <w:rFonts w:ascii="Wingdings" w:hAnsi="Wingdings" w:hint="default"/>
+      </w:rPr>
+    </w:lvl>
+  </w:abstractNum>
+  <w:abstractNum w:abstractNumId="21" w15:restartNumberingAfterBreak="0">
     <w:nsid w:val="266535C7"/>
     <w:multiLevelType w:val="hybridMultilevel"/>
     <w:tmpl w:val="9A785682"/>
@@ -13182,7 +17030,7 @@
       </w:rPr>
     </w:lvl>
   </w:abstractNum>
-  <w:abstractNum w:abstractNumId="17" w15:restartNumberingAfterBreak="0">
+  <w:abstractNum w:abstractNumId="22" w15:restartNumberingAfterBreak="0">
     <w:nsid w:val="273A0506"/>
     <w:multiLevelType w:val="hybridMultilevel"/>
     <w:tmpl w:val="BD282994"/>
@@ -13295,7 +17143,7 @@
       </w:rPr>
     </w:lvl>
   </w:abstractNum>
-  <w:abstractNum w:abstractNumId="18" w15:restartNumberingAfterBreak="0">
+  <w:abstractNum w:abstractNumId="23" w15:restartNumberingAfterBreak="0">
     <w:nsid w:val="274B1B25"/>
     <w:multiLevelType w:val="hybridMultilevel"/>
     <w:tmpl w:val="2242A752"/>
@@ -13407,7 +17255,7 @@
       </w:rPr>
     </w:lvl>
   </w:abstractNum>
-  <w:abstractNum w:abstractNumId="19" w15:restartNumberingAfterBreak="0">
+  <w:abstractNum w:abstractNumId="24" w15:restartNumberingAfterBreak="0">
     <w:nsid w:val="2EDD7DB7"/>
     <w:multiLevelType w:val="hybridMultilevel"/>
     <w:tmpl w:val="69A8CD46"/>
@@ -13520,7 +17368,7 @@
       </w:rPr>
     </w:lvl>
   </w:abstractNum>
-  <w:abstractNum w:abstractNumId="20" w15:restartNumberingAfterBreak="0">
+  <w:abstractNum w:abstractNumId="25" w15:restartNumberingAfterBreak="0">
     <w:nsid w:val="2F367869"/>
     <w:multiLevelType w:val="hybridMultilevel"/>
     <w:tmpl w:val="61FC8152"/>
@@ -13633,7 +17481,7 @@
       </w:rPr>
     </w:lvl>
   </w:abstractNum>
-  <w:abstractNum w:abstractNumId="21" w15:restartNumberingAfterBreak="0">
+  <w:abstractNum w:abstractNumId="26" w15:restartNumberingAfterBreak="0">
     <w:nsid w:val="308F131C"/>
     <w:multiLevelType w:val="hybridMultilevel"/>
     <w:tmpl w:val="56743882"/>
@@ -13745,7 +17593,7 @@
       </w:rPr>
     </w:lvl>
   </w:abstractNum>
-  <w:abstractNum w:abstractNumId="22" w15:restartNumberingAfterBreak="0">
+  <w:abstractNum w:abstractNumId="27" w15:restartNumberingAfterBreak="0">
     <w:nsid w:val="30B36CE3"/>
     <w:multiLevelType w:val="hybridMultilevel"/>
     <w:tmpl w:val="3BDA938E"/>
@@ -13858,7 +17706,7 @@
       </w:rPr>
     </w:lvl>
   </w:abstractNum>
-  <w:abstractNum w:abstractNumId="23" w15:restartNumberingAfterBreak="0">
+  <w:abstractNum w:abstractNumId="28" w15:restartNumberingAfterBreak="0">
     <w:nsid w:val="34CF26D1"/>
     <w:multiLevelType w:val="hybridMultilevel"/>
     <w:tmpl w:val="473C2206"/>
@@ -13971,7 +17819,120 @@
       </w:rPr>
     </w:lvl>
   </w:abstractNum>
-  <w:abstractNum w:abstractNumId="24" w15:restartNumberingAfterBreak="0">
+  <w:abstractNum w:abstractNumId="29" w15:restartNumberingAfterBreak="0">
+    <w:nsid w:val="36406129"/>
+    <w:multiLevelType w:val="hybridMultilevel"/>
+    <w:tmpl w:val="663C881E"/>
+    <w:lvl w:ilvl="0" w:tplc="04090001">
+      <w:start w:val="1"/>
+      <w:numFmt w:val="bullet"/>
+      <w:lvlText w:val=""/>
+      <w:lvlJc w:val="left"/>
+      <w:pPr>
+        <w:ind w:left="720" w:hanging="360"/>
+      </w:pPr>
+      <w:rPr>
+        <w:rFonts w:ascii="Symbol" w:hAnsi="Symbol" w:hint="default"/>
+      </w:rPr>
+    </w:lvl>
+    <w:lvl w:ilvl="1" w:tplc="FFFFFFFF" w:tentative="1">
+      <w:start w:val="1"/>
+      <w:numFmt w:val="bullet"/>
+      <w:lvlText w:val="o"/>
+      <w:lvlJc w:val="left"/>
+      <w:pPr>
+        <w:ind w:left="1440" w:hanging="360"/>
+      </w:pPr>
+      <w:rPr>
+        <w:rFonts w:ascii="Courier New" w:hAnsi="Courier New" w:cs="Courier New" w:hint="default"/>
+      </w:rPr>
+    </w:lvl>
+    <w:lvl w:ilvl="2" w:tplc="FFFFFFFF" w:tentative="1">
+      <w:start w:val="1"/>
+      <w:numFmt w:val="bullet"/>
+      <w:lvlText w:val=""/>
+      <w:lvlJc w:val="left"/>
+      <w:pPr>
+        <w:ind w:left="2160" w:hanging="360"/>
+      </w:pPr>
+      <w:rPr>
+        <w:rFonts w:ascii="Wingdings" w:hAnsi="Wingdings" w:hint="default"/>
+      </w:rPr>
+    </w:lvl>
+    <w:lvl w:ilvl="3" w:tplc="FFFFFFFF" w:tentative="1">
+      <w:start w:val="1"/>
+      <w:numFmt w:val="bullet"/>
+      <w:lvlText w:val=""/>
+      <w:lvlJc w:val="left"/>
+      <w:pPr>
+        <w:ind w:left="2880" w:hanging="360"/>
+      </w:pPr>
+      <w:rPr>
+        <w:rFonts w:ascii="Symbol" w:hAnsi="Symbol" w:hint="default"/>
+      </w:rPr>
+    </w:lvl>
+    <w:lvl w:ilvl="4" w:tplc="FFFFFFFF" w:tentative="1">
+      <w:start w:val="1"/>
+      <w:numFmt w:val="bullet"/>
+      <w:lvlText w:val="o"/>
+      <w:lvlJc w:val="left"/>
+      <w:pPr>
+        <w:ind w:left="3600" w:hanging="360"/>
+      </w:pPr>
+      <w:rPr>
+        <w:rFonts w:ascii="Courier New" w:hAnsi="Courier New" w:cs="Courier New" w:hint="default"/>
+      </w:rPr>
+    </w:lvl>
+    <w:lvl w:ilvl="5" w:tplc="FFFFFFFF" w:tentative="1">
+      <w:start w:val="1"/>
+      <w:numFmt w:val="bullet"/>
+      <w:lvlText w:val=""/>
+      <w:lvlJc w:val="left"/>
+      <w:pPr>
+        <w:ind w:left="4320" w:hanging="360"/>
+      </w:pPr>
+      <w:rPr>
+        <w:rFonts w:ascii="Wingdings" w:hAnsi="Wingdings" w:hint="default"/>
+      </w:rPr>
+    </w:lvl>
+    <w:lvl w:ilvl="6" w:tplc="FFFFFFFF" w:tentative="1">
+      <w:start w:val="1"/>
+      <w:numFmt w:val="bullet"/>
+      <w:lvlText w:val=""/>
+      <w:lvlJc w:val="left"/>
+      <w:pPr>
+        <w:ind w:left="5040" w:hanging="360"/>
+      </w:pPr>
+      <w:rPr>
+        <w:rFonts w:ascii="Symbol" w:hAnsi="Symbol" w:hint="default"/>
+      </w:rPr>
+    </w:lvl>
+    <w:lvl w:ilvl="7" w:tplc="FFFFFFFF" w:tentative="1">
+      <w:start w:val="1"/>
+      <w:numFmt w:val="bullet"/>
+      <w:lvlText w:val="o"/>
+      <w:lvlJc w:val="left"/>
+      <w:pPr>
+        <w:ind w:left="5760" w:hanging="360"/>
+      </w:pPr>
+      <w:rPr>
+        <w:rFonts w:ascii="Courier New" w:hAnsi="Courier New" w:cs="Courier New" w:hint="default"/>
+      </w:rPr>
+    </w:lvl>
+    <w:lvl w:ilvl="8" w:tplc="FFFFFFFF" w:tentative="1">
+      <w:start w:val="1"/>
+      <w:numFmt w:val="bullet"/>
+      <w:lvlText w:val=""/>
+      <w:lvlJc w:val="left"/>
+      <w:pPr>
+        <w:ind w:left="6480" w:hanging="360"/>
+      </w:pPr>
+      <w:rPr>
+        <w:rFonts w:ascii="Wingdings" w:hAnsi="Wingdings" w:hint="default"/>
+      </w:rPr>
+    </w:lvl>
+  </w:abstractNum>
+  <w:abstractNum w:abstractNumId="30" w15:restartNumberingAfterBreak="0">
     <w:nsid w:val="3A8A77ED"/>
     <w:multiLevelType w:val="hybridMultilevel"/>
     <w:tmpl w:val="E4EA9CB0"/>
@@ -14083,7 +18044,120 @@
       </w:rPr>
     </w:lvl>
   </w:abstractNum>
-  <w:abstractNum w:abstractNumId="25" w15:restartNumberingAfterBreak="0">
+  <w:abstractNum w:abstractNumId="31" w15:restartNumberingAfterBreak="0">
+    <w:nsid w:val="3CF24E7F"/>
+    <w:multiLevelType w:val="hybridMultilevel"/>
+    <w:tmpl w:val="2A8EF50C"/>
+    <w:lvl w:ilvl="0" w:tplc="04090003">
+      <w:start w:val="1"/>
+      <w:numFmt w:val="bullet"/>
+      <w:lvlText w:val="o"/>
+      <w:lvlJc w:val="left"/>
+      <w:pPr>
+        <w:ind w:left="720" w:hanging="360"/>
+      </w:pPr>
+      <w:rPr>
+        <w:rFonts w:ascii="Courier New" w:hAnsi="Courier New" w:cs="Courier New" w:hint="default"/>
+      </w:rPr>
+    </w:lvl>
+    <w:lvl w:ilvl="1" w:tplc="04090003" w:tentative="1">
+      <w:start w:val="1"/>
+      <w:numFmt w:val="bullet"/>
+      <w:lvlText w:val="o"/>
+      <w:lvlJc w:val="left"/>
+      <w:pPr>
+        <w:ind w:left="1440" w:hanging="360"/>
+      </w:pPr>
+      <w:rPr>
+        <w:rFonts w:ascii="Courier New" w:hAnsi="Courier New" w:cs="Courier New" w:hint="default"/>
+      </w:rPr>
+    </w:lvl>
+    <w:lvl w:ilvl="2" w:tplc="04090005" w:tentative="1">
+      <w:start w:val="1"/>
+      <w:numFmt w:val="bullet"/>
+      <w:lvlText w:val=""/>
+      <w:lvlJc w:val="left"/>
+      <w:pPr>
+        <w:ind w:left="2160" w:hanging="360"/>
+      </w:pPr>
+      <w:rPr>
+        <w:rFonts w:ascii="Wingdings" w:hAnsi="Wingdings" w:hint="default"/>
+      </w:rPr>
+    </w:lvl>
+    <w:lvl w:ilvl="3" w:tplc="04090001" w:tentative="1">
+      <w:start w:val="1"/>
+      <w:numFmt w:val="bullet"/>
+      <w:lvlText w:val=""/>
+      <w:lvlJc w:val="left"/>
+      <w:pPr>
+        <w:ind w:left="2880" w:hanging="360"/>
+      </w:pPr>
+      <w:rPr>
+        <w:rFonts w:ascii="Symbol" w:hAnsi="Symbol" w:hint="default"/>
+      </w:rPr>
+    </w:lvl>
+    <w:lvl w:ilvl="4" w:tplc="04090003" w:tentative="1">
+      <w:start w:val="1"/>
+      <w:numFmt w:val="bullet"/>
+      <w:lvlText w:val="o"/>
+      <w:lvlJc w:val="left"/>
+      <w:pPr>
+        <w:ind w:left="3600" w:hanging="360"/>
+      </w:pPr>
+      <w:rPr>
+        <w:rFonts w:ascii="Courier New" w:hAnsi="Courier New" w:cs="Courier New" w:hint="default"/>
+      </w:rPr>
+    </w:lvl>
+    <w:lvl w:ilvl="5" w:tplc="04090005" w:tentative="1">
+      <w:start w:val="1"/>
+      <w:numFmt w:val="bullet"/>
+      <w:lvlText w:val=""/>
+      <w:lvlJc w:val="left"/>
+      <w:pPr>
+        <w:ind w:left="4320" w:hanging="360"/>
+      </w:pPr>
+      <w:rPr>
+        <w:rFonts w:ascii="Wingdings" w:hAnsi="Wingdings" w:hint="default"/>
+      </w:rPr>
+    </w:lvl>
+    <w:lvl w:ilvl="6" w:tplc="04090001" w:tentative="1">
+      <w:start w:val="1"/>
+      <w:numFmt w:val="bullet"/>
+      <w:lvlText w:val=""/>
+      <w:lvlJc w:val="left"/>
+      <w:pPr>
+        <w:ind w:left="5040" w:hanging="360"/>
+      </w:pPr>
+      <w:rPr>
+        <w:rFonts w:ascii="Symbol" w:hAnsi="Symbol" w:hint="default"/>
+      </w:rPr>
+    </w:lvl>
+    <w:lvl w:ilvl="7" w:tplc="04090003" w:tentative="1">
+      <w:start w:val="1"/>
+      <w:numFmt w:val="bullet"/>
+      <w:lvlText w:val="o"/>
+      <w:lvlJc w:val="left"/>
+      <w:pPr>
+        <w:ind w:left="5760" w:hanging="360"/>
+      </w:pPr>
+      <w:rPr>
+        <w:rFonts w:ascii="Courier New" w:hAnsi="Courier New" w:cs="Courier New" w:hint="default"/>
+      </w:rPr>
+    </w:lvl>
+    <w:lvl w:ilvl="8" w:tplc="04090005" w:tentative="1">
+      <w:start w:val="1"/>
+      <w:numFmt w:val="bullet"/>
+      <w:lvlText w:val=""/>
+      <w:lvlJc w:val="left"/>
+      <w:pPr>
+        <w:ind w:left="6480" w:hanging="360"/>
+      </w:pPr>
+      <w:rPr>
+        <w:rFonts w:ascii="Wingdings" w:hAnsi="Wingdings" w:hint="default"/>
+      </w:rPr>
+    </w:lvl>
+  </w:abstractNum>
+  <w:abstractNum w:abstractNumId="32" w15:restartNumberingAfterBreak="0">
     <w:nsid w:val="429E6403"/>
     <w:multiLevelType w:val="hybridMultilevel"/>
     <w:tmpl w:val="130898D4"/>
@@ -14171,7 +18245,7 @@
       </w:pPr>
     </w:lvl>
   </w:abstractNum>
-  <w:abstractNum w:abstractNumId="26" w15:restartNumberingAfterBreak="0">
+  <w:abstractNum w:abstractNumId="33" w15:restartNumberingAfterBreak="0">
     <w:nsid w:val="466A098F"/>
     <w:multiLevelType w:val="hybridMultilevel"/>
     <w:tmpl w:val="B2CE2E9E"/>
@@ -14284,7 +18358,120 @@
       </w:rPr>
     </w:lvl>
   </w:abstractNum>
-  <w:abstractNum w:abstractNumId="27" w15:restartNumberingAfterBreak="0">
+  <w:abstractNum w:abstractNumId="34" w15:restartNumberingAfterBreak="0">
+    <w:nsid w:val="477A5A07"/>
+    <w:multiLevelType w:val="hybridMultilevel"/>
+    <w:tmpl w:val="FE3CCC70"/>
+    <w:lvl w:ilvl="0" w:tplc="04090003">
+      <w:start w:val="1"/>
+      <w:numFmt w:val="bullet"/>
+      <w:lvlText w:val="o"/>
+      <w:lvlJc w:val="left"/>
+      <w:pPr>
+        <w:ind w:left="720" w:hanging="360"/>
+      </w:pPr>
+      <w:rPr>
+        <w:rFonts w:ascii="Courier New" w:hAnsi="Courier New" w:cs="Courier New" w:hint="default"/>
+      </w:rPr>
+    </w:lvl>
+    <w:lvl w:ilvl="1" w:tplc="04090003" w:tentative="1">
+      <w:start w:val="1"/>
+      <w:numFmt w:val="bullet"/>
+      <w:lvlText w:val="o"/>
+      <w:lvlJc w:val="left"/>
+      <w:pPr>
+        <w:ind w:left="1440" w:hanging="360"/>
+      </w:pPr>
+      <w:rPr>
+        <w:rFonts w:ascii="Courier New" w:hAnsi="Courier New" w:cs="Courier New" w:hint="default"/>
+      </w:rPr>
+    </w:lvl>
+    <w:lvl w:ilvl="2" w:tplc="04090005" w:tentative="1">
+      <w:start w:val="1"/>
+      <w:numFmt w:val="bullet"/>
+      <w:lvlText w:val=""/>
+      <w:lvlJc w:val="left"/>
+      <w:pPr>
+        <w:ind w:left="2160" w:hanging="360"/>
+      </w:pPr>
+      <w:rPr>
+        <w:rFonts w:ascii="Wingdings" w:hAnsi="Wingdings" w:hint="default"/>
+      </w:rPr>
+    </w:lvl>
+    <w:lvl w:ilvl="3" w:tplc="04090001" w:tentative="1">
+      <w:start w:val="1"/>
+      <w:numFmt w:val="bullet"/>
+      <w:lvlText w:val=""/>
+      <w:lvlJc w:val="left"/>
+      <w:pPr>
+        <w:ind w:left="2880" w:hanging="360"/>
+      </w:pPr>
+      <w:rPr>
+        <w:rFonts w:ascii="Symbol" w:hAnsi="Symbol" w:hint="default"/>
+      </w:rPr>
+    </w:lvl>
+    <w:lvl w:ilvl="4" w:tplc="04090003" w:tentative="1">
+      <w:start w:val="1"/>
+      <w:numFmt w:val="bullet"/>
+      <w:lvlText w:val="o"/>
+      <w:lvlJc w:val="left"/>
+      <w:pPr>
+        <w:ind w:left="3600" w:hanging="360"/>
+      </w:pPr>
+      <w:rPr>
+        <w:rFonts w:ascii="Courier New" w:hAnsi="Courier New" w:cs="Courier New" w:hint="default"/>
+      </w:rPr>
+    </w:lvl>
+    <w:lvl w:ilvl="5" w:tplc="04090005" w:tentative="1">
+      <w:start w:val="1"/>
+      <w:numFmt w:val="bullet"/>
+      <w:lvlText w:val=""/>
+      <w:lvlJc w:val="left"/>
+      <w:pPr>
+        <w:ind w:left="4320" w:hanging="360"/>
+      </w:pPr>
+      <w:rPr>
+        <w:rFonts w:ascii="Wingdings" w:hAnsi="Wingdings" w:hint="default"/>
+      </w:rPr>
+    </w:lvl>
+    <w:lvl w:ilvl="6" w:tplc="04090001" w:tentative="1">
+      <w:start w:val="1"/>
+      <w:numFmt w:val="bullet"/>
+      <w:lvlText w:val=""/>
+      <w:lvlJc w:val="left"/>
+      <w:pPr>
+        <w:ind w:left="5040" w:hanging="360"/>
+      </w:pPr>
+      <w:rPr>
+        <w:rFonts w:ascii="Symbol" w:hAnsi="Symbol" w:hint="default"/>
+      </w:rPr>
+    </w:lvl>
+    <w:lvl w:ilvl="7" w:tplc="04090003" w:tentative="1">
+      <w:start w:val="1"/>
+      <w:numFmt w:val="bullet"/>
+      <w:lvlText w:val="o"/>
+      <w:lvlJc w:val="left"/>
+      <w:pPr>
+        <w:ind w:left="5760" w:hanging="360"/>
+      </w:pPr>
+      <w:rPr>
+        <w:rFonts w:ascii="Courier New" w:hAnsi="Courier New" w:cs="Courier New" w:hint="default"/>
+      </w:rPr>
+    </w:lvl>
+    <w:lvl w:ilvl="8" w:tplc="04090005" w:tentative="1">
+      <w:start w:val="1"/>
+      <w:numFmt w:val="bullet"/>
+      <w:lvlText w:val=""/>
+      <w:lvlJc w:val="left"/>
+      <w:pPr>
+        <w:ind w:left="6480" w:hanging="360"/>
+      </w:pPr>
+      <w:rPr>
+        <w:rFonts w:ascii="Wingdings" w:hAnsi="Wingdings" w:hint="default"/>
+      </w:rPr>
+    </w:lvl>
+  </w:abstractNum>
+  <w:abstractNum w:abstractNumId="35" w15:restartNumberingAfterBreak="0">
     <w:nsid w:val="492C57CD"/>
     <w:multiLevelType w:val="hybridMultilevel"/>
     <w:tmpl w:val="5566BF04"/>
@@ -14397,7 +18584,120 @@
       </w:rPr>
     </w:lvl>
   </w:abstractNum>
-  <w:abstractNum w:abstractNumId="28" w15:restartNumberingAfterBreak="0">
+  <w:abstractNum w:abstractNumId="36" w15:restartNumberingAfterBreak="0">
+    <w:nsid w:val="4CF50ECE"/>
+    <w:multiLevelType w:val="hybridMultilevel"/>
+    <w:tmpl w:val="4ECC7922"/>
+    <w:lvl w:ilvl="0" w:tplc="04090001">
+      <w:start w:val="1"/>
+      <w:numFmt w:val="bullet"/>
+      <w:lvlText w:val=""/>
+      <w:lvlJc w:val="left"/>
+      <w:pPr>
+        <w:ind w:left="720" w:hanging="360"/>
+      </w:pPr>
+      <w:rPr>
+        <w:rFonts w:ascii="Symbol" w:hAnsi="Symbol" w:hint="default"/>
+      </w:rPr>
+    </w:lvl>
+    <w:lvl w:ilvl="1" w:tplc="04090003" w:tentative="1">
+      <w:start w:val="1"/>
+      <w:numFmt w:val="bullet"/>
+      <w:lvlText w:val="o"/>
+      <w:lvlJc w:val="left"/>
+      <w:pPr>
+        <w:ind w:left="1440" w:hanging="360"/>
+      </w:pPr>
+      <w:rPr>
+        <w:rFonts w:ascii="Courier New" w:hAnsi="Courier New" w:cs="Courier New" w:hint="default"/>
+      </w:rPr>
+    </w:lvl>
+    <w:lvl w:ilvl="2" w:tplc="04090005" w:tentative="1">
+      <w:start w:val="1"/>
+      <w:numFmt w:val="bullet"/>
+      <w:lvlText w:val=""/>
+      <w:lvlJc w:val="left"/>
+      <w:pPr>
+        <w:ind w:left="2160" w:hanging="360"/>
+      </w:pPr>
+      <w:rPr>
+        <w:rFonts w:ascii="Wingdings" w:hAnsi="Wingdings" w:hint="default"/>
+      </w:rPr>
+    </w:lvl>
+    <w:lvl w:ilvl="3" w:tplc="04090001" w:tentative="1">
+      <w:start w:val="1"/>
+      <w:numFmt w:val="bullet"/>
+      <w:lvlText w:val=""/>
+      <w:lvlJc w:val="left"/>
+      <w:pPr>
+        <w:ind w:left="2880" w:hanging="360"/>
+      </w:pPr>
+      <w:rPr>
+        <w:rFonts w:ascii="Symbol" w:hAnsi="Symbol" w:hint="default"/>
+      </w:rPr>
+    </w:lvl>
+    <w:lvl w:ilvl="4" w:tplc="04090003" w:tentative="1">
+      <w:start w:val="1"/>
+      <w:numFmt w:val="bullet"/>
+      <w:lvlText w:val="o"/>
+      <w:lvlJc w:val="left"/>
+      <w:pPr>
+        <w:ind w:left="3600" w:hanging="360"/>
+      </w:pPr>
+      <w:rPr>
+        <w:rFonts w:ascii="Courier New" w:hAnsi="Courier New" w:cs="Courier New" w:hint="default"/>
+      </w:rPr>
+    </w:lvl>
+    <w:lvl w:ilvl="5" w:tplc="04090005" w:tentative="1">
+      <w:start w:val="1"/>
+      <w:numFmt w:val="bullet"/>
+      <w:lvlText w:val=""/>
+      <w:lvlJc w:val="left"/>
+      <w:pPr>
+        <w:ind w:left="4320" w:hanging="360"/>
+      </w:pPr>
+      <w:rPr>
+        <w:rFonts w:ascii="Wingdings" w:hAnsi="Wingdings" w:hint="default"/>
+      </w:rPr>
+    </w:lvl>
+    <w:lvl w:ilvl="6" w:tplc="04090001" w:tentative="1">
+      <w:start w:val="1"/>
+      <w:numFmt w:val="bullet"/>
+      <w:lvlText w:val=""/>
+      <w:lvlJc w:val="left"/>
+      <w:pPr>
+        <w:ind w:left="5040" w:hanging="360"/>
+      </w:pPr>
+      <w:rPr>
+        <w:rFonts w:ascii="Symbol" w:hAnsi="Symbol" w:hint="default"/>
+      </w:rPr>
+    </w:lvl>
+    <w:lvl w:ilvl="7" w:tplc="04090003" w:tentative="1">
+      <w:start w:val="1"/>
+      <w:numFmt w:val="bullet"/>
+      <w:lvlText w:val="o"/>
+      <w:lvlJc w:val="left"/>
+      <w:pPr>
+        <w:ind w:left="5760" w:hanging="360"/>
+      </w:pPr>
+      <w:rPr>
+        <w:rFonts w:ascii="Courier New" w:hAnsi="Courier New" w:cs="Courier New" w:hint="default"/>
+      </w:rPr>
+    </w:lvl>
+    <w:lvl w:ilvl="8" w:tplc="04090005" w:tentative="1">
+      <w:start w:val="1"/>
+      <w:numFmt w:val="bullet"/>
+      <w:lvlText w:val=""/>
+      <w:lvlJc w:val="left"/>
+      <w:pPr>
+        <w:ind w:left="6480" w:hanging="360"/>
+      </w:pPr>
+      <w:rPr>
+        <w:rFonts w:ascii="Wingdings" w:hAnsi="Wingdings" w:hint="default"/>
+      </w:rPr>
+    </w:lvl>
+  </w:abstractNum>
+  <w:abstractNum w:abstractNumId="37" w15:restartNumberingAfterBreak="0">
     <w:nsid w:val="4D877052"/>
     <w:multiLevelType w:val="hybridMultilevel"/>
     <w:tmpl w:val="95381B88"/>
@@ -14510,7 +18810,7 @@
       </w:rPr>
     </w:lvl>
   </w:abstractNum>
-  <w:abstractNum w:abstractNumId="29" w15:restartNumberingAfterBreak="0">
+  <w:abstractNum w:abstractNumId="38" w15:restartNumberingAfterBreak="0">
     <w:nsid w:val="4F8E3C6D"/>
     <w:multiLevelType w:val="hybridMultilevel"/>
     <w:tmpl w:val="6994B55E"/>
@@ -14622,7 +18922,7 @@
       </w:rPr>
     </w:lvl>
   </w:abstractNum>
-  <w:abstractNum w:abstractNumId="30" w15:restartNumberingAfterBreak="0">
+  <w:abstractNum w:abstractNumId="39" w15:restartNumberingAfterBreak="0">
     <w:nsid w:val="51562474"/>
     <w:multiLevelType w:val="hybridMultilevel"/>
     <w:tmpl w:val="59F6B8A0"/>
@@ -14735,7 +19035,7 @@
       </w:rPr>
     </w:lvl>
   </w:abstractNum>
-  <w:abstractNum w:abstractNumId="31" w15:restartNumberingAfterBreak="0">
+  <w:abstractNum w:abstractNumId="40" w15:restartNumberingAfterBreak="0">
     <w:nsid w:val="53717057"/>
     <w:multiLevelType w:val="hybridMultilevel"/>
     <w:tmpl w:val="BF407554"/>
@@ -14848,7 +19148,120 @@
       </w:rPr>
     </w:lvl>
   </w:abstractNum>
-  <w:abstractNum w:abstractNumId="32" w15:restartNumberingAfterBreak="0">
+  <w:abstractNum w:abstractNumId="41" w15:restartNumberingAfterBreak="0">
+    <w:nsid w:val="56E37CE6"/>
+    <w:multiLevelType w:val="hybridMultilevel"/>
+    <w:tmpl w:val="A6A6B860"/>
+    <w:lvl w:ilvl="0" w:tplc="04090003">
+      <w:start w:val="1"/>
+      <w:numFmt w:val="bullet"/>
+      <w:lvlText w:val="o"/>
+      <w:lvlJc w:val="left"/>
+      <w:pPr>
+        <w:ind w:left="720" w:hanging="360"/>
+      </w:pPr>
+      <w:rPr>
+        <w:rFonts w:ascii="Courier New" w:hAnsi="Courier New" w:cs="Courier New" w:hint="default"/>
+      </w:rPr>
+    </w:lvl>
+    <w:lvl w:ilvl="1" w:tplc="04090003" w:tentative="1">
+      <w:start w:val="1"/>
+      <w:numFmt w:val="bullet"/>
+      <w:lvlText w:val="o"/>
+      <w:lvlJc w:val="left"/>
+      <w:pPr>
+        <w:ind w:left="1440" w:hanging="360"/>
+      </w:pPr>
+      <w:rPr>
+        <w:rFonts w:ascii="Courier New" w:hAnsi="Courier New" w:cs="Courier New" w:hint="default"/>
+      </w:rPr>
+    </w:lvl>
+    <w:lvl w:ilvl="2" w:tplc="04090005" w:tentative="1">
+      <w:start w:val="1"/>
+      <w:numFmt w:val="bullet"/>
+      <w:lvlText w:val=""/>
+      <w:lvlJc w:val="left"/>
+      <w:pPr>
+        <w:ind w:left="2160" w:hanging="360"/>
+      </w:pPr>
+      <w:rPr>
+        <w:rFonts w:ascii="Wingdings" w:hAnsi="Wingdings" w:hint="default"/>
+      </w:rPr>
+    </w:lvl>
+    <w:lvl w:ilvl="3" w:tplc="04090001" w:tentative="1">
+      <w:start w:val="1"/>
+      <w:numFmt w:val="bullet"/>
+      <w:lvlText w:val=""/>
+      <w:lvlJc w:val="left"/>
+      <w:pPr>
+        <w:ind w:left="2880" w:hanging="360"/>
+      </w:pPr>
+      <w:rPr>
+        <w:rFonts w:ascii="Symbol" w:hAnsi="Symbol" w:hint="default"/>
+      </w:rPr>
+    </w:lvl>
+    <w:lvl w:ilvl="4" w:tplc="04090003" w:tentative="1">
+      <w:start w:val="1"/>
+      <w:numFmt w:val="bullet"/>
+      <w:lvlText w:val="o"/>
+      <w:lvlJc w:val="left"/>
+      <w:pPr>
+        <w:ind w:left="3600" w:hanging="360"/>
+      </w:pPr>
+      <w:rPr>
+        <w:rFonts w:ascii="Courier New" w:hAnsi="Courier New" w:cs="Courier New" w:hint="default"/>
+      </w:rPr>
+    </w:lvl>
+    <w:lvl w:ilvl="5" w:tplc="04090005" w:tentative="1">
+      <w:start w:val="1"/>
+      <w:numFmt w:val="bullet"/>
+      <w:lvlText w:val=""/>
+      <w:lvlJc w:val="left"/>
+      <w:pPr>
+        <w:ind w:left="4320" w:hanging="360"/>
+      </w:pPr>
+      <w:rPr>
+        <w:rFonts w:ascii="Wingdings" w:hAnsi="Wingdings" w:hint="default"/>
+      </w:rPr>
+    </w:lvl>
+    <w:lvl w:ilvl="6" w:tplc="04090001" w:tentative="1">
+      <w:start w:val="1"/>
+      <w:numFmt w:val="bullet"/>
+      <w:lvlText w:val=""/>
+      <w:lvlJc w:val="left"/>
+      <w:pPr>
+        <w:ind w:left="5040" w:hanging="360"/>
+      </w:pPr>
+      <w:rPr>
+        <w:rFonts w:ascii="Symbol" w:hAnsi="Symbol" w:hint="default"/>
+      </w:rPr>
+    </w:lvl>
+    <w:lvl w:ilvl="7" w:tplc="04090003" w:tentative="1">
+      <w:start w:val="1"/>
+      <w:numFmt w:val="bullet"/>
+      <w:lvlText w:val="o"/>
+      <w:lvlJc w:val="left"/>
+      <w:pPr>
+        <w:ind w:left="5760" w:hanging="360"/>
+      </w:pPr>
+      <w:rPr>
+        <w:rFonts w:ascii="Courier New" w:hAnsi="Courier New" w:cs="Courier New" w:hint="default"/>
+      </w:rPr>
+    </w:lvl>
+    <w:lvl w:ilvl="8" w:tplc="04090005" w:tentative="1">
+      <w:start w:val="1"/>
+      <w:numFmt w:val="bullet"/>
+      <w:lvlText w:val=""/>
+      <w:lvlJc w:val="left"/>
+      <w:pPr>
+        <w:ind w:left="6480" w:hanging="360"/>
+      </w:pPr>
+      <w:rPr>
+        <w:rFonts w:ascii="Wingdings" w:hAnsi="Wingdings" w:hint="default"/>
+      </w:rPr>
+    </w:lvl>
+  </w:abstractNum>
+  <w:abstractNum w:abstractNumId="42" w15:restartNumberingAfterBreak="0">
     <w:nsid w:val="5B910E1D"/>
     <w:multiLevelType w:val="hybridMultilevel"/>
     <w:tmpl w:val="E06E7BC6"/>
@@ -14961,7 +19374,120 @@
       </w:rPr>
     </w:lvl>
   </w:abstractNum>
-  <w:abstractNum w:abstractNumId="33" w15:restartNumberingAfterBreak="0">
+  <w:abstractNum w:abstractNumId="43" w15:restartNumberingAfterBreak="0">
+    <w:nsid w:val="5C8E10BD"/>
+    <w:multiLevelType w:val="hybridMultilevel"/>
+    <w:tmpl w:val="91920CC6"/>
+    <w:lvl w:ilvl="0" w:tplc="04090003">
+      <w:start w:val="1"/>
+      <w:numFmt w:val="bullet"/>
+      <w:lvlText w:val="o"/>
+      <w:lvlJc w:val="left"/>
+      <w:pPr>
+        <w:ind w:left="720" w:hanging="360"/>
+      </w:pPr>
+      <w:rPr>
+        <w:rFonts w:ascii="Courier New" w:hAnsi="Courier New" w:cs="Courier New" w:hint="default"/>
+      </w:rPr>
+    </w:lvl>
+    <w:lvl w:ilvl="1" w:tplc="04090003" w:tentative="1">
+      <w:start w:val="1"/>
+      <w:numFmt w:val="bullet"/>
+      <w:lvlText w:val="o"/>
+      <w:lvlJc w:val="left"/>
+      <w:pPr>
+        <w:ind w:left="1440" w:hanging="360"/>
+      </w:pPr>
+      <w:rPr>
+        <w:rFonts w:ascii="Courier New" w:hAnsi="Courier New" w:cs="Courier New" w:hint="default"/>
+      </w:rPr>
+    </w:lvl>
+    <w:lvl w:ilvl="2" w:tplc="04090005" w:tentative="1">
+      <w:start w:val="1"/>
+      <w:numFmt w:val="bullet"/>
+      <w:lvlText w:val=""/>
+      <w:lvlJc w:val="left"/>
+      <w:pPr>
+        <w:ind w:left="2160" w:hanging="360"/>
+      </w:pPr>
+      <w:rPr>
+        <w:rFonts w:ascii="Wingdings" w:hAnsi="Wingdings" w:hint="default"/>
+      </w:rPr>
+    </w:lvl>
+    <w:lvl w:ilvl="3" w:tplc="04090001" w:tentative="1">
+      <w:start w:val="1"/>
+      <w:numFmt w:val="bullet"/>
+      <w:lvlText w:val=""/>
+      <w:lvlJc w:val="left"/>
+      <w:pPr>
+        <w:ind w:left="2880" w:hanging="360"/>
+      </w:pPr>
+      <w:rPr>
+        <w:rFonts w:ascii="Symbol" w:hAnsi="Symbol" w:hint="default"/>
+      </w:rPr>
+    </w:lvl>
+    <w:lvl w:ilvl="4" w:tplc="04090003" w:tentative="1">
+      <w:start w:val="1"/>
+      <w:numFmt w:val="bullet"/>
+      <w:lvlText w:val="o"/>
+      <w:lvlJc w:val="left"/>
+      <w:pPr>
+        <w:ind w:left="3600" w:hanging="360"/>
+      </w:pPr>
+      <w:rPr>
+        <w:rFonts w:ascii="Courier New" w:hAnsi="Courier New" w:cs="Courier New" w:hint="default"/>
+      </w:rPr>
+    </w:lvl>
+    <w:lvl w:ilvl="5" w:tplc="04090005" w:tentative="1">
+      <w:start w:val="1"/>
+      <w:numFmt w:val="bullet"/>
+      <w:lvlText w:val=""/>
+      <w:lvlJc w:val="left"/>
+      <w:pPr>
+        <w:ind w:left="4320" w:hanging="360"/>
+      </w:pPr>
+      <w:rPr>
+        <w:rFonts w:ascii="Wingdings" w:hAnsi="Wingdings" w:hint="default"/>
+      </w:rPr>
+    </w:lvl>
+    <w:lvl w:ilvl="6" w:tplc="04090001" w:tentative="1">
+      <w:start w:val="1"/>
+      <w:numFmt w:val="bullet"/>
+      <w:lvlText w:val=""/>
+      <w:lvlJc w:val="left"/>
+      <w:pPr>
+        <w:ind w:left="5040" w:hanging="360"/>
+      </w:pPr>
+      <w:rPr>
+        <w:rFonts w:ascii="Symbol" w:hAnsi="Symbol" w:hint="default"/>
+      </w:rPr>
+    </w:lvl>
+    <w:lvl w:ilvl="7" w:tplc="04090003" w:tentative="1">
+      <w:start w:val="1"/>
+      <w:numFmt w:val="bullet"/>
+      <w:lvlText w:val="o"/>
+      <w:lvlJc w:val="left"/>
+      <w:pPr>
+        <w:ind w:left="5760" w:hanging="360"/>
+      </w:pPr>
+      <w:rPr>
+        <w:rFonts w:ascii="Courier New" w:hAnsi="Courier New" w:cs="Courier New" w:hint="default"/>
+      </w:rPr>
+    </w:lvl>
+    <w:lvl w:ilvl="8" w:tplc="04090005" w:tentative="1">
+      <w:start w:val="1"/>
+      <w:numFmt w:val="bullet"/>
+      <w:lvlText w:val=""/>
+      <w:lvlJc w:val="left"/>
+      <w:pPr>
+        <w:ind w:left="6480" w:hanging="360"/>
+      </w:pPr>
+      <w:rPr>
+        <w:rFonts w:ascii="Wingdings" w:hAnsi="Wingdings" w:hint="default"/>
+      </w:rPr>
+    </w:lvl>
+  </w:abstractNum>
+  <w:abstractNum w:abstractNumId="44" w15:restartNumberingAfterBreak="0">
     <w:nsid w:val="5D514126"/>
     <w:multiLevelType w:val="hybridMultilevel"/>
     <w:tmpl w:val="14508036"/>
@@ -15074,7 +19600,685 @@
       </w:rPr>
     </w:lvl>
   </w:abstractNum>
-  <w:abstractNum w:abstractNumId="34" w15:restartNumberingAfterBreak="0">
+  <w:abstractNum w:abstractNumId="45" w15:restartNumberingAfterBreak="0">
+    <w:nsid w:val="5DCD452E"/>
+    <w:multiLevelType w:val="hybridMultilevel"/>
+    <w:tmpl w:val="701ED320"/>
+    <w:lvl w:ilvl="0" w:tplc="04090001">
+      <w:start w:val="1"/>
+      <w:numFmt w:val="bullet"/>
+      <w:lvlText w:val=""/>
+      <w:lvlJc w:val="left"/>
+      <w:pPr>
+        <w:ind w:left="720" w:hanging="360"/>
+      </w:pPr>
+      <w:rPr>
+        <w:rFonts w:ascii="Symbol" w:hAnsi="Symbol" w:hint="default"/>
+      </w:rPr>
+    </w:lvl>
+    <w:lvl w:ilvl="1" w:tplc="04090003" w:tentative="1">
+      <w:start w:val="1"/>
+      <w:numFmt w:val="bullet"/>
+      <w:lvlText w:val="o"/>
+      <w:lvlJc w:val="left"/>
+      <w:pPr>
+        <w:ind w:left="1440" w:hanging="360"/>
+      </w:pPr>
+      <w:rPr>
+        <w:rFonts w:ascii="Courier New" w:hAnsi="Courier New" w:cs="Courier New" w:hint="default"/>
+      </w:rPr>
+    </w:lvl>
+    <w:lvl w:ilvl="2" w:tplc="04090005" w:tentative="1">
+      <w:start w:val="1"/>
+      <w:numFmt w:val="bullet"/>
+      <w:lvlText w:val=""/>
+      <w:lvlJc w:val="left"/>
+      <w:pPr>
+        <w:ind w:left="2160" w:hanging="360"/>
+      </w:pPr>
+      <w:rPr>
+        <w:rFonts w:ascii="Wingdings" w:hAnsi="Wingdings" w:hint="default"/>
+      </w:rPr>
+    </w:lvl>
+    <w:lvl w:ilvl="3" w:tplc="04090001" w:tentative="1">
+      <w:start w:val="1"/>
+      <w:numFmt w:val="bullet"/>
+      <w:lvlText w:val=""/>
+      <w:lvlJc w:val="left"/>
+      <w:pPr>
+        <w:ind w:left="2880" w:hanging="360"/>
+      </w:pPr>
+      <w:rPr>
+        <w:rFonts w:ascii="Symbol" w:hAnsi="Symbol" w:hint="default"/>
+      </w:rPr>
+    </w:lvl>
+    <w:lvl w:ilvl="4" w:tplc="04090003" w:tentative="1">
+      <w:start w:val="1"/>
+      <w:numFmt w:val="bullet"/>
+      <w:lvlText w:val="o"/>
+      <w:lvlJc w:val="left"/>
+      <w:pPr>
+        <w:ind w:left="3600" w:hanging="360"/>
+      </w:pPr>
+      <w:rPr>
+        <w:rFonts w:ascii="Courier New" w:hAnsi="Courier New" w:cs="Courier New" w:hint="default"/>
+      </w:rPr>
+    </w:lvl>
+    <w:lvl w:ilvl="5" w:tplc="04090005" w:tentative="1">
+      <w:start w:val="1"/>
+      <w:numFmt w:val="bullet"/>
+      <w:lvlText w:val=""/>
+      <w:lvlJc w:val="left"/>
+      <w:pPr>
+        <w:ind w:left="4320" w:hanging="360"/>
+      </w:pPr>
+      <w:rPr>
+        <w:rFonts w:ascii="Wingdings" w:hAnsi="Wingdings" w:hint="default"/>
+      </w:rPr>
+    </w:lvl>
+    <w:lvl w:ilvl="6" w:tplc="04090001" w:tentative="1">
+      <w:start w:val="1"/>
+      <w:numFmt w:val="bullet"/>
+      <w:lvlText w:val=""/>
+      <w:lvlJc w:val="left"/>
+      <w:pPr>
+        <w:ind w:left="5040" w:hanging="360"/>
+      </w:pPr>
+      <w:rPr>
+        <w:rFonts w:ascii="Symbol" w:hAnsi="Symbol" w:hint="default"/>
+      </w:rPr>
+    </w:lvl>
+    <w:lvl w:ilvl="7" w:tplc="04090003" w:tentative="1">
+      <w:start w:val="1"/>
+      <w:numFmt w:val="bullet"/>
+      <w:lvlText w:val="o"/>
+      <w:lvlJc w:val="left"/>
+      <w:pPr>
+        <w:ind w:left="5760" w:hanging="360"/>
+      </w:pPr>
+      <w:rPr>
+        <w:rFonts w:ascii="Courier New" w:hAnsi="Courier New" w:cs="Courier New" w:hint="default"/>
+      </w:rPr>
+    </w:lvl>
+    <w:lvl w:ilvl="8" w:tplc="04090005" w:tentative="1">
+      <w:start w:val="1"/>
+      <w:numFmt w:val="bullet"/>
+      <w:lvlText w:val=""/>
+      <w:lvlJc w:val="left"/>
+      <w:pPr>
+        <w:ind w:left="6480" w:hanging="360"/>
+      </w:pPr>
+      <w:rPr>
+        <w:rFonts w:ascii="Wingdings" w:hAnsi="Wingdings" w:hint="default"/>
+      </w:rPr>
+    </w:lvl>
+  </w:abstractNum>
+  <w:abstractNum w:abstractNumId="46" w15:restartNumberingAfterBreak="0">
+    <w:nsid w:val="60C36A4A"/>
+    <w:multiLevelType w:val="hybridMultilevel"/>
+    <w:tmpl w:val="E61E9478"/>
+    <w:lvl w:ilvl="0" w:tplc="04090003">
+      <w:start w:val="1"/>
+      <w:numFmt w:val="bullet"/>
+      <w:lvlText w:val="o"/>
+      <w:lvlJc w:val="left"/>
+      <w:pPr>
+        <w:ind w:left="720" w:hanging="360"/>
+      </w:pPr>
+      <w:rPr>
+        <w:rFonts w:ascii="Courier New" w:hAnsi="Courier New" w:cs="Courier New" w:hint="default"/>
+      </w:rPr>
+    </w:lvl>
+    <w:lvl w:ilvl="1" w:tplc="04090003" w:tentative="1">
+      <w:start w:val="1"/>
+      <w:numFmt w:val="bullet"/>
+      <w:lvlText w:val="o"/>
+      <w:lvlJc w:val="left"/>
+      <w:pPr>
+        <w:ind w:left="1440" w:hanging="360"/>
+      </w:pPr>
+      <w:rPr>
+        <w:rFonts w:ascii="Courier New" w:hAnsi="Courier New" w:cs="Courier New" w:hint="default"/>
+      </w:rPr>
+    </w:lvl>
+    <w:lvl w:ilvl="2" w:tplc="04090005" w:tentative="1">
+      <w:start w:val="1"/>
+      <w:numFmt w:val="bullet"/>
+      <w:lvlText w:val=""/>
+      <w:lvlJc w:val="left"/>
+      <w:pPr>
+        <w:ind w:left="2160" w:hanging="360"/>
+      </w:pPr>
+      <w:rPr>
+        <w:rFonts w:ascii="Wingdings" w:hAnsi="Wingdings" w:hint="default"/>
+      </w:rPr>
+    </w:lvl>
+    <w:lvl w:ilvl="3" w:tplc="04090001" w:tentative="1">
+      <w:start w:val="1"/>
+      <w:numFmt w:val="bullet"/>
+      <w:lvlText w:val=""/>
+      <w:lvlJc w:val="left"/>
+      <w:pPr>
+        <w:ind w:left="2880" w:hanging="360"/>
+      </w:pPr>
+      <w:rPr>
+        <w:rFonts w:ascii="Symbol" w:hAnsi="Symbol" w:hint="default"/>
+      </w:rPr>
+    </w:lvl>
+    <w:lvl w:ilvl="4" w:tplc="04090003" w:tentative="1">
+      <w:start w:val="1"/>
+      <w:numFmt w:val="bullet"/>
+      <w:lvlText w:val="o"/>
+      <w:lvlJc w:val="left"/>
+      <w:pPr>
+        <w:ind w:left="3600" w:hanging="360"/>
+      </w:pPr>
+      <w:rPr>
+        <w:rFonts w:ascii="Courier New" w:hAnsi="Courier New" w:cs="Courier New" w:hint="default"/>
+      </w:rPr>
+    </w:lvl>
+    <w:lvl w:ilvl="5" w:tplc="04090005" w:tentative="1">
+      <w:start w:val="1"/>
+      <w:numFmt w:val="bullet"/>
+      <w:lvlText w:val=""/>
+      <w:lvlJc w:val="left"/>
+      <w:pPr>
+        <w:ind w:left="4320" w:hanging="360"/>
+      </w:pPr>
+      <w:rPr>
+        <w:rFonts w:ascii="Wingdings" w:hAnsi="Wingdings" w:hint="default"/>
+      </w:rPr>
+    </w:lvl>
+    <w:lvl w:ilvl="6" w:tplc="04090001" w:tentative="1">
+      <w:start w:val="1"/>
+      <w:numFmt w:val="bullet"/>
+      <w:lvlText w:val=""/>
+      <w:lvlJc w:val="left"/>
+      <w:pPr>
+        <w:ind w:left="5040" w:hanging="360"/>
+      </w:pPr>
+      <w:rPr>
+        <w:rFonts w:ascii="Symbol" w:hAnsi="Symbol" w:hint="default"/>
+      </w:rPr>
+    </w:lvl>
+    <w:lvl w:ilvl="7" w:tplc="04090003" w:tentative="1">
+      <w:start w:val="1"/>
+      <w:numFmt w:val="bullet"/>
+      <w:lvlText w:val="o"/>
+      <w:lvlJc w:val="left"/>
+      <w:pPr>
+        <w:ind w:left="5760" w:hanging="360"/>
+      </w:pPr>
+      <w:rPr>
+        <w:rFonts w:ascii="Courier New" w:hAnsi="Courier New" w:cs="Courier New" w:hint="default"/>
+      </w:rPr>
+    </w:lvl>
+    <w:lvl w:ilvl="8" w:tplc="04090005" w:tentative="1">
+      <w:start w:val="1"/>
+      <w:numFmt w:val="bullet"/>
+      <w:lvlText w:val=""/>
+      <w:lvlJc w:val="left"/>
+      <w:pPr>
+        <w:ind w:left="6480" w:hanging="360"/>
+      </w:pPr>
+      <w:rPr>
+        <w:rFonts w:ascii="Wingdings" w:hAnsi="Wingdings" w:hint="default"/>
+      </w:rPr>
+    </w:lvl>
+  </w:abstractNum>
+  <w:abstractNum w:abstractNumId="47" w15:restartNumberingAfterBreak="0">
+    <w:nsid w:val="653C083D"/>
+    <w:multiLevelType w:val="hybridMultilevel"/>
+    <w:tmpl w:val="69124A56"/>
+    <w:lvl w:ilvl="0" w:tplc="04090003">
+      <w:start w:val="1"/>
+      <w:numFmt w:val="bullet"/>
+      <w:lvlText w:val="o"/>
+      <w:lvlJc w:val="left"/>
+      <w:pPr>
+        <w:ind w:left="720" w:hanging="360"/>
+      </w:pPr>
+      <w:rPr>
+        <w:rFonts w:ascii="Courier New" w:hAnsi="Courier New" w:cs="Courier New" w:hint="default"/>
+      </w:rPr>
+    </w:lvl>
+    <w:lvl w:ilvl="1" w:tplc="04090003" w:tentative="1">
+      <w:start w:val="1"/>
+      <w:numFmt w:val="bullet"/>
+      <w:lvlText w:val="o"/>
+      <w:lvlJc w:val="left"/>
+      <w:pPr>
+        <w:ind w:left="1440" w:hanging="360"/>
+      </w:pPr>
+      <w:rPr>
+        <w:rFonts w:ascii="Courier New" w:hAnsi="Courier New" w:cs="Courier New" w:hint="default"/>
+      </w:rPr>
+    </w:lvl>
+    <w:lvl w:ilvl="2" w:tplc="04090005" w:tentative="1">
+      <w:start w:val="1"/>
+      <w:numFmt w:val="bullet"/>
+      <w:lvlText w:val=""/>
+      <w:lvlJc w:val="left"/>
+      <w:pPr>
+        <w:ind w:left="2160" w:hanging="360"/>
+      </w:pPr>
+      <w:rPr>
+        <w:rFonts w:ascii="Wingdings" w:hAnsi="Wingdings" w:hint="default"/>
+      </w:rPr>
+    </w:lvl>
+    <w:lvl w:ilvl="3" w:tplc="04090001" w:tentative="1">
+      <w:start w:val="1"/>
+      <w:numFmt w:val="bullet"/>
+      <w:lvlText w:val=""/>
+      <w:lvlJc w:val="left"/>
+      <w:pPr>
+        <w:ind w:left="2880" w:hanging="360"/>
+      </w:pPr>
+      <w:rPr>
+        <w:rFonts w:ascii="Symbol" w:hAnsi="Symbol" w:hint="default"/>
+      </w:rPr>
+    </w:lvl>
+    <w:lvl w:ilvl="4" w:tplc="04090003" w:tentative="1">
+      <w:start w:val="1"/>
+      <w:numFmt w:val="bullet"/>
+      <w:lvlText w:val="o"/>
+      <w:lvlJc w:val="left"/>
+      <w:pPr>
+        <w:ind w:left="3600" w:hanging="360"/>
+      </w:pPr>
+      <w:rPr>
+        <w:rFonts w:ascii="Courier New" w:hAnsi="Courier New" w:cs="Courier New" w:hint="default"/>
+      </w:rPr>
+    </w:lvl>
+    <w:lvl w:ilvl="5" w:tplc="04090005" w:tentative="1">
+      <w:start w:val="1"/>
+      <w:numFmt w:val="bullet"/>
+      <w:lvlText w:val=""/>
+      <w:lvlJc w:val="left"/>
+      <w:pPr>
+        <w:ind w:left="4320" w:hanging="360"/>
+      </w:pPr>
+      <w:rPr>
+        <w:rFonts w:ascii="Wingdings" w:hAnsi="Wingdings" w:hint="default"/>
+      </w:rPr>
+    </w:lvl>
+    <w:lvl w:ilvl="6" w:tplc="04090001" w:tentative="1">
+      <w:start w:val="1"/>
+      <w:numFmt w:val="bullet"/>
+      <w:lvlText w:val=""/>
+      <w:lvlJc w:val="left"/>
+      <w:pPr>
+        <w:ind w:left="5040" w:hanging="360"/>
+      </w:pPr>
+      <w:rPr>
+        <w:rFonts w:ascii="Symbol" w:hAnsi="Symbol" w:hint="default"/>
+      </w:rPr>
+    </w:lvl>
+    <w:lvl w:ilvl="7" w:tplc="04090003" w:tentative="1">
+      <w:start w:val="1"/>
+      <w:numFmt w:val="bullet"/>
+      <w:lvlText w:val="o"/>
+      <w:lvlJc w:val="left"/>
+      <w:pPr>
+        <w:ind w:left="5760" w:hanging="360"/>
+      </w:pPr>
+      <w:rPr>
+        <w:rFonts w:ascii="Courier New" w:hAnsi="Courier New" w:cs="Courier New" w:hint="default"/>
+      </w:rPr>
+    </w:lvl>
+    <w:lvl w:ilvl="8" w:tplc="04090005" w:tentative="1">
+      <w:start w:val="1"/>
+      <w:numFmt w:val="bullet"/>
+      <w:lvlText w:val=""/>
+      <w:lvlJc w:val="left"/>
+      <w:pPr>
+        <w:ind w:left="6480" w:hanging="360"/>
+      </w:pPr>
+      <w:rPr>
+        <w:rFonts w:ascii="Wingdings" w:hAnsi="Wingdings" w:hint="default"/>
+      </w:rPr>
+    </w:lvl>
+  </w:abstractNum>
+  <w:abstractNum w:abstractNumId="48" w15:restartNumberingAfterBreak="0">
+    <w:nsid w:val="67C83B22"/>
+    <w:multiLevelType w:val="hybridMultilevel"/>
+    <w:tmpl w:val="6FD6E44C"/>
+    <w:lvl w:ilvl="0" w:tplc="04090001">
+      <w:start w:val="1"/>
+      <w:numFmt w:val="bullet"/>
+      <w:lvlText w:val=""/>
+      <w:lvlJc w:val="left"/>
+      <w:pPr>
+        <w:ind w:left="720" w:hanging="360"/>
+      </w:pPr>
+      <w:rPr>
+        <w:rFonts w:ascii="Symbol" w:hAnsi="Symbol" w:hint="default"/>
+      </w:rPr>
+    </w:lvl>
+    <w:lvl w:ilvl="1" w:tplc="04090003" w:tentative="1">
+      <w:start w:val="1"/>
+      <w:numFmt w:val="bullet"/>
+      <w:lvlText w:val="o"/>
+      <w:lvlJc w:val="left"/>
+      <w:pPr>
+        <w:ind w:left="1440" w:hanging="360"/>
+      </w:pPr>
+      <w:rPr>
+        <w:rFonts w:ascii="Courier New" w:hAnsi="Courier New" w:cs="Courier New" w:hint="default"/>
+      </w:rPr>
+    </w:lvl>
+    <w:lvl w:ilvl="2" w:tplc="04090005" w:tentative="1">
+      <w:start w:val="1"/>
+      <w:numFmt w:val="bullet"/>
+      <w:lvlText w:val=""/>
+      <w:lvlJc w:val="left"/>
+      <w:pPr>
+        <w:ind w:left="2160" w:hanging="360"/>
+      </w:pPr>
+      <w:rPr>
+        <w:rFonts w:ascii="Wingdings" w:hAnsi="Wingdings" w:hint="default"/>
+      </w:rPr>
+    </w:lvl>
+    <w:lvl w:ilvl="3" w:tplc="04090001" w:tentative="1">
+      <w:start w:val="1"/>
+      <w:numFmt w:val="bullet"/>
+      <w:lvlText w:val=""/>
+      <w:lvlJc w:val="left"/>
+      <w:pPr>
+        <w:ind w:left="2880" w:hanging="360"/>
+      </w:pPr>
+      <w:rPr>
+        <w:rFonts w:ascii="Symbol" w:hAnsi="Symbol" w:hint="default"/>
+      </w:rPr>
+    </w:lvl>
+    <w:lvl w:ilvl="4" w:tplc="04090003" w:tentative="1">
+      <w:start w:val="1"/>
+      <w:numFmt w:val="bullet"/>
+      <w:lvlText w:val="o"/>
+      <w:lvlJc w:val="left"/>
+      <w:pPr>
+        <w:ind w:left="3600" w:hanging="360"/>
+      </w:pPr>
+      <w:rPr>
+        <w:rFonts w:ascii="Courier New" w:hAnsi="Courier New" w:cs="Courier New" w:hint="default"/>
+      </w:rPr>
+    </w:lvl>
+    <w:lvl w:ilvl="5" w:tplc="04090005" w:tentative="1">
+      <w:start w:val="1"/>
+      <w:numFmt w:val="bullet"/>
+      <w:lvlText w:val=""/>
+      <w:lvlJc w:val="left"/>
+      <w:pPr>
+        <w:ind w:left="4320" w:hanging="360"/>
+      </w:pPr>
+      <w:rPr>
+        <w:rFonts w:ascii="Wingdings" w:hAnsi="Wingdings" w:hint="default"/>
+      </w:rPr>
+    </w:lvl>
+    <w:lvl w:ilvl="6" w:tplc="04090001" w:tentative="1">
+      <w:start w:val="1"/>
+      <w:numFmt w:val="bullet"/>
+      <w:lvlText w:val=""/>
+      <w:lvlJc w:val="left"/>
+      <w:pPr>
+        <w:ind w:left="5040" w:hanging="360"/>
+      </w:pPr>
+      <w:rPr>
+        <w:rFonts w:ascii="Symbol" w:hAnsi="Symbol" w:hint="default"/>
+      </w:rPr>
+    </w:lvl>
+    <w:lvl w:ilvl="7" w:tplc="04090003" w:tentative="1">
+      <w:start w:val="1"/>
+      <w:numFmt w:val="bullet"/>
+      <w:lvlText w:val="o"/>
+      <w:lvlJc w:val="left"/>
+      <w:pPr>
+        <w:ind w:left="5760" w:hanging="360"/>
+      </w:pPr>
+      <w:rPr>
+        <w:rFonts w:ascii="Courier New" w:hAnsi="Courier New" w:cs="Courier New" w:hint="default"/>
+      </w:rPr>
+    </w:lvl>
+    <w:lvl w:ilvl="8" w:tplc="04090005" w:tentative="1">
+      <w:start w:val="1"/>
+      <w:numFmt w:val="bullet"/>
+      <w:lvlText w:val=""/>
+      <w:lvlJc w:val="left"/>
+      <w:pPr>
+        <w:ind w:left="6480" w:hanging="360"/>
+      </w:pPr>
+      <w:rPr>
+        <w:rFonts w:ascii="Wingdings" w:hAnsi="Wingdings" w:hint="default"/>
+      </w:rPr>
+    </w:lvl>
+  </w:abstractNum>
+  <w:abstractNum w:abstractNumId="49" w15:restartNumberingAfterBreak="0">
+    <w:nsid w:val="689D2151"/>
+    <w:multiLevelType w:val="hybridMultilevel"/>
+    <w:tmpl w:val="C0A8723E"/>
+    <w:lvl w:ilvl="0" w:tplc="04090001">
+      <w:start w:val="1"/>
+      <w:numFmt w:val="bullet"/>
+      <w:lvlText w:val=""/>
+      <w:lvlJc w:val="left"/>
+      <w:pPr>
+        <w:ind w:left="720" w:hanging="360"/>
+      </w:pPr>
+      <w:rPr>
+        <w:rFonts w:ascii="Symbol" w:hAnsi="Symbol" w:hint="default"/>
+      </w:rPr>
+    </w:lvl>
+    <w:lvl w:ilvl="1" w:tplc="04090003" w:tentative="1">
+      <w:start w:val="1"/>
+      <w:numFmt w:val="bullet"/>
+      <w:lvlText w:val="o"/>
+      <w:lvlJc w:val="left"/>
+      <w:pPr>
+        <w:ind w:left="1440" w:hanging="360"/>
+      </w:pPr>
+      <w:rPr>
+        <w:rFonts w:ascii="Courier New" w:hAnsi="Courier New" w:cs="Courier New" w:hint="default"/>
+      </w:rPr>
+    </w:lvl>
+    <w:lvl w:ilvl="2" w:tplc="04090005" w:tentative="1">
+      <w:start w:val="1"/>
+      <w:numFmt w:val="bullet"/>
+      <w:lvlText w:val=""/>
+      <w:lvlJc w:val="left"/>
+      <w:pPr>
+        <w:ind w:left="2160" w:hanging="360"/>
+      </w:pPr>
+      <w:rPr>
+        <w:rFonts w:ascii="Wingdings" w:hAnsi="Wingdings" w:hint="default"/>
+      </w:rPr>
+    </w:lvl>
+    <w:lvl w:ilvl="3" w:tplc="04090001" w:tentative="1">
+      <w:start w:val="1"/>
+      <w:numFmt w:val="bullet"/>
+      <w:lvlText w:val=""/>
+      <w:lvlJc w:val="left"/>
+      <w:pPr>
+        <w:ind w:left="2880" w:hanging="360"/>
+      </w:pPr>
+      <w:rPr>
+        <w:rFonts w:ascii="Symbol" w:hAnsi="Symbol" w:hint="default"/>
+      </w:rPr>
+    </w:lvl>
+    <w:lvl w:ilvl="4" w:tplc="04090003" w:tentative="1">
+      <w:start w:val="1"/>
+      <w:numFmt w:val="bullet"/>
+      <w:lvlText w:val="o"/>
+      <w:lvlJc w:val="left"/>
+      <w:pPr>
+        <w:ind w:left="3600" w:hanging="360"/>
+      </w:pPr>
+      <w:rPr>
+        <w:rFonts w:ascii="Courier New" w:hAnsi="Courier New" w:cs="Courier New" w:hint="default"/>
+      </w:rPr>
+    </w:lvl>
+    <w:lvl w:ilvl="5" w:tplc="04090005" w:tentative="1">
+      <w:start w:val="1"/>
+      <w:numFmt w:val="bullet"/>
+      <w:lvlText w:val=""/>
+      <w:lvlJc w:val="left"/>
+      <w:pPr>
+        <w:ind w:left="4320" w:hanging="360"/>
+      </w:pPr>
+      <w:rPr>
+        <w:rFonts w:ascii="Wingdings" w:hAnsi="Wingdings" w:hint="default"/>
+      </w:rPr>
+    </w:lvl>
+    <w:lvl w:ilvl="6" w:tplc="04090001" w:tentative="1">
+      <w:start w:val="1"/>
+      <w:numFmt w:val="bullet"/>
+      <w:lvlText w:val=""/>
+      <w:lvlJc w:val="left"/>
+      <w:pPr>
+        <w:ind w:left="5040" w:hanging="360"/>
+      </w:pPr>
+      <w:rPr>
+        <w:rFonts w:ascii="Symbol" w:hAnsi="Symbol" w:hint="default"/>
+      </w:rPr>
+    </w:lvl>
+    <w:lvl w:ilvl="7" w:tplc="04090003" w:tentative="1">
+      <w:start w:val="1"/>
+      <w:numFmt w:val="bullet"/>
+      <w:lvlText w:val="o"/>
+      <w:lvlJc w:val="left"/>
+      <w:pPr>
+        <w:ind w:left="5760" w:hanging="360"/>
+      </w:pPr>
+      <w:rPr>
+        <w:rFonts w:ascii="Courier New" w:hAnsi="Courier New" w:cs="Courier New" w:hint="default"/>
+      </w:rPr>
+    </w:lvl>
+    <w:lvl w:ilvl="8" w:tplc="04090005" w:tentative="1">
+      <w:start w:val="1"/>
+      <w:numFmt w:val="bullet"/>
+      <w:lvlText w:val=""/>
+      <w:lvlJc w:val="left"/>
+      <w:pPr>
+        <w:ind w:left="6480" w:hanging="360"/>
+      </w:pPr>
+      <w:rPr>
+        <w:rFonts w:ascii="Wingdings" w:hAnsi="Wingdings" w:hint="default"/>
+      </w:rPr>
+    </w:lvl>
+  </w:abstractNum>
+  <w:abstractNum w:abstractNumId="50" w15:restartNumberingAfterBreak="0">
+    <w:nsid w:val="68F41D82"/>
+    <w:multiLevelType w:val="hybridMultilevel"/>
+    <w:tmpl w:val="90F0E536"/>
+    <w:lvl w:ilvl="0" w:tplc="04090003">
+      <w:start w:val="1"/>
+      <w:numFmt w:val="bullet"/>
+      <w:lvlText w:val="o"/>
+      <w:lvlJc w:val="left"/>
+      <w:pPr>
+        <w:ind w:left="720" w:hanging="360"/>
+      </w:pPr>
+      <w:rPr>
+        <w:rFonts w:ascii="Courier New" w:hAnsi="Courier New" w:cs="Courier New" w:hint="default"/>
+      </w:rPr>
+    </w:lvl>
+    <w:lvl w:ilvl="1" w:tplc="04090003" w:tentative="1">
+      <w:start w:val="1"/>
+      <w:numFmt w:val="bullet"/>
+      <w:lvlText w:val="o"/>
+      <w:lvlJc w:val="left"/>
+      <w:pPr>
+        <w:ind w:left="1440" w:hanging="360"/>
+      </w:pPr>
+      <w:rPr>
+        <w:rFonts w:ascii="Courier New" w:hAnsi="Courier New" w:cs="Courier New" w:hint="default"/>
+      </w:rPr>
+    </w:lvl>
+    <w:lvl w:ilvl="2" w:tplc="04090005" w:tentative="1">
+      <w:start w:val="1"/>
+      <w:numFmt w:val="bullet"/>
+      <w:lvlText w:val=""/>
+      <w:lvlJc w:val="left"/>
+      <w:pPr>
+        <w:ind w:left="2160" w:hanging="360"/>
+      </w:pPr>
+      <w:rPr>
+        <w:rFonts w:ascii="Wingdings" w:hAnsi="Wingdings" w:hint="default"/>
+      </w:rPr>
+    </w:lvl>
+    <w:lvl w:ilvl="3" w:tplc="04090001" w:tentative="1">
+      <w:start w:val="1"/>
+      <w:numFmt w:val="bullet"/>
+      <w:lvlText w:val=""/>
+      <w:lvlJc w:val="left"/>
+      <w:pPr>
+        <w:ind w:left="2880" w:hanging="360"/>
+      </w:pPr>
+      <w:rPr>
+        <w:rFonts w:ascii="Symbol" w:hAnsi="Symbol" w:hint="default"/>
+      </w:rPr>
+    </w:lvl>
+    <w:lvl w:ilvl="4" w:tplc="04090003" w:tentative="1">
+      <w:start w:val="1"/>
+      <w:numFmt w:val="bullet"/>
+      <w:lvlText w:val="o"/>
+      <w:lvlJc w:val="left"/>
+      <w:pPr>
+        <w:ind w:left="3600" w:hanging="360"/>
+      </w:pPr>
+      <w:rPr>
+        <w:rFonts w:ascii="Courier New" w:hAnsi="Courier New" w:cs="Courier New" w:hint="default"/>
+      </w:rPr>
+    </w:lvl>
+    <w:lvl w:ilvl="5" w:tplc="04090005" w:tentative="1">
+      <w:start w:val="1"/>
+      <w:numFmt w:val="bullet"/>
+      <w:lvlText w:val=""/>
+      <w:lvlJc w:val="left"/>
+      <w:pPr>
+        <w:ind w:left="4320" w:hanging="360"/>
+      </w:pPr>
+      <w:rPr>
+        <w:rFonts w:ascii="Wingdings" w:hAnsi="Wingdings" w:hint="default"/>
+      </w:rPr>
+    </w:lvl>
+    <w:lvl w:ilvl="6" w:tplc="04090001" w:tentative="1">
+      <w:start w:val="1"/>
+      <w:numFmt w:val="bullet"/>
+      <w:lvlText w:val=""/>
+      <w:lvlJc w:val="left"/>
+      <w:pPr>
+        <w:ind w:left="5040" w:hanging="360"/>
+      </w:pPr>
+      <w:rPr>
+        <w:rFonts w:ascii="Symbol" w:hAnsi="Symbol" w:hint="default"/>
+      </w:rPr>
+    </w:lvl>
+    <w:lvl w:ilvl="7" w:tplc="04090003" w:tentative="1">
+      <w:start w:val="1"/>
+      <w:numFmt w:val="bullet"/>
+      <w:lvlText w:val="o"/>
+      <w:lvlJc w:val="left"/>
+      <w:pPr>
+        <w:ind w:left="5760" w:hanging="360"/>
+      </w:pPr>
+      <w:rPr>
+        <w:rFonts w:ascii="Courier New" w:hAnsi="Courier New" w:cs="Courier New" w:hint="default"/>
+      </w:rPr>
+    </w:lvl>
+    <w:lvl w:ilvl="8" w:tplc="04090005" w:tentative="1">
+      <w:start w:val="1"/>
+      <w:numFmt w:val="bullet"/>
+      <w:lvlText w:val=""/>
+      <w:lvlJc w:val="left"/>
+      <w:pPr>
+        <w:ind w:left="6480" w:hanging="360"/>
+      </w:pPr>
+      <w:rPr>
+        <w:rFonts w:ascii="Wingdings" w:hAnsi="Wingdings" w:hint="default"/>
+      </w:rPr>
+    </w:lvl>
+  </w:abstractNum>
+  <w:abstractNum w:abstractNumId="51" w15:restartNumberingAfterBreak="0">
     <w:nsid w:val="701D5367"/>
     <w:multiLevelType w:val="hybridMultilevel"/>
     <w:tmpl w:val="C9AA1628"/>
@@ -15187,7 +20391,120 @@
       </w:rPr>
     </w:lvl>
   </w:abstractNum>
-  <w:abstractNum w:abstractNumId="35" w15:restartNumberingAfterBreak="0">
+  <w:abstractNum w:abstractNumId="52" w15:restartNumberingAfterBreak="0">
+    <w:nsid w:val="71BC1BAB"/>
+    <w:multiLevelType w:val="hybridMultilevel"/>
+    <w:tmpl w:val="45EA806C"/>
+    <w:lvl w:ilvl="0" w:tplc="04090003">
+      <w:start w:val="1"/>
+      <w:numFmt w:val="bullet"/>
+      <w:lvlText w:val="o"/>
+      <w:lvlJc w:val="left"/>
+      <w:pPr>
+        <w:ind w:left="720" w:hanging="360"/>
+      </w:pPr>
+      <w:rPr>
+        <w:rFonts w:ascii="Courier New" w:hAnsi="Courier New" w:cs="Courier New" w:hint="default"/>
+      </w:rPr>
+    </w:lvl>
+    <w:lvl w:ilvl="1" w:tplc="04090003" w:tentative="1">
+      <w:start w:val="1"/>
+      <w:numFmt w:val="bullet"/>
+      <w:lvlText w:val="o"/>
+      <w:lvlJc w:val="left"/>
+      <w:pPr>
+        <w:ind w:left="1440" w:hanging="360"/>
+      </w:pPr>
+      <w:rPr>
+        <w:rFonts w:ascii="Courier New" w:hAnsi="Courier New" w:cs="Courier New" w:hint="default"/>
+      </w:rPr>
+    </w:lvl>
+    <w:lvl w:ilvl="2" w:tplc="04090005" w:tentative="1">
+      <w:start w:val="1"/>
+      <w:numFmt w:val="bullet"/>
+      <w:lvlText w:val=""/>
+      <w:lvlJc w:val="left"/>
+      <w:pPr>
+        <w:ind w:left="2160" w:hanging="360"/>
+      </w:pPr>
+      <w:rPr>
+        <w:rFonts w:ascii="Wingdings" w:hAnsi="Wingdings" w:hint="default"/>
+      </w:rPr>
+    </w:lvl>
+    <w:lvl w:ilvl="3" w:tplc="04090001" w:tentative="1">
+      <w:start w:val="1"/>
+      <w:numFmt w:val="bullet"/>
+      <w:lvlText w:val=""/>
+      <w:lvlJc w:val="left"/>
+      <w:pPr>
+        <w:ind w:left="2880" w:hanging="360"/>
+      </w:pPr>
+      <w:rPr>
+        <w:rFonts w:ascii="Symbol" w:hAnsi="Symbol" w:hint="default"/>
+      </w:rPr>
+    </w:lvl>
+    <w:lvl w:ilvl="4" w:tplc="04090003" w:tentative="1">
+      <w:start w:val="1"/>
+      <w:numFmt w:val="bullet"/>
+      <w:lvlText w:val="o"/>
+      <w:lvlJc w:val="left"/>
+      <w:pPr>
+        <w:ind w:left="3600" w:hanging="360"/>
+      </w:pPr>
+      <w:rPr>
+        <w:rFonts w:ascii="Courier New" w:hAnsi="Courier New" w:cs="Courier New" w:hint="default"/>
+      </w:rPr>
+    </w:lvl>
+    <w:lvl w:ilvl="5" w:tplc="04090005" w:tentative="1">
+      <w:start w:val="1"/>
+      <w:numFmt w:val="bullet"/>
+      <w:lvlText w:val=""/>
+      <w:lvlJc w:val="left"/>
+      <w:pPr>
+        <w:ind w:left="4320" w:hanging="360"/>
+      </w:pPr>
+      <w:rPr>
+        <w:rFonts w:ascii="Wingdings" w:hAnsi="Wingdings" w:hint="default"/>
+      </w:rPr>
+    </w:lvl>
+    <w:lvl w:ilvl="6" w:tplc="04090001" w:tentative="1">
+      <w:start w:val="1"/>
+      <w:numFmt w:val="bullet"/>
+      <w:lvlText w:val=""/>
+      <w:lvlJc w:val="left"/>
+      <w:pPr>
+        <w:ind w:left="5040" w:hanging="360"/>
+      </w:pPr>
+      <w:rPr>
+        <w:rFonts w:ascii="Symbol" w:hAnsi="Symbol" w:hint="default"/>
+      </w:rPr>
+    </w:lvl>
+    <w:lvl w:ilvl="7" w:tplc="04090003" w:tentative="1">
+      <w:start w:val="1"/>
+      <w:numFmt w:val="bullet"/>
+      <w:lvlText w:val="o"/>
+      <w:lvlJc w:val="left"/>
+      <w:pPr>
+        <w:ind w:left="5760" w:hanging="360"/>
+      </w:pPr>
+      <w:rPr>
+        <w:rFonts w:ascii="Courier New" w:hAnsi="Courier New" w:cs="Courier New" w:hint="default"/>
+      </w:rPr>
+    </w:lvl>
+    <w:lvl w:ilvl="8" w:tplc="04090005" w:tentative="1">
+      <w:start w:val="1"/>
+      <w:numFmt w:val="bullet"/>
+      <w:lvlText w:val=""/>
+      <w:lvlJc w:val="left"/>
+      <w:pPr>
+        <w:ind w:left="6480" w:hanging="360"/>
+      </w:pPr>
+      <w:rPr>
+        <w:rFonts w:ascii="Wingdings" w:hAnsi="Wingdings" w:hint="default"/>
+      </w:rPr>
+    </w:lvl>
+  </w:abstractNum>
+  <w:abstractNum w:abstractNumId="53" w15:restartNumberingAfterBreak="0">
     <w:nsid w:val="72DD6058"/>
     <w:multiLevelType w:val="hybridMultilevel"/>
     <w:tmpl w:val="DB0846C2"/>
@@ -15299,7 +20616,233 @@
       </w:rPr>
     </w:lvl>
   </w:abstractNum>
-  <w:abstractNum w:abstractNumId="36" w15:restartNumberingAfterBreak="0">
+  <w:abstractNum w:abstractNumId="54" w15:restartNumberingAfterBreak="0">
+    <w:nsid w:val="75882DB4"/>
+    <w:multiLevelType w:val="hybridMultilevel"/>
+    <w:tmpl w:val="25F226FC"/>
+    <w:lvl w:ilvl="0" w:tplc="04090001">
+      <w:start w:val="1"/>
+      <w:numFmt w:val="bullet"/>
+      <w:lvlText w:val=""/>
+      <w:lvlJc w:val="left"/>
+      <w:pPr>
+        <w:ind w:left="720" w:hanging="360"/>
+      </w:pPr>
+      <w:rPr>
+        <w:rFonts w:ascii="Symbol" w:hAnsi="Symbol" w:hint="default"/>
+      </w:rPr>
+    </w:lvl>
+    <w:lvl w:ilvl="1" w:tplc="04090003" w:tentative="1">
+      <w:start w:val="1"/>
+      <w:numFmt w:val="bullet"/>
+      <w:lvlText w:val="o"/>
+      <w:lvlJc w:val="left"/>
+      <w:pPr>
+        <w:ind w:left="1440" w:hanging="360"/>
+      </w:pPr>
+      <w:rPr>
+        <w:rFonts w:ascii="Courier New" w:hAnsi="Courier New" w:cs="Courier New" w:hint="default"/>
+      </w:rPr>
+    </w:lvl>
+    <w:lvl w:ilvl="2" w:tplc="04090005" w:tentative="1">
+      <w:start w:val="1"/>
+      <w:numFmt w:val="bullet"/>
+      <w:lvlText w:val=""/>
+      <w:lvlJc w:val="left"/>
+      <w:pPr>
+        <w:ind w:left="2160" w:hanging="360"/>
+      </w:pPr>
+      <w:rPr>
+        <w:rFonts w:ascii="Wingdings" w:hAnsi="Wingdings" w:hint="default"/>
+      </w:rPr>
+    </w:lvl>
+    <w:lvl w:ilvl="3" w:tplc="04090001" w:tentative="1">
+      <w:start w:val="1"/>
+      <w:numFmt w:val="bullet"/>
+      <w:lvlText w:val=""/>
+      <w:lvlJc w:val="left"/>
+      <w:pPr>
+        <w:ind w:left="2880" w:hanging="360"/>
+      </w:pPr>
+      <w:rPr>
+        <w:rFonts w:ascii="Symbol" w:hAnsi="Symbol" w:hint="default"/>
+      </w:rPr>
+    </w:lvl>
+    <w:lvl w:ilvl="4" w:tplc="04090003" w:tentative="1">
+      <w:start w:val="1"/>
+      <w:numFmt w:val="bullet"/>
+      <w:lvlText w:val="o"/>
+      <w:lvlJc w:val="left"/>
+      <w:pPr>
+        <w:ind w:left="3600" w:hanging="360"/>
+      </w:pPr>
+      <w:rPr>
+        <w:rFonts w:ascii="Courier New" w:hAnsi="Courier New" w:cs="Courier New" w:hint="default"/>
+      </w:rPr>
+    </w:lvl>
+    <w:lvl w:ilvl="5" w:tplc="04090005" w:tentative="1">
+      <w:start w:val="1"/>
+      <w:numFmt w:val="bullet"/>
+      <w:lvlText w:val=""/>
+      <w:lvlJc w:val="left"/>
+      <w:pPr>
+        <w:ind w:left="4320" w:hanging="360"/>
+      </w:pPr>
+      <w:rPr>
+        <w:rFonts w:ascii="Wingdings" w:hAnsi="Wingdings" w:hint="default"/>
+      </w:rPr>
+    </w:lvl>
+    <w:lvl w:ilvl="6" w:tplc="04090001" w:tentative="1">
+      <w:start w:val="1"/>
+      <w:numFmt w:val="bullet"/>
+      <w:lvlText w:val=""/>
+      <w:lvlJc w:val="left"/>
+      <w:pPr>
+        <w:ind w:left="5040" w:hanging="360"/>
+      </w:pPr>
+      <w:rPr>
+        <w:rFonts w:ascii="Symbol" w:hAnsi="Symbol" w:hint="default"/>
+      </w:rPr>
+    </w:lvl>
+    <w:lvl w:ilvl="7" w:tplc="04090003" w:tentative="1">
+      <w:start w:val="1"/>
+      <w:numFmt w:val="bullet"/>
+      <w:lvlText w:val="o"/>
+      <w:lvlJc w:val="left"/>
+      <w:pPr>
+        <w:ind w:left="5760" w:hanging="360"/>
+      </w:pPr>
+      <w:rPr>
+        <w:rFonts w:ascii="Courier New" w:hAnsi="Courier New" w:cs="Courier New" w:hint="default"/>
+      </w:rPr>
+    </w:lvl>
+    <w:lvl w:ilvl="8" w:tplc="04090005" w:tentative="1">
+      <w:start w:val="1"/>
+      <w:numFmt w:val="bullet"/>
+      <w:lvlText w:val=""/>
+      <w:lvlJc w:val="left"/>
+      <w:pPr>
+        <w:ind w:left="6480" w:hanging="360"/>
+      </w:pPr>
+      <w:rPr>
+        <w:rFonts w:ascii="Wingdings" w:hAnsi="Wingdings" w:hint="default"/>
+      </w:rPr>
+    </w:lvl>
+  </w:abstractNum>
+  <w:abstractNum w:abstractNumId="55" w15:restartNumberingAfterBreak="0">
+    <w:nsid w:val="7ABB1C2A"/>
+    <w:multiLevelType w:val="hybridMultilevel"/>
+    <w:tmpl w:val="4A003AFE"/>
+    <w:lvl w:ilvl="0" w:tplc="04090003">
+      <w:start w:val="1"/>
+      <w:numFmt w:val="bullet"/>
+      <w:lvlText w:val="o"/>
+      <w:lvlJc w:val="left"/>
+      <w:pPr>
+        <w:ind w:left="720" w:hanging="360"/>
+      </w:pPr>
+      <w:rPr>
+        <w:rFonts w:ascii="Courier New" w:hAnsi="Courier New" w:cs="Courier New" w:hint="default"/>
+      </w:rPr>
+    </w:lvl>
+    <w:lvl w:ilvl="1" w:tplc="04090003" w:tentative="1">
+      <w:start w:val="1"/>
+      <w:numFmt w:val="bullet"/>
+      <w:lvlText w:val="o"/>
+      <w:lvlJc w:val="left"/>
+      <w:pPr>
+        <w:ind w:left="1440" w:hanging="360"/>
+      </w:pPr>
+      <w:rPr>
+        <w:rFonts w:ascii="Courier New" w:hAnsi="Courier New" w:cs="Courier New" w:hint="default"/>
+      </w:rPr>
+    </w:lvl>
+    <w:lvl w:ilvl="2" w:tplc="04090005" w:tentative="1">
+      <w:start w:val="1"/>
+      <w:numFmt w:val="bullet"/>
+      <w:lvlText w:val=""/>
+      <w:lvlJc w:val="left"/>
+      <w:pPr>
+        <w:ind w:left="2160" w:hanging="360"/>
+      </w:pPr>
+      <w:rPr>
+        <w:rFonts w:ascii="Wingdings" w:hAnsi="Wingdings" w:hint="default"/>
+      </w:rPr>
+    </w:lvl>
+    <w:lvl w:ilvl="3" w:tplc="04090001" w:tentative="1">
+      <w:start w:val="1"/>
+      <w:numFmt w:val="bullet"/>
+      <w:lvlText w:val=""/>
+      <w:lvlJc w:val="left"/>
+      <w:pPr>
+        <w:ind w:left="2880" w:hanging="360"/>
+      </w:pPr>
+      <w:rPr>
+        <w:rFonts w:ascii="Symbol" w:hAnsi="Symbol" w:hint="default"/>
+      </w:rPr>
+    </w:lvl>
+    <w:lvl w:ilvl="4" w:tplc="04090003" w:tentative="1">
+      <w:start w:val="1"/>
+      <w:numFmt w:val="bullet"/>
+      <w:lvlText w:val="o"/>
+      <w:lvlJc w:val="left"/>
+      <w:pPr>
+        <w:ind w:left="3600" w:hanging="360"/>
+      </w:pPr>
+      <w:rPr>
+        <w:rFonts w:ascii="Courier New" w:hAnsi="Courier New" w:cs="Courier New" w:hint="default"/>
+      </w:rPr>
+    </w:lvl>
+    <w:lvl w:ilvl="5" w:tplc="04090005" w:tentative="1">
+      <w:start w:val="1"/>
+      <w:numFmt w:val="bullet"/>
+      <w:lvlText w:val=""/>
+      <w:lvlJc w:val="left"/>
+      <w:pPr>
+        <w:ind w:left="4320" w:hanging="360"/>
+      </w:pPr>
+      <w:rPr>
+        <w:rFonts w:ascii="Wingdings" w:hAnsi="Wingdings" w:hint="default"/>
+      </w:rPr>
+    </w:lvl>
+    <w:lvl w:ilvl="6" w:tplc="04090001" w:tentative="1">
+      <w:start w:val="1"/>
+      <w:numFmt w:val="bullet"/>
+      <w:lvlText w:val=""/>
+      <w:lvlJc w:val="left"/>
+      <w:pPr>
+        <w:ind w:left="5040" w:hanging="360"/>
+      </w:pPr>
+      <w:rPr>
+        <w:rFonts w:ascii="Symbol" w:hAnsi="Symbol" w:hint="default"/>
+      </w:rPr>
+    </w:lvl>
+    <w:lvl w:ilvl="7" w:tplc="04090003" w:tentative="1">
+      <w:start w:val="1"/>
+      <w:numFmt w:val="bullet"/>
+      <w:lvlText w:val="o"/>
+      <w:lvlJc w:val="left"/>
+      <w:pPr>
+        <w:ind w:left="5760" w:hanging="360"/>
+      </w:pPr>
+      <w:rPr>
+        <w:rFonts w:ascii="Courier New" w:hAnsi="Courier New" w:cs="Courier New" w:hint="default"/>
+      </w:rPr>
+    </w:lvl>
+    <w:lvl w:ilvl="8" w:tplc="04090005" w:tentative="1">
+      <w:start w:val="1"/>
+      <w:numFmt w:val="bullet"/>
+      <w:lvlText w:val=""/>
+      <w:lvlJc w:val="left"/>
+      <w:pPr>
+        <w:ind w:left="6480" w:hanging="360"/>
+      </w:pPr>
+      <w:rPr>
+        <w:rFonts w:ascii="Wingdings" w:hAnsi="Wingdings" w:hint="default"/>
+      </w:rPr>
+    </w:lvl>
+  </w:abstractNum>
+  <w:abstractNum w:abstractNumId="56" w15:restartNumberingAfterBreak="0">
     <w:nsid w:val="7E857F03"/>
     <w:multiLevelType w:val="hybridMultilevel"/>
     <w:tmpl w:val="6510841E"/>
@@ -15413,121 +20956,181 @@
     </w:lvl>
   </w:abstractNum>
   <w:num w:numId="1" w16cid:durableId="1412435891">
+    <w:abstractNumId w:val="7"/>
+  </w:num>
+  <w:num w:numId="2" w16cid:durableId="1624385496">
+    <w:abstractNumId w:val="40"/>
+  </w:num>
+  <w:num w:numId="3" w16cid:durableId="104271199">
+    <w:abstractNumId w:val="38"/>
+  </w:num>
+  <w:num w:numId="4" w16cid:durableId="538706781">
+    <w:abstractNumId w:val="39"/>
+  </w:num>
+  <w:num w:numId="5" w16cid:durableId="675772521">
+    <w:abstractNumId w:val="27"/>
+  </w:num>
+  <w:num w:numId="6" w16cid:durableId="1424958385">
+    <w:abstractNumId w:val="17"/>
+  </w:num>
+  <w:num w:numId="7" w16cid:durableId="1442413412">
+    <w:abstractNumId w:val="53"/>
+  </w:num>
+  <w:num w:numId="8" w16cid:durableId="1226724878">
+    <w:abstractNumId w:val="4"/>
+  </w:num>
+  <w:num w:numId="9" w16cid:durableId="157621748">
+    <w:abstractNumId w:val="33"/>
+  </w:num>
+  <w:num w:numId="10" w16cid:durableId="2017880431">
+    <w:abstractNumId w:val="11"/>
+  </w:num>
+  <w:num w:numId="11" w16cid:durableId="1523786274">
+    <w:abstractNumId w:val="25"/>
+  </w:num>
+  <w:num w:numId="12" w16cid:durableId="346175955">
+    <w:abstractNumId w:val="9"/>
+  </w:num>
+  <w:num w:numId="13" w16cid:durableId="77097165">
+    <w:abstractNumId w:val="37"/>
+  </w:num>
+  <w:num w:numId="14" w16cid:durableId="1423379663">
+    <w:abstractNumId w:val="12"/>
+  </w:num>
+  <w:num w:numId="15" w16cid:durableId="1099914788">
+    <w:abstractNumId w:val="42"/>
+  </w:num>
+  <w:num w:numId="16" w16cid:durableId="207113865">
+    <w:abstractNumId w:val="14"/>
+  </w:num>
+  <w:num w:numId="17" w16cid:durableId="528685921">
+    <w:abstractNumId w:val="19"/>
+  </w:num>
+  <w:num w:numId="18" w16cid:durableId="1835492344">
+    <w:abstractNumId w:val="56"/>
+  </w:num>
+  <w:num w:numId="19" w16cid:durableId="1099375266">
+    <w:abstractNumId w:val="2"/>
+  </w:num>
+  <w:num w:numId="20" w16cid:durableId="1857185795">
+    <w:abstractNumId w:val="16"/>
+  </w:num>
+  <w:num w:numId="21" w16cid:durableId="392580140">
     <w:abstractNumId w:val="6"/>
   </w:num>
-  <w:num w:numId="2" w16cid:durableId="1624385496">
-    <w:abstractNumId w:val="31"/>
-  </w:num>
-  <w:num w:numId="3" w16cid:durableId="104271199">
-    <w:abstractNumId w:val="29"/>
-  </w:num>
-  <w:num w:numId="4" w16cid:durableId="538706781">
-    <w:abstractNumId w:val="30"/>
-  </w:num>
-  <w:num w:numId="5" w16cid:durableId="675772521">
-    <w:abstractNumId w:val="22"/>
-  </w:num>
-  <w:num w:numId="6" w16cid:durableId="1424958385">
-    <w:abstractNumId w:val="14"/>
-  </w:num>
-  <w:num w:numId="7" w16cid:durableId="1442413412">
-    <w:abstractNumId w:val="35"/>
-  </w:num>
-  <w:num w:numId="8" w16cid:durableId="1226724878">
-    <w:abstractNumId w:val="3"/>
-  </w:num>
-  <w:num w:numId="9" w16cid:durableId="157621748">
-    <w:abstractNumId w:val="26"/>
-  </w:num>
-  <w:num w:numId="10" w16cid:durableId="2017880431">
-    <w:abstractNumId w:val="10"/>
-  </w:num>
-  <w:num w:numId="11" w16cid:durableId="1523786274">
-    <w:abstractNumId w:val="20"/>
-  </w:num>
-  <w:num w:numId="12" w16cid:durableId="346175955">
-    <w:abstractNumId w:val="8"/>
-  </w:num>
-  <w:num w:numId="13" w16cid:durableId="77097165">
-    <w:abstractNumId w:val="28"/>
-  </w:num>
-  <w:num w:numId="14" w16cid:durableId="1423379663">
-    <w:abstractNumId w:val="11"/>
-  </w:num>
-  <w:num w:numId="15" w16cid:durableId="1099914788">
-    <w:abstractNumId w:val="32"/>
-  </w:num>
-  <w:num w:numId="16" w16cid:durableId="207113865">
-    <w:abstractNumId w:val="12"/>
-  </w:num>
-  <w:num w:numId="17" w16cid:durableId="528685921">
-    <w:abstractNumId w:val="15"/>
-  </w:num>
-  <w:num w:numId="18" w16cid:durableId="1835492344">
-    <w:abstractNumId w:val="36"/>
-  </w:num>
-  <w:num w:numId="19" w16cid:durableId="1099375266">
-    <w:abstractNumId w:val="1"/>
-  </w:num>
-  <w:num w:numId="20" w16cid:durableId="1857185795">
-    <w:abstractNumId w:val="13"/>
-  </w:num>
-  <w:num w:numId="21" w16cid:durableId="392580140">
-    <w:abstractNumId w:val="5"/>
-  </w:num>
   <w:num w:numId="22" w16cid:durableId="1377437051">
-    <w:abstractNumId w:val="34"/>
+    <w:abstractNumId w:val="51"/>
   </w:num>
   <w:num w:numId="23" w16cid:durableId="1452935474">
     <w:abstractNumId w:val="0"/>
   </w:num>
   <w:num w:numId="24" w16cid:durableId="1486777945">
+    <w:abstractNumId w:val="28"/>
+  </w:num>
+  <w:num w:numId="25" w16cid:durableId="1181235483">
+    <w:abstractNumId w:val="10"/>
+  </w:num>
+  <w:num w:numId="26" w16cid:durableId="2053990634">
+    <w:abstractNumId w:val="26"/>
+  </w:num>
+  <w:num w:numId="27" w16cid:durableId="1005287835">
+    <w:abstractNumId w:val="5"/>
+  </w:num>
+  <w:num w:numId="28" w16cid:durableId="94909631">
+    <w:abstractNumId w:val="24"/>
+  </w:num>
+  <w:num w:numId="29" w16cid:durableId="573975120">
+    <w:abstractNumId w:val="30"/>
+  </w:num>
+  <w:num w:numId="30" w16cid:durableId="357783359">
+    <w:abstractNumId w:val="32"/>
+  </w:num>
+  <w:num w:numId="31" w16cid:durableId="1419402246">
     <w:abstractNumId w:val="23"/>
   </w:num>
-  <w:num w:numId="25" w16cid:durableId="1181235483">
-    <w:abstractNumId w:val="9"/>
+  <w:num w:numId="32" w16cid:durableId="1316765665">
+    <w:abstractNumId w:val="3"/>
   </w:num>
-  <w:num w:numId="26" w16cid:durableId="2053990634">
+  <w:num w:numId="33" w16cid:durableId="1712270552">
+    <w:abstractNumId w:val="22"/>
+  </w:num>
+  <w:num w:numId="34" w16cid:durableId="147864833">
+    <w:abstractNumId w:val="44"/>
+  </w:num>
+  <w:num w:numId="35" w16cid:durableId="1926304635">
+    <w:abstractNumId w:val="8"/>
+  </w:num>
+  <w:num w:numId="36" w16cid:durableId="1354459004">
+    <w:abstractNumId w:val="35"/>
+  </w:num>
+  <w:num w:numId="37" w16cid:durableId="610361050">
     <w:abstractNumId w:val="21"/>
   </w:num>
-  <w:num w:numId="27" w16cid:durableId="1005287835">
-    <w:abstractNumId w:val="4"/>
+  <w:num w:numId="38" w16cid:durableId="1584870181">
+    <w:abstractNumId w:val="45"/>
   </w:num>
-  <w:num w:numId="28" w16cid:durableId="94909631">
-    <w:abstractNumId w:val="19"/>
+  <w:num w:numId="39" w16cid:durableId="961423437">
+    <w:abstractNumId w:val="31"/>
   </w:num>
-  <w:num w:numId="29" w16cid:durableId="573975120">
-    <w:abstractNumId w:val="24"/>
+  <w:num w:numId="40" w16cid:durableId="2011371773">
+    <w:abstractNumId w:val="43"/>
   </w:num>
-  <w:num w:numId="30" w16cid:durableId="357783359">
-    <w:abstractNumId w:val="25"/>
+  <w:num w:numId="41" w16cid:durableId="954948374">
+    <w:abstractNumId w:val="29"/>
   </w:num>
-  <w:num w:numId="31" w16cid:durableId="1419402246">
+  <w:num w:numId="42" w16cid:durableId="1988314452">
+    <w:abstractNumId w:val="47"/>
+  </w:num>
+  <w:num w:numId="43" w16cid:durableId="181549717">
+    <w:abstractNumId w:val="13"/>
+  </w:num>
+  <w:num w:numId="44" w16cid:durableId="514272147">
+    <w:abstractNumId w:val="49"/>
+  </w:num>
+  <w:num w:numId="45" w16cid:durableId="1610505878">
+    <w:abstractNumId w:val="48"/>
+  </w:num>
+  <w:num w:numId="46" w16cid:durableId="252790020">
+    <w:abstractNumId w:val="50"/>
+  </w:num>
+  <w:num w:numId="47" w16cid:durableId="1643463225">
+    <w:abstractNumId w:val="34"/>
+  </w:num>
+  <w:num w:numId="48" w16cid:durableId="633756970">
     <w:abstractNumId w:val="18"/>
   </w:num>
-  <w:num w:numId="32" w16cid:durableId="1316765665">
-    <w:abstractNumId w:val="2"/>
+  <w:num w:numId="49" w16cid:durableId="459227799">
+    <w:abstractNumId w:val="46"/>
   </w:num>
-  <w:num w:numId="33" w16cid:durableId="1712270552">
-    <w:abstractNumId w:val="17"/>
+  <w:num w:numId="50" w16cid:durableId="1364480639">
+    <w:abstractNumId w:val="15"/>
   </w:num>
-  <w:num w:numId="34" w16cid:durableId="147864833">
-    <w:abstractNumId w:val="33"/>
+  <w:num w:numId="51" w16cid:durableId="975791039">
+    <w:abstractNumId w:val="52"/>
   </w:num>
-  <w:num w:numId="35" w16cid:durableId="1926304635">
-    <w:abstractNumId w:val="7"/>
+  <w:num w:numId="52" w16cid:durableId="1938713032">
+    <w:abstractNumId w:val="55"/>
   </w:num>
-  <w:num w:numId="36" w16cid:durableId="1354459004">
-    <w:abstractNumId w:val="27"/>
+  <w:num w:numId="53" w16cid:durableId="314140079">
+    <w:abstractNumId w:val="20"/>
   </w:num>
-  <w:num w:numId="37" w16cid:durableId="610361050">
-    <w:abstractNumId w:val="16"/>
+  <w:num w:numId="54" w16cid:durableId="1019696279">
+    <w:abstractNumId w:val="54"/>
+  </w:num>
+  <w:num w:numId="55" w16cid:durableId="392586562">
+    <w:abstractNumId w:val="41"/>
+  </w:num>
+  <w:num w:numId="56" w16cid:durableId="1262758057">
+    <w:abstractNumId w:val="1"/>
+  </w:num>
+  <w:num w:numId="57" w16cid:durableId="1640568838">
+    <w:abstractNumId w:val="36"/>
   </w:num>
 </w:numbering>
 </file>
 
 <file path=word/styles.xml><?xml version="1.0" encoding="utf-8"?>
-<w:styles xmlns:mc="http://schemas.openxmlformats.org/markup-compatibility/2006" xmlns:r="http://schemas.openxmlformats.org/officeDocument/2006/relationships" xmlns:w="http://schemas.openxmlformats.org/wordprocessingml/2006/main" xmlns:w14="http://schemas.microsoft.com/office/word/2010/wordml" xmlns:w15="http://schemas.microsoft.com/office/word/2012/wordml" xmlns:w16cex="http://schemas.microsoft.com/office/word/2018/wordml/cex" xmlns:w16cid="http://schemas.microsoft.com/office/word/2016/wordml/cid" xmlns:w16="http://schemas.microsoft.com/office/word/2018/wordml" xmlns:w16sdtdh="http://schemas.microsoft.com/office/word/2020/wordml/sdtdatahash" xmlns:w16se="http://schemas.microsoft.com/office/word/2015/wordml/symex" mc:Ignorable="w14 w15 w16se w16cid w16 w16cex w16sdtdh">
+<w:styles xmlns:mc="http://schemas.openxmlformats.org/markup-compatibility/2006" xmlns:r="http://schemas.openxmlformats.org/officeDocument/2006/relationships" xmlns:w="http://schemas.openxmlformats.org/wordprocessingml/2006/main" xmlns:w14="http://schemas.microsoft.com/office/word/2010/wordml" xmlns:w15="http://schemas.microsoft.com/office/word/2012/wordml" xmlns:w16cex="http://schemas.microsoft.com/office/word/2018/wordml/cex" xmlns:w16cid="http://schemas.microsoft.com/office/word/2016/wordml/cid" xmlns:w16="http://schemas.microsoft.com/office/word/2018/wordml" xmlns:w16du="http://schemas.microsoft.com/office/word/2023/wordml/word16du" xmlns:w16sdtdh="http://schemas.microsoft.com/office/word/2020/wordml/sdtdatahash" xmlns:w16sdtfl="http://schemas.microsoft.com/office/word/2024/wordml/sdtformatlock" xmlns:w16se="http://schemas.microsoft.com/office/word/2015/wordml/symex" mc:Ignorable="w14 w15 w16se w16cid w16 w16cex w16sdtdh w16sdtfl w16du">
   <w:docDefaults>
     <w:rPrDefault>
       <w:rPr>

--- a/Keepalived/keepalived.docx
+++ b/Keepalived/keepalived.docx
@@ -2242,7 +2242,25 @@
           <w:sz w:val="28"/>
           <w:szCs w:val="28"/>
         </w:rPr>
-        <w:t xml:space="preserve"> It’s </w:t>
+        <w:t xml:space="preserve"> </w:t>
+      </w:r>
+      <w:proofErr w:type="gramStart"/>
+      <w:r>
+        <w:rPr>
+          <w:rFonts w:asciiTheme="majorBidi" w:hAnsiTheme="majorBidi" w:cstheme="majorBidi"/>
+          <w:sz w:val="28"/>
+          <w:szCs w:val="28"/>
+        </w:rPr>
+        <w:t>It’s</w:t>
+      </w:r>
+      <w:proofErr w:type="gramEnd"/>
+      <w:r>
+        <w:rPr>
+          <w:rFonts w:asciiTheme="majorBidi" w:hAnsiTheme="majorBidi" w:cstheme="majorBidi"/>
+          <w:sz w:val="28"/>
+          <w:szCs w:val="28"/>
+        </w:rPr>
+        <w:t xml:space="preserve"> </w:t>
       </w:r>
       <w:r>
         <w:rPr>
@@ -2519,7 +2537,25 @@
           <w:sz w:val="28"/>
           <w:szCs w:val="28"/>
         </w:rPr>
-        <w:t>00:00:5E:00:01:VRID</w:t>
+        <w:t>00:00:5</w:t>
+      </w:r>
+      <w:proofErr w:type="gramStart"/>
+      <w:r>
+        <w:rPr>
+          <w:rFonts w:asciiTheme="majorBidi" w:hAnsiTheme="majorBidi" w:cstheme="majorBidi"/>
+          <w:sz w:val="28"/>
+          <w:szCs w:val="28"/>
+        </w:rPr>
+        <w:t>E:00:01</w:t>
+      </w:r>
+      <w:proofErr w:type="gramEnd"/>
+      <w:r>
+        <w:rPr>
+          <w:rFonts w:asciiTheme="majorBidi" w:hAnsiTheme="majorBidi" w:cstheme="majorBidi"/>
+          <w:sz w:val="28"/>
+          <w:szCs w:val="28"/>
+        </w:rPr>
+        <w:t>:VRID</w:t>
       </w:r>
     </w:p>
     <w:p>
@@ -2577,8 +2613,18 @@
           <w:sz w:val="28"/>
           <w:szCs w:val="28"/>
         </w:rPr>
-        <w:t>MAC = 00:00:5E:00:01:33</w:t>
-      </w:r>
+        <w:t>MAC = 00:00:5</w:t>
+      </w:r>
+      <w:proofErr w:type="gramStart"/>
+      <w:r>
+        <w:rPr>
+          <w:rFonts w:asciiTheme="majorBidi" w:hAnsiTheme="majorBidi" w:cstheme="majorBidi"/>
+          <w:sz w:val="28"/>
+          <w:szCs w:val="28"/>
+        </w:rPr>
+        <w:t>E:00:01:33</w:t>
+      </w:r>
+      <w:proofErr w:type="gramEnd"/>
     </w:p>
     <w:p>
       <w:pPr>
@@ -2597,7 +2643,25 @@
           <w:szCs w:val="28"/>
         </w:rPr>
         <w:lastRenderedPageBreak/>
-        <w:t>Why this matters:</w:t>
+        <w:t xml:space="preserve">Why </w:t>
+      </w:r>
+      <w:proofErr w:type="gramStart"/>
+      <w:r>
+        <w:rPr>
+          <w:rFonts w:asciiTheme="majorBidi" w:hAnsiTheme="majorBidi" w:cstheme="majorBidi"/>
+          <w:sz w:val="28"/>
+          <w:szCs w:val="28"/>
+        </w:rPr>
+        <w:t>this matters</w:t>
+      </w:r>
+      <w:proofErr w:type="gramEnd"/>
+      <w:r>
+        <w:rPr>
+          <w:rFonts w:asciiTheme="majorBidi" w:hAnsiTheme="majorBidi" w:cstheme="majorBidi"/>
+          <w:sz w:val="28"/>
+          <w:szCs w:val="28"/>
+        </w:rPr>
+        <w:t>:</w:t>
       </w:r>
     </w:p>
     <w:p>
@@ -2865,8 +2929,22 @@
                                 <w:sz w:val="28"/>
                                 <w:szCs w:val="28"/>
                               </w:rPr>
-                              <w:t>Virtual MAC: 00:00:5E:00:01:33</w:t>
+                              <w:t>Virtual MAC: 00:00:5</w:t>
                             </w:r>
+                            <w:proofErr w:type="gramStart"/>
+                            <w:r>
+                              <w:rPr>
+                                <w:rFonts w:asciiTheme="majorBidi" w:hAnsiTheme="majorBidi" w:cstheme="majorBidi"/>
+                                <w:b/>
+                                <w:bCs/>
+                                <w:i/>
+                                <w:iCs/>
+                                <w:sz w:val="28"/>
+                                <w:szCs w:val="28"/>
+                              </w:rPr>
+                              <w:t>E:00:01:33</w:t>
+                            </w:r>
+                            <w:proofErr w:type="gramEnd"/>
                           </w:p>
                           <w:p>
                             <w:pPr>
@@ -2980,8 +3058,22 @@
                           <w:sz w:val="28"/>
                           <w:szCs w:val="28"/>
                         </w:rPr>
-                        <w:t>Virtual MAC: 00:00:5E:00:01:33</w:t>
+                        <w:t>Virtual MAC: 00:00:5</w:t>
                       </w:r>
+                      <w:proofErr w:type="gramStart"/>
+                      <w:r>
+                        <w:rPr>
+                          <w:rFonts w:asciiTheme="majorBidi" w:hAnsiTheme="majorBidi" w:cstheme="majorBidi"/>
+                          <w:b/>
+                          <w:bCs/>
+                          <w:i/>
+                          <w:iCs/>
+                          <w:sz w:val="28"/>
+                          <w:szCs w:val="28"/>
+                        </w:rPr>
+                        <w:t>E:00:01:33</w:t>
+                      </w:r>
+                      <w:proofErr w:type="gramEnd"/>
                     </w:p>
                     <w:p>
                       <w:pPr>
@@ -4488,13 +4580,10 @@
           <w:sz w:val="28"/>
           <w:szCs w:val="28"/>
         </w:rPr>
-        <w:t>VIP → 00:00:5E:00:01:33</w:t>
-      </w:r>
-    </w:p>
-    <w:p>
-      <w:pPr>
-        <w:spacing w:after="120"/>
-        <w:jc w:val="both"/>
+        <w:t>VIP → 00:00:5</w:t>
+      </w:r>
+      <w:proofErr w:type="gramStart"/>
+      <w:r>
         <w:rPr>
           <w:rFonts w:asciiTheme="majorBidi" w:hAnsiTheme="majorBidi" w:cstheme="majorBidi"/>
           <w:b/>
@@ -4504,8 +4593,14 @@
           <w:sz w:val="28"/>
           <w:szCs w:val="28"/>
         </w:rPr>
-      </w:pPr>
-      <w:r>
+        <w:t>E:00:01:33</w:t>
+      </w:r>
+      <w:proofErr w:type="gramEnd"/>
+    </w:p>
+    <w:p>
+      <w:pPr>
+        <w:spacing w:after="120"/>
+        <w:jc w:val="both"/>
         <w:rPr>
           <w:rFonts w:asciiTheme="majorBidi" w:hAnsiTheme="majorBidi" w:cstheme="majorBidi"/>
           <w:b/>
@@ -4515,34 +4610,8 @@
           <w:sz w:val="28"/>
           <w:szCs w:val="28"/>
         </w:rPr>
-        <w:t>MAC 00:00:5E:00:01:33 → Switch port 1 (Old MASTER)</w:t>
-      </w:r>
-    </w:p>
-    <w:p>
-      <w:pPr>
-        <w:spacing w:after="60"/>
-        <w:jc w:val="both"/>
-        <w:rPr>
-          <w:rFonts w:asciiTheme="majorBidi" w:hAnsiTheme="majorBidi" w:cstheme="majorBidi"/>
-          <w:sz w:val="28"/>
-          <w:szCs w:val="28"/>
-          <w:u w:val="single"/>
-        </w:rPr>
-      </w:pPr>
-      <w:r>
-        <w:rPr>
-          <w:rFonts w:asciiTheme="majorBidi" w:hAnsiTheme="majorBidi" w:cstheme="majorBidi"/>
-          <w:sz w:val="28"/>
-          <w:szCs w:val="28"/>
-          <w:u w:val="single"/>
-        </w:rPr>
-        <w:t>After failover</w:t>
-      </w:r>
-    </w:p>
-    <w:p>
-      <w:pPr>
-        <w:spacing w:after="0"/>
-        <w:jc w:val="both"/>
+      </w:pPr>
+      <w:r>
         <w:rPr>
           <w:rFonts w:asciiTheme="majorBidi" w:hAnsiTheme="majorBidi" w:cstheme="majorBidi"/>
           <w:b/>
@@ -4552,7 +4621,9 @@
           <w:sz w:val="28"/>
           <w:szCs w:val="28"/>
         </w:rPr>
-      </w:pPr>
+        <w:t>MAC 00:00:5</w:t>
+      </w:r>
+      <w:proofErr w:type="gramStart"/>
       <w:r>
         <w:rPr>
           <w:rFonts w:asciiTheme="majorBidi" w:hAnsiTheme="majorBidi" w:cstheme="majorBidi"/>
@@ -4563,7 +4634,94 @@
           <w:sz w:val="28"/>
           <w:szCs w:val="28"/>
         </w:rPr>
-        <w:t>VIP → 00:00:5E:00:01:33   (same)</w:t>
+        <w:t>E:00:01:33</w:t>
+      </w:r>
+      <w:proofErr w:type="gramEnd"/>
+      <w:r>
+        <w:rPr>
+          <w:rFonts w:asciiTheme="majorBidi" w:hAnsiTheme="majorBidi" w:cstheme="majorBidi"/>
+          <w:b/>
+          <w:bCs/>
+          <w:i/>
+          <w:iCs/>
+          <w:sz w:val="28"/>
+          <w:szCs w:val="28"/>
+        </w:rPr>
+        <w:t xml:space="preserve"> → Switch port 1 (Old MASTER)</w:t>
+      </w:r>
+    </w:p>
+    <w:p>
+      <w:pPr>
+        <w:spacing w:after="60"/>
+        <w:jc w:val="both"/>
+        <w:rPr>
+          <w:rFonts w:asciiTheme="majorBidi" w:hAnsiTheme="majorBidi" w:cstheme="majorBidi"/>
+          <w:sz w:val="28"/>
+          <w:szCs w:val="28"/>
+          <w:u w:val="single"/>
+        </w:rPr>
+      </w:pPr>
+      <w:r>
+        <w:rPr>
+          <w:rFonts w:asciiTheme="majorBidi" w:hAnsiTheme="majorBidi" w:cstheme="majorBidi"/>
+          <w:sz w:val="28"/>
+          <w:szCs w:val="28"/>
+          <w:u w:val="single"/>
+        </w:rPr>
+        <w:t>After failover</w:t>
+      </w:r>
+    </w:p>
+    <w:p>
+      <w:pPr>
+        <w:spacing w:after="0"/>
+        <w:jc w:val="both"/>
+        <w:rPr>
+          <w:rFonts w:asciiTheme="majorBidi" w:hAnsiTheme="majorBidi" w:cstheme="majorBidi"/>
+          <w:b/>
+          <w:bCs/>
+          <w:i/>
+          <w:iCs/>
+          <w:sz w:val="28"/>
+          <w:szCs w:val="28"/>
+        </w:rPr>
+      </w:pPr>
+      <w:r>
+        <w:rPr>
+          <w:rFonts w:asciiTheme="majorBidi" w:hAnsiTheme="majorBidi" w:cstheme="majorBidi"/>
+          <w:b/>
+          <w:bCs/>
+          <w:i/>
+          <w:iCs/>
+          <w:sz w:val="28"/>
+          <w:szCs w:val="28"/>
+        </w:rPr>
+        <w:t>VIP → 00:00:5</w:t>
+      </w:r>
+      <w:proofErr w:type="gramStart"/>
+      <w:r>
+        <w:rPr>
+          <w:rFonts w:asciiTheme="majorBidi" w:hAnsiTheme="majorBidi" w:cstheme="majorBidi"/>
+          <w:b/>
+          <w:bCs/>
+          <w:i/>
+          <w:iCs/>
+          <w:sz w:val="28"/>
+          <w:szCs w:val="28"/>
+        </w:rPr>
+        <w:t>E:00:01:33</w:t>
+      </w:r>
+      <w:proofErr w:type="gramEnd"/>
+      <w:r>
+        <w:rPr>
+          <w:rFonts w:asciiTheme="majorBidi" w:hAnsiTheme="majorBidi" w:cstheme="majorBidi"/>
+          <w:b/>
+          <w:bCs/>
+          <w:i/>
+          <w:iCs/>
+          <w:sz w:val="28"/>
+          <w:szCs w:val="28"/>
+        </w:rPr>
+        <w:t xml:space="preserve">   (same)</w:t>
       </w:r>
     </w:p>
     <w:p>
@@ -5273,7 +5431,33 @@
           <w:sz w:val="28"/>
           <w:szCs w:val="28"/>
         </w:rPr>
-        <w:t>MAC 00:00:5E:00:01:33 → Switch port 7 (New MASTER)</w:t>
+        <w:t>MAC 00:00:5</w:t>
+      </w:r>
+      <w:proofErr w:type="gramStart"/>
+      <w:r>
+        <w:rPr>
+          <w:rFonts w:asciiTheme="majorBidi" w:hAnsiTheme="majorBidi" w:cstheme="majorBidi"/>
+          <w:b/>
+          <w:bCs/>
+          <w:i/>
+          <w:iCs/>
+          <w:sz w:val="28"/>
+          <w:szCs w:val="28"/>
+        </w:rPr>
+        <w:t>E:00:01:33</w:t>
+      </w:r>
+      <w:proofErr w:type="gramEnd"/>
+      <w:r>
+        <w:rPr>
+          <w:rFonts w:asciiTheme="majorBidi" w:hAnsiTheme="majorBidi" w:cstheme="majorBidi"/>
+          <w:b/>
+          <w:bCs/>
+          <w:i/>
+          <w:iCs/>
+          <w:sz w:val="28"/>
+          <w:szCs w:val="28"/>
+        </w:rPr>
+        <w:t xml:space="preserve"> → Switch port 7 (New MASTER)</w:t>
       </w:r>
       <w:r>
         <w:rPr>
@@ -5527,8 +5711,22 @@
                                 <w:sz w:val="28"/>
                                 <w:szCs w:val="28"/>
                               </w:rPr>
-                              <w:t>Sender MAC: 00:00:5E:00:01:33</w:t>
+                              <w:t>Sender MAC: 00:00:5</w:t>
                             </w:r>
+                            <w:proofErr w:type="gramStart"/>
+                            <w:r>
+                              <w:rPr>
+                                <w:rFonts w:asciiTheme="majorBidi" w:hAnsiTheme="majorBidi" w:cstheme="majorBidi"/>
+                                <w:b/>
+                                <w:bCs/>
+                                <w:i/>
+                                <w:iCs/>
+                                <w:sz w:val="28"/>
+                                <w:szCs w:val="28"/>
+                              </w:rPr>
+                              <w:t>E:00:01:33</w:t>
+                            </w:r>
+                            <w:proofErr w:type="gramEnd"/>
                           </w:p>
                           <w:p>
                             <w:pPr>
@@ -5584,6 +5782,7 @@
                               <w:t xml:space="preserve">Target MAC: </w:t>
                             </w:r>
                             <w:proofErr w:type="spellStart"/>
+                            <w:proofErr w:type="gramStart"/>
                             <w:r>
                               <w:rPr>
                                 <w:rFonts w:asciiTheme="majorBidi" w:hAnsiTheme="majorBidi" w:cstheme="majorBidi"/>
@@ -5594,7 +5793,20 @@
                                 <w:sz w:val="28"/>
                                 <w:szCs w:val="28"/>
                               </w:rPr>
-                              <w:t>ff:ff:ff:ff:ff:ff</w:t>
+                              <w:t>ff:ff</w:t>
+                            </w:r>
+                            <w:proofErr w:type="gramEnd"/>
+                            <w:r>
+                              <w:rPr>
+                                <w:rFonts w:asciiTheme="majorBidi" w:hAnsiTheme="majorBidi" w:cstheme="majorBidi"/>
+                                <w:b/>
+                                <w:bCs/>
+                                <w:i/>
+                                <w:iCs/>
+                                <w:sz w:val="28"/>
+                                <w:szCs w:val="28"/>
+                              </w:rPr>
+                              <w:t>:ff:ff:ff:ff</w:t>
                             </w:r>
                             <w:proofErr w:type="spellEnd"/>
                           </w:p>
@@ -5825,7 +6037,25 @@
                                 <w:sz w:val="28"/>
                                 <w:szCs w:val="28"/>
                               </w:rPr>
-                              <w:t>00:00:5E:00:01:33 is now on port 7</w:t>
+                              <w:t>00:00:5</w:t>
+                            </w:r>
+                            <w:proofErr w:type="gramStart"/>
+                            <w:r>
+                              <w:rPr>
+                                <w:rFonts w:asciiTheme="majorBidi" w:hAnsiTheme="majorBidi" w:cstheme="majorBidi"/>
+                                <w:sz w:val="28"/>
+                                <w:szCs w:val="28"/>
+                              </w:rPr>
+                              <w:t>E:00:01:33</w:t>
+                            </w:r>
+                            <w:proofErr w:type="gramEnd"/>
+                            <w:r>
+                              <w:rPr>
+                                <w:rFonts w:asciiTheme="majorBidi" w:hAnsiTheme="majorBidi" w:cstheme="majorBidi"/>
+                                <w:sz w:val="28"/>
+                                <w:szCs w:val="28"/>
+                              </w:rPr>
+                              <w:t xml:space="preserve"> is now on port 7</w:t>
                             </w:r>
                             <w:r>
                               <w:rPr>
@@ -6166,7 +6396,25 @@
                                 <w:sz w:val="28"/>
                                 <w:szCs w:val="28"/>
                               </w:rPr>
-                              <w:t>Hypervisors and virtual switches are often more strict and may:</w:t>
+                              <w:t xml:space="preserve">Hypervisors and virtual switches are often </w:t>
+                            </w:r>
+                            <w:proofErr w:type="gramStart"/>
+                            <w:r>
+                              <w:rPr>
+                                <w:rFonts w:asciiTheme="majorBidi" w:hAnsiTheme="majorBidi" w:cstheme="majorBidi"/>
+                                <w:sz w:val="28"/>
+                                <w:szCs w:val="28"/>
+                              </w:rPr>
+                              <w:t>more strict</w:t>
+                            </w:r>
+                            <w:proofErr w:type="gramEnd"/>
+                            <w:r>
+                              <w:rPr>
+                                <w:rFonts w:asciiTheme="majorBidi" w:hAnsiTheme="majorBidi" w:cstheme="majorBidi"/>
+                                <w:sz w:val="28"/>
+                                <w:szCs w:val="28"/>
+                              </w:rPr>
+                              <w:t xml:space="preserve"> and may:</w:t>
                             </w:r>
                           </w:p>
                           <w:p>
@@ -6364,8 +6612,22 @@
                           <w:sz w:val="28"/>
                           <w:szCs w:val="28"/>
                         </w:rPr>
-                        <w:t>Sender MAC: 00:00:5E:00:01:33</w:t>
+                        <w:t>Sender MAC: 00:00:5</w:t>
                       </w:r>
+                      <w:proofErr w:type="gramStart"/>
+                      <w:r>
+                        <w:rPr>
+                          <w:rFonts w:asciiTheme="majorBidi" w:hAnsiTheme="majorBidi" w:cstheme="majorBidi"/>
+                          <w:b/>
+                          <w:bCs/>
+                          <w:i/>
+                          <w:iCs/>
+                          <w:sz w:val="28"/>
+                          <w:szCs w:val="28"/>
+                        </w:rPr>
+                        <w:t>E:00:01:33</w:t>
+                      </w:r>
+                      <w:proofErr w:type="gramEnd"/>
                     </w:p>
                     <w:p>
                       <w:pPr>
@@ -6421,6 +6683,7 @@
                         <w:t xml:space="preserve">Target MAC: </w:t>
                       </w:r>
                       <w:proofErr w:type="spellStart"/>
+                      <w:proofErr w:type="gramStart"/>
                       <w:r>
                         <w:rPr>
                           <w:rFonts w:asciiTheme="majorBidi" w:hAnsiTheme="majorBidi" w:cstheme="majorBidi"/>
@@ -6431,7 +6694,20 @@
                           <w:sz w:val="28"/>
                           <w:szCs w:val="28"/>
                         </w:rPr>
-                        <w:t>ff:ff:ff:ff:ff:ff</w:t>
+                        <w:t>ff:ff</w:t>
+                      </w:r>
+                      <w:proofErr w:type="gramEnd"/>
+                      <w:r>
+                        <w:rPr>
+                          <w:rFonts w:asciiTheme="majorBidi" w:hAnsiTheme="majorBidi" w:cstheme="majorBidi"/>
+                          <w:b/>
+                          <w:bCs/>
+                          <w:i/>
+                          <w:iCs/>
+                          <w:sz w:val="28"/>
+                          <w:szCs w:val="28"/>
+                        </w:rPr>
+                        <w:t>:ff:ff:ff:ff</w:t>
                       </w:r>
                       <w:proofErr w:type="spellEnd"/>
                     </w:p>
@@ -6662,7 +6938,25 @@
                           <w:sz w:val="28"/>
                           <w:szCs w:val="28"/>
                         </w:rPr>
-                        <w:t>00:00:5E:00:01:33 is now on port 7</w:t>
+                        <w:t>00:00:5</w:t>
+                      </w:r>
+                      <w:proofErr w:type="gramStart"/>
+                      <w:r>
+                        <w:rPr>
+                          <w:rFonts w:asciiTheme="majorBidi" w:hAnsiTheme="majorBidi" w:cstheme="majorBidi"/>
+                          <w:sz w:val="28"/>
+                          <w:szCs w:val="28"/>
+                        </w:rPr>
+                        <w:t>E:00:01:33</w:t>
+                      </w:r>
+                      <w:proofErr w:type="gramEnd"/>
+                      <w:r>
+                        <w:rPr>
+                          <w:rFonts w:asciiTheme="majorBidi" w:hAnsiTheme="majorBidi" w:cstheme="majorBidi"/>
+                          <w:sz w:val="28"/>
+                          <w:szCs w:val="28"/>
+                        </w:rPr>
+                        <w:t xml:space="preserve"> is now on port 7</w:t>
                       </w:r>
                       <w:r>
                         <w:rPr>
@@ -7003,7 +7297,25 @@
                           <w:sz w:val="28"/>
                           <w:szCs w:val="28"/>
                         </w:rPr>
-                        <w:t>Hypervisors and virtual switches are often more strict and may:</w:t>
+                        <w:t xml:space="preserve">Hypervisors and virtual switches are often </w:t>
+                      </w:r>
+                      <w:proofErr w:type="gramStart"/>
+                      <w:r>
+                        <w:rPr>
+                          <w:rFonts w:asciiTheme="majorBidi" w:hAnsiTheme="majorBidi" w:cstheme="majorBidi"/>
+                          <w:sz w:val="28"/>
+                          <w:szCs w:val="28"/>
+                        </w:rPr>
+                        <w:t>more strict</w:t>
+                      </w:r>
+                      <w:proofErr w:type="gramEnd"/>
+                      <w:r>
+                        <w:rPr>
+                          <w:rFonts w:asciiTheme="majorBidi" w:hAnsiTheme="majorBidi" w:cstheme="majorBidi"/>
+                          <w:sz w:val="28"/>
+                          <w:szCs w:val="28"/>
+                        </w:rPr>
+                        <w:t xml:space="preserve"> and may:</w:t>
                       </w:r>
                     </w:p>
                     <w:p>
@@ -8389,6 +8701,7 @@
         </w:rPr>
         <w:t xml:space="preserve">Routers drop packets with </w:t>
       </w:r>
+      <w:proofErr w:type="gramStart"/>
       <w:r>
         <w:rPr>
           <w:rFonts w:asciiTheme="majorBidi" w:hAnsiTheme="majorBidi" w:cstheme="majorBidi"/>
@@ -8399,7 +8712,20 @@
           <w:sz w:val="28"/>
           <w:szCs w:val="28"/>
         </w:rPr>
-        <w:t>TTL != 255</w:t>
+        <w:t>TTL !</w:t>
+      </w:r>
+      <w:proofErr w:type="gramEnd"/>
+      <w:r>
+        <w:rPr>
+          <w:rFonts w:asciiTheme="majorBidi" w:hAnsiTheme="majorBidi" w:cstheme="majorBidi"/>
+          <w:b/>
+          <w:bCs/>
+          <w:i/>
+          <w:iCs/>
+          <w:sz w:val="28"/>
+          <w:szCs w:val="28"/>
+        </w:rPr>
+        <w:t>= 255</w:t>
       </w:r>
       <w:r>
         <w:rPr>
@@ -8855,8 +9181,18 @@
                                 <w:sz w:val="28"/>
                                 <w:szCs w:val="28"/>
                               </w:rPr>
-                              <w:t xml:space="preserve">LB1 (MASTER)   </w:t>
+                              <w:t>LB1 (</w:t>
                             </w:r>
+                            <w:proofErr w:type="gramStart"/>
+                            <w:r>
+                              <w:rPr>
+                                <w:rFonts w:asciiTheme="majorBidi" w:hAnsiTheme="majorBidi" w:cstheme="majorBidi"/>
+                                <w:sz w:val="28"/>
+                                <w:szCs w:val="28"/>
+                              </w:rPr>
+                              <w:t xml:space="preserve">MASTER)   </w:t>
+                            </w:r>
+                            <w:proofErr w:type="gramEnd"/>
                             <w:r>
                               <w:rPr>
                                 <w:rFonts w:asciiTheme="majorBidi" w:hAnsiTheme="majorBidi" w:cstheme="majorBidi"/>
@@ -9196,8 +9532,18 @@
                           <w:sz w:val="28"/>
                           <w:szCs w:val="28"/>
                         </w:rPr>
-                        <w:t xml:space="preserve">LB1 (MASTER)   </w:t>
+                        <w:t>LB1 (</w:t>
                       </w:r>
+                      <w:proofErr w:type="gramStart"/>
+                      <w:r>
+                        <w:rPr>
+                          <w:rFonts w:asciiTheme="majorBidi" w:hAnsiTheme="majorBidi" w:cstheme="majorBidi"/>
+                          <w:sz w:val="28"/>
+                          <w:szCs w:val="28"/>
+                        </w:rPr>
+                        <w:t xml:space="preserve">MASTER)   </w:t>
+                      </w:r>
+                      <w:proofErr w:type="gramEnd"/>
                       <w:r>
                         <w:rPr>
                           <w:rFonts w:asciiTheme="majorBidi" w:hAnsiTheme="majorBidi" w:cstheme="majorBidi"/>
@@ -10921,7 +11267,33 @@
           <w:sz w:val="28"/>
           <w:szCs w:val="28"/>
         </w:rPr>
-        <w:t>00:00:5E:00:01:VRID</w:t>
+        <w:t>00:00:5</w:t>
+      </w:r>
+      <w:proofErr w:type="gramStart"/>
+      <w:r>
+        <w:rPr>
+          <w:rFonts w:asciiTheme="majorBidi" w:hAnsiTheme="majorBidi" w:cstheme="majorBidi"/>
+          <w:b/>
+          <w:bCs/>
+          <w:i/>
+          <w:iCs/>
+          <w:sz w:val="28"/>
+          <w:szCs w:val="28"/>
+        </w:rPr>
+        <w:t>E:00:01</w:t>
+      </w:r>
+      <w:proofErr w:type="gramEnd"/>
+      <w:r>
+        <w:rPr>
+          <w:rFonts w:asciiTheme="majorBidi" w:hAnsiTheme="majorBidi" w:cstheme="majorBidi"/>
+          <w:b/>
+          <w:bCs/>
+          <w:i/>
+          <w:iCs/>
+          <w:sz w:val="28"/>
+          <w:szCs w:val="28"/>
+        </w:rPr>
+        <w:t>:VRID</w:t>
       </w:r>
       <w:r>
         <w:rPr>
@@ -11112,13 +11484,23 @@
           <w:szCs w:val="28"/>
         </w:rPr>
       </w:pPr>
-      <w:r>
-        <w:rPr>
-          <w:rFonts w:asciiTheme="majorBidi" w:hAnsiTheme="majorBidi" w:cstheme="majorBidi"/>
-          <w:sz w:val="28"/>
-          <w:szCs w:val="28"/>
-        </w:rPr>
-        <w:t>So the virtual MAC concept completely breaks.</w:t>
+      <w:proofErr w:type="gramStart"/>
+      <w:r>
+        <w:rPr>
+          <w:rFonts w:asciiTheme="majorBidi" w:hAnsiTheme="majorBidi" w:cstheme="majorBidi"/>
+          <w:sz w:val="28"/>
+          <w:szCs w:val="28"/>
+        </w:rPr>
+        <w:t>So</w:t>
+      </w:r>
+      <w:proofErr w:type="gramEnd"/>
+      <w:r>
+        <w:rPr>
+          <w:rFonts w:asciiTheme="majorBidi" w:hAnsiTheme="majorBidi" w:cstheme="majorBidi"/>
+          <w:sz w:val="28"/>
+          <w:szCs w:val="28"/>
+        </w:rPr>
+        <w:t xml:space="preserve"> the virtual MAC concept completely breaks.</w:t>
       </w:r>
     </w:p>
     <w:p>
@@ -12013,13 +12395,23 @@
           <w:szCs w:val="28"/>
         </w:rPr>
       </w:pPr>
-      <w:r>
-        <w:rPr>
-          <w:rFonts w:asciiTheme="majorBidi" w:hAnsiTheme="majorBidi" w:cstheme="majorBidi"/>
-          <w:sz w:val="28"/>
-          <w:szCs w:val="28"/>
-        </w:rPr>
-        <w:t>So the design fundamentally fails.</w:t>
+      <w:proofErr w:type="gramStart"/>
+      <w:r>
+        <w:rPr>
+          <w:rFonts w:asciiTheme="majorBidi" w:hAnsiTheme="majorBidi" w:cstheme="majorBidi"/>
+          <w:sz w:val="28"/>
+          <w:szCs w:val="28"/>
+        </w:rPr>
+        <w:t>So</w:t>
+      </w:r>
+      <w:proofErr w:type="gramEnd"/>
+      <w:r>
+        <w:rPr>
+          <w:rFonts w:asciiTheme="majorBidi" w:hAnsiTheme="majorBidi" w:cstheme="majorBidi"/>
+          <w:sz w:val="28"/>
+          <w:szCs w:val="28"/>
+        </w:rPr>
+        <w:t xml:space="preserve"> the design fundamentally fails.</w:t>
       </w:r>
     </w:p>
     <w:p>
@@ -13914,8 +14306,18 @@
                                 <w:sz w:val="28"/>
                                 <w:szCs w:val="28"/>
                               </w:rPr>
-                              <w:t xml:space="preserve">LB1 (MASTER)   </w:t>
+                              <w:t>LB1 (</w:t>
                             </w:r>
+                            <w:proofErr w:type="gramStart"/>
+                            <w:r>
+                              <w:rPr>
+                                <w:rFonts w:asciiTheme="majorBidi" w:hAnsiTheme="majorBidi" w:cstheme="majorBidi"/>
+                                <w:sz w:val="28"/>
+                                <w:szCs w:val="28"/>
+                              </w:rPr>
+                              <w:t xml:space="preserve">MASTER)   </w:t>
+                            </w:r>
+                            <w:proofErr w:type="gramEnd"/>
                             <w:r>
                               <w:rPr>
                                 <w:rFonts w:asciiTheme="majorBidi" w:hAnsiTheme="majorBidi" w:cstheme="majorBidi"/>
@@ -14251,8 +14653,18 @@
                           <w:sz w:val="28"/>
                           <w:szCs w:val="28"/>
                         </w:rPr>
-                        <w:t xml:space="preserve">LB1 (MASTER)   </w:t>
+                        <w:t>LB1 (</w:t>
                       </w:r>
+                      <w:proofErr w:type="gramStart"/>
+                      <w:r>
+                        <w:rPr>
+                          <w:rFonts w:asciiTheme="majorBidi" w:hAnsiTheme="majorBidi" w:cstheme="majorBidi"/>
+                          <w:sz w:val="28"/>
+                          <w:szCs w:val="28"/>
+                        </w:rPr>
+                        <w:t xml:space="preserve">MASTER)   </w:t>
+                      </w:r>
+                      <w:proofErr w:type="gramEnd"/>
                       <w:r>
                         <w:rPr>
                           <w:rFonts w:asciiTheme="majorBidi" w:hAnsiTheme="majorBidi" w:cstheme="majorBidi"/>
@@ -14562,8 +14974,9 @@
           <w:sz w:val="28"/>
           <w:szCs w:val="28"/>
         </w:rPr>
-        <w:t xml:space="preserve">Mental Model </w:t>
-      </w:r>
+        <w:t xml:space="preserve">Mental </w:t>
+      </w:r>
+      <w:proofErr w:type="gramStart"/>
       <w:r>
         <w:rPr>
           <w:rFonts w:asciiTheme="majorBidi" w:hAnsiTheme="majorBidi" w:cstheme="majorBidi"/>
@@ -14572,8 +14985,19 @@
           <w:sz w:val="28"/>
           <w:szCs w:val="28"/>
         </w:rPr>
+        <w:t xml:space="preserve">Model </w:t>
+      </w:r>
+      <w:r>
+        <w:rPr>
+          <w:rFonts w:asciiTheme="majorBidi" w:hAnsiTheme="majorBidi" w:cstheme="majorBidi"/>
+          <w:b/>
+          <w:bCs/>
+          <w:sz w:val="28"/>
+          <w:szCs w:val="28"/>
+        </w:rPr>
         <w:t>:</w:t>
       </w:r>
+      <w:proofErr w:type="gramEnd"/>
     </w:p>
     <w:p>
       <w:pPr>
@@ -22873,6 +23297,737 @@
     </w:p>
     <w:p>
       <w:pPr>
+        <w:spacing w:after="60"/>
+        <w:jc w:val="both"/>
+        <w:rPr>
+          <w:rFonts w:asciiTheme="majorBidi" w:hAnsiTheme="majorBidi" w:cstheme="majorBidi"/>
+          <w:sz w:val="28"/>
+          <w:szCs w:val="28"/>
+        </w:rPr>
+      </w:pPr>
+      <w:r>
+        <w:rPr>
+          <w:rFonts w:asciiTheme="majorBidi" w:hAnsiTheme="majorBidi" w:cstheme="majorBidi"/>
+          <w:sz w:val="28"/>
+          <w:szCs w:val="28"/>
+        </w:rPr>
+        <w:t xml:space="preserve">this is the most confusing part of </w:t>
+      </w:r>
+      <w:proofErr w:type="spellStart"/>
+      <w:r>
+        <w:rPr>
+          <w:rFonts w:asciiTheme="majorBidi" w:hAnsiTheme="majorBidi" w:cstheme="majorBidi"/>
+          <w:sz w:val="28"/>
+          <w:szCs w:val="28"/>
+        </w:rPr>
+        <w:t>Keepalived</w:t>
+      </w:r>
+      <w:proofErr w:type="spellEnd"/>
+      <w:r>
+        <w:rPr>
+          <w:rFonts w:asciiTheme="majorBidi" w:hAnsiTheme="majorBidi" w:cstheme="majorBidi"/>
+          <w:sz w:val="28"/>
+          <w:szCs w:val="28"/>
+        </w:rPr>
+        <w:t xml:space="preserve"> because it mixes two independent systems:</w:t>
+      </w:r>
+    </w:p>
+    <w:p>
+      <w:pPr>
+        <w:pStyle w:val="ListParagraph"/>
+        <w:numPr>
+          <w:ilvl w:val="0"/>
+          <w:numId w:val="77"/>
+        </w:numPr>
+        <w:ind w:left="360"/>
+        <w:rPr>
+          <w:rFonts w:asciiTheme="majorBidi" w:hAnsiTheme="majorBidi" w:cstheme="majorBidi"/>
+          <w:sz w:val="28"/>
+          <w:szCs w:val="28"/>
+        </w:rPr>
+      </w:pPr>
+      <w:r>
+        <w:rPr>
+          <w:rFonts w:asciiTheme="majorBidi" w:hAnsiTheme="majorBidi" w:cstheme="majorBidi"/>
+          <w:b/>
+          <w:bCs/>
+          <w:i/>
+          <w:iCs/>
+          <w:sz w:val="28"/>
+          <w:szCs w:val="28"/>
+        </w:rPr>
+        <w:t>VRRP</w:t>
+      </w:r>
+      <w:r>
+        <w:rPr>
+          <w:rFonts w:asciiTheme="majorBidi" w:hAnsiTheme="majorBidi" w:cstheme="majorBidi"/>
+          <w:sz w:val="28"/>
+          <w:szCs w:val="28"/>
+        </w:rPr>
+        <w:t xml:space="preserve"> = failover (VIP movement)</w:t>
+      </w:r>
+    </w:p>
+    <w:p>
+      <w:pPr>
+        <w:pStyle w:val="ListParagraph"/>
+        <w:numPr>
+          <w:ilvl w:val="0"/>
+          <w:numId w:val="77"/>
+        </w:numPr>
+        <w:ind w:left="360"/>
+        <w:jc w:val="both"/>
+        <w:rPr>
+          <w:rFonts w:asciiTheme="majorBidi" w:hAnsiTheme="majorBidi" w:cstheme="majorBidi"/>
+          <w:sz w:val="28"/>
+          <w:szCs w:val="28"/>
+        </w:rPr>
+      </w:pPr>
+      <w:r>
+        <w:rPr>
+          <w:rFonts w:asciiTheme="majorBidi" w:hAnsiTheme="majorBidi" w:cstheme="majorBidi"/>
+          <w:b/>
+          <w:bCs/>
+          <w:i/>
+          <w:iCs/>
+          <w:sz w:val="28"/>
+          <w:szCs w:val="28"/>
+        </w:rPr>
+        <w:t>LVS/IPVS</w:t>
+      </w:r>
+      <w:r>
+        <w:rPr>
+          <w:rFonts w:asciiTheme="majorBidi" w:hAnsiTheme="majorBidi" w:cstheme="majorBidi"/>
+          <w:sz w:val="28"/>
+          <w:szCs w:val="28"/>
+        </w:rPr>
+        <w:t xml:space="preserve"> = load balancing (traffic distribution)</w:t>
+      </w:r>
+    </w:p>
+    <w:p>
+      <w:pPr>
+        <w:rPr>
+          <w:rFonts w:asciiTheme="majorBidi" w:hAnsiTheme="majorBidi" w:cstheme="majorBidi"/>
+          <w:b/>
+          <w:bCs/>
+          <w:sz w:val="32"/>
+          <w:szCs w:val="32"/>
+        </w:rPr>
+      </w:pPr>
+      <w:r>
+        <w:rPr>
+          <w:rFonts w:asciiTheme="majorBidi" w:hAnsiTheme="majorBidi" w:cstheme="majorBidi"/>
+          <w:b/>
+          <w:bCs/>
+          <w:sz w:val="32"/>
+          <w:szCs w:val="32"/>
+        </w:rPr>
+        <w:t>The big idea (before details)</w:t>
+      </w:r>
+      <w:r>
+        <w:rPr>
+          <w:rFonts w:asciiTheme="majorBidi" w:hAnsiTheme="majorBidi" w:cstheme="majorBidi"/>
+          <w:b/>
+          <w:bCs/>
+          <w:sz w:val="32"/>
+          <w:szCs w:val="32"/>
+        </w:rPr>
+        <w:t>:</w:t>
+      </w:r>
+    </w:p>
+    <w:p>
+      <w:pPr>
+        <w:rPr>
+          <w:rFonts w:asciiTheme="majorBidi" w:hAnsiTheme="majorBidi" w:cstheme="majorBidi"/>
+          <w:sz w:val="28"/>
+          <w:szCs w:val="28"/>
+        </w:rPr>
+      </w:pPr>
+      <w:r>
+        <w:rPr>
+          <w:rFonts w:asciiTheme="majorBidi" w:hAnsiTheme="majorBidi" w:cstheme="majorBidi"/>
+          <w:noProof/>
+          <w:sz w:val="28"/>
+          <w:szCs w:val="28"/>
+        </w:rPr>
+        <w:lastRenderedPageBreak/>
+        <mc:AlternateContent>
+          <mc:Choice Requires="wps">
+            <w:drawing>
+              <wp:anchor distT="0" distB="0" distL="114300" distR="114300" simplePos="0" relativeHeight="251678720" behindDoc="0" locked="0" layoutInCell="1" allowOverlap="1" wp14:anchorId="07860DE4" wp14:editId="60442DEA">
+                <wp:simplePos x="0" y="0"/>
+                <wp:positionH relativeFrom="column">
+                  <wp:posOffset>-9525</wp:posOffset>
+                </wp:positionH>
+                <wp:positionV relativeFrom="paragraph">
+                  <wp:posOffset>942975</wp:posOffset>
+                </wp:positionV>
+                <wp:extent cx="3095625" cy="1247775"/>
+                <wp:effectExtent l="0" t="0" r="28575" b="28575"/>
+                <wp:wrapNone/>
+                <wp:docPr id="17" name="Rectangle 17"/>
+                <wp:cNvGraphicFramePr/>
+                <a:graphic xmlns:a="http://schemas.openxmlformats.org/drawingml/2006/main">
+                  <a:graphicData uri="http://schemas.microsoft.com/office/word/2010/wordprocessingShape">
+                    <wps:wsp>
+                      <wps:cNvSpPr/>
+                      <wps:spPr>
+                        <a:xfrm>
+                          <a:off x="0" y="0"/>
+                          <a:ext cx="3095625" cy="1247775"/>
+                        </a:xfrm>
+                        <a:prstGeom prst="rect">
+                          <a:avLst/>
+                        </a:prstGeom>
+                      </wps:spPr>
+                      <wps:style>
+                        <a:lnRef idx="2">
+                          <a:schemeClr val="dk1">
+                            <a:shade val="15000"/>
+                          </a:schemeClr>
+                        </a:lnRef>
+                        <a:fillRef idx="1">
+                          <a:schemeClr val="dk1"/>
+                        </a:fillRef>
+                        <a:effectRef idx="0">
+                          <a:schemeClr val="dk1"/>
+                        </a:effectRef>
+                        <a:fontRef idx="minor">
+                          <a:schemeClr val="lt1"/>
+                        </a:fontRef>
+                      </wps:style>
+                      <wps:txbx>
+                        <w:txbxContent>
+                          <w:p>
+                            <w:pPr>
+                              <w:spacing w:after="0"/>
+                              <w:rPr>
+                                <w:rFonts w:asciiTheme="majorBidi" w:hAnsiTheme="majorBidi" w:cstheme="majorBidi"/>
+                                <w:b/>
+                                <w:bCs/>
+                                <w:i/>
+                                <w:iCs/>
+                                <w:sz w:val="28"/>
+                                <w:szCs w:val="28"/>
+                              </w:rPr>
+                            </w:pPr>
+                            <w:r>
+                              <w:rPr>
+                                <w:rFonts w:asciiTheme="majorBidi" w:hAnsiTheme="majorBidi" w:cstheme="majorBidi"/>
+                                <w:b/>
+                                <w:bCs/>
+                                <w:i/>
+                                <w:iCs/>
+                                <w:sz w:val="28"/>
+                                <w:szCs w:val="28"/>
+                              </w:rPr>
+                              <w:t>VIP (virtual server)</w:t>
+                            </w:r>
+                          </w:p>
+                          <w:p>
+                            <w:pPr>
+                              <w:spacing w:after="0"/>
+                              <w:rPr>
+                                <w:rFonts w:asciiTheme="majorBidi" w:hAnsiTheme="majorBidi" w:cstheme="majorBidi"/>
+                                <w:b/>
+                                <w:bCs/>
+                                <w:i/>
+                                <w:iCs/>
+                                <w:sz w:val="28"/>
+                                <w:szCs w:val="28"/>
+                              </w:rPr>
+                            </w:pPr>
+                            <w:r>
+                              <w:rPr>
+                                <w:rFonts w:asciiTheme="majorBidi" w:hAnsiTheme="majorBidi" w:cstheme="majorBidi"/>
+                                <w:b/>
+                                <w:bCs/>
+                                <w:i/>
+                                <w:iCs/>
+                                <w:sz w:val="28"/>
+                                <w:szCs w:val="28"/>
+                              </w:rPr>
+                              <w:t xml:space="preserve">   ↓</w:t>
+                            </w:r>
+                          </w:p>
+                          <w:p>
+                            <w:pPr>
+                              <w:spacing w:after="0"/>
+                              <w:rPr>
+                                <w:rFonts w:asciiTheme="majorBidi" w:hAnsiTheme="majorBidi" w:cstheme="majorBidi"/>
+                                <w:b/>
+                                <w:bCs/>
+                                <w:i/>
+                                <w:iCs/>
+                                <w:sz w:val="28"/>
+                                <w:szCs w:val="28"/>
+                              </w:rPr>
+                            </w:pPr>
+                            <w:r>
+                              <w:rPr>
+                                <w:rFonts w:asciiTheme="majorBidi" w:hAnsiTheme="majorBidi" w:cstheme="majorBidi"/>
+                                <w:b/>
+                                <w:bCs/>
+                                <w:i/>
+                                <w:iCs/>
+                                <w:sz w:val="28"/>
+                                <w:szCs w:val="28"/>
+                              </w:rPr>
+                              <w:t>IPVS (kernel)</w:t>
+                            </w:r>
+                          </w:p>
+                          <w:p>
+                            <w:pPr>
+                              <w:spacing w:after="0"/>
+                              <w:rPr>
+                                <w:rFonts w:asciiTheme="majorBidi" w:hAnsiTheme="majorBidi" w:cstheme="majorBidi"/>
+                                <w:b/>
+                                <w:bCs/>
+                                <w:i/>
+                                <w:iCs/>
+                                <w:sz w:val="28"/>
+                                <w:szCs w:val="28"/>
+                              </w:rPr>
+                            </w:pPr>
+                            <w:r>
+                              <w:rPr>
+                                <w:rFonts w:asciiTheme="majorBidi" w:hAnsiTheme="majorBidi" w:cstheme="majorBidi"/>
+                                <w:b/>
+                                <w:bCs/>
+                                <w:i/>
+                                <w:iCs/>
+                                <w:sz w:val="28"/>
+                                <w:szCs w:val="28"/>
+                              </w:rPr>
+                              <w:t xml:space="preserve">   ↓</w:t>
+                            </w:r>
+                          </w:p>
+                          <w:p>
+                            <w:pPr>
+                              <w:spacing w:after="0"/>
+                              <w:jc w:val="both"/>
+                              <w:rPr>
+                                <w:rFonts w:asciiTheme="majorBidi" w:hAnsiTheme="majorBidi" w:cstheme="majorBidi"/>
+                                <w:b/>
+                                <w:bCs/>
+                                <w:i/>
+                                <w:iCs/>
+                                <w:sz w:val="28"/>
+                                <w:szCs w:val="28"/>
+                              </w:rPr>
+                            </w:pPr>
+                            <w:r>
+                              <w:rPr>
+                                <w:rFonts w:asciiTheme="majorBidi" w:hAnsiTheme="majorBidi" w:cstheme="majorBidi"/>
+                                <w:b/>
+                                <w:bCs/>
+                                <w:i/>
+                                <w:iCs/>
+                                <w:sz w:val="28"/>
+                                <w:szCs w:val="28"/>
+                              </w:rPr>
+                              <w:t>Real servers (your backend app servers)</w:t>
+                            </w:r>
+                          </w:p>
+                          <w:p>
+                            <w:pPr>
+                              <w:jc w:val="center"/>
+                            </w:pPr>
+                          </w:p>
+                        </w:txbxContent>
+                      </wps:txbx>
+                      <wps:bodyPr rot="0" spcFirstLastPara="0" vertOverflow="overflow" horzOverflow="overflow" vert="horz" wrap="square" lIns="91440" tIns="45720" rIns="91440" bIns="45720" numCol="1" spcCol="0" rtlCol="0" fromWordArt="0" anchor="ctr" anchorCtr="0" forceAA="0" compatLnSpc="1">
+                        <a:prstTxWarp prst="textNoShape">
+                          <a:avLst/>
+                        </a:prstTxWarp>
+                        <a:noAutofit/>
+                      </wps:bodyPr>
+                    </wps:wsp>
+                  </a:graphicData>
+                </a:graphic>
+                <wp14:sizeRelH relativeFrom="margin">
+                  <wp14:pctWidth>0</wp14:pctWidth>
+                </wp14:sizeRelH>
+                <wp14:sizeRelV relativeFrom="margin">
+                  <wp14:pctHeight>0</wp14:pctHeight>
+                </wp14:sizeRelV>
+              </wp:anchor>
+            </w:drawing>
+          </mc:Choice>
+          <mc:Fallback>
+            <w:pict>
+              <v:rect w14:anchorId="07860DE4" id="Rectangle 17" o:spid="_x0000_s1045" style="position:absolute;margin-left:-.75pt;margin-top:74.25pt;width:243.75pt;height:98.25pt;z-index:251678720;visibility:visible;mso-wrap-style:square;mso-width-percent:0;mso-height-percent:0;mso-wrap-distance-left:9pt;mso-wrap-distance-top:0;mso-wrap-distance-right:9pt;mso-wrap-distance-bottom:0;mso-position-horizontal:absolute;mso-position-horizontal-relative:text;mso-position-vertical:absolute;mso-position-vertical-relative:text;mso-width-percent:0;mso-height-percent:0;mso-width-relative:margin;mso-height-relative:margin;v-text-anchor:middle" o:gfxdata="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" fillcolor="black [3200]" strokecolor="black [480]" strokeweight="1pt">
+                <v:textbox>
+                  <w:txbxContent>
+                    <w:p>
+                      <w:pPr>
+                        <w:spacing w:after="0"/>
+                        <w:rPr>
+                          <w:rFonts w:asciiTheme="majorBidi" w:hAnsiTheme="majorBidi" w:cstheme="majorBidi"/>
+                          <w:b/>
+                          <w:bCs/>
+                          <w:i/>
+                          <w:iCs/>
+                          <w:sz w:val="28"/>
+                          <w:szCs w:val="28"/>
+                        </w:rPr>
+                      </w:pPr>
+                      <w:r>
+                        <w:rPr>
+                          <w:rFonts w:asciiTheme="majorBidi" w:hAnsiTheme="majorBidi" w:cstheme="majorBidi"/>
+                          <w:b/>
+                          <w:bCs/>
+                          <w:i/>
+                          <w:iCs/>
+                          <w:sz w:val="28"/>
+                          <w:szCs w:val="28"/>
+                        </w:rPr>
+                        <w:t>VIP (virtual server)</w:t>
+                      </w:r>
+                    </w:p>
+                    <w:p>
+                      <w:pPr>
+                        <w:spacing w:after="0"/>
+                        <w:rPr>
+                          <w:rFonts w:asciiTheme="majorBidi" w:hAnsiTheme="majorBidi" w:cstheme="majorBidi"/>
+                          <w:b/>
+                          <w:bCs/>
+                          <w:i/>
+                          <w:iCs/>
+                          <w:sz w:val="28"/>
+                          <w:szCs w:val="28"/>
+                        </w:rPr>
+                      </w:pPr>
+                      <w:r>
+                        <w:rPr>
+                          <w:rFonts w:asciiTheme="majorBidi" w:hAnsiTheme="majorBidi" w:cstheme="majorBidi"/>
+                          <w:b/>
+                          <w:bCs/>
+                          <w:i/>
+                          <w:iCs/>
+                          <w:sz w:val="28"/>
+                          <w:szCs w:val="28"/>
+                        </w:rPr>
+                        <w:t xml:space="preserve">   ↓</w:t>
+                      </w:r>
+                    </w:p>
+                    <w:p>
+                      <w:pPr>
+                        <w:spacing w:after="0"/>
+                        <w:rPr>
+                          <w:rFonts w:asciiTheme="majorBidi" w:hAnsiTheme="majorBidi" w:cstheme="majorBidi"/>
+                          <w:b/>
+                          <w:bCs/>
+                          <w:i/>
+                          <w:iCs/>
+                          <w:sz w:val="28"/>
+                          <w:szCs w:val="28"/>
+                        </w:rPr>
+                      </w:pPr>
+                      <w:r>
+                        <w:rPr>
+                          <w:rFonts w:asciiTheme="majorBidi" w:hAnsiTheme="majorBidi" w:cstheme="majorBidi"/>
+                          <w:b/>
+                          <w:bCs/>
+                          <w:i/>
+                          <w:iCs/>
+                          <w:sz w:val="28"/>
+                          <w:szCs w:val="28"/>
+                        </w:rPr>
+                        <w:t>IPVS (kernel)</w:t>
+                      </w:r>
+                    </w:p>
+                    <w:p>
+                      <w:pPr>
+                        <w:spacing w:after="0"/>
+                        <w:rPr>
+                          <w:rFonts w:asciiTheme="majorBidi" w:hAnsiTheme="majorBidi" w:cstheme="majorBidi"/>
+                          <w:b/>
+                          <w:bCs/>
+                          <w:i/>
+                          <w:iCs/>
+                          <w:sz w:val="28"/>
+                          <w:szCs w:val="28"/>
+                        </w:rPr>
+                      </w:pPr>
+                      <w:r>
+                        <w:rPr>
+                          <w:rFonts w:asciiTheme="majorBidi" w:hAnsiTheme="majorBidi" w:cstheme="majorBidi"/>
+                          <w:b/>
+                          <w:bCs/>
+                          <w:i/>
+                          <w:iCs/>
+                          <w:sz w:val="28"/>
+                          <w:szCs w:val="28"/>
+                        </w:rPr>
+                        <w:t xml:space="preserve">   ↓</w:t>
+                      </w:r>
+                    </w:p>
+                    <w:p>
+                      <w:pPr>
+                        <w:spacing w:after="0"/>
+                        <w:jc w:val="both"/>
+                        <w:rPr>
+                          <w:rFonts w:asciiTheme="majorBidi" w:hAnsiTheme="majorBidi" w:cstheme="majorBidi"/>
+                          <w:b/>
+                          <w:bCs/>
+                          <w:i/>
+                          <w:iCs/>
+                          <w:sz w:val="28"/>
+                          <w:szCs w:val="28"/>
+                        </w:rPr>
+                      </w:pPr>
+                      <w:r>
+                        <w:rPr>
+                          <w:rFonts w:asciiTheme="majorBidi" w:hAnsiTheme="majorBidi" w:cstheme="majorBidi"/>
+                          <w:b/>
+                          <w:bCs/>
+                          <w:i/>
+                          <w:iCs/>
+                          <w:sz w:val="28"/>
+                          <w:szCs w:val="28"/>
+                        </w:rPr>
+                        <w:t>Real servers (your backend app servers)</w:t>
+                      </w:r>
+                    </w:p>
+                    <w:p>
+                      <w:pPr>
+                        <w:jc w:val="center"/>
+                      </w:pPr>
+                    </w:p>
+                  </w:txbxContent>
+                </v:textbox>
+              </v:rect>
+            </w:pict>
+          </mc:Fallback>
+        </mc:AlternateContent>
+      </w:r>
+      <w:r>
+        <w:rPr>
+          <w:rFonts w:asciiTheme="majorBidi" w:hAnsiTheme="majorBidi" w:cstheme="majorBidi"/>
+          <w:sz w:val="28"/>
+          <w:szCs w:val="28"/>
+        </w:rPr>
+        <w:t xml:space="preserve">In this part of </w:t>
+      </w:r>
+      <w:proofErr w:type="spellStart"/>
+      <w:r>
+        <w:rPr>
+          <w:rFonts w:asciiTheme="majorBidi" w:hAnsiTheme="majorBidi" w:cstheme="majorBidi"/>
+          <w:b/>
+          <w:bCs/>
+          <w:i/>
+          <w:iCs/>
+          <w:sz w:val="28"/>
+          <w:szCs w:val="28"/>
+        </w:rPr>
+        <w:t>keepalived.conf</w:t>
+      </w:r>
+      <w:proofErr w:type="spellEnd"/>
+      <w:r>
+        <w:rPr>
+          <w:rFonts w:asciiTheme="majorBidi" w:hAnsiTheme="majorBidi" w:cstheme="majorBidi"/>
+          <w:sz w:val="28"/>
+          <w:szCs w:val="28"/>
+        </w:rPr>
+        <w:t xml:space="preserve">: </w:t>
+      </w:r>
+      <w:proofErr w:type="spellStart"/>
+      <w:r>
+        <w:rPr>
+          <w:rFonts w:asciiTheme="majorBidi" w:hAnsiTheme="majorBidi" w:cstheme="majorBidi"/>
+          <w:b/>
+          <w:bCs/>
+          <w:i/>
+          <w:iCs/>
+          <w:sz w:val="28"/>
+          <w:szCs w:val="28"/>
+        </w:rPr>
+        <w:t>virtual_server</w:t>
+      </w:r>
+      <w:proofErr w:type="spellEnd"/>
+      <w:r>
+        <w:rPr>
+          <w:rFonts w:asciiTheme="majorBidi" w:hAnsiTheme="majorBidi" w:cstheme="majorBidi"/>
+          <w:b/>
+          <w:bCs/>
+          <w:i/>
+          <w:iCs/>
+          <w:sz w:val="28"/>
+          <w:szCs w:val="28"/>
+        </w:rPr>
+        <w:t xml:space="preserve"> VIP port </w:t>
+      </w:r>
+      <w:proofErr w:type="gramStart"/>
+      <w:r>
+        <w:rPr>
+          <w:rFonts w:asciiTheme="majorBidi" w:hAnsiTheme="majorBidi" w:cstheme="majorBidi"/>
+          <w:b/>
+          <w:bCs/>
+          <w:i/>
+          <w:iCs/>
+          <w:sz w:val="28"/>
+          <w:szCs w:val="28"/>
+        </w:rPr>
+        <w:t>{ ...</w:t>
+      </w:r>
+      <w:proofErr w:type="gramEnd"/>
+      <w:r>
+        <w:rPr>
+          <w:rFonts w:asciiTheme="majorBidi" w:hAnsiTheme="majorBidi" w:cstheme="majorBidi"/>
+          <w:b/>
+          <w:bCs/>
+          <w:i/>
+          <w:iCs/>
+          <w:sz w:val="28"/>
+          <w:szCs w:val="28"/>
+        </w:rPr>
+        <w:t xml:space="preserve"> }</w:t>
+      </w:r>
+      <w:r>
+        <w:rPr>
+          <w:rFonts w:asciiTheme="majorBidi" w:hAnsiTheme="majorBidi" w:cstheme="majorBidi"/>
+          <w:sz w:val="28"/>
+          <w:szCs w:val="28"/>
+        </w:rPr>
+        <w:t>,</w:t>
+      </w:r>
+      <w:r>
+        <w:rPr>
+          <w:rFonts w:asciiTheme="majorBidi" w:hAnsiTheme="majorBidi" w:cstheme="majorBidi"/>
+          <w:sz w:val="28"/>
+          <w:szCs w:val="28"/>
+        </w:rPr>
+        <w:t xml:space="preserve"> </w:t>
+      </w:r>
+      <w:r>
+        <w:rPr>
+          <w:rFonts w:asciiTheme="majorBidi" w:hAnsiTheme="majorBidi" w:cstheme="majorBidi"/>
+          <w:sz w:val="28"/>
+          <w:szCs w:val="28"/>
+        </w:rPr>
+        <w:t>you are configuring the Linux kernel load balancer, called IPVS (IP Virtual Server).</w:t>
+      </w:r>
+      <w:r>
+        <w:rPr>
+          <w:rFonts w:asciiTheme="majorBidi" w:hAnsiTheme="majorBidi" w:cstheme="majorBidi"/>
+          <w:sz w:val="28"/>
+          <w:szCs w:val="28"/>
+        </w:rPr>
+        <w:t xml:space="preserve"> </w:t>
+      </w:r>
+      <w:proofErr w:type="spellStart"/>
+      <w:r>
+        <w:rPr>
+          <w:rFonts w:asciiTheme="majorBidi" w:hAnsiTheme="majorBidi" w:cstheme="majorBidi"/>
+          <w:sz w:val="28"/>
+          <w:szCs w:val="28"/>
+        </w:rPr>
+        <w:t>Keepalived</w:t>
+      </w:r>
+      <w:proofErr w:type="spellEnd"/>
+      <w:r>
+        <w:rPr>
+          <w:rFonts w:asciiTheme="majorBidi" w:hAnsiTheme="majorBidi" w:cstheme="majorBidi"/>
+          <w:sz w:val="28"/>
+          <w:szCs w:val="28"/>
+        </w:rPr>
+        <w:t xml:space="preserve"> is not load‑balancing by itself</w:t>
+      </w:r>
+      <w:r>
+        <w:rPr>
+          <w:rFonts w:asciiTheme="majorBidi" w:hAnsiTheme="majorBidi" w:cstheme="majorBidi"/>
+          <w:sz w:val="28"/>
+          <w:szCs w:val="28"/>
+        </w:rPr>
+        <w:t xml:space="preserve">, </w:t>
+      </w:r>
+      <w:proofErr w:type="gramStart"/>
+      <w:r>
+        <w:rPr>
+          <w:rFonts w:asciiTheme="majorBidi" w:hAnsiTheme="majorBidi" w:cstheme="majorBidi"/>
+          <w:sz w:val="28"/>
+          <w:szCs w:val="28"/>
+        </w:rPr>
+        <w:t>It</w:t>
+      </w:r>
+      <w:proofErr w:type="gramEnd"/>
+      <w:r>
+        <w:rPr>
+          <w:rFonts w:asciiTheme="majorBidi" w:hAnsiTheme="majorBidi" w:cstheme="majorBidi"/>
+          <w:sz w:val="28"/>
+          <w:szCs w:val="28"/>
+        </w:rPr>
+        <w:t xml:space="preserve"> only generates the rules and health checks.</w:t>
+      </w:r>
+      <w:r>
+        <w:rPr>
+          <w:rFonts w:asciiTheme="majorBidi" w:hAnsiTheme="majorBidi" w:cstheme="majorBidi"/>
+          <w:sz w:val="28"/>
+          <w:szCs w:val="28"/>
+        </w:rPr>
+        <w:t xml:space="preserve"> </w:t>
+      </w:r>
+      <w:r>
+        <w:rPr>
+          <w:rFonts w:asciiTheme="majorBidi" w:hAnsiTheme="majorBidi" w:cstheme="majorBidi"/>
+          <w:sz w:val="28"/>
+          <w:szCs w:val="28"/>
+        </w:rPr>
+        <w:t>Actual load balancing happens in the Linux kernel.</w:t>
+      </w:r>
+    </w:p>
+    <w:p>
+      <w:pPr>
+        <w:jc w:val="both"/>
+        <w:rPr>
+          <w:rFonts w:asciiTheme="majorBidi" w:hAnsiTheme="majorBidi" w:cstheme="majorBidi"/>
+          <w:sz w:val="28"/>
+          <w:szCs w:val="28"/>
+        </w:rPr>
+      </w:pPr>
+    </w:p>
+    <w:p>
+      <w:pPr>
+        <w:jc w:val="both"/>
+        <w:rPr>
+          <w:rFonts w:asciiTheme="majorBidi" w:hAnsiTheme="majorBidi" w:cstheme="majorBidi"/>
+          <w:sz w:val="28"/>
+          <w:szCs w:val="28"/>
+        </w:rPr>
+      </w:pPr>
+    </w:p>
+    <w:p>
+      <w:pPr>
+        <w:jc w:val="both"/>
+        <w:rPr>
+          <w:rFonts w:asciiTheme="majorBidi" w:hAnsiTheme="majorBidi" w:cstheme="majorBidi"/>
+          <w:sz w:val="28"/>
+          <w:szCs w:val="28"/>
+        </w:rPr>
+      </w:pPr>
+    </w:p>
+    <w:p>
+      <w:pPr>
+        <w:jc w:val="both"/>
+        <w:rPr>
+          <w:rFonts w:asciiTheme="majorBidi" w:hAnsiTheme="majorBidi" w:cstheme="majorBidi"/>
+          <w:sz w:val="28"/>
+          <w:szCs w:val="28"/>
+        </w:rPr>
+      </w:pPr>
+    </w:p>
+    <w:p>
+      <w:pPr>
+        <w:jc w:val="both"/>
+        <w:rPr>
+          <w:rFonts w:asciiTheme="majorBidi" w:hAnsiTheme="majorBidi" w:cstheme="majorBidi"/>
+          <w:sz w:val="28"/>
+          <w:szCs w:val="28"/>
+        </w:rPr>
+      </w:pPr>
+    </w:p>
+    <w:p>
+      <w:pPr>
         <w:jc w:val="both"/>
         <w:rPr>
           <w:rFonts w:asciiTheme="majorBidi" w:hAnsiTheme="majorBidi" w:cstheme="majorBidi"/>
@@ -31516,6 +32671,119 @@
     </w:lvl>
   </w:abstractNum>
   <w:abstractNum w:abstractNumId="72" w15:restartNumberingAfterBreak="0">
+    <w:nsid w:val="79E06BF3"/>
+    <w:multiLevelType w:val="hybridMultilevel"/>
+    <w:tmpl w:val="4B5A526E"/>
+    <w:lvl w:ilvl="0" w:tplc="04090001">
+      <w:start w:val="1"/>
+      <w:numFmt w:val="bullet"/>
+      <w:lvlText w:val=""/>
+      <w:lvlJc w:val="left"/>
+      <w:pPr>
+        <w:ind w:left="720" w:hanging="360"/>
+      </w:pPr>
+      <w:rPr>
+        <w:rFonts w:ascii="Symbol" w:hAnsi="Symbol" w:hint="default"/>
+      </w:rPr>
+    </w:lvl>
+    <w:lvl w:ilvl="1" w:tplc="04090003" w:tentative="1">
+      <w:start w:val="1"/>
+      <w:numFmt w:val="bullet"/>
+      <w:lvlText w:val="o"/>
+      <w:lvlJc w:val="left"/>
+      <w:pPr>
+        <w:ind w:left="1440" w:hanging="360"/>
+      </w:pPr>
+      <w:rPr>
+        <w:rFonts w:ascii="Courier New" w:hAnsi="Courier New" w:cs="Courier New" w:hint="default"/>
+      </w:rPr>
+    </w:lvl>
+    <w:lvl w:ilvl="2" w:tplc="04090005" w:tentative="1">
+      <w:start w:val="1"/>
+      <w:numFmt w:val="bullet"/>
+      <w:lvlText w:val=""/>
+      <w:lvlJc w:val="left"/>
+      <w:pPr>
+        <w:ind w:left="2160" w:hanging="360"/>
+      </w:pPr>
+      <w:rPr>
+        <w:rFonts w:ascii="Wingdings" w:hAnsi="Wingdings" w:hint="default"/>
+      </w:rPr>
+    </w:lvl>
+    <w:lvl w:ilvl="3" w:tplc="04090001" w:tentative="1">
+      <w:start w:val="1"/>
+      <w:numFmt w:val="bullet"/>
+      <w:lvlText w:val=""/>
+      <w:lvlJc w:val="left"/>
+      <w:pPr>
+        <w:ind w:left="2880" w:hanging="360"/>
+      </w:pPr>
+      <w:rPr>
+        <w:rFonts w:ascii="Symbol" w:hAnsi="Symbol" w:hint="default"/>
+      </w:rPr>
+    </w:lvl>
+    <w:lvl w:ilvl="4" w:tplc="04090003" w:tentative="1">
+      <w:start w:val="1"/>
+      <w:numFmt w:val="bullet"/>
+      <w:lvlText w:val="o"/>
+      <w:lvlJc w:val="left"/>
+      <w:pPr>
+        <w:ind w:left="3600" w:hanging="360"/>
+      </w:pPr>
+      <w:rPr>
+        <w:rFonts w:ascii="Courier New" w:hAnsi="Courier New" w:cs="Courier New" w:hint="default"/>
+      </w:rPr>
+    </w:lvl>
+    <w:lvl w:ilvl="5" w:tplc="04090005" w:tentative="1">
+      <w:start w:val="1"/>
+      <w:numFmt w:val="bullet"/>
+      <w:lvlText w:val=""/>
+      <w:lvlJc w:val="left"/>
+      <w:pPr>
+        <w:ind w:left="4320" w:hanging="360"/>
+      </w:pPr>
+      <w:rPr>
+        <w:rFonts w:ascii="Wingdings" w:hAnsi="Wingdings" w:hint="default"/>
+      </w:rPr>
+    </w:lvl>
+    <w:lvl w:ilvl="6" w:tplc="04090001" w:tentative="1">
+      <w:start w:val="1"/>
+      <w:numFmt w:val="bullet"/>
+      <w:lvlText w:val=""/>
+      <w:lvlJc w:val="left"/>
+      <w:pPr>
+        <w:ind w:left="5040" w:hanging="360"/>
+      </w:pPr>
+      <w:rPr>
+        <w:rFonts w:ascii="Symbol" w:hAnsi="Symbol" w:hint="default"/>
+      </w:rPr>
+    </w:lvl>
+    <w:lvl w:ilvl="7" w:tplc="04090003" w:tentative="1">
+      <w:start w:val="1"/>
+      <w:numFmt w:val="bullet"/>
+      <w:lvlText w:val="o"/>
+      <w:lvlJc w:val="left"/>
+      <w:pPr>
+        <w:ind w:left="5760" w:hanging="360"/>
+      </w:pPr>
+      <w:rPr>
+        <w:rFonts w:ascii="Courier New" w:hAnsi="Courier New" w:cs="Courier New" w:hint="default"/>
+      </w:rPr>
+    </w:lvl>
+    <w:lvl w:ilvl="8" w:tplc="04090005" w:tentative="1">
+      <w:start w:val="1"/>
+      <w:numFmt w:val="bullet"/>
+      <w:lvlText w:val=""/>
+      <w:lvlJc w:val="left"/>
+      <w:pPr>
+        <w:ind w:left="6480" w:hanging="360"/>
+      </w:pPr>
+      <w:rPr>
+        <w:rFonts w:ascii="Wingdings" w:hAnsi="Wingdings" w:hint="default"/>
+      </w:rPr>
+    </w:lvl>
+  </w:abstractNum>
+  <w:abstractNum w:abstractNumId="73" w15:restartNumberingAfterBreak="0">
     <w:nsid w:val="7ABB1C2A"/>
     <w:multiLevelType w:val="hybridMultilevel"/>
     <w:tmpl w:val="4A003AFE"/>
@@ -31628,7 +32896,7 @@
       </w:rPr>
     </w:lvl>
   </w:abstractNum>
-  <w:abstractNum w:abstractNumId="73" w15:restartNumberingAfterBreak="0">
+  <w:abstractNum w:abstractNumId="74" w15:restartNumberingAfterBreak="0">
     <w:nsid w:val="7B3F00EB"/>
     <w:multiLevelType w:val="hybridMultilevel"/>
     <w:tmpl w:val="4D60EA64"/>
@@ -31741,7 +33009,7 @@
       </w:rPr>
     </w:lvl>
   </w:abstractNum>
-  <w:abstractNum w:abstractNumId="74" w15:restartNumberingAfterBreak="0">
+  <w:abstractNum w:abstractNumId="75" w15:restartNumberingAfterBreak="0">
     <w:nsid w:val="7BF54A89"/>
     <w:multiLevelType w:val="hybridMultilevel"/>
     <w:tmpl w:val="76F86AC6"/>
@@ -31854,7 +33122,7 @@
       </w:rPr>
     </w:lvl>
   </w:abstractNum>
-  <w:abstractNum w:abstractNumId="75" w15:restartNumberingAfterBreak="0">
+  <w:abstractNum w:abstractNumId="76" w15:restartNumberingAfterBreak="0">
     <w:nsid w:val="7E857F03"/>
     <w:multiLevelType w:val="hybridMultilevel"/>
     <w:tmpl w:val="6510841E"/>
@@ -32019,7 +33287,7 @@
     <w:abstractNumId w:val="25"/>
   </w:num>
   <w:num w:numId="18" w16cid:durableId="1835492344">
-    <w:abstractNumId w:val="75"/>
+    <w:abstractNumId w:val="76"/>
   </w:num>
   <w:num w:numId="19" w16cid:durableId="1099375266">
     <w:abstractNumId w:val="3"/>
@@ -32121,7 +33389,7 @@
     <w:abstractNumId w:val="67"/>
   </w:num>
   <w:num w:numId="52" w16cid:durableId="1938713032">
-    <w:abstractNumId w:val="72"/>
+    <w:abstractNumId w:val="73"/>
   </w:num>
   <w:num w:numId="53" w16cid:durableId="314140079">
     <w:abstractNumId w:val="29"/>
@@ -32148,7 +33416,7 @@
     <w:abstractNumId w:val="64"/>
   </w:num>
   <w:num w:numId="61" w16cid:durableId="1806972494">
-    <w:abstractNumId w:val="74"/>
+    <w:abstractNumId w:val="75"/>
   </w:num>
   <w:num w:numId="62" w16cid:durableId="245916589">
     <w:abstractNumId w:val="58"/>
@@ -32157,7 +33425,7 @@
     <w:abstractNumId w:val="9"/>
   </w:num>
   <w:num w:numId="64" w16cid:durableId="1852259041">
-    <w:abstractNumId w:val="73"/>
+    <w:abstractNumId w:val="74"/>
   </w:num>
   <w:num w:numId="65" w16cid:durableId="1995715557">
     <w:abstractNumId w:val="24"/>
@@ -32194,6 +33462,9 @@
   </w:num>
   <w:num w:numId="76" w16cid:durableId="338041519">
     <w:abstractNumId w:val="52"/>
+  </w:num>
+  <w:num w:numId="77" w16cid:durableId="1668702340">
+    <w:abstractNumId w:val="72"/>
   </w:num>
 </w:numbering>
 </file>
